--- a/rdm6300-picorv32-rom-data/document/Bao_Cao_Do_An_RDM6300_PicoRV32_SoC.docx
+++ b/rdm6300-picorv32-rom-data/document/Bao_Cao_Do_An_RDM6300_PicoRV32_SoC.docx
@@ -4,7 +4,7 @@
   <w:body>
     <w:p>
       <w:pPr>
-        <w:spacing w:before="1000" w:after="90" w:line="276" w:lineRule="auto"/>
+        <w:spacing w:before="900" w:after="90" w:line="276" w:lineRule="auto"/>
         <w:jc w:val="left"/>
       </w:pPr>
     </w:p>
@@ -42,7 +42,7 @@
     </w:p>
     <w:p>
       <w:pPr>
-        <w:spacing w:before="0" w:after="1800" w:line="276" w:lineRule="auto"/>
+        <w:spacing w:before="0" w:after="1600" w:line="276" w:lineRule="auto"/>
         <w:jc w:val="center"/>
       </w:pPr>
       <w:r>
@@ -50,15 +50,15 @@
           <w:rFonts w:ascii="Times New Roman" w:hAnsi="Times New Roman"/>
           <w:b w:val="0"/>
           <w:i/>
-          <w:color w:val="3C3C3C"/>
+          <w:color w:val="464646"/>
           <w:sz w:val="23"/>
         </w:rPr>
-        <w:t>Hiện thực vật lý trên tiến trình ASIC SkyWater Sky130A (OpenLane 2) — Kiểm chứng thực nghiệm trên FPGA Basys 3</w:t>
+        <w:t>Thiết kế vi mạch số ASIC trên tiến trình SkyWater 130nm (OpenLane 2) — Kiểm chứng thực nghiệm phần cứng trên bo mạch Demo FPGA Basys 3</w:t>
       </w:r>
     </w:p>
     <w:p>
       <w:pPr>
-        <w:spacing w:before="0" w:after="2400" w:line="312" w:lineRule="auto"/>
+        <w:spacing w:before="0" w:after="2000" w:line="324" w:lineRule="auto"/>
         <w:jc w:val="center"/>
       </w:pPr>
       <w:r>
@@ -71,9 +71,9 @@
         </w:rPr>
         <w:t>Nhóm thực hiện: [Điền tên nhóm]</w:t>
         <w:br/>
-        <w:t>Thành viên: [Họ tên 1], [Họ tên 2], [Họ tên 3]</w:t>
+        <w:t>Thành viên thực hiện: [Họ và tên sinh viên]</w:t>
         <w:br/>
-        <w:t>Cán bộ hướng dẫn: [Điền tên GVHD]</w:t>
+        <w:t>Giảng viên hướng dẫn: [Điền tên GVHD]</w:t>
       </w:r>
     </w:p>
     <w:p>
@@ -86,10 +86,10 @@
           <w:rFonts w:ascii="Times New Roman" w:hAnsi="Times New Roman"/>
           <w:b w:val="0"/>
           <w:i/>
-          <w:color w:val="3C3C3C"/>
+          <w:color w:val="464646"/>
           <w:sz w:val="19"/>
         </w:rPr>
-        <w:t>Nguồn tài liệu tham chiếu: Repository rdm6300-picorv32-rom-data; cấu hình vật lý config.json; báo cáo ký duyệt Antenna / DRC / LVS / STA (OpenLane 2 - SkyWater Sky130A, run RUN_2026-09-22_21-34-37) và dữ liệu đo đạc thực nghiệm trên FPGA Basys 3 đính kèm</w:t>
+        <w:t>Tài liệu tham chiếu dự án: Repository rdm6300-picorv32-rom-data; cấu hình vật lý config.json; báo cáo ký duyệt Sign-off Antenna / DRC / LVS / STA (OpenLane 2 - SkyWater Sky130A, run RUN_2026-09-27_21-51-11) và kết quả đo đạc thực nghiệm trên nền tảng demo FPGA Basys 3</w:t>
       </w:r>
     </w:p>
     <w:p>
@@ -100,7 +100,7 @@
     <w:p>
       <w:pPr>
         <w:keepNext/>
-        <w:spacing w:before="240" w:after="80"/>
+        <w:spacing w:before="280" w:after="80"/>
       </w:pPr>
       <w:r>
         <w:rPr>
@@ -128,7 +128,7 @@
           <w:color w:val="000000"/>
           <w:sz w:val="21"/>
         </w:rPr>
-        <w:t>1. Giới thiệu</w:t>
+        <w:t>1. Giới thiệu và đặt vấn đề</w:t>
       </w:r>
       <w:r>
         <w:rPr>
@@ -158,7 +158,7 @@
           <w:color w:val="000000"/>
           <w:sz w:val="20"/>
         </w:rPr>
-        <w:t>1.1. Bối cảnh và đặt vấn đề</w:t>
+        <w:t>1.1. Bối cảnh công nghệ và tính cấp thiết</w:t>
       </w:r>
       <w:r>
         <w:rPr>
@@ -188,7 +188,7 @@
           <w:color w:val="000000"/>
           <w:sz w:val="20"/>
         </w:rPr>
-        <w:t>1.2. Định hướng sản phẩm: thiết bị quét thẻ RFID offline không cần internet</w:t>
+        <w:t>1.2. Định hướng sản phẩm: thiết bị kiểm soát ra vào độc lập (offline)</w:t>
       </w:r>
       <w:r>
         <w:rPr>
@@ -218,7 +218,7 @@
           <w:color w:val="000000"/>
           <w:sz w:val="20"/>
         </w:rPr>
-        <w:t>1.3. Lý do lựa chọn bộ nhớ bất biến non-volatile flash</w:t>
+        <w:t>1.3. Lý do lựa chọn bộ nhớ bất biến non-volatile SPI flash</w:t>
       </w:r>
       <w:r>
         <w:rPr>
@@ -248,7 +248,7 @@
           <w:color w:val="000000"/>
           <w:sz w:val="20"/>
         </w:rPr>
-        <w:t>1.4. Mục tiêu nghiên cứu và đóng góp của đề tài</w:t>
+        <w:t>1.4. Mục tiêu nghiên cứu và phương pháp tiếp cận</w:t>
       </w:r>
       <w:r>
         <w:rPr>
@@ -277,36 +277,7 @@
           <w:color w:val="000000"/>
           <w:sz w:val="21"/>
         </w:rPr>
-        <w:t>2. Cơ sở lý thuyết và các công nghệ liên quan</w:t>
-      </w:r>
-      <w:r>
-        <w:rPr>
-          <w:rFonts w:ascii="Times New Roman" w:hAnsi="Times New Roman"/>
-          <w:b/>
-          <w:i w:val="0"/>
-          <w:color w:val="000000"/>
-          <w:sz w:val="21"/>
-        </w:rPr>
-        <w:tab/>
-        <w:t>3</w:t>
-      </w:r>
-    </w:p>
-    <w:p>
-      <w:pPr>
-        <w:tabs>
-          <w:tab w:pos="8928" w:val="right" w:leader="dot"/>
-        </w:tabs>
-        <w:spacing w:before="30" w:after="40" w:line="269" w:lineRule="auto"/>
-      </w:pPr>
-      <w:r>
-        <w:rPr>
-          <w:rFonts w:ascii="Times New Roman" w:hAnsi="Times New Roman"/>
-          <w:b/>
-          <w:i w:val="0"/>
-          <w:color w:val="000000"/>
-          <w:sz w:val="21"/>
-        </w:rPr>
-        <w:t>3. Kiến trúc hệ thống rdm6300-picorv32-rom-data</w:t>
+        <w:t>2. Cơ sở lý thuyết và các công nghệ cốt lõi</w:t>
       </w:r>
       <w:r>
         <w:rPr>
@@ -336,7 +307,7 @@
           <w:color w:val="000000"/>
           <w:sz w:val="20"/>
         </w:rPr>
-        <w:t>3.1. Sơ đồ khối kiến trúc vi hệ thống</w:t>
+        <w:t>2.1. Kiến trúc tập lệnh mở RISC-V RV32I và lõi PicoRV32</w:t>
       </w:r>
       <w:r>
         <w:rPr>
@@ -366,7 +337,7 @@
           <w:color w:val="000000"/>
           <w:sz w:val="20"/>
         </w:rPr>
-        <w:t>3.2. Lõi vi xử lý RISC-V PicoRV32 (RV32I)</w:t>
+        <w:t>2.2. Giao thức thu nhận định danh thẻ RFID 125 kHz và module RDM6300</w:t>
       </w:r>
       <w:r>
         <w:rPr>
@@ -396,7 +367,7 @@
           <w:color w:val="000000"/>
           <w:sz w:val="20"/>
         </w:rPr>
-        <w:t>3.3. Cấu trúc bộ nhớ kép: mask ROM 8KB và data SRAM 2KB</w:t>
+        <w:t>2.3. Chuẩn giao tiếp bộ nhớ SPI Flash và giải pháp nguyên thủy STARTUPE2</w:t>
       </w:r>
       <w:r>
         <w:rPr>
@@ -416,6 +387,35 @@
           <w:tab w:pos="8928" w:val="right" w:leader="dot"/>
         </w:tabs>
         <w:spacing w:before="30" w:after="40" w:line="269" w:lineRule="auto"/>
+      </w:pPr>
+      <w:r>
+        <w:rPr>
+          <w:rFonts w:ascii="Times New Roman" w:hAnsi="Times New Roman"/>
+          <w:b/>
+          <w:i w:val="0"/>
+          <w:color w:val="000000"/>
+          <w:sz w:val="21"/>
+        </w:rPr>
+        <w:t>3. Quy trình thiết kế hệ thống tuần tự từng bước</w:t>
+      </w:r>
+      <w:r>
+        <w:rPr>
+          <w:rFonts w:ascii="Times New Roman" w:hAnsi="Times New Roman"/>
+          <w:b/>
+          <w:i w:val="0"/>
+          <w:color w:val="000000"/>
+          <w:sz w:val="21"/>
+        </w:rPr>
+        <w:tab/>
+        <w:t>5</w:t>
+      </w:r>
+    </w:p>
+    <w:p>
+      <w:pPr>
+        <w:tabs>
+          <w:tab w:pos="8928" w:val="right" w:leader="dot"/>
+        </w:tabs>
+        <w:spacing w:before="30" w:after="40" w:line="269" w:lineRule="auto"/>
         <w:ind w:left="288"/>
       </w:pPr>
       <w:r>
@@ -426,7 +426,7 @@
           <w:color w:val="000000"/>
           <w:sz w:val="20"/>
         </w:rPr>
-        <w:t>3.4. Khối giải mã phần cứng thẻ RFID RDM6300 (125 kHz)</w:t>
+        <w:t>3.1. Bước 1: Lựa chọn tài nguyên phần cứng (RDM6300, Basys 3) và phần mềm</w:t>
       </w:r>
       <w:r>
         <w:rPr>
@@ -456,7 +456,7 @@
           <w:color w:val="000000"/>
           <w:sz w:val="20"/>
         </w:rPr>
-        <w:t>3.5. Khối điều khiển bộ nhớ flash SPI ngoại vi (S25FL032P)</w:t>
+        <w:t>3.2. Bước 2: Thiết kế firmware và định nghĩa giao thức giao tiếp trước</w:t>
       </w:r>
       <w:r>
         <w:rPr>
@@ -486,96 +486,7 @@
           <w:color w:val="000000"/>
           <w:sz w:val="20"/>
         </w:rPr>
-        <w:t>3.6. Khối giao tiếp máy tính (host PC UART) và GPIO</w:t>
-      </w:r>
-      <w:r>
-        <w:rPr>
-          <w:rFonts w:ascii="Times New Roman" w:hAnsi="Times New Roman"/>
-          <w:b w:val="0"/>
-          <w:i w:val="0"/>
-          <w:color w:val="000000"/>
-          <w:sz w:val="20"/>
-        </w:rPr>
-        <w:tab/>
-        <w:t>5</w:t>
-      </w:r>
-    </w:p>
-    <w:p>
-      <w:pPr>
-        <w:tabs>
-          <w:tab w:pos="8928" w:val="right" w:leader="dot"/>
-        </w:tabs>
-        <w:spacing w:before="30" w:after="40" w:line="269" w:lineRule="auto"/>
-        <w:ind w:left="288"/>
-      </w:pPr>
-      <w:r>
-        <w:rPr>
-          <w:rFonts w:ascii="Times New Roman" w:hAnsi="Times New Roman"/>
-          <w:b w:val="0"/>
-          <w:i w:val="0"/>
-          <w:color w:val="000000"/>
-          <w:sz w:val="20"/>
-        </w:rPr>
-        <w:t>3.7. Bản đồ bộ nhớ MMIO (memory map)</w:t>
-      </w:r>
-      <w:r>
-        <w:rPr>
-          <w:rFonts w:ascii="Times New Roman" w:hAnsi="Times New Roman"/>
-          <w:b w:val="0"/>
-          <w:i w:val="0"/>
-          <w:color w:val="000000"/>
-          <w:sz w:val="20"/>
-        </w:rPr>
-        <w:tab/>
-        <w:t>5</w:t>
-      </w:r>
-    </w:p>
-    <w:p>
-      <w:pPr>
-        <w:tabs>
-          <w:tab w:pos="8928" w:val="right" w:leader="dot"/>
-        </w:tabs>
-        <w:spacing w:before="30" w:after="40" w:line="269" w:lineRule="auto"/>
-      </w:pPr>
-      <w:r>
-        <w:rPr>
-          <w:rFonts w:ascii="Times New Roman" w:hAnsi="Times New Roman"/>
-          <w:b/>
-          <w:i w:val="0"/>
-          <w:color w:val="000000"/>
-          <w:sz w:val="21"/>
-        </w:rPr>
-        <w:t>4. Phương pháp thiết kế vật lý trên ASIC OpenLane 2 (SkyWater Sky130A)</w:t>
-      </w:r>
-      <w:r>
-        <w:rPr>
-          <w:rFonts w:ascii="Times New Roman" w:hAnsi="Times New Roman"/>
-          <w:b/>
-          <w:i w:val="0"/>
-          <w:color w:val="000000"/>
-          <w:sz w:val="21"/>
-        </w:rPr>
-        <w:tab/>
-        <w:t>6</w:t>
-      </w:r>
-    </w:p>
-    <w:p>
-      <w:pPr>
-        <w:tabs>
-          <w:tab w:pos="8928" w:val="right" w:leader="dot"/>
-        </w:tabs>
-        <w:spacing w:before="30" w:after="40" w:line="269" w:lineRule="auto"/>
-        <w:ind w:left="288"/>
-      </w:pPr>
-      <w:r>
-        <w:rPr>
-          <w:rFonts w:ascii="Times New Roman" w:hAnsi="Times New Roman"/>
-          <w:b w:val="0"/>
-          <w:i w:val="0"/>
-          <w:color w:val="000000"/>
-          <w:sz w:val="20"/>
-        </w:rPr>
-        <w:t>4.1. Thiết lập công nghệ và cấu hình tham số config.json</w:t>
+        <w:t>3.3. Bước 3: Thiết kế hệ thống xử lý phần cứng: nhân CPU PicoRV32 và 1KB Data SRAM</w:t>
       </w:r>
       <w:r>
         <w:rPr>
@@ -605,7 +516,7 @@
           <w:color w:val="000000"/>
           <w:sz w:val="20"/>
         </w:rPr>
-        <w:t>4.2. Luồng tự động hóa từ RTL đến GDSII</w:t>
+        <w:t>3.4. Bước 4: Thiết kế bộ điều khiển bộ nhớ ngoài SPI Flash Controller</w:t>
       </w:r>
       <w:r>
         <w:rPr>
@@ -625,35 +536,6 @@
           <w:tab w:pos="8928" w:val="right" w:leader="dot"/>
         </w:tabs>
         <w:spacing w:before="30" w:after="40" w:line="269" w:lineRule="auto"/>
-      </w:pPr>
-      <w:r>
-        <w:rPr>
-          <w:rFonts w:ascii="Times New Roman" w:hAnsi="Times New Roman"/>
-          <w:b/>
-          <w:i w:val="0"/>
-          <w:color w:val="000000"/>
-          <w:sz w:val="21"/>
-        </w:rPr>
-        <w:t>5. Demo chức năng và kiểm chứng thực nghiệm trên FPGA Basys 3</w:t>
-      </w:r>
-      <w:r>
-        <w:rPr>
-          <w:rFonts w:ascii="Times New Roman" w:hAnsi="Times New Roman"/>
-          <w:b/>
-          <w:i w:val="0"/>
-          <w:color w:val="000000"/>
-          <w:sz w:val="21"/>
-        </w:rPr>
-        <w:tab/>
-        <w:t>7</w:t>
-      </w:r>
-    </w:p>
-    <w:p>
-      <w:pPr>
-        <w:tabs>
-          <w:tab w:pos="8928" w:val="right" w:leader="dot"/>
-        </w:tabs>
-        <w:spacing w:before="30" w:after="40" w:line="269" w:lineRule="auto"/>
         <w:ind w:left="288"/>
       </w:pPr>
       <w:r>
@@ -664,7 +546,7 @@
           <w:color w:val="000000"/>
           <w:sz w:val="20"/>
         </w:rPr>
-        <w:t>5.1. Thiết lập phần cứng demo trên bo mạch Basys 3</w:t>
+        <w:t>3.5. Bước 5: Thiết kế ngoại vi giải mã phần cứng RDM6300 và UART Host có FIFO</w:t>
       </w:r>
       <w:r>
         <w:rPr>
@@ -694,7 +576,7 @@
           <w:color w:val="000000"/>
           <w:sz w:val="20"/>
         </w:rPr>
-        <w:t>5.2. Hướng dẫn sử dụng phần mềm điều khiển host console từng bước</w:t>
+        <w:t>3.6. Bước 6: Tích hợp hệ thống top-level SoC và giải mã địa chỉ MMIO</w:t>
       </w:r>
       <w:r>
         <w:rPr>
@@ -724,7 +606,7 @@
           <w:color w:val="000000"/>
           <w:sz w:val="20"/>
         </w:rPr>
-        <w:t>5.3. Kịch bản thực nghiệm quẹt thẻ thực tế và kết quả xác thực</w:t>
+        <w:t>3.7. Bước 7: Thiết kế phần mềm host console C trên máy tính</w:t>
       </w:r>
       <w:r>
         <w:rPr>
@@ -753,7 +635,7 @@
           <w:color w:val="000000"/>
           <w:sz w:val="21"/>
         </w:rPr>
-        <w:t>6. Kết quả và thảo luận</w:t>
+        <w:t>4. Demo chức năng và kiểm chứng thực nghiệm trên FPGA Basys 3</w:t>
       </w:r>
       <w:r>
         <w:rPr>
@@ -783,7 +665,7 @@
           <w:color w:val="000000"/>
           <w:sz w:val="20"/>
         </w:rPr>
-        <w:t>6.1. Các quyết định thiết kế tối ưu hóa diện tích và công suất (PPA)</w:t>
+        <w:t>4.1. Vai trò của bo mạch FPGA Basys 3: nền tảng demo và tạo mẫu phần cứng</w:t>
       </w:r>
       <w:r>
         <w:rPr>
@@ -813,7 +695,7 @@
           <w:color w:val="000000"/>
           <w:sz w:val="20"/>
         </w:rPr>
-        <w:t>6.2. Hạn chế của thiết kế hiện tại</w:t>
+        <w:t>4.2. Thiết lập kết nối phần cứng và cấu hình chân I/O</w:t>
       </w:r>
       <w:r>
         <w:rPr>
@@ -833,35 +715,6 @@
           <w:tab w:pos="8928" w:val="right" w:leader="dot"/>
         </w:tabs>
         <w:spacing w:before="30" w:after="40" w:line="269" w:lineRule="auto"/>
-      </w:pPr>
-      <w:r>
-        <w:rPr>
-          <w:rFonts w:ascii="Times New Roman" w:hAnsi="Times New Roman"/>
-          <w:b/>
-          <w:i w:val="0"/>
-          <w:color w:val="000000"/>
-          <w:sz w:val="21"/>
-        </w:rPr>
-        <w:t>7. Kết quả triển khai và ký duyệt ASIC (OpenLane 2 - SkyWater Sky130A)</w:t>
-      </w:r>
-      <w:r>
-        <w:rPr>
-          <w:rFonts w:ascii="Times New Roman" w:hAnsi="Times New Roman"/>
-          <w:b/>
-          <w:i w:val="0"/>
-          <w:color w:val="000000"/>
-          <w:sz w:val="21"/>
-        </w:rPr>
-        <w:tab/>
-        <w:t>10</w:t>
-      </w:r>
-    </w:p>
-    <w:p>
-      <w:pPr>
-        <w:tabs>
-          <w:tab w:pos="8928" w:val="right" w:leader="dot"/>
-        </w:tabs>
-        <w:spacing w:before="30" w:after="40" w:line="269" w:lineRule="auto"/>
         <w:ind w:left="288"/>
       </w:pPr>
       <w:r>
@@ -872,7 +725,7 @@
           <w:color w:val="000000"/>
           <w:sz w:val="20"/>
         </w:rPr>
-        <w:t>7.1. Phân tích cấu hình config.json giúp đạt chuẩn tapeout</w:t>
+        <w:t>4.3. Các kịch bản thực nghiệm quẹt thẻ thực tế và kết quả xác thực</w:t>
       </w:r>
       <w:r>
         <w:rPr>
@@ -892,6 +745,35 @@
           <w:tab w:pos="8928" w:val="right" w:leader="dot"/>
         </w:tabs>
         <w:spacing w:before="30" w:after="40" w:line="269" w:lineRule="auto"/>
+      </w:pPr>
+      <w:r>
+        <w:rPr>
+          <w:rFonts w:ascii="Times New Roman" w:hAnsi="Times New Roman"/>
+          <w:b/>
+          <w:i w:val="0"/>
+          <w:color w:val="000000"/>
+          <w:sz w:val="21"/>
+        </w:rPr>
+        <w:t>5. Thiết kế vật lý và kết quả ký duyệt ASIC (OpenLane 2 - SkyWater Sky130A)</w:t>
+      </w:r>
+      <w:r>
+        <w:rPr>
+          <w:rFonts w:ascii="Times New Roman" w:hAnsi="Times New Roman"/>
+          <w:b/>
+          <w:i w:val="0"/>
+          <w:color w:val="000000"/>
+          <w:sz w:val="21"/>
+        </w:rPr>
+        <w:tab/>
+        <w:t>11</w:t>
+      </w:r>
+    </w:p>
+    <w:p>
+      <w:pPr>
+        <w:tabs>
+          <w:tab w:pos="8928" w:val="right" w:leader="dot"/>
+        </w:tabs>
+        <w:spacing w:before="30" w:after="40" w:line="269" w:lineRule="auto"/>
         <w:ind w:left="288"/>
       </w:pPr>
       <w:r>
@@ -902,67 +784,7 @@
           <w:color w:val="000000"/>
           <w:sz w:val="20"/>
         </w:rPr>
-        <w:t>7.2. Bố trí layout vật lý và trực quan hóa trên OpenROAD</w:t>
-      </w:r>
-      <w:r>
-        <w:rPr>
-          <w:rFonts w:ascii="Times New Roman" w:hAnsi="Times New Roman"/>
-          <w:b w:val="0"/>
-          <w:i w:val="0"/>
-          <w:color w:val="000000"/>
-          <w:sz w:val="20"/>
-        </w:rPr>
-        <w:tab/>
-        <w:t>10</w:t>
-      </w:r>
-    </w:p>
-    <w:p>
-      <w:pPr>
-        <w:tabs>
-          <w:tab w:pos="8928" w:val="right" w:leader="dot"/>
-        </w:tabs>
-        <w:spacing w:before="30" w:after="40" w:line="269" w:lineRule="auto"/>
-        <w:ind w:left="288"/>
-      </w:pPr>
-      <w:r>
-        <w:rPr>
-          <w:rFonts w:ascii="Times New Roman" w:hAnsi="Times New Roman"/>
-          <w:b w:val="0"/>
-          <w:i w:val="0"/>
-          <w:color w:val="000000"/>
-          <w:sz w:val="20"/>
-        </w:rPr>
-        <w:t>7.3. Kết quả sign-off toàn diện của run thành công (DRC, LVS, antenna clean)</w:t>
-      </w:r>
-      <w:r>
-        <w:rPr>
-          <w:rFonts w:ascii="Times New Roman" w:hAnsi="Times New Roman"/>
-          <w:b w:val="0"/>
-          <w:i w:val="0"/>
-          <w:color w:val="000000"/>
-          <w:sz w:val="20"/>
-        </w:rPr>
-        <w:tab/>
-        <w:t>10</w:t>
-      </w:r>
-    </w:p>
-    <w:p>
-      <w:pPr>
-        <w:tabs>
-          <w:tab w:pos="8928" w:val="right" w:leader="dot"/>
-        </w:tabs>
-        <w:spacing w:before="30" w:after="40" w:line="269" w:lineRule="auto"/>
-        <w:ind w:left="288"/>
-      </w:pPr>
-      <w:r>
-        <w:rPr>
-          <w:rFonts w:ascii="Times New Roman" w:hAnsi="Times New Roman"/>
-          <w:b w:val="0"/>
-          <w:i w:val="0"/>
-          <w:color w:val="000000"/>
-          <w:sz w:val="20"/>
-        </w:rPr>
-        <w:t>7.4. Phân tích định thời tĩnh STA đa góc đo (9 corners) và công suất tiêu thụ</w:t>
+        <w:t>5.1. Phân tích thiết lập cấu hình vật lý trong config.json</w:t>
       </w:r>
       <w:r>
         <w:rPr>
@@ -992,7 +814,7 @@
           <w:color w:val="000000"/>
           <w:sz w:val="20"/>
         </w:rPr>
-        <w:t>7.5. Các định hướng phát triển tiếp theo</w:t>
+        <w:t>5.2. Trực quan hóa layout vật lý trên công cụ OpenROAD (Openroad_1.png)</w:t>
       </w:r>
       <w:r>
         <w:rPr>
@@ -1012,6 +834,96 @@
           <w:tab w:pos="8928" w:val="right" w:leader="dot"/>
         </w:tabs>
         <w:spacing w:before="30" w:after="40" w:line="269" w:lineRule="auto"/>
+        <w:ind w:left="288"/>
+      </w:pPr>
+      <w:r>
+        <w:rPr>
+          <w:rFonts w:ascii="Times New Roman" w:hAnsi="Times New Roman"/>
+          <w:b w:val="0"/>
+          <w:i w:val="0"/>
+          <w:color w:val="000000"/>
+          <w:sz w:val="20"/>
+        </w:rPr>
+        <w:t>5.3. Báo cáo ký duyệt chế tạo sign-off toàn diện (AntennaLvsDrc.png)</w:t>
+      </w:r>
+      <w:r>
+        <w:rPr>
+          <w:rFonts w:ascii="Times New Roman" w:hAnsi="Times New Roman"/>
+          <w:b w:val="0"/>
+          <w:i w:val="0"/>
+          <w:color w:val="000000"/>
+          <w:sz w:val="20"/>
+        </w:rPr>
+        <w:tab/>
+        <w:t>12</w:t>
+      </w:r>
+    </w:p>
+    <w:p>
+      <w:pPr>
+        <w:tabs>
+          <w:tab w:pos="8928" w:val="right" w:leader="dot"/>
+        </w:tabs>
+        <w:spacing w:before="30" w:after="40" w:line="269" w:lineRule="auto"/>
+        <w:ind w:left="288"/>
+      </w:pPr>
+      <w:r>
+        <w:rPr>
+          <w:rFonts w:ascii="Times New Roman" w:hAnsi="Times New Roman"/>
+          <w:b w:val="0"/>
+          <w:i w:val="0"/>
+          <w:color w:val="000000"/>
+          <w:sz w:val="20"/>
+        </w:rPr>
+        <w:t>5.4. Đánh giá phân tích định thời tĩnh STA đa góc đo (9 corners) và MET TIMING</w:t>
+      </w:r>
+      <w:r>
+        <w:rPr>
+          <w:rFonts w:ascii="Times New Roman" w:hAnsi="Times New Roman"/>
+          <w:b w:val="0"/>
+          <w:i w:val="0"/>
+          <w:color w:val="000000"/>
+          <w:sz w:val="20"/>
+        </w:rPr>
+        <w:tab/>
+        <w:t>13</w:t>
+      </w:r>
+    </w:p>
+    <w:p>
+      <w:pPr>
+        <w:tabs>
+          <w:tab w:pos="8928" w:val="right" w:leader="dot"/>
+        </w:tabs>
+        <w:spacing w:before="30" w:after="40" w:line="269" w:lineRule="auto"/>
+        <w:ind w:left="288"/>
+      </w:pPr>
+      <w:r>
+        <w:rPr>
+          <w:rFonts w:ascii="Times New Roman" w:hAnsi="Times New Roman"/>
+          <w:b w:val="0"/>
+          <w:i w:val="0"/>
+          <w:color w:val="000000"/>
+          <w:sz w:val="20"/>
+        </w:rPr>
+        <w:t>5.5. Phân tích lưới nguồn PDN và kiểm tra sụt áp (IR drop analysis)</w:t>
+      </w:r>
+      <w:r>
+        <w:rPr>
+          <w:rFonts w:ascii="Times New Roman" w:hAnsi="Times New Roman"/>
+          <w:b w:val="0"/>
+          <w:i w:val="0"/>
+          <w:color w:val="000000"/>
+          <w:sz w:val="20"/>
+        </w:rPr>
+        <w:tab/>
+        <w:t>13</w:t>
+      </w:r>
+    </w:p>
+    <w:p>
+      <w:pPr>
+        <w:tabs>
+          <w:tab w:pos="8928" w:val="right" w:leader="dot"/>
+        </w:tabs>
+        <w:spacing w:before="30" w:after="40" w:line="269" w:lineRule="auto"/>
       </w:pPr>
       <w:r>
         <w:rPr>
@@ -1021,7 +933,7 @@
           <w:color w:val="000000"/>
           <w:sz w:val="21"/>
         </w:rPr>
-        <w:t>8. Kết luận</w:t>
+        <w:t>6. Thảo luận và đánh giá tối ưu hóa PPA</w:t>
       </w:r>
       <w:r>
         <w:rPr>
@@ -1032,7 +944,96 @@
           <w:sz w:val="21"/>
         </w:rPr>
         <w:tab/>
-        <w:t>12</w:t>
+        <w:t>14</w:t>
+      </w:r>
+    </w:p>
+    <w:p>
+      <w:pPr>
+        <w:tabs>
+          <w:tab w:pos="8928" w:val="right" w:leader="dot"/>
+        </w:tabs>
+        <w:spacing w:before="30" w:after="40" w:line="269" w:lineRule="auto"/>
+        <w:ind w:left="288"/>
+      </w:pPr>
+      <w:r>
+        <w:rPr>
+          <w:rFonts w:ascii="Times New Roman" w:hAnsi="Times New Roman"/>
+          <w:b w:val="0"/>
+          <w:i w:val="0"/>
+          <w:color w:val="000000"/>
+          <w:sz w:val="20"/>
+        </w:rPr>
+        <w:t>6.1. Hiệu quả tối ưu hóa diện tích, công suất và hiệu năng</w:t>
+      </w:r>
+      <w:r>
+        <w:rPr>
+          <w:rFonts w:ascii="Times New Roman" w:hAnsi="Times New Roman"/>
+          <w:b w:val="0"/>
+          <w:i w:val="0"/>
+          <w:color w:val="000000"/>
+          <w:sz w:val="20"/>
+        </w:rPr>
+        <w:tab/>
+        <w:t>14</w:t>
+      </w:r>
+    </w:p>
+    <w:p>
+      <w:pPr>
+        <w:tabs>
+          <w:tab w:pos="8928" w:val="right" w:leader="dot"/>
+        </w:tabs>
+        <w:spacing w:before="30" w:after="40" w:line="269" w:lineRule="auto"/>
+        <w:ind w:left="288"/>
+      </w:pPr>
+      <w:r>
+        <w:rPr>
+          <w:rFonts w:ascii="Times New Roman" w:hAnsi="Times New Roman"/>
+          <w:b w:val="0"/>
+          <w:i w:val="0"/>
+          <w:color w:val="000000"/>
+          <w:sz w:val="20"/>
+        </w:rPr>
+        <w:t>6.2. Hạn chế và các định hướng phát triển tiếp theo</w:t>
+      </w:r>
+      <w:r>
+        <w:rPr>
+          <w:rFonts w:ascii="Times New Roman" w:hAnsi="Times New Roman"/>
+          <w:b w:val="0"/>
+          <w:i w:val="0"/>
+          <w:color w:val="000000"/>
+          <w:sz w:val="20"/>
+        </w:rPr>
+        <w:tab/>
+        <w:t>14</w:t>
+      </w:r>
+    </w:p>
+    <w:p>
+      <w:pPr>
+        <w:tabs>
+          <w:tab w:pos="8928" w:val="right" w:leader="dot"/>
+        </w:tabs>
+        <w:spacing w:before="30" w:after="40" w:line="269" w:lineRule="auto"/>
+      </w:pPr>
+      <w:r>
+        <w:rPr>
+          <w:rFonts w:ascii="Times New Roman" w:hAnsi="Times New Roman"/>
+          <w:b/>
+          <w:i w:val="0"/>
+          <w:color w:val="000000"/>
+          <w:sz w:val="21"/>
+        </w:rPr>
+        <w:t>7. Kết luận</w:t>
+      </w:r>
+      <w:r>
+        <w:rPr>
+          <w:rFonts w:ascii="Times New Roman" w:hAnsi="Times New Roman"/>
+          <w:b/>
+          <w:i w:val="0"/>
+          <w:color w:val="000000"/>
+          <w:sz w:val="21"/>
+        </w:rPr>
+        <w:tab/>
+        <w:t>15</w:t>
       </w:r>
     </w:p>
     <w:p>
@@ -1043,7 +1044,7 @@
     <w:p>
       <w:pPr>
         <w:keepNext/>
-        <w:spacing w:before="240" w:after="80"/>
+        <w:spacing w:before="280" w:after="80"/>
       </w:pPr>
       <w:r>
         <w:rPr>
@@ -1053,13 +1054,13 @@
           <w:color w:val="000000"/>
           <w:sz w:val="27"/>
         </w:rPr>
-        <w:t>1. Giới thiệu</w:t>
+        <w:t>1. Giới thiệu và đặt vấn đề</w:t>
       </w:r>
     </w:p>
     <w:p>
       <w:pPr>
         <w:keepNext/>
-        <w:spacing w:before="160" w:after="60"/>
+        <w:spacing w:before="180" w:after="60"/>
       </w:pPr>
       <w:r>
         <w:rPr>
@@ -1069,7 +1070,7 @@
           <w:color w:val="000000"/>
           <w:sz w:val="24"/>
         </w:rPr>
-        <w:t>1.1. Bối cảnh và đặt vấn đề</w:t>
+        <w:t>1.1. Bối cảnh công nghệ và tính cấp thiết</w:t>
       </w:r>
     </w:p>
     <w:p>
@@ -1085,13 +1086,29 @@
           <w:color w:val="000000"/>
           <w:sz w:val="22"/>
         </w:rPr>
-        <w:t>Hệ thống nhận dạng qua tần số vô tuyến (Radio-Frequency Identification – RFID) dải tần số thấp 125 kHz (chuẩn EM4100) là giải pháp kinh điển và bền bỉ trong các hệ thống an ninh kiểm soát ra vào (Access Control), thẻ chấm công và theo dõi định danh nhân sự. Module đầu đọc RFID RDM6300 là thiết bị phần cứng phổ biến, giải điều chế sóng mang từ ăng-ten cảm ứng và truyền chuỗi dữ liệu 14 byte định dạng ASCII qua giao tiếp nối tiếp UART.</w:t>
+        <w:t>Hệ thống nhận dạng qua tần số vô tuyến (Radio-Frequency Identification – RFID) băng tần thấp 125 kHz (chuẩn EM4100 / TK4100) là giải pháp kinh điển, bền bỉ và có độ tin cậy cực cao trong các hệ thống an ninh kiểm soát vào ra (Access Control), thẻ chấm công và định danh nhân viên. Module đầu đọc RFID RDM6300 là một thiết bị phần cứng thông dụng, thực hiện giải điều chế sóng mang từ ăng-ten cảm ứng và truyền chuỗi dữ liệu 14 byte định dạng ASCII qua giao tiếp nối tiếp UART ở tốc độ 9600 bps.</w:t>
       </w:r>
     </w:p>
     <w:p>
       <w:pPr>
+        <w:spacing w:before="0" w:after="90" w:line="276" w:lineRule="auto"/>
+        <w:jc w:val="left"/>
+      </w:pPr>
+      <w:r>
+        <w:rPr>
+          <w:rFonts w:ascii="Times New Roman" w:hAnsi="Times New Roman"/>
+          <w:b w:val="0"/>
+          <w:i w:val="0"/>
+          <w:color w:val="000000"/>
+          <w:sz w:val="22"/>
+        </w:rPr>
+        <w:t>Trong bối cảnh chuyển dịch số và nhu cầu an toàn thông tin ngày càng cao, việc tự chủ thiết kế các dòng vi mạch tích hợp chuyên dụng (ASIC / SoC) phục vụ xử lý và bảo mật dữ liệu định danh thẻ thông minh tại Việt Nam đang trở thành một nhiệm vụ công nghệ cấp bách, loại bỏ nguy cơ từ các cửa hậu (backdoor) phần cứng không rõ nguồn gốc.</w:t>
+      </w:r>
+    </w:p>
+    <w:p>
+      <w:pPr>
         <w:keepNext/>
-        <w:spacing w:before="160" w:after="60"/>
+        <w:spacing w:before="180" w:after="60"/>
       </w:pPr>
       <w:r>
         <w:rPr>
@@ -1101,7 +1118,7 @@
           <w:color w:val="000000"/>
           <w:sz w:val="24"/>
         </w:rPr>
-        <w:t>1.2. Định hướng sản phẩm: thiết bị quét thẻ RFID offline không cần internet</w:t>
+        <w:t>1.2. Định hướng sản phẩm: thiết bị kiểm soát ra vào độc lập (offline)</w:t>
       </w:r>
     </w:p>
     <w:p>
@@ -1117,61 +1134,13 @@
           <w:color w:val="000000"/>
           <w:sz w:val="22"/>
         </w:rPr>
-        <w:t>Trong xu hướng IoT hiện nay, nhiều giải pháp kiểm soát ra vào phụ thuộc nặng nề vào kết nối mạng Internet hoặc hạ tầng máy chủ đám mây (Cloud-based Access Control). Tuy nhiên, kiến trúc phụ thuộc Internet bộc lộ nhiều điểm yếu nghiêm trọng: (1) hệ thống sẽ bị tê liệt hoàn toàn khi mất kết nối mạng hoặc đứt đường truyền cáp quang; (2) độ trễ xác thực lớn do phải truyền nhận gói tin qua mạng công cộng; (3) nguy cơ rò rỉ dữ liệu định danh nhân sự và tiềm ẩn hiểm họa bị tấn công an ninh mạng từ xa (Cybersecurity threats); (4) hoàn toàn không thể triển khai tại các địa bàn xa xôi, trạm gác biên giới, kho quân sự, hầm mỏ, công trường xây dựng hoặc các phân xưởng biệt lập.</w:t>
+        <w:t>Trong xu hướng kết nối vạn vật (IoT), nhiều giải pháp kiểm soát ra vào phụ thuộc nặng nề vào hạ tầng mạng Internet và máy chủ đám mây (Cloud-based Access Control). Tuy nhiên, kiến trúc phụ thuộc Internet bộc lộ nhiều điểm nghẽn nghiêm trọng:</w:t>
       </w:r>
     </w:p>
     <w:p>
       <w:pPr>
-        <w:spacing w:before="0" w:after="90" w:line="276" w:lineRule="auto"/>
-        <w:jc w:val="left"/>
-      </w:pPr>
-      <w:r>
-        <w:rPr>
-          <w:rFonts w:ascii="Times New Roman" w:hAnsi="Times New Roman"/>
-          <w:b w:val="0"/>
-          <w:i w:val="0"/>
-          <w:color w:val="000000"/>
-          <w:sz w:val="22"/>
-        </w:rPr>
-        <w:t>Sản phẩm của đồ án này được định hướng phát triển là một thiết bị quẹt thẻ RFID vận hành hoàn toàn độc lập (Standalone / Offline Access Controller), không cần kết nối Internet. Thiết bị tự thu nhận tín hiệu từ thẻ RFID 125 kHz, tự giải mã và tự đối chiếu danh sách cấp phép ngay tại chỗ trong thời gian thực với độ trễ chỉ tính bằng microsecond.</w:t>
-      </w:r>
-    </w:p>
-    <w:p>
-      <w:pPr>
-        <w:keepNext/>
-        <w:spacing w:before="160" w:after="60"/>
-      </w:pPr>
-      <w:r>
-        <w:rPr>
-          <w:rFonts w:ascii="Times New Roman" w:hAnsi="Times New Roman"/>
-          <w:b/>
-          <w:i w:val="0"/>
-          <w:color w:val="000000"/>
-          <w:sz w:val="24"/>
-        </w:rPr>
-        <w:t>1.3. Lý do lựa chọn bộ nhớ bất biến non-volatile flash</w:t>
-      </w:r>
-    </w:p>
-    <w:p>
-      <w:pPr>
-        <w:spacing w:before="0" w:after="90" w:line="276" w:lineRule="auto"/>
-        <w:jc w:val="left"/>
-      </w:pPr>
-      <w:r>
-        <w:rPr>
-          <w:rFonts w:ascii="Times New Roman" w:hAnsi="Times New Roman"/>
-          <w:b w:val="0"/>
-          <w:i w:val="0"/>
-          <w:color w:val="000000"/>
-          <w:sz w:val="22"/>
-        </w:rPr>
-        <w:t>Do hệ thống hoạt động độc lập không có mạng Internet để gửi dữ liệu về máy chủ đám mây, bài toán then chốt đặt ra là: Làm thế nào để lưu trữ danh sách thẻ người dùng (Whitelist) và nhật ký các lần quẹt thẻ (Access Logs) an toàn, bền vững mà không bị mất khi mất điện hoặc tắt nguồn thiết bị? Bộ nhớ bất biến (Non-Volatile Memory – NVM), cụ thể là bộ nhớ SPI NOR Flash (Spansion S25FL032P / Winbond W25Qxx), được lựa chọn vì các ưu điểm vượt trội:</w:t>
-      </w:r>
-    </w:p>
-    <w:p>
-      <w:pPr>
         <w:pStyle w:val="ListBullet"/>
-        <w:spacing w:before="20" w:after="40" w:line="276" w:lineRule="auto"/>
+        <w:spacing w:before="30" w:after="50" w:line="276" w:lineRule="auto"/>
       </w:pPr>
       <w:r>
         <w:rPr>
@@ -1181,7 +1150,7 @@
           <w:color w:val="000000"/>
           <w:sz w:val="22"/>
         </w:rPr>
-        <w:t xml:space="preserve">1. Bảo toàn dữ liệu tuyệt đối khi mất nguồn: </w:t>
+        <w:t xml:space="preserve">Tính sẵn sàng bị đe dọa: </w:t>
       </w:r>
       <w:r>
         <w:rPr>
@@ -1191,13 +1160,13 @@
           <w:color w:val="000000"/>
           <w:sz w:val="22"/>
         </w:rPr>
-        <w:t>Khác với RAM (mất sạch dữ liệu khi ngắt điện), bộ nhớ Flash lưu trữ thông tin bằng các cổng nổi (floating-gate), bảo toàn danh sách thẻ và lịch sử quẹt thẻ trong hơn 20 năm mà không cần pin dự phòng.</w:t>
+        <w:t>Hệ thống sẽ bị ngưng trệ hoàn toàn khi đứt cáp quang, mất tín hiệu mạng viễn thông hoặc sự cố máy chủ dịch vụ.</w:t>
       </w:r>
     </w:p>
     <w:p>
       <w:pPr>
         <w:pStyle w:val="ListBullet"/>
-        <w:spacing w:before="20" w:after="40" w:line="276" w:lineRule="auto"/>
+        <w:spacing w:before="30" w:after="50" w:line="276" w:lineRule="auto"/>
       </w:pPr>
       <w:r>
         <w:rPr>
@@ -1207,7 +1176,7 @@
           <w:color w:val="000000"/>
           <w:sz w:val="22"/>
         </w:rPr>
-        <w:t xml:space="preserve">2. Dung lượng lớn và chi phí thấp: </w:t>
+        <w:t xml:space="preserve">Độ trễ truyền thông: </w:t>
       </w:r>
       <w:r>
         <w:rPr>
@@ -1217,13 +1186,165 @@
           <w:color w:val="000000"/>
           <w:sz w:val="22"/>
         </w:rPr>
-        <w:t>Với chip Flash dung lượng 32 Mbit (4 MBytes), hệ thống có khả năng lưu trữ tới hàng chục nghìn mã thẻ người dùng và hàng triệu bản ghi nhật ký quẹt thẻ với chi phí phần cứng cực kỳ thấp.</w:t>
+        <w:t>Việc đẩy từng gói tin quẹt thẻ lên Cloud rồi chờ máy chủ phản hồi tạo ra độ trễ từ vài trăm mili-giây đến vài giây, gây ùn tắc tại các cửa kiểm soát đông người.</w:t>
       </w:r>
     </w:p>
     <w:p>
       <w:pPr>
         <w:pStyle w:val="ListBullet"/>
-        <w:spacing w:before="20" w:after="40" w:line="276" w:lineRule="auto"/>
+        <w:spacing w:before="30" w:after="50" w:line="276" w:lineRule="auto"/>
+      </w:pPr>
+      <w:r>
+        <w:rPr>
+          <w:rFonts w:ascii="Times New Roman" w:hAnsi="Times New Roman"/>
+          <w:b/>
+          <w:i w:val="0"/>
+          <w:color w:val="000000"/>
+          <w:sz w:val="22"/>
+        </w:rPr>
+        <w:t xml:space="preserve">Nguy cơ bảo mật và lộ lọt dữ liệu: </w:t>
+      </w:r>
+      <w:r>
+        <w:rPr>
+          <w:rFonts w:ascii="Times New Roman" w:hAnsi="Times New Roman"/>
+          <w:b w:val="0"/>
+          <w:i w:val="0"/>
+          <w:color w:val="000000"/>
+          <w:sz w:val="22"/>
+        </w:rPr>
+        <w:t>Dữ liệu định danh nhân sự truyền qua môi trường Internet công cộng tiềm ẩn nguy cơ bị nghe lén (sniffing), tấn công từ chối dịch vụ (DDoS) hoặc xâm nhập dữ liệu trái phép.</w:t>
+      </w:r>
+    </w:p>
+    <w:p>
+      <w:pPr>
+        <w:pStyle w:val="ListBullet"/>
+        <w:spacing w:before="30" w:after="50" w:line="276" w:lineRule="auto"/>
+      </w:pPr>
+      <w:r>
+        <w:rPr>
+          <w:rFonts w:ascii="Times New Roman" w:hAnsi="Times New Roman"/>
+          <w:b/>
+          <w:i w:val="0"/>
+          <w:color w:val="000000"/>
+          <w:sz w:val="22"/>
+        </w:rPr>
+        <w:t xml:space="preserve">Khó khăn khi triển khai biệt lập: </w:t>
+      </w:r>
+      <w:r>
+        <w:rPr>
+          <w:rFonts w:ascii="Times New Roman" w:hAnsi="Times New Roman"/>
+          <w:b w:val="0"/>
+          <w:i w:val="0"/>
+          <w:color w:val="000000"/>
+          <w:sz w:val="22"/>
+        </w:rPr>
+        <w:t>Hoàn toàn không thể vận hành tại các địa bàn xa xôi, trạm gác biên cương, kho quân sự, hải đảo, hầm mỏ, công trường xây dựng hoặc các phòng lab nghiên cứu cô lập bảo mật cao.</w:t>
+      </w:r>
+    </w:p>
+    <w:p>
+      <w:pPr>
+        <w:spacing w:before="0" w:after="90" w:line="276" w:lineRule="auto"/>
+        <w:jc w:val="left"/>
+      </w:pPr>
+      <w:r>
+        <w:rPr>
+          <w:rFonts w:ascii="Times New Roman" w:hAnsi="Times New Roman"/>
+          <w:b w:val="0"/>
+          <w:i w:val="0"/>
+          <w:color w:val="000000"/>
+          <w:sz w:val="22"/>
+        </w:rPr>
+        <w:t>Do đó, sản phẩm trọng tâm của đồ án được định hướng là một **Hệ thống Vi mạch SoC Xử lý Thẻ RFID Vận hành Độc lập (Standalone / Offline Access Controller)**. Hệ thống tự giải điều chế tín hiệu thẻ, tự đối chiếu danh mục cấp phép tại chỗ trong thời gian thực với độ trễ siêu nhỏ (&lt; 10 µs), không phụ thuộc vào bất kỳ kết nối mạng ngoài nào.</w:t>
+      </w:r>
+    </w:p>
+    <w:p>
+      <w:pPr>
+        <w:keepNext/>
+        <w:spacing w:before="180" w:after="60"/>
+      </w:pPr>
+      <w:r>
+        <w:rPr>
+          <w:rFonts w:ascii="Times New Roman" w:hAnsi="Times New Roman"/>
+          <w:b/>
+          <w:i w:val="0"/>
+          <w:color w:val="000000"/>
+          <w:sz w:val="24"/>
+        </w:rPr>
+        <w:t>1.3. Lý do lựa chọn bộ nhớ bất biến non-volatile SPI flash</w:t>
+      </w:r>
+    </w:p>
+    <w:p>
+      <w:pPr>
+        <w:spacing w:before="0" w:after="90" w:line="276" w:lineRule="auto"/>
+        <w:jc w:val="left"/>
+      </w:pPr>
+      <w:r>
+        <w:rPr>
+          <w:rFonts w:ascii="Times New Roman" w:hAnsi="Times New Roman"/>
+          <w:b w:val="0"/>
+          <w:i w:val="0"/>
+          <w:color w:val="000000"/>
+          <w:sz w:val="22"/>
+        </w:rPr>
+        <w:t>Khi vận hành độc lập không có kết nối Internet để lưu trữ dữ liệu trên máy chủ từ xa, bài toán cốt tử đặt ra là: Lưu trữ cơ sở dữ liệu danh mục thẻ người dùng (Whitelist) và nhật ký các lần quẹt thẻ (Access Logs) ở đâu để đảm bảo an toàn, không bị biến mất khi mất điện hoặc tắt máy? Bộ nhớ bất biến (Non-Volatile Memory – NVM), cụ thể là chip SPI NOR Flash (Spansion S25FL032P / Winbond W25Qxx), được lựa chọn vì các ưu điểm vượt trội:</w:t>
+      </w:r>
+    </w:p>
+    <w:p>
+      <w:pPr>
+        <w:pStyle w:val="ListBullet"/>
+        <w:spacing w:before="30" w:after="50" w:line="276" w:lineRule="auto"/>
+      </w:pPr>
+      <w:r>
+        <w:rPr>
+          <w:rFonts w:ascii="Times New Roman" w:hAnsi="Times New Roman"/>
+          <w:b/>
+          <w:i w:val="0"/>
+          <w:color w:val="000000"/>
+          <w:sz w:val="22"/>
+        </w:rPr>
+        <w:t xml:space="preserve">1. Bảo toàn dữ liệu vĩnh viễn không cần pin nuôi: </w:t>
+      </w:r>
+      <w:r>
+        <w:rPr>
+          <w:rFonts w:ascii="Times New Roman" w:hAnsi="Times New Roman"/>
+          <w:b w:val="0"/>
+          <w:i w:val="0"/>
+          <w:color w:val="000000"/>
+          <w:sz w:val="22"/>
+        </w:rPr>
+        <w:t>Khác với RAM (mất sạch dữ liệu khi ngắt nguồn), bộ nhớ Flash lưu trữ thông tin bằng các cổng nổi (floating-gate), lưu giữ danh sách thẻ và lịch sử truy cập an toàn trên 20 năm.</w:t>
+      </w:r>
+    </w:p>
+    <w:p>
+      <w:pPr>
+        <w:pStyle w:val="ListBullet"/>
+        <w:spacing w:before="30" w:after="50" w:line="276" w:lineRule="auto"/>
+      </w:pPr>
+      <w:r>
+        <w:rPr>
+          <w:rFonts w:ascii="Times New Roman" w:hAnsi="Times New Roman"/>
+          <w:b/>
+          <w:i w:val="0"/>
+          <w:color w:val="000000"/>
+          <w:sz w:val="22"/>
+        </w:rPr>
+        <w:t xml:space="preserve">2. Dung lượng lớn với chi phí thấp: </w:t>
+      </w:r>
+      <w:r>
+        <w:rPr>
+          <w:rFonts w:ascii="Times New Roman" w:hAnsi="Times New Roman"/>
+          <w:b w:val="0"/>
+          <w:i w:val="0"/>
+          <w:color w:val="000000"/>
+          <w:sz w:val="22"/>
+        </w:rPr>
+        <w:t>Dung lượng 32 Mbit (4 MBytes) cho phép lưu trữ tới hàng chục nghìn mã thẻ người dùng và hàng trăm nghìn bản ghi nhật ký truy cập với chi phí linh kiện cực rẻ.</w:t>
+      </w:r>
+    </w:p>
+    <w:p>
+      <w:pPr>
+        <w:pStyle w:val="ListBullet"/>
+        <w:spacing w:before="30" w:after="50" w:line="276" w:lineRule="auto"/>
       </w:pPr>
       <w:r>
         <w:rPr>
@@ -1243,13 +1364,13 @@
           <w:color w:val="000000"/>
           <w:sz w:val="22"/>
         </w:rPr>
-        <w:t>Giao tiếp chuẩn SPI chỉ sử dụng 4 đường tín hiệu (CS_N, SCK, MOSI, MISO), tiết kiệm tối đa số chân I/O quý giá của chip vi mạch ASIC (chỉ có 31 chân).</w:t>
+        <w:t>Giao thức chuẩn SPI chỉ cần 4 đường tín hiệu (CS_N, SCK, MOSI, MISO), giúp tiết kiệm tối đa số chân I/O quý giá của chip vi mạch ASIC (chỉ tốn 31 chân kết nối ngoại vi).</w:t>
       </w:r>
     </w:p>
     <w:p>
       <w:pPr>
         <w:pStyle w:val="ListBullet"/>
-        <w:spacing w:before="20" w:after="40" w:line="276" w:lineRule="auto"/>
+        <w:spacing w:before="30" w:after="50" w:line="276" w:lineRule="auto"/>
       </w:pPr>
       <w:r>
         <w:rPr>
@@ -1259,7 +1380,7 @@
           <w:color w:val="000000"/>
           <w:sz w:val="22"/>
         </w:rPr>
-        <w:t xml:space="preserve">4. Độ bền bỉ công nghiệp: </w:t>
+        <w:t xml:space="preserve">4. Độ bền công nghiệp: </w:t>
       </w:r>
       <w:r>
         <w:rPr>
@@ -1269,13 +1390,13 @@
           <w:color w:val="000000"/>
           <w:sz w:val="22"/>
         </w:rPr>
-        <w:t>Hỗ trợ hơn 100,000 chu kỳ ghi/xóa (P/E cycles), đáp ứng hoàn hảo tiêu chuẩn vận hành liên tục 24/7.</w:t>
+        <w:t>Chịu đựng hơn 100,000 chu kỳ ghi/xóa (P/E cycles), đáp ứng trọn vẹn tiêu chuẩn hoạt động 24/7 trong nhiều năm.</w:t>
       </w:r>
     </w:p>
     <w:p>
       <w:pPr>
         <w:pStyle w:val="ListBullet"/>
-        <w:spacing w:before="20" w:after="40" w:line="276" w:lineRule="auto"/>
+        <w:spacing w:before="30" w:after="50" w:line="276" w:lineRule="auto"/>
       </w:pPr>
       <w:r>
         <w:rPr>
@@ -1285,7 +1406,7 @@
           <w:color w:val="000000"/>
           <w:sz w:val="22"/>
         </w:rPr>
-        <w:t xml:space="preserve">5. Bảo trì cục bộ tiện lợi: </w:t>
+        <w:t xml:space="preserve">5. Bảo trì và trích xuất dữ liệu tiện lợi: </w:t>
       </w:r>
       <w:r>
         <w:rPr>
@@ -1295,13 +1416,13 @@
           <w:color w:val="000000"/>
           <w:sz w:val="22"/>
         </w:rPr>
-        <w:t>Khi cần trích xuất dữ liệu, người quản trị chỉ cần cắm máy tính bảo trì qua cổng USB-UART cục bộ để xuất file CSV nhật ký hoặc nạp thêm thẻ mới.</w:t>
+        <w:t>Khi cần bảo trì, người quản trị chỉ cần cắm máy tính xách tay qua cổng UART cục bộ để nạp thêm thẻ mới hoặc sao lưu toàn bộ nhật ký ra file CSV.</w:t>
       </w:r>
     </w:p>
     <w:p>
       <w:pPr>
         <w:keepNext/>
-        <w:spacing w:before="160" w:after="60"/>
+        <w:spacing w:before="180" w:after="60"/>
       </w:pPr>
       <w:r>
         <w:rPr>
@@ -1311,13 +1432,13 @@
           <w:color w:val="000000"/>
           <w:sz w:val="24"/>
         </w:rPr>
-        <w:t>1.4. Mục tiêu nghiên cứu và đóng góp của đề tài</w:t>
+        <w:t>1.4. Mục tiêu nghiên cứu và phương pháp tiếp cận</w:t>
       </w:r>
     </w:p>
     <w:p>
       <w:pPr>
         <w:pStyle w:val="ListBullet"/>
-        <w:spacing w:before="20" w:after="40" w:line="276" w:lineRule="auto"/>
+        <w:spacing w:before="30" w:after="50" w:line="276" w:lineRule="auto"/>
       </w:pPr>
       <w:r>
         <w:rPr>
@@ -1327,7 +1448,7 @@
           <w:color w:val="000000"/>
           <w:sz w:val="22"/>
         </w:rPr>
-        <w:t xml:space="preserve">Thiết kế vi kiến trúc SoC tối ưu PPA: </w:t>
+        <w:t xml:space="preserve">Mục tiêu cốt lõi: </w:t>
       </w:r>
       <w:r>
         <w:rPr>
@@ -1337,13 +1458,13 @@
           <w:color w:val="000000"/>
           <w:sz w:val="22"/>
         </w:rPr>
-        <w:t>Tích hợp lõi PicoRV32 với bộ giải mã phần cứng RDM6300 tự trị, bộ điều khiển SPI Flash ngoại vi và Host PC UART.</w:t>
+        <w:t>Thiết kế hoàn chỉnh một Hệ thống trên Vi mạch (SoC) xử lý dữ liệu thẻ RFID RDM6300 tích hợp CPU RISC-V PicoRV32 và bộ điều khiển SPI Flash, hướng tới hiện thực hóa vi mạch bán dẫn ASIC trên công nghệ SkyWater 130nm.</w:t>
       </w:r>
     </w:p>
     <w:p>
       <w:pPr>
         <w:pStyle w:val="ListBullet"/>
-        <w:spacing w:before="20" w:after="40" w:line="276" w:lineRule="auto"/>
+        <w:spacing w:before="30" w:after="50" w:line="276" w:lineRule="auto"/>
       </w:pPr>
       <w:r>
         <w:rPr>
@@ -1353,7 +1474,7 @@
           <w:color w:val="000000"/>
           <w:sz w:val="22"/>
         </w:rPr>
-        <w:t xml:space="preserve">Phần cứng hóa giải mã RFID: </w:t>
+        <w:t xml:space="preserve">Vai trò của Bo mạch FPGA Basys 3: </w:t>
       </w:r>
       <w:r>
         <w:rPr>
@@ -1363,13 +1484,13 @@
           <w:color w:val="000000"/>
           <w:sz w:val="22"/>
         </w:rPr>
-        <w:t>Xây dựng máy trạng thái FSM 5 trạng thái chuyên trách, giải mã khung 14 byte và tính toán đối chiếu XOR Checksum song song trong phần cứng, giải phóng 100% thời gian xử lý cho CPU.</w:t>
+        <w:t>Basys 3 đóng vai trò là nền tảng tạo mẫu và demo phần cứng (FPGA Prototyping Platform) để kiểm chứng thực nghiệm tính đúng đắn thời gian thực của thiết kế với thẻ RFID thật, module RDM6300 thật, chip Flash thật và giao tiếp UART máy tính.</w:t>
       </w:r>
     </w:p>
     <w:p>
       <w:pPr>
         <w:pStyle w:val="ListBullet"/>
-        <w:spacing w:before="20" w:after="40" w:line="276" w:lineRule="auto"/>
+        <w:spacing w:before="30" w:after="50" w:line="276" w:lineRule="auto"/>
       </w:pPr>
       <w:r>
         <w:rPr>
@@ -1379,7 +1500,7 @@
           <w:color w:val="000000"/>
           <w:sz w:val="22"/>
         </w:rPr>
-        <w:t xml:space="preserve">Hiện thực kiến trúc bộ nhớ đột phá: </w:t>
+        <w:t xml:space="preserve">Mục tiêu ASIC Sign-off: </w:t>
       </w:r>
       <w:r>
         <w:rPr>
@@ -1389,13 +1510,114 @@
           <w:color w:val="000000"/>
           <w:sz w:val="22"/>
         </w:rPr>
-        <w:t>Phân tầng thành Mask ROM 8KB tổ hợp (0 DFFs) chứa firmware nhúng và Data SRAM 2KB ghi đơn chu kỳ, giảm hơn 85% Flip-Flops so với thiết kế RAM thông thường.</w:t>
+        <w:t>Thực thi toàn bộ quy trình thiết kế vật lý tự động hóa bằng OpenLane 2, đạt chuẩn xuất bản vẽ sản xuất (Tape-out Ready): 0 lỗi DRC, 0 lỗi LVS, 0 vi phạm Antenna và MET TIMING ở tần số 50 MHz trên cả 9 góc đo công nghệ.</w:t>
       </w:r>
     </w:p>
     <w:p>
+      <w:r>
+        <w:br w:type="page"/>
+      </w:r>
+    </w:p>
+    <w:p>
+      <w:pPr>
+        <w:keepNext/>
+        <w:spacing w:before="280" w:after="80"/>
+      </w:pPr>
+      <w:r>
+        <w:rPr>
+          <w:rFonts w:ascii="Times New Roman" w:hAnsi="Times New Roman"/>
+          <w:b/>
+          <w:i w:val="0"/>
+          <w:color w:val="000000"/>
+          <w:sz w:val="27"/>
+        </w:rPr>
+        <w:t>2. Cơ sở lý thuyết và các công nghệ cốt lõi</w:t>
+      </w:r>
+    </w:p>
+    <w:p>
+      <w:pPr>
+        <w:keepNext/>
+        <w:spacing w:before="180" w:after="60"/>
+      </w:pPr>
+      <w:r>
+        <w:rPr>
+          <w:rFonts w:ascii="Times New Roman" w:hAnsi="Times New Roman"/>
+          <w:b/>
+          <w:i w:val="0"/>
+          <w:color w:val="000000"/>
+          <w:sz w:val="24"/>
+        </w:rPr>
+        <w:t>2.1. Kiến trúc tập lệnh mở RISC-V RV32I và lõi PicoRV32</w:t>
+      </w:r>
+    </w:p>
+    <w:p>
+      <w:pPr>
+        <w:spacing w:before="0" w:after="90" w:line="276" w:lineRule="auto"/>
+        <w:jc w:val="left"/>
+      </w:pPr>
+      <w:r>
+        <w:rPr>
+          <w:rFonts w:ascii="Times New Roman" w:hAnsi="Times New Roman"/>
+          <w:b w:val="0"/>
+          <w:i w:val="0"/>
+          <w:color w:val="000000"/>
+          <w:sz w:val="22"/>
+        </w:rPr>
+        <w:t>RISC-V là kiến trúc tập lệnh tiêu chuẩn mở (Open ISA) được phát triển tại Đại học California, Berkeley. Khác với các kiến trúc thương mại đóng (như ARM hay x86) đòi hỏi chi phí bản quyền khổng lồ, RISC-V hoàn toàn miễn phí và tự do tùy biến. Tập lệnh cơ sở RV32I định nghĩa 32 thanh ghi đa dụng 32-bit (x0-x31) với 47 lệnh số nguyên cơ bản, cung cấp nền tảng tính toán mạnh mẽ và linh hoạt.</w:t>
+      </w:r>
+    </w:p>
+    <w:p>
+      <w:pPr>
+        <w:spacing w:before="0" w:after="90" w:line="276" w:lineRule="auto"/>
+        <w:jc w:val="left"/>
+      </w:pPr>
+      <w:r>
+        <w:rPr>
+          <w:rFonts w:ascii="Times New Roman" w:hAnsi="Times New Roman"/>
+          <w:b w:val="0"/>
+          <w:i w:val="0"/>
+          <w:color w:val="000000"/>
+          <w:sz w:val="22"/>
+        </w:rPr>
+        <w:t>Lõi PicoRV32 (tác giả Claire Wolf) là một bộ vi xử lý RISC-V 32-bit mã nguồn mở được thiết kế theo triết lý tối ưu hóa diện tích silicon (Area-optimized). PicoRV32 không sử dụng đường ống lệnh dài (pipelining) phức tạp hay bộ đoán nhánh cồng kềnh, mà thực thi lệnh theo cơ chế vi mã (microcode state machine) với giao diện bộ nhớ bắt tay đơn giản (mem_valid / mem_ready). Nhờ đó, lõi chiếm diện tích cổng logic cực nhỏ, rất lý tưởng cho các vi mạch điều khiển nhúng chuyên dụng.</w:t>
+      </w:r>
+    </w:p>
+    <w:p>
+      <w:pPr>
+        <w:keepNext/>
+        <w:spacing w:before="180" w:after="60"/>
+      </w:pPr>
+      <w:r>
+        <w:rPr>
+          <w:rFonts w:ascii="Times New Roman" w:hAnsi="Times New Roman"/>
+          <w:b/>
+          <w:i w:val="0"/>
+          <w:color w:val="000000"/>
+          <w:sz w:val="24"/>
+        </w:rPr>
+        <w:t>2.2. Giao thức thu nhận định danh thẻ RFID 125 kHz và module RDM6300</w:t>
+      </w:r>
+    </w:p>
+    <w:p>
+      <w:pPr>
+        <w:spacing w:before="0" w:after="90" w:line="276" w:lineRule="auto"/>
+        <w:jc w:val="left"/>
+      </w:pPr>
+      <w:r>
+        <w:rPr>
+          <w:rFonts w:ascii="Times New Roman" w:hAnsi="Times New Roman"/>
+          <w:b w:val="0"/>
+          <w:i w:val="0"/>
+          <w:color w:val="000000"/>
+          <w:sz w:val="22"/>
+        </w:rPr>
+        <w:t>Module RDM6300 nhận diện thẻ RFID 125 kHz thụ động (Passive Transponder). Khi thẻ đi vào từ trường của ăng-ten, cuộn cảm trong thẻ tự tạo ra năng lượng nuôi chip định danh và điều chế tín hiệu tải bằng mã Manchester. RDM6300 giải điều chế tín hiệu này và đóng gói thành một khung truyền UART chuẩn 14 byte:</w:t>
+      </w:r>
+    </w:p>
+    <w:p>
       <w:pPr>
         <w:pStyle w:val="ListBullet"/>
-        <w:spacing w:before="20" w:after="40" w:line="276" w:lineRule="auto"/>
+        <w:spacing w:before="30" w:after="50" w:line="276" w:lineRule="auto"/>
       </w:pPr>
       <w:r>
         <w:rPr>
@@ -1405,7 +1627,7 @@
           <w:color w:val="000000"/>
           <w:sz w:val="22"/>
         </w:rPr>
-        <w:t xml:space="preserve">Triển khai ASIC SkyWater Sky130A trên OpenLane 2: </w:t>
+        <w:t xml:space="preserve">Byte 0: </w:t>
       </w:r>
       <w:r>
         <w:rPr>
@@ -1415,13 +1637,13 @@
           <w:color w:val="000000"/>
           <w:sz w:val="22"/>
         </w:rPr>
-        <w:t>Thực thi toàn bộ quy trình thiết kế vật lý từ RTL đến bản vẽ layout GDSII hoàn chỉnh, đạt chuẩn Ký duyệt (Sign-off Clean): 0 Antenna Violations, 0 DRC, 0 LVS và thỏa mãn định thời trên cả 9 góc đo (corners).</w:t>
+        <w:t>Ký tự mở đầu khung STX (Start of Text, mã ASCII 0x02).</w:t>
       </w:r>
     </w:p>
     <w:p>
       <w:pPr>
         <w:pStyle w:val="ListBullet"/>
-        <w:spacing w:before="20" w:after="40" w:line="276" w:lineRule="auto"/>
+        <w:spacing w:before="30" w:after="50" w:line="276" w:lineRule="auto"/>
       </w:pPr>
       <w:r>
         <w:rPr>
@@ -1431,7 +1653,7 @@
           <w:color w:val="000000"/>
           <w:sz w:val="22"/>
         </w:rPr>
-        <w:t xml:space="preserve">Kiểm chứng chức năng trên FPGA Basys 3: </w:t>
+        <w:t xml:space="preserve">Byte 1 đến Byte 10: </w:t>
       </w:r>
       <w:r>
         <w:rPr>
@@ -1441,13 +1663,134 @@
           <w:color w:val="000000"/>
           <w:sz w:val="22"/>
         </w:rPr>
-        <w:t>Sử dụng bo mạch FPGA Digilent Basys 3 (Artix-7 XC7A35T) như một nền tảng demo thực nghiệm thời gian thực (Hardware In-The-Loop).</w:t>
+        <w:t>10 ký tự ASCII thể hiện 5 byte dữ liệu nhị phân (1 byte Version và 4 byte Số sê-ri thẻ).</w:t>
       </w:r>
     </w:p>
     <w:p>
       <w:pPr>
+        <w:pStyle w:val="ListBullet"/>
+        <w:spacing w:before="30" w:after="50" w:line="276" w:lineRule="auto"/>
+      </w:pPr>
+      <w:r>
+        <w:rPr>
+          <w:rFonts w:ascii="Times New Roman" w:hAnsi="Times New Roman"/>
+          <w:b/>
+          <w:i w:val="0"/>
+          <w:color w:val="000000"/>
+          <w:sz w:val="22"/>
+        </w:rPr>
+        <w:t xml:space="preserve">Byte 11 đến Byte 12: </w:t>
+      </w:r>
+      <w:r>
+        <w:rPr>
+          <w:rFonts w:ascii="Times New Roman" w:hAnsi="Times New Roman"/>
+          <w:b w:val="0"/>
+          <w:i w:val="0"/>
+          <w:color w:val="000000"/>
+          <w:sz w:val="22"/>
+        </w:rPr>
+        <w:t>2 ký tự ASCII thể hiện byte Checksum kiểm tra toàn vẹn.</w:t>
+      </w:r>
+    </w:p>
+    <w:p>
+      <w:pPr>
+        <w:pStyle w:val="ListBullet"/>
+        <w:spacing w:before="30" w:after="50" w:line="276" w:lineRule="auto"/>
+      </w:pPr>
+      <w:r>
+        <w:rPr>
+          <w:rFonts w:ascii="Times New Roman" w:hAnsi="Times New Roman"/>
+          <w:b/>
+          <w:i w:val="0"/>
+          <w:color w:val="000000"/>
+          <w:sz w:val="22"/>
+        </w:rPr>
+        <w:t xml:space="preserve">Byte 13: </w:t>
+      </w:r>
+      <w:r>
+        <w:rPr>
+          <w:rFonts w:ascii="Times New Roman" w:hAnsi="Times New Roman"/>
+          <w:b w:val="0"/>
+          <w:i w:val="0"/>
+          <w:color w:val="000000"/>
+          <w:sz w:val="22"/>
+        </w:rPr>
+        <w:t>Ký tự kết thúc khung ETX (End of Text, mã ASCII 0x03).</w:t>
+      </w:r>
+    </w:p>
+    <w:p>
+      <w:pPr>
+        <w:spacing w:before="0" w:after="90" w:line="276" w:lineRule="auto"/>
+        <w:jc w:val="left"/>
+      </w:pPr>
+      <w:r>
+        <w:rPr>
+          <w:rFonts w:ascii="Times New Roman" w:hAnsi="Times New Roman"/>
+          <w:b w:val="0"/>
+          <w:i w:val="0"/>
+          <w:color w:val="000000"/>
+          <w:sz w:val="22"/>
+        </w:rPr>
+        <w:t>Thuật toán kiểm tra toàn vẹn yêu cầu thực hiện phép toán XOR từng byte giữa 5 byte dữ liệu và so khớp với byte Checksum nhận được: Checksum == Data[0] ^ Data[1] ^ Data[2] ^ Data[3] ^ Data[4]. Nếu trùng khớp, khung dữ liệu được xác nhận hợp lệ.</w:t>
+      </w:r>
+    </w:p>
+    <w:p>
+      <w:pPr>
         <w:keepNext/>
-        <w:spacing w:before="240" w:after="80"/>
+        <w:spacing w:before="180" w:after="60"/>
+      </w:pPr>
+      <w:r>
+        <w:rPr>
+          <w:rFonts w:ascii="Times New Roman" w:hAnsi="Times New Roman"/>
+          <w:b/>
+          <w:i w:val="0"/>
+          <w:color w:val="000000"/>
+          <w:sz w:val="24"/>
+        </w:rPr>
+        <w:t>2.3. Chuẩn giao tiếp bộ nhớ SPI Flash và giải pháp nguyên thủy STARTUPE2</w:t>
+      </w:r>
+    </w:p>
+    <w:p>
+      <w:pPr>
+        <w:spacing w:before="0" w:after="90" w:line="276" w:lineRule="auto"/>
+        <w:jc w:val="left"/>
+      </w:pPr>
+      <w:r>
+        <w:rPr>
+          <w:rFonts w:ascii="Times New Roman" w:hAnsi="Times New Roman"/>
+          <w:b w:val="0"/>
+          <w:i w:val="0"/>
+          <w:color w:val="000000"/>
+          <w:sz w:val="22"/>
+        </w:rPr>
+        <w:t>Bộ nhớ SPI NOR Flash (như Spansion S25FL032P) sử dụng chuẩn giao tiếp nối tiếp 4 đường dây: CS_N (chọn chip), SCK (xung nhịp), MOSI (dữ liệu vào), MISO (dữ liệu ra). Flash được tổ chức thành các Sector 64KB và Page 256 bytes. Để ghi dữ liệu, hệ thống phải thực hiện chu trình: Gửi lệnh cho phép ghi WREN (0x06) -&gt; Gửi lệnh Page Program (0x02) kèm địa chỉ 24-bit -&gt; Truyền chuỗi byte dữ liệu -&gt; Polling đọc thanh ghi trạng thái (0x05) kiểm tra bit WIP (Write-In-Progress) cho tới khi hoàn tất.</w:t>
+      </w:r>
+    </w:p>
+    <w:p>
+      <w:pPr>
+        <w:spacing w:before="0" w:after="90" w:line="276" w:lineRule="auto"/>
+        <w:jc w:val="left"/>
+      </w:pPr>
+      <w:r>
+        <w:rPr>
+          <w:rFonts w:ascii="Times New Roman" w:hAnsi="Times New Roman"/>
+          <w:b w:val="0"/>
+          <w:i w:val="0"/>
+          <w:color w:val="000000"/>
+          <w:sz w:val="22"/>
+        </w:rPr>
+        <w:t>Một thách thức vật lý đặc thù trên FPGA Xilinx 7-Series (Artix-7 trên Basys 3) là chân xung nhịp CCLK nối tới chip Flash được chia sẻ với bộ điều khiển nạp bitstream cấu hình. Để mạch RTL có thể tự do phát xung nhịp SCK giao tiếp Flash sau khi chip đã khởi động xong, thiết kế phải sử dụng nguyên thủy phần cứng chuyên dụng `STARTUPE2` của Xilinx và đưa xung nhịp vào cổng `USRCCLKO`.</w:t>
+      </w:r>
+    </w:p>
+    <w:p>
+      <w:r>
+        <w:br w:type="page"/>
+      </w:r>
+    </w:p>
+    <w:p>
+      <w:pPr>
+        <w:keepNext/>
+        <w:spacing w:before="280" w:after="80"/>
       </w:pPr>
       <w:r>
         <w:rPr>
@@ -1457,7 +1800,7 @@
           <w:color w:val="000000"/>
           <w:sz w:val="27"/>
         </w:rPr>
-        <w:t>2. Cơ sở lý thuyết và các công nghệ liên quan</w:t>
+        <w:t>3. Quy trình thiết kế hệ thống tuần tự từng bước</w:t>
       </w:r>
     </w:p>
     <w:p>
@@ -1473,7 +1816,23 @@
           <w:color w:val="000000"/>
           <w:sz w:val="22"/>
         </w:rPr>
-        <w:t>Kiến trúc tập lệnh RISC-V RV32I và PicoRV32: RISC-V là kiến trúc tập lệnh mở chuẩn mực. Lõi PicoRV32 hiện thực đầy đủ tập lệnh cơ sở RV32I với 32 thanh ghi 32-bit, sử dụng giao diện bộ nhớ tối giản (valid/ready handshake) với độ trễ bus xác định, cực kỳ thích hợp cho các vi mạch nhúng yêu cầu diện tích silicon tối thiểu.</w:t>
+        <w:t>Để hiện thực hóa một hệ thống vi mạch SoC phức tạp, phương pháp tiếp cận thiết kế từ trên xuống (Top-Down Engineering Methodology) được áp dụng chặt chẽ theo 7 bước tuần tự logic:</w:t>
+      </w:r>
+    </w:p>
+    <w:p>
+      <w:pPr>
+        <w:keepNext/>
+        <w:spacing w:before="180" w:after="60"/>
+      </w:pPr>
+      <w:r>
+        <w:rPr>
+          <w:rFonts w:ascii="Times New Roman" w:hAnsi="Times New Roman"/>
+          <w:b/>
+          <w:i w:val="0"/>
+          <w:color w:val="000000"/>
+          <w:sz w:val="24"/>
+        </w:rPr>
+        <w:t>3.1. Bước 1: Lựa chọn tài nguyên phần cứng (RDM6300, Basys 3) và phần mềm</w:t>
       </w:r>
     </w:p>
     <w:p>
@@ -1489,14 +1848,24 @@
           <w:color w:val="000000"/>
           <w:sz w:val="22"/>
         </w:rPr>
-        <w:t>Giao thức đóng khung RDM6300: Khung truyền nối tiếp UART 9600 bps gồm chính xác 14 byte: Byte 0 là Header (0x02 - STX); 10 byte tiếp theo (Byte 1-10) là các ký tự ASCII Hex biểu diễn 5 byte dữ liệu thẻ; 2 byte tiếp theo (Byte 11-12) là ký tự ASCII biểu diễn mã Checksum; và Byte 13 là Footer (0x03 - ETX). Thuật toán kiểm tra toàn vẹn yêu cầu lấy phép toán XOR bitwise giữa 5 byte dữ liệu và so khớp với byte Checksum: Data[0] ^ Data[1] ^ Data[2] ^ Data[3] ^ Data[4] == Checksum.</w:t>
+        <w:t>Quyết định lựa chọn tài nguyên phần cứng và chuỗi công cụ phần mềm đóng vai trò quyết định đến tính khả thi và độ hoàn thiện của đề tài:</w:t>
       </w:r>
     </w:p>
     <w:p>
       <w:pPr>
-        <w:spacing w:before="0" w:after="90" w:line="276" w:lineRule="auto"/>
-        <w:jc w:val="left"/>
-      </w:pPr>
+        <w:pStyle w:val="ListBullet"/>
+        <w:spacing w:before="30" w:after="50" w:line="276" w:lineRule="auto"/>
+      </w:pPr>
+      <w:r>
+        <w:rPr>
+          <w:rFonts w:ascii="Times New Roman" w:hAnsi="Times New Roman"/>
+          <w:b/>
+          <w:i w:val="0"/>
+          <w:color w:val="000000"/>
+          <w:sz w:val="22"/>
+        </w:rPr>
+        <w:t xml:space="preserve">Module đọc thẻ RFID RDM6300: </w:t>
+      </w:r>
       <w:r>
         <w:rPr>
           <w:rFonts w:ascii="Times New Roman" w:hAnsi="Times New Roman"/>
@@ -1505,14 +1874,24 @@
           <w:color w:val="000000"/>
           <w:sz w:val="22"/>
         </w:rPr>
-        <w:t>Bộ nhớ SPI Flash S25FL032P và giải pháp STARTUPE2: Chip Flash 32 Mbit kết nối qua giao tiếp SPI 4 dây chuẩn (CS_N, SCK, MOSI, MISO), hỗ trợ các lệnh cơ bản: Read Data (0x03), Page Program (0x02), Sector Erase 4KB (0x20), Write Enable (0x06) và Read Status (0x05) kiểm tra cờ WIP (Write-In-Progress). Trên FPGA Xilinx 7-Series, chân CCLK nối tới Flash được chia sẻ với chân nạp bitstream; do đó, để phát xung SCK trong quá trình chạy, thiết kế phải sử dụng nguyên thủy STARTUPE2 qua cổng USRCCLKO.</w:t>
+        <w:t>Lựa chọn vì độ bền công nghiệp, hoạt động ở điện áp 5V/3.3V, ngõ ra UART 9600 bps dễ dàng tương thích với mức logic 3.3V của các chân FPGA PMOD.</w:t>
       </w:r>
     </w:p>
     <w:p>
       <w:pPr>
-        <w:spacing w:before="0" w:after="90" w:line="276" w:lineRule="auto"/>
-        <w:jc w:val="left"/>
-      </w:pPr>
+        <w:pStyle w:val="ListBullet"/>
+        <w:spacing w:before="30" w:after="50" w:line="276" w:lineRule="auto"/>
+      </w:pPr>
+      <w:r>
+        <w:rPr>
+          <w:rFonts w:ascii="Times New Roman" w:hAnsi="Times New Roman"/>
+          <w:b/>
+          <w:i w:val="0"/>
+          <w:color w:val="000000"/>
+          <w:sz w:val="22"/>
+        </w:rPr>
+        <w:t xml:space="preserve">Bo mạch FPGA Digilent Basys 3 (Artix-7 XC7A35T): </w:t>
+      </w:r>
       <w:r>
         <w:rPr>
           <w:rFonts w:ascii="Times New Roman" w:hAnsi="Times New Roman"/>
@@ -1521,7 +1900,507 @@
           <w:color w:val="000000"/>
           <w:sz w:val="22"/>
         </w:rPr>
-        <w:t>Hiệu ứng Antenna trong công nghệ bán dẫn Sky130A: Trong các bước khắc khô plasma (RIE), các đường dây kim loại dài tích lũy các ion mang điện. Nếu điện tích không có đường thoát, nó sẽ phóng qua lớp màng oxit mỏng của cực cổng transistor MOS (Gate Oxide Breakdown), phá hủy linh kiện vĩnh viễn. Để ngăn chặn, công cụ tự động hóa thiết kế vật lý phải tính toán tỷ số diện tích kim loại trên diện tích cổng (Antenna Ratio) và chèn các diode khuếch tán bảo vệ (sky130_fd_sc_hd__diode_2) vào các vị trí vi phạm.</w:t>
+        <w:t>Được chọn làm NỀN TẢNG DEMO VÀ TẠO MẪU PHẦN CỨNG (Hardware Prototype Platform). Bo mạch tích hợp sẵn chip SPI Flash 32 Mbit, chip cầu nối USB-UART FTDI, 16 LED trạng thái và các cổng PMOD tiêu chuẩn, tạo môi trường thực nghiệm hoàn hảo để chứng minh mạch hoạt động thật trước khi chuyển sang ASIC.</w:t>
+      </w:r>
+    </w:p>
+    <w:p>
+      <w:pPr>
+        <w:pStyle w:val="ListBullet"/>
+        <w:spacing w:before="30" w:after="50" w:line="276" w:lineRule="auto"/>
+      </w:pPr>
+      <w:r>
+        <w:rPr>
+          <w:rFonts w:ascii="Times New Roman" w:hAnsi="Times New Roman"/>
+          <w:b/>
+          <w:i w:val="0"/>
+          <w:color w:val="000000"/>
+          <w:sz w:val="22"/>
+        </w:rPr>
+        <w:t xml:space="preserve">Chuỗi công cụ Xilinx Vivado: </w:t>
+      </w:r>
+      <w:r>
+        <w:rPr>
+          <w:rFonts w:ascii="Times New Roman" w:hAnsi="Times New Roman"/>
+          <w:b w:val="0"/>
+          <w:i w:val="0"/>
+          <w:color w:val="000000"/>
+          <w:sz w:val="22"/>
+        </w:rPr>
+        <w:t>Sử dụng để tổng hợp RTL, gán chân ràng buộc vật lý (basys3_picorv32_rdm6300.xdc), tạo file bitstream và nạp kiểm thử thực nghiệm trên Basys 3.</w:t>
+      </w:r>
+    </w:p>
+    <w:p>
+      <w:pPr>
+        <w:pStyle w:val="ListBullet"/>
+        <w:spacing w:before="30" w:after="50" w:line="276" w:lineRule="auto"/>
+      </w:pPr>
+      <w:r>
+        <w:rPr>
+          <w:rFonts w:ascii="Times New Roman" w:hAnsi="Times New Roman"/>
+          <w:b/>
+          <w:i w:val="0"/>
+          <w:color w:val="000000"/>
+          <w:sz w:val="22"/>
+        </w:rPr>
+        <w:t xml:space="preserve">Chuỗi công cụ vi mạch ASIC OpenLane 2 &amp; SkyWater 130nm PDK: </w:t>
+      </w:r>
+      <w:r>
+        <w:rPr>
+          <w:rFonts w:ascii="Times New Roman" w:hAnsi="Times New Roman"/>
+          <w:b w:val="0"/>
+          <w:i w:val="0"/>
+          <w:color w:val="000000"/>
+          <w:sz w:val="22"/>
+        </w:rPr>
+        <w:t>Sử dụng để thực thi toàn bộ luồng tổng hợp vật lý từ Verilog RTL ra bản vẽ GDSII hoàn chỉnh cho nhà máy đúc vi mạch.</w:t>
+      </w:r>
+    </w:p>
+    <w:p>
+      <w:pPr>
+        <w:pStyle w:val="ListBullet"/>
+        <w:spacing w:before="30" w:after="50" w:line="276" w:lineRule="auto"/>
+      </w:pPr>
+      <w:r>
+        <w:rPr>
+          <w:rFonts w:ascii="Times New Roman" w:hAnsi="Times New Roman"/>
+          <w:b/>
+          <w:i w:val="0"/>
+          <w:color w:val="000000"/>
+          <w:sz w:val="22"/>
+        </w:rPr>
+        <w:t xml:space="preserve">Trình biên dịch GNU RISC-V Toolchain (riscv32-unknown-elf-gcc): </w:t>
+      </w:r>
+      <w:r>
+        <w:rPr>
+          <w:rFonts w:ascii="Times New Roman" w:hAnsi="Times New Roman"/>
+          <w:b w:val="0"/>
+          <w:i w:val="0"/>
+          <w:color w:val="000000"/>
+          <w:sz w:val="22"/>
+        </w:rPr>
+        <w:t>Dùng để biên dịch mã nguồn C và tệp khởi động Assembly start.s thành mã máy nhị phân firmware.hex.</w:t>
+      </w:r>
+    </w:p>
+    <w:p>
+      <w:pPr>
+        <w:pStyle w:val="ListBullet"/>
+        <w:spacing w:before="30" w:after="50" w:line="276" w:lineRule="auto"/>
+      </w:pPr>
+      <w:r>
+        <w:rPr>
+          <w:rFonts w:ascii="Times New Roman" w:hAnsi="Times New Roman"/>
+          <w:b/>
+          <w:i w:val="0"/>
+          <w:color w:val="000000"/>
+          <w:sz w:val="22"/>
+        </w:rPr>
+        <w:t xml:space="preserve">Phần mềm quản trị trên máy tính (Host PC Console): </w:t>
+      </w:r>
+      <w:r>
+        <w:rPr>
+          <w:rFonts w:ascii="Times New Roman" w:hAnsi="Times New Roman"/>
+          <w:b w:val="0"/>
+          <w:i w:val="0"/>
+          <w:color w:val="000000"/>
+          <w:sz w:val="22"/>
+        </w:rPr>
+        <w:t>Phát triển bằng ngôn ngữ C (host/main.c) sử dụng Win32 Serial API, đóng vai trò giao diện điều khiển trung tâm.</w:t>
+      </w:r>
+    </w:p>
+    <w:p>
+      <w:pPr>
+        <w:keepNext/>
+        <w:spacing w:before="180" w:after="60"/>
+      </w:pPr>
+      <w:r>
+        <w:rPr>
+          <w:rFonts w:ascii="Times New Roman" w:hAnsi="Times New Roman"/>
+          <w:b/>
+          <w:i w:val="0"/>
+          <w:color w:val="000000"/>
+          <w:sz w:val="24"/>
+        </w:rPr>
+        <w:t>3.2. Bước 2: Thiết kế firmware và định nghĩa giao thức giao tiếp trước</w:t>
+      </w:r>
+    </w:p>
+    <w:p>
+      <w:pPr>
+        <w:spacing w:before="0" w:after="90" w:line="276" w:lineRule="auto"/>
+        <w:jc w:val="left"/>
+      </w:pPr>
+      <w:r>
+        <w:rPr>
+          <w:rFonts w:ascii="Times New Roman" w:hAnsi="Times New Roman"/>
+          <w:b w:val="0"/>
+          <w:i w:val="0"/>
+          <w:color w:val="000000"/>
+          <w:sz w:val="22"/>
+        </w:rPr>
+        <w:t>Áp dụng triết lý thiết kế hướng phần mềm trước (Software-first Architecture): Xác định các chức năng và giao thức phần mềm trước giúp định hình chính xác các thanh ghi ngoại vi và cấu trúc bus phần cứng cần thiết, tránh lãng phí diện tích mạch.</w:t>
+      </w:r>
+    </w:p>
+    <w:p>
+      <w:pPr>
+        <w:pStyle w:val="ListBullet"/>
+        <w:spacing w:before="30" w:after="50" w:line="276" w:lineRule="auto"/>
+      </w:pPr>
+      <w:r>
+        <w:rPr>
+          <w:rFonts w:ascii="Times New Roman" w:hAnsi="Times New Roman"/>
+          <w:b/>
+          <w:i w:val="0"/>
+          <w:color w:val="000000"/>
+          <w:sz w:val="22"/>
+        </w:rPr>
+        <w:t xml:space="preserve">1. Quy hoạch cấu trúc lưu trữ trên SPI Flash: </w:t>
+      </w:r>
+      <w:r>
+        <w:rPr>
+          <w:rFonts w:ascii="Times New Roman" w:hAnsi="Times New Roman"/>
+          <w:b w:val="0"/>
+          <w:i w:val="0"/>
+          <w:color w:val="000000"/>
+          <w:sz w:val="22"/>
+        </w:rPr>
+        <w:t>Phân vùng bộ nhớ Flash thành các sector chuyên biệt:</w:t>
+      </w:r>
+    </w:p>
+    <w:p>
+      <w:pPr>
+        <w:pStyle w:val="ListBullet"/>
+        <w:spacing w:before="30" w:after="50" w:line="276" w:lineRule="auto"/>
+      </w:pPr>
+      <w:r>
+        <w:rPr>
+          <w:rFonts w:ascii="Times New Roman" w:hAnsi="Times New Roman"/>
+          <w:b/>
+          <w:i w:val="0"/>
+          <w:color w:val="000000"/>
+          <w:sz w:val="22"/>
+        </w:rPr>
+        <w:t xml:space="preserve">   * Sector 48 (Địa chỉ 0x300000) - Danh mục thẻ hợp lệ: </w:t>
+      </w:r>
+      <w:r>
+        <w:rPr>
+          <w:rFonts w:ascii="Times New Roman" w:hAnsi="Times New Roman"/>
+          <w:b w:val="0"/>
+          <w:i w:val="0"/>
+          <w:color w:val="000000"/>
+          <w:sz w:val="22"/>
+        </w:rPr>
+        <w:t>Dung lượng 64KB chứa tối đa 4096 bản ghi thẻ. Mỗi bản ghi có kích thước 16 bytes: 4 bytes Magic Header (0x52464944 - 'RFID'), 4 bytes UID High, 4 bytes UID Low và 4 bytes cờ trạng thái.</w:t>
+      </w:r>
+    </w:p>
+    <w:p>
+      <w:pPr>
+        <w:pStyle w:val="ListBullet"/>
+        <w:spacing w:before="30" w:after="50" w:line="276" w:lineRule="auto"/>
+      </w:pPr>
+      <w:r>
+        <w:rPr>
+          <w:rFonts w:ascii="Times New Roman" w:hAnsi="Times New Roman"/>
+          <w:b/>
+          <w:i w:val="0"/>
+          <w:color w:val="000000"/>
+          <w:sz w:val="22"/>
+        </w:rPr>
+        <w:t xml:space="preserve">   * Sector 49 (Địa chỉ 0x310000) - Nhật ký quẹt thẻ (Access Logs): </w:t>
+      </w:r>
+      <w:r>
+        <w:rPr>
+          <w:rFonts w:ascii="Times New Roman" w:hAnsi="Times New Roman"/>
+          <w:b w:val="0"/>
+          <w:i w:val="0"/>
+          <w:color w:val="000000"/>
+          <w:sz w:val="22"/>
+        </w:rPr>
+        <w:t>Chứa tối đa 512 bản ghi nhật ký. Mỗi bản ghi 16 bytes gồm: Magic kết quả (0x53554343 - 'SUCC' hoặc 0x4641494C - 'FAIL'), mã thẻ đã quẹt, thứ tự lượt quẹt và địa chỉ slot.</w:t>
+      </w:r>
+    </w:p>
+    <w:p>
+      <w:pPr>
+        <w:pStyle w:val="ListBullet"/>
+        <w:spacing w:before="30" w:after="50" w:line="276" w:lineRule="auto"/>
+      </w:pPr>
+      <w:r>
+        <w:rPr>
+          <w:rFonts w:ascii="Times New Roman" w:hAnsi="Times New Roman"/>
+          <w:b/>
+          <w:i w:val="0"/>
+          <w:color w:val="000000"/>
+          <w:sz w:val="22"/>
+        </w:rPr>
+        <w:t xml:space="preserve">2. Định nghĩa tập lệnh UART giữa Host PC và SoC: </w:t>
+      </w:r>
+      <w:r>
+        <w:rPr>
+          <w:rFonts w:ascii="Times New Roman" w:hAnsi="Times New Roman"/>
+          <w:b w:val="0"/>
+          <w:i w:val="0"/>
+          <w:color w:val="000000"/>
+          <w:sz w:val="22"/>
+        </w:rPr>
+        <w:t>Giao thức dựa trên ký tự ASCII kết thúc bằng ký tự '\n':</w:t>
+      </w:r>
+    </w:p>
+    <w:p>
+      <w:pPr>
+        <w:pStyle w:val="ListBullet"/>
+        <w:spacing w:before="30" w:after="50" w:line="276" w:lineRule="auto"/>
+      </w:pPr>
+      <w:r>
+        <w:rPr>
+          <w:rFonts w:ascii="Times New Roman" w:hAnsi="Times New Roman"/>
+          <w:b/>
+          <w:i w:val="0"/>
+          <w:color w:val="000000"/>
+          <w:sz w:val="22"/>
+        </w:rPr>
+        <w:t xml:space="preserve">   * Lệnh 'P' (Ping): </w:t>
+      </w:r>
+      <w:r>
+        <w:rPr>
+          <w:rFonts w:ascii="Times New Roman" w:hAnsi="Times New Roman"/>
+          <w:b w:val="0"/>
+          <w:i w:val="0"/>
+          <w:color w:val="000000"/>
+          <w:sz w:val="22"/>
+        </w:rPr>
+        <w:t>Kiểm tra kết nối và trạng thái CPU PicoRV32 (phản hồi PONG:CPU_OK).</w:t>
+      </w:r>
+    </w:p>
+    <w:p>
+      <w:pPr>
+        <w:pStyle w:val="ListBullet"/>
+        <w:spacing w:before="30" w:after="50" w:line="276" w:lineRule="auto"/>
+      </w:pPr>
+      <w:r>
+        <w:rPr>
+          <w:rFonts w:ascii="Times New Roman" w:hAnsi="Times New Roman"/>
+          <w:b/>
+          <w:i w:val="0"/>
+          <w:color w:val="000000"/>
+          <w:sz w:val="22"/>
+        </w:rPr>
+        <w:t xml:space="preserve">   * Lệnh 'N&lt;UID&gt;' (New Tag): </w:t>
+      </w:r>
+      <w:r>
+        <w:rPr>
+          <w:rFonts w:ascii="Times New Roman" w:hAnsi="Times New Roman"/>
+          <w:b w:val="0"/>
+          <w:i w:val="0"/>
+          <w:color w:val="000000"/>
+          <w:sz w:val="22"/>
+        </w:rPr>
+        <w:t>Lưu một mã thẻ mới vào vị trí trống (Slot) trong Flash Sector 48.</w:t>
+      </w:r>
+    </w:p>
+    <w:p>
+      <w:pPr>
+        <w:pStyle w:val="ListBullet"/>
+        <w:spacing w:before="30" w:after="50" w:line="276" w:lineRule="auto"/>
+      </w:pPr>
+      <w:r>
+        <w:rPr>
+          <w:rFonts w:ascii="Times New Roman" w:hAnsi="Times New Roman"/>
+          <w:b/>
+          <w:i w:val="0"/>
+          <w:color w:val="000000"/>
+          <w:sz w:val="22"/>
+        </w:rPr>
+        <w:t xml:space="preserve">   * Lệnh 'C&lt;UID&gt;' (Check Tag): </w:t>
+      </w:r>
+      <w:r>
+        <w:rPr>
+          <w:rFonts w:ascii="Times New Roman" w:hAnsi="Times New Roman"/>
+          <w:b w:val="0"/>
+          <w:i w:val="0"/>
+          <w:color w:val="000000"/>
+          <w:sz w:val="22"/>
+        </w:rPr>
+        <w:t>Tra cứu xem mã thẻ đã tồn tại trong Flash hay chưa.</w:t>
+      </w:r>
+    </w:p>
+    <w:p>
+      <w:pPr>
+        <w:pStyle w:val="ListBullet"/>
+        <w:spacing w:before="30" w:after="50" w:line="276" w:lineRule="auto"/>
+      </w:pPr>
+      <w:r>
+        <w:rPr>
+          <w:rFonts w:ascii="Times New Roman" w:hAnsi="Times New Roman"/>
+          <w:b/>
+          <w:i w:val="0"/>
+          <w:color w:val="000000"/>
+          <w:sz w:val="22"/>
+        </w:rPr>
+        <w:t xml:space="preserve">   * Lệnh 'D&lt;UID&gt;' (Delete Tag): </w:t>
+      </w:r>
+      <w:r>
+        <w:rPr>
+          <w:rFonts w:ascii="Times New Roman" w:hAnsi="Times New Roman"/>
+          <w:b w:val="0"/>
+          <w:i w:val="0"/>
+          <w:color w:val="000000"/>
+          <w:sz w:val="22"/>
+        </w:rPr>
+        <w:t>Xóa mã thẻ khỏi Flash và dọn dẹp danh mục.</w:t>
+      </w:r>
+    </w:p>
+    <w:p>
+      <w:pPr>
+        <w:pStyle w:val="ListBullet"/>
+        <w:spacing w:before="30" w:after="50" w:line="276" w:lineRule="auto"/>
+      </w:pPr>
+      <w:r>
+        <w:rPr>
+          <w:rFonts w:ascii="Times New Roman" w:hAnsi="Times New Roman"/>
+          <w:b/>
+          <w:i w:val="0"/>
+          <w:color w:val="000000"/>
+          <w:sz w:val="22"/>
+        </w:rPr>
+        <w:t xml:space="preserve">   * Lệnh 'V&lt;UID&gt;' (Virtual Scan): </w:t>
+      </w:r>
+      <w:r>
+        <w:rPr>
+          <w:rFonts w:ascii="Times New Roman" w:hAnsi="Times New Roman"/>
+          <w:b w:val="0"/>
+          <w:i w:val="0"/>
+          <w:color w:val="000000"/>
+          <w:sz w:val="22"/>
+        </w:rPr>
+        <w:t>Mô phỏng quẹt thẻ ảo từ xa phục vụ kiểm thử hệ thống.</w:t>
+      </w:r>
+    </w:p>
+    <w:p>
+      <w:pPr>
+        <w:pStyle w:val="ListBullet"/>
+        <w:spacing w:before="30" w:after="50" w:line="276" w:lineRule="auto"/>
+      </w:pPr>
+      <w:r>
+        <w:rPr>
+          <w:rFonts w:ascii="Times New Roman" w:hAnsi="Times New Roman"/>
+          <w:b/>
+          <w:i w:val="0"/>
+          <w:color w:val="000000"/>
+          <w:sz w:val="22"/>
+        </w:rPr>
+        <w:t xml:space="preserve">   * Lệnh 'L' (List Logs): </w:t>
+      </w:r>
+      <w:r>
+        <w:rPr>
+          <w:rFonts w:ascii="Times New Roman" w:hAnsi="Times New Roman"/>
+          <w:b w:val="0"/>
+          <w:i w:val="0"/>
+          <w:color w:val="000000"/>
+          <w:sz w:val="22"/>
+        </w:rPr>
+        <w:t>Đọc toàn bộ nhật ký quẹt thẻ lưu trong Flash Sector 49 truyền lên máy tính.</w:t>
+      </w:r>
+    </w:p>
+    <w:p>
+      <w:pPr>
+        <w:pStyle w:val="ListBullet"/>
+        <w:spacing w:before="30" w:after="50" w:line="276" w:lineRule="auto"/>
+      </w:pPr>
+      <w:r>
+        <w:rPr>
+          <w:rFonts w:ascii="Times New Roman" w:hAnsi="Times New Roman"/>
+          <w:b/>
+          <w:i w:val="0"/>
+          <w:color w:val="000000"/>
+          <w:sz w:val="22"/>
+        </w:rPr>
+        <w:t xml:space="preserve">   * Lệnh 'X' (Erase Logs): </w:t>
+      </w:r>
+      <w:r>
+        <w:rPr>
+          <w:rFonts w:ascii="Times New Roman" w:hAnsi="Times New Roman"/>
+          <w:b w:val="0"/>
+          <w:i w:val="0"/>
+          <w:color w:val="000000"/>
+          <w:sz w:val="22"/>
+        </w:rPr>
+        <w:t>Tự động sao lưu nhật ký ra file CSV rồi xóa sạch Sector 49.</w:t>
+      </w:r>
+    </w:p>
+    <w:p>
+      <w:pPr>
+        <w:pStyle w:val="ListBullet"/>
+        <w:spacing w:before="30" w:after="50" w:line="276" w:lineRule="auto"/>
+      </w:pPr>
+      <w:r>
+        <w:rPr>
+          <w:rFonts w:ascii="Times New Roman" w:hAnsi="Times New Roman"/>
+          <w:b/>
+          <w:i w:val="0"/>
+          <w:color w:val="000000"/>
+          <w:sz w:val="22"/>
+        </w:rPr>
+        <w:t xml:space="preserve">   * Lệnh 'E' (Erase All Tags): </w:t>
+      </w:r>
+      <w:r>
+        <w:rPr>
+          <w:rFonts w:ascii="Times New Roman" w:hAnsi="Times New Roman"/>
+          <w:b w:val="0"/>
+          <w:i w:val="0"/>
+          <w:color w:val="000000"/>
+          <w:sz w:val="22"/>
+        </w:rPr>
+        <w:t>Xóa trắng Sector 48 danh mục thẻ cấp phép.</w:t>
+      </w:r>
+    </w:p>
+    <w:p>
+      <w:pPr>
+        <w:pStyle w:val="ListBullet"/>
+        <w:spacing w:before="30" w:after="50" w:line="276" w:lineRule="auto"/>
+      </w:pPr>
+      <w:r>
+        <w:rPr>
+          <w:rFonts w:ascii="Times New Roman" w:hAnsi="Times New Roman"/>
+          <w:b/>
+          <w:i w:val="0"/>
+          <w:color w:val="000000"/>
+          <w:sz w:val="22"/>
+        </w:rPr>
+        <w:t xml:space="preserve">   * Lệnh 'S' (Status): </w:t>
+      </w:r>
+      <w:r>
+        <w:rPr>
+          <w:rFonts w:ascii="Times New Roman" w:hAnsi="Times New Roman"/>
+          <w:b w:val="0"/>
+          <w:i w:val="0"/>
+          <w:color w:val="000000"/>
+          <w:sz w:val="22"/>
+        </w:rPr>
+        <w:t>Truy vấn trạng thái các ngoại vi và số lượng thẻ hiện có.</w:t>
+      </w:r>
+    </w:p>
+    <w:p>
+      <w:pPr>
+        <w:pStyle w:val="ListBullet"/>
+        <w:spacing w:before="30" w:after="50" w:line="276" w:lineRule="auto"/>
+      </w:pPr>
+      <w:r>
+        <w:rPr>
+          <w:rFonts w:ascii="Times New Roman" w:hAnsi="Times New Roman"/>
+          <w:b/>
+          <w:i w:val="0"/>
+          <w:color w:val="000000"/>
+          <w:sz w:val="22"/>
+        </w:rPr>
+        <w:t xml:space="preserve">3. Viết các hàm chức năng C cốt lõi (firmware/main.c): </w:t>
+      </w:r>
+      <w:r>
+        <w:rPr>
+          <w:rFonts w:ascii="Times New Roman" w:hAnsi="Times New Roman"/>
+          <w:b w:val="0"/>
+          <w:i w:val="0"/>
+          <w:color w:val="000000"/>
+          <w:sz w:val="22"/>
+        </w:rPr>
+        <w:t>Hàm `execute_card_scan()` thực hiện tuần tự: Bóc tách mã thẻ từ thanh ghi phần cứng -&gt; Gọi `find_tag_slot()` tra cứu trong Flash Sector 48 -&gt; Nếu tìm thấy: Bật LED xanh báo hợp lệ, ghi log SUCC vào Sector 49, xuất thông báo 'ACCESS:GRANTED' lên UART; Nếu không tìm thấy: Bật cờ cảnh báo LED, ghi log FAIL vào Sector 49, xuất thông báo 'ACCESS:DENIED' lên UART.</w:t>
       </w:r>
     </w:p>
     <w:p>
@@ -1532,23 +2411,7 @@
     <w:p>
       <w:pPr>
         <w:keepNext/>
-        <w:spacing w:before="240" w:after="80"/>
-      </w:pPr>
-      <w:r>
-        <w:rPr>
-          <w:rFonts w:ascii="Times New Roman" w:hAnsi="Times New Roman"/>
-          <w:b/>
-          <w:i w:val="0"/>
-          <w:color w:val="000000"/>
-          <w:sz w:val="27"/>
-        </w:rPr>
-        <w:t>3. Kiến trúc hệ thống rdm6300-picorv32-rom-data</w:t>
-      </w:r>
-    </w:p>
-    <w:p>
-      <w:pPr>
-        <w:keepNext/>
-        <w:spacing w:before="160" w:after="60"/>
+        <w:spacing w:before="180" w:after="60"/>
       </w:pPr>
       <w:r>
         <w:rPr>
@@ -1558,7 +2421,7 @@
           <w:color w:val="000000"/>
           <w:sz w:val="24"/>
         </w:rPr>
-        <w:t>3.1. Sơ đồ khối kiến trúc vi hệ thống</w:t>
+        <w:t>3.3. Bước 3: Thiết kế hệ thống xử lý phần cứng: nhân CPU PicoRV32 và 1KB Data SRAM</w:t>
       </w:r>
     </w:p>
     <w:p>
@@ -1574,11 +2437,89 @@
           <w:color w:val="000000"/>
           <w:sz w:val="22"/>
         </w:rPr>
-        <w:t>Hệ thống rdm6300-picorv32-rom-data là một cấu trúc SoC nhúng tối giản, chặt chẽ, tối ưu hóa toàn diện cho việc thu nhận định danh RFID và lưu trữ cơ sở dữ liệu Flash. Kiến trúc tổng thể được thể hiện trong Hình 1.</w:t>
+        <w:t>Sau khi có bản đặc tả chức năng firmware, khối xử lý trung tâm được hiện thực bằng ngôn ngữ Verilog RTL:</w:t>
       </w:r>
     </w:p>
     <w:p>
       <w:pPr>
+        <w:pStyle w:val="ListBullet"/>
+        <w:spacing w:before="30" w:after="50" w:line="276" w:lineRule="auto"/>
+      </w:pPr>
+      <w:r>
+        <w:rPr>
+          <w:rFonts w:ascii="Times New Roman" w:hAnsi="Times New Roman"/>
+          <w:b/>
+          <w:i w:val="0"/>
+          <w:color w:val="000000"/>
+          <w:sz w:val="22"/>
+        </w:rPr>
+        <w:t xml:space="preserve">Nhân vi xử lý PicoRV32 (rtl/picorv32.v): </w:t>
+      </w:r>
+      <w:r>
+        <w:rPr>
+          <w:rFonts w:ascii="Times New Roman" w:hAnsi="Times New Roman"/>
+          <w:b w:val="0"/>
+          <w:i w:val="0"/>
+          <w:color w:val="000000"/>
+          <w:sz w:val="22"/>
+        </w:rPr>
+        <w:t>Được cấu hình hỗ trợ tập lệnh RV32I. Bus bộ nhớ giao tiếp qua các tín hiệu: mem_valid, mem_ready, mem_addr[31:0], mem_wdata[31:0], mem_wstrb[3:0], mem_rdata[31:0]. CPU khởi động trực tiếp tại địa chỉ 0x0025_0000 (PROGADDR_RESET) nằm trong vùng nhớ SPI Flash thông qua cơ chế thực thi tại chỗ XIP (eXecute In Place) của bộ điều khiển spimemio.</w:t>
+      </w:r>
+    </w:p>
+    <w:p>
+      <w:pPr>
+        <w:pStyle w:val="ListBullet"/>
+        <w:spacing w:before="30" w:after="50" w:line="276" w:lineRule="auto"/>
+      </w:pPr>
+      <w:r>
+        <w:rPr>
+          <w:rFonts w:ascii="Times New Roman" w:hAnsi="Times New Roman"/>
+          <w:b/>
+          <w:i w:val="0"/>
+          <w:color w:val="000000"/>
+          <w:sz w:val="22"/>
+        </w:rPr>
+        <w:t xml:space="preserve">Bộ nhớ On-Chip 1KB Data SRAM (rtl/data_sram.v): </w:t>
+      </w:r>
+      <w:r>
+        <w:rPr>
+          <w:rFonts w:ascii="Times New Roman" w:hAnsi="Times New Roman"/>
+          <w:b w:val="0"/>
+          <w:i w:val="0"/>
+          <w:color w:val="000000"/>
+          <w:sz w:val="22"/>
+        </w:rPr>
+        <w:t>Mảng nhớ nội bộ dung lượng chính xác 1 KByte (256 words x 32-bit = 1024 bytes) ánh xạ dải địa chỉ 0x0000_0000 đến 0x0000_03FF. Mảng nhớ này đóng vai trò không gian dữ liệu đọc/ghi: lưu biến toàn cục (.data, .bss), đỉnh ngăn xếp Stack Pointer (sp = 0x0000_0400) và chứa đoạn mã hàm flashio_worker (thực thi từ RAM khi tạm ngắt XIP để bit-bang phát lệnh ghi/xóa chip Flash). Hỗ trợ mặt nạ byte ghi mem_wstrb[3:0] cho phép ghi chính xác từng byte đơn lẻ. Kích thước 1KB tối giản giúp tiết kiệm tối đa diện tích silicon trên chip ASIC và suy luận hoàn hảo thành khối Block RAM đồng bộ trên FPGA.</w:t>
+      </w:r>
+    </w:p>
+    <w:p>
+      <w:pPr>
+        <w:pStyle w:val="ListBullet"/>
+        <w:spacing w:before="30" w:after="50" w:line="276" w:lineRule="auto"/>
+      </w:pPr>
+      <w:r>
+        <w:rPr>
+          <w:rFonts w:ascii="Times New Roman" w:hAnsi="Times New Roman"/>
+          <w:b/>
+          <w:i w:val="0"/>
+          <w:color w:val="000000"/>
+          <w:sz w:val="22"/>
+        </w:rPr>
+        <w:t xml:space="preserve">Mã khởi động Assembly (firmware/start.s) và Linker Script (firmware/sections.lds): </w:t>
+      </w:r>
+      <w:r>
+        <w:rPr>
+          <w:rFonts w:ascii="Times New Roman" w:hAnsi="Times New Roman"/>
+          <w:b w:val="0"/>
+          <w:i w:val="0"/>
+          <w:color w:val="000000"/>
+          <w:sz w:val="22"/>
+        </w:rPr>
+        <w:t>Thiết lập con trỏ ngăn xếp Stack Pointer (sp = 0x00000400), sao chép phần dữ liệu .data từ Flash vào Data SRAM, xóa trắng vùng nhớ biến chưa khởi tạo (.bss) về 0 trước khi gọi hàm main().</w:t>
+      </w:r>
+    </w:p>
+    <w:p>
+      <w:pPr>
         <w:keepNext/>
         <w:spacing w:before="80" w:after="40"/>
         <w:jc w:val="center"/>
@@ -1586,7 +2527,7 @@
       <w:r>
         <w:drawing>
           <wp:inline xmlns:a="http://schemas.openxmlformats.org/drawingml/2006/main" xmlns:pic="http://schemas.openxmlformats.org/drawingml/2006/picture">
-            <wp:extent cx="5623560" cy="4008808"/>
+            <wp:extent cx="5623560" cy="3821137"/>
             <wp:docPr id="1" name="Picture 1"/>
             <wp:cNvGraphicFramePr>
               <a:graphicFrameLocks noChangeAspect="1"/>
@@ -1607,7 +2548,7 @@
                   <pic:spPr>
                     <a:xfrm>
                       <a:off x="0" y="0"/>
-                      <a:ext cx="5623560" cy="4008808"/>
+                      <a:ext cx="5623560" cy="3821137"/>
                     </a:xfrm>
                     <a:prstGeom prst="rect"/>
                   </pic:spPr>
@@ -1637,7 +2578,7 @@
     <w:p>
       <w:pPr>
         <w:keepNext/>
-        <w:spacing w:before="160" w:after="60"/>
+        <w:spacing w:before="180" w:after="60"/>
       </w:pPr>
       <w:r>
         <w:rPr>
@@ -1647,7 +2588,7 @@
           <w:color w:val="000000"/>
           <w:sz w:val="24"/>
         </w:rPr>
-        <w:t>3.2. Lõi vi xử lý RISC-V PicoRV32 (RV32I)</w:t>
+        <w:t>3.4. Bước 4: Thiết kế bộ điều khiển bộ nhớ ngoài SPI Flash Controller</w:t>
       </w:r>
     </w:p>
     <w:p>
@@ -1663,45 +2604,13 @@
           <w:color w:val="000000"/>
           <w:sz w:val="22"/>
         </w:rPr>
-        <w:t>Lõi xử lý PicoRV32 (rtl/picorv32.v) giữ vai trò điều phối trung tâm. Lõi được cấu hình ở chế độ chuẩn RV32I không sử dụng bộ nhân/chia phần cứng nhằm giảm kích thước cổng logic tối đa. Giao tiếp bộ nhớ được thực hiện qua bus đồng bộ gồm các tín hiệu: mem_valid, mem_ready, mem_addr[31:0], mem_wdata[31:0], mem_wstrb[3:0], mem_rdata[31:0]. CPU khởi động trực tiếp tại địa chỉ 0x0000_0000 trong Mask ROM.</w:t>
+        <w:t>Khối điều khiển Flash (rtl/spimemio.v) là cầu nối giữa bus MMIO của CPU và chip Flash SPI ngoài:</w:t>
       </w:r>
     </w:p>
     <w:p>
       <w:pPr>
-        <w:keepNext/>
-        <w:spacing w:before="160" w:after="60"/>
-      </w:pPr>
-      <w:r>
-        <w:rPr>
-          <w:rFonts w:ascii="Times New Roman" w:hAnsi="Times New Roman"/>
-          <w:b/>
-          <w:i w:val="0"/>
-          <w:color w:val="000000"/>
-          <w:sz w:val="24"/>
-        </w:rPr>
-        <w:t>3.3. Cấu trúc bộ nhớ kép: mask ROM 8KB và data SRAM 2KB</w:t>
-      </w:r>
-    </w:p>
-    <w:p>
-      <w:pPr>
-        <w:spacing w:before="0" w:after="90" w:line="276" w:lineRule="auto"/>
-        <w:jc w:val="left"/>
-      </w:pPr>
-      <w:r>
-        <w:rPr>
-          <w:rFonts w:ascii="Times New Roman" w:hAnsi="Times New Roman"/>
-          <w:b w:val="0"/>
-          <w:i w:val="0"/>
-          <w:color w:val="000000"/>
-          <w:sz w:val="22"/>
-        </w:rPr>
-        <w:t>Một cải tiến mang tính bước ngoặt của đề tài là việc loại bỏ hoàn toàn ý tưởng dùng 8KB SRAM flip-flop (vốn tiêu tốn hơn 70,000 DFF, làm bùng nổ diện tích chip lên hơn 4 mm² và phát sinh vô số lỗi Antenna), thay thế bằng kiến trúc bộ nhớ kép chuyên biệt:</w:t>
-      </w:r>
-    </w:p>
-    <w:p>
-      <w:pPr>
         <w:pStyle w:val="ListBullet"/>
-        <w:spacing w:before="20" w:after="40" w:line="276" w:lineRule="auto"/>
+        <w:spacing w:before="30" w:after="50" w:line="276" w:lineRule="auto"/>
       </w:pPr>
       <w:r>
         <w:rPr>
@@ -1711,7 +2620,7 @@
           <w:color w:val="000000"/>
           <w:sz w:val="22"/>
         </w:rPr>
-        <w:t xml:space="preserve">Mask ROM 8KB (rtl/mask_rom.v): </w:t>
+        <w:t xml:space="preserve">Máy trạng thái FSM điều khiển SPI: </w:t>
       </w:r>
       <w:r>
         <w:rPr>
@@ -1721,13 +2630,13 @@
           <w:color w:val="000000"/>
           <w:sz w:val="22"/>
         </w:rPr>
-        <w:t>Lưu trữ toàn bộ mã nhị phân firmware nhúng (firmware.hex). Toàn bộ mảng nhớ 8192 bytes được hiện thực bằng mạch logic tổ hợp thuần túy (Combinational MUX Decoder). Khối này tiêu tốn chính xác 0 Flip-Flop (0 DFFs), giúp triệt tiêu tải trọng trên cây xung nhịp, giảm 85% diện tích so với SRAM flip-flop và hoàn toàn miễn nhiễm với lỗi vi phạm hold time.</w:t>
+        <w:t>Tự động hóa hoàn toàn các giao thức nối tiếp: tạo xung nhịp Flash SCK, kích hoạt chân chọn chip Flash CS_N, đẩy địa chỉ và dữ liệu qua MOSI và lấy mẫu dữ liệu từ MISO.</w:t>
       </w:r>
     </w:p>
     <w:p>
       <w:pPr>
         <w:pStyle w:val="ListBullet"/>
-        <w:spacing w:before="20" w:after="40" w:line="276" w:lineRule="auto"/>
+        <w:spacing w:before="30" w:after="50" w:line="276" w:lineRule="auto"/>
       </w:pPr>
       <w:r>
         <w:rPr>
@@ -1737,7 +2646,7 @@
           <w:color w:val="000000"/>
           <w:sz w:val="22"/>
         </w:rPr>
-        <w:t xml:space="preserve">Data SRAM 2KB (rtl/data_sram.v): </w:t>
+        <w:t xml:space="preserve">Tập lệnh Flash phần cứng hỗ trợ: </w:t>
       </w:r>
       <w:r>
         <w:rPr>
@@ -1747,7 +2656,33 @@
           <w:color w:val="000000"/>
           <w:sz w:val="22"/>
         </w:rPr>
-        <w:t>Mảng bộ nhớ đọc/ghi dung lượng 2048 bytes dùng làm không gian biến toàn cục (.data, .bss) và ngăn xếp (Stack). Bộ nhớ phản hồi đọc đơn chu kỳ (Single-Cycle Latency) và hỗ trợ ghi theo từng byte thông qua tín hiệu mặt nạ mem_wstrb[3:0], đảm bảo hiệu năng tính toán cao nhất cho CPU.</w:t>
+        <w:t>Hỗ trợ lệnh Read Data (0x03), Page Program (0x02), Sector Erase 64KB (0xD8/0x20) và Read Status Register (0x05).</w:t>
+      </w:r>
+    </w:p>
+    <w:p>
+      <w:pPr>
+        <w:pStyle w:val="ListBullet"/>
+        <w:spacing w:before="30" w:after="50" w:line="276" w:lineRule="auto"/>
+      </w:pPr>
+      <w:r>
+        <w:rPr>
+          <w:rFonts w:ascii="Times New Roman" w:hAnsi="Times New Roman"/>
+          <w:b/>
+          <w:i w:val="0"/>
+          <w:color w:val="000000"/>
+          <w:sz w:val="22"/>
+        </w:rPr>
+        <w:t xml:space="preserve">Cơ chế phần cứng tự động Polling cờ bận WIP: </w:t>
+      </w:r>
+      <w:r>
+        <w:rPr>
+          <w:rFonts w:ascii="Times New Roman" w:hAnsi="Times New Roman"/>
+          <w:b w:val="0"/>
+          <w:i w:val="0"/>
+          <w:color w:val="000000"/>
+          <w:sz w:val="22"/>
+        </w:rPr>
+        <w:t>Sau mỗi chu kỳ ghi trang hoặc xóa sector, khối điều khiển tự động gửi lệnh 0x05 kiểm tra bit 0 (WIP) của Flash. Khi chip Flash vẫn đang bận ghi vật lý, bit trạng thái REG_SPI_STATUS_BUSY giữ mức 1; khi hoàn tất, cờ tự hạ về 0, giải phóng hoàn toàn thời gian chờ đợi cho CPU.</w:t>
       </w:r>
     </w:p>
     <w:p>
@@ -1758,7 +2693,7 @@
     <w:p>
       <w:pPr>
         <w:keepNext/>
-        <w:spacing w:before="160" w:after="60"/>
+        <w:spacing w:before="180" w:after="60"/>
       </w:pPr>
       <w:r>
         <w:rPr>
@@ -1768,7 +2703,7 @@
           <w:color w:val="000000"/>
           <w:sz w:val="24"/>
         </w:rPr>
-        <w:t>3.4. Khối giải mã phần cứng thẻ RFID RDM6300 (125 kHz)</w:t>
+        <w:t>3.5. Bước 5: Thiết kế ngoại vi giải mã phần cứng RDM6300 và UART Host có FIFO</w:t>
       </w:r>
     </w:p>
     <w:p>
@@ -1784,11 +2719,89 @@
           <w:color w:val="000000"/>
           <w:sz w:val="22"/>
         </w:rPr>
-        <w:t>Để việc xử lý RFID hoàn toàn không gây tải cho CPU và không làm tắc nghẽn giao tiếp bus hệ thống, toàn bộ chuỗi thu nhận và giải mã thẻ RDM6300 được tách biệt thành một nhánh phần cứng độc lập kết nối đến thanh ghi RFID MMIO Registers, như được minh họa chi tiết trong sơ đồ riêng tại Hình 2.</w:t>
+        <w:t>Để đảm bảo hệ thống không bao giờ bị rơi rụng dữ liệu thẻ và không làm nghẽn bus xử lý, các ngoại vi giao tiếp được thiết kế độc lập và trang bị bộ đệm phần cứng:</w:t>
       </w:r>
     </w:p>
     <w:p>
       <w:pPr>
+        <w:pStyle w:val="ListBullet"/>
+        <w:spacing w:before="30" w:after="50" w:line="276" w:lineRule="auto"/>
+      </w:pPr>
+      <w:r>
+        <w:rPr>
+          <w:rFonts w:ascii="Times New Roman" w:hAnsi="Times New Roman"/>
+          <w:b/>
+          <w:i w:val="0"/>
+          <w:color w:val="000000"/>
+          <w:sz w:val="22"/>
+        </w:rPr>
+        <w:t xml:space="preserve">1. Chuỗi giải mã phần cứng RDM6300 (Hình 2): </w:t>
+      </w:r>
+      <w:r>
+        <w:rPr>
+          <w:rFonts w:ascii="Times New Roman" w:hAnsi="Times New Roman"/>
+          <w:b w:val="0"/>
+          <w:i w:val="0"/>
+          <w:color w:val="000000"/>
+          <w:sz w:val="22"/>
+        </w:rPr>
+        <w:t>Bao gồm tầng khử bất ổn định 2-FF (sync_2ff.v), bộ thu UART 9600 baud (uart_rx.v) và máy trạng thái FSM giải mã khung (rdm6300_frame_decoder.v). FSM tự động lọc STX (0x02), thu thập 10 ký tự ASCII dữ liệu thẻ, chuyển đổi tổ hợp sang 5 byte Hex nhị phân, tính toán Checksum XOR song song trong phần cứng và đối chiếu với 2 byte Checksum nhận được. Nếu khớp, cờ card_valid bật lên 1 và chốt 40-bit UID vào thanh ghi REG_RFID_TAG_HI/LO.</w:t>
+      </w:r>
+    </w:p>
+    <w:p>
+      <w:pPr>
+        <w:pStyle w:val="ListBullet"/>
+        <w:spacing w:before="30" w:after="50" w:line="276" w:lineRule="auto"/>
+      </w:pPr>
+      <w:r>
+        <w:rPr>
+          <w:rFonts w:ascii="Times New Roman" w:hAnsi="Times New Roman"/>
+          <w:b/>
+          <w:i w:val="0"/>
+          <w:color w:val="000000"/>
+          <w:sz w:val="22"/>
+        </w:rPr>
+        <w:t xml:space="preserve">2. Khối UART giao tiếp máy tính tích hợp FIFO (simpleuart_fifo.v): </w:t>
+      </w:r>
+      <w:r>
+        <w:rPr>
+          <w:rFonts w:ascii="Times New Roman" w:hAnsi="Times New Roman"/>
+          <w:b w:val="0"/>
+          <w:i w:val="0"/>
+          <w:color w:val="000000"/>
+          <w:sz w:val="22"/>
+        </w:rPr>
+        <w:t>Tích hợp 2 bộ đệm FIFO phần cứng độc lập (sync_fifo.v) cho cả chiều nhận RX và chiều phát TX. Bộ đệm FIFO giúp máy tính có thể truyền chuỗi lệnh tốc độ cao mà không làm tràn bộ đệm khi PicoRV32 đang bận thực hiện chu kỳ xóa/ghi Flash.</w:t>
+      </w:r>
+    </w:p>
+    <w:p>
+      <w:pPr>
+        <w:pStyle w:val="ListBullet"/>
+        <w:spacing w:before="30" w:after="50" w:line="276" w:lineRule="auto"/>
+      </w:pPr>
+      <w:r>
+        <w:rPr>
+          <w:rFonts w:ascii="Times New Roman" w:hAnsi="Times New Roman"/>
+          <w:b/>
+          <w:i w:val="0"/>
+          <w:color w:val="000000"/>
+          <w:sz w:val="22"/>
+        </w:rPr>
+        <w:t xml:space="preserve">3. Khối GPIO điều khiển LED: </w:t>
+      </w:r>
+      <w:r>
+        <w:rPr>
+          <w:rFonts w:ascii="Times New Roman" w:hAnsi="Times New Roman"/>
+          <w:b w:val="0"/>
+          <w:i w:val="0"/>
+          <w:color w:val="000000"/>
+          <w:sz w:val="22"/>
+        </w:rPr>
+        <w:t>Ánh xạ địa chỉ 0x4000_0000 điều khiển 16 LED hiển thị trực quan các trạng thái nhịp tim hệ thống (Heartbeat), trạng thái bận Flash và kết quả xác thực thẻ.</w:t>
+      </w:r>
+    </w:p>
+    <w:p>
+      <w:pPr>
         <w:keepNext/>
         <w:spacing w:before="80" w:after="40"/>
         <w:jc w:val="center"/>
@@ -1796,7 +2809,7 @@
       <w:r>
         <w:drawing>
           <wp:inline xmlns:a="http://schemas.openxmlformats.org/drawingml/2006/main" xmlns:pic="http://schemas.openxmlformats.org/drawingml/2006/picture">
-            <wp:extent cx="5623560" cy="3649343"/>
+            <wp:extent cx="5623560" cy="3874606"/>
             <wp:docPr id="2" name="Picture 2"/>
             <wp:cNvGraphicFramePr>
               <a:graphicFrameLocks noChangeAspect="1"/>
@@ -1817,7 +2830,7 @@
                   <pic:spPr>
                     <a:xfrm>
                       <a:off x="0" y="0"/>
-                      <a:ext cx="5623560" cy="3649343"/>
+                      <a:ext cx="5623560" cy="3874606"/>
                     </a:xfrm>
                     <a:prstGeom prst="rect"/>
                   </pic:spPr>
@@ -1846,6 +2859,22 @@
     </w:p>
     <w:p>
       <w:pPr>
+        <w:keepNext/>
+        <w:spacing w:before="180" w:after="60"/>
+      </w:pPr>
+      <w:r>
+        <w:rPr>
+          <w:rFonts w:ascii="Times New Roman" w:hAnsi="Times New Roman"/>
+          <w:b/>
+          <w:i w:val="0"/>
+          <w:color w:val="000000"/>
+          <w:sz w:val="24"/>
+        </w:rPr>
+        <w:t>3.6. Bước 6: Tích hợp hệ thống top-level SoC và giải mã địa chỉ MMIO</w:t>
+      </w:r>
+    </w:p>
+    <w:p>
+      <w:pPr>
         <w:spacing w:before="0" w:after="90" w:line="276" w:lineRule="auto"/>
         <w:jc w:val="left"/>
       </w:pPr>
@@ -1857,207 +2886,7 @@
           <w:color w:val="000000"/>
           <w:sz w:val="22"/>
         </w:rPr>
-        <w:t>Chuỗi giải mã phần cứng bao gồm các tầng xử lý tuần tự chặt chẽ:</w:t>
-      </w:r>
-    </w:p>
-    <w:p>
-      <w:pPr>
-        <w:pStyle w:val="ListBullet"/>
-        <w:spacing w:before="20" w:after="40" w:line="276" w:lineRule="auto"/>
-      </w:pPr>
-      <w:r>
-        <w:rPr>
-          <w:rFonts w:ascii="Times New Roman" w:hAnsi="Times New Roman"/>
-          <w:b/>
-          <w:i w:val="0"/>
-          <w:color w:val="000000"/>
-          <w:sz w:val="22"/>
-        </w:rPr>
-        <w:t xml:space="preserve">1. Tầng đồng bộ CDC (sync_2ff.v): </w:t>
-      </w:r>
-      <w:r>
-        <w:rPr>
-          <w:rFonts w:ascii="Times New Roman" w:hAnsi="Times New Roman"/>
-          <w:b w:val="0"/>
-          <w:i w:val="0"/>
-          <w:color w:val="000000"/>
-          <w:sz w:val="22"/>
-        </w:rPr>
-        <w:t>Khử hiện tượng metastability khi tín hiệu không đồng bộ rdm6300_rx_i từ đầu đọc ngoài đi vào miền xung nhịp hệ thống (40/50 MHz).</w:t>
-      </w:r>
-    </w:p>
-    <w:p>
-      <w:pPr>
-        <w:pStyle w:val="ListBullet"/>
-        <w:spacing w:before="20" w:after="40" w:line="276" w:lineRule="auto"/>
-      </w:pPr>
-      <w:r>
-        <w:rPr>
-          <w:rFonts w:ascii="Times New Roman" w:hAnsi="Times New Roman"/>
-          <w:b/>
-          <w:i w:val="0"/>
-          <w:color w:val="000000"/>
-          <w:sz w:val="22"/>
-        </w:rPr>
-        <w:t xml:space="preserve">2. Tầng giải tuần tự UART (uart_rx.v): </w:t>
-      </w:r>
-      <w:r>
-        <w:rPr>
-          <w:rFonts w:ascii="Times New Roman" w:hAnsi="Times New Roman"/>
-          <w:b w:val="0"/>
-          <w:i w:val="0"/>
-          <w:color w:val="000000"/>
-          <w:sz w:val="22"/>
-        </w:rPr>
-        <w:t>Hoạt động ở tốc độ 9600 baud (8-N-1), chia xung nhịp và lấy mẫu majority voting 3 điểm tại giữa bit, xuất tín hiệu byte hợp lệ rx_dv và dữ liệu 8-bit rx_byte.</w:t>
-      </w:r>
-    </w:p>
-    <w:p>
-      <w:pPr>
-        <w:pStyle w:val="ListBullet"/>
-        <w:spacing w:before="20" w:after="40" w:line="276" w:lineRule="auto"/>
-      </w:pPr>
-      <w:r>
-        <w:rPr>
-          <w:rFonts w:ascii="Times New Roman" w:hAnsi="Times New Roman"/>
-          <w:b/>
-          <w:i w:val="0"/>
-          <w:color w:val="000000"/>
-          <w:sz w:val="22"/>
-        </w:rPr>
-        <w:t xml:space="preserve">3. Tầng FSM giải mã khung (rdm6300_frame_decoder.v): </w:t>
-      </w:r>
-      <w:r>
-        <w:rPr>
-          <w:rFonts w:ascii="Times New Roman" w:hAnsi="Times New Roman"/>
-          <w:b w:val="0"/>
-          <w:i w:val="0"/>
-          <w:color w:val="000000"/>
-          <w:sz w:val="22"/>
-        </w:rPr>
-        <w:t>Máy trạng thái 5 bước nhận diện STX (0x02), thu thập 10 ký tự ASCII dữ liệu (chuyển đổi tổ hợp tức thời sang 5 byte Hex), thu thập 2 ký tự Checksum, nhận diện ETX (0x03) và kích hoạt bộ tính XOR Checksum phần cứng song song: Data[0] ^ Data[1] ^ Data[2] ^ Data[3] ^ Data[4] == Checksum.</w:t>
-      </w:r>
-    </w:p>
-    <w:p>
-      <w:pPr>
-        <w:pStyle w:val="ListBullet"/>
-        <w:spacing w:before="20" w:after="40" w:line="276" w:lineRule="auto"/>
-      </w:pPr>
-      <w:r>
-        <w:rPr>
-          <w:rFonts w:ascii="Times New Roman" w:hAnsi="Times New Roman"/>
-          <w:b/>
-          <w:i w:val="0"/>
-          <w:color w:val="000000"/>
-          <w:sz w:val="22"/>
-        </w:rPr>
-        <w:t xml:space="preserve">4. Tầng thanh ghi MMIO: </w:t>
-      </w:r>
-      <w:r>
-        <w:rPr>
-          <w:rFonts w:ascii="Times New Roman" w:hAnsi="Times New Roman"/>
-          <w:b w:val="0"/>
-          <w:i w:val="0"/>
-          <w:color w:val="000000"/>
-          <w:sz w:val="22"/>
-        </w:rPr>
-        <w:t>Khi kiểm tra Checksum thành công, cờ hw_card_valid bật lên 1 chu kỳ, chốt mã thẻ 40-bit vào thanh ghi rfid_tag_hi và rfid_tag_lo, đồng thời phát tín hiệu card_event_o kích hoạt ngắt CPU IRQ.</w:t>
-      </w:r>
-    </w:p>
-    <w:p>
-      <w:pPr>
-        <w:keepNext/>
-        <w:spacing w:before="160" w:after="60"/>
-      </w:pPr>
-      <w:r>
-        <w:rPr>
-          <w:rFonts w:ascii="Times New Roman" w:hAnsi="Times New Roman"/>
-          <w:b/>
-          <w:i w:val="0"/>
-          <w:color w:val="000000"/>
-          <w:sz w:val="24"/>
-        </w:rPr>
-        <w:t>3.5. Khối điều khiển bộ nhớ flash SPI ngoại vi (S25FL032P)</w:t>
-      </w:r>
-    </w:p>
-    <w:p>
-      <w:pPr>
-        <w:spacing w:before="0" w:after="90" w:line="276" w:lineRule="auto"/>
-        <w:jc w:val="left"/>
-      </w:pPr>
-      <w:r>
-        <w:rPr>
-          <w:rFonts w:ascii="Times New Roman" w:hAnsi="Times New Roman"/>
-          <w:b w:val="0"/>
-          <w:i w:val="0"/>
-          <w:color w:val="000000"/>
-          <w:sz w:val="22"/>
-        </w:rPr>
-        <w:t>Khối spi_flash_controller.v đóng vai trò cầu nối phần cứng giữa bus MMIO và chip Flash ngoài, tự động hóa toàn bộ các giao thức nối tiếp SPI (Page Program 0x02, Read 0x03, Sector Erase 0x20, và tự động kiểm tra cờ WIP qua Read Status Register 0x05). Vùng lưu trữ thẻ và nhật ký an toàn được quy hoạch từ địa chỉ 0x30_0000 và 0x31_0000.</w:t>
-      </w:r>
-    </w:p>
-    <w:p>
-      <w:pPr>
-        <w:keepNext/>
-        <w:spacing w:before="160" w:after="60"/>
-      </w:pPr>
-      <w:r>
-        <w:rPr>
-          <w:rFonts w:ascii="Times New Roman" w:hAnsi="Times New Roman"/>
-          <w:b/>
-          <w:i w:val="0"/>
-          <w:color w:val="000000"/>
-          <w:sz w:val="24"/>
-        </w:rPr>
-        <w:t>3.6. Khối giao tiếp máy tính (host PC UART) và GPIO</w:t>
-      </w:r>
-    </w:p>
-    <w:p>
-      <w:pPr>
-        <w:spacing w:before="0" w:after="90" w:line="276" w:lineRule="auto"/>
-        <w:jc w:val="left"/>
-      </w:pPr>
-      <w:r>
-        <w:rPr>
-          <w:rFonts w:ascii="Times New Roman" w:hAnsi="Times New Roman"/>
-          <w:b w:val="0"/>
-          <w:i w:val="0"/>
-          <w:color w:val="000000"/>
-          <w:sz w:val="22"/>
-        </w:rPr>
-        <w:t>Khối simpleuart.v cung cấp kênh truyền nối tiếp 9600 baud kết nối cổng USB-UART để bảo trì, xuất nhật ký và đồng bộ danh sách thẻ. Khối GPIO điều khiển 16 LED trạng thái (LED 0 nhịp tim 1 Hz, LED 1 Flash Busy, LED 2 thẻ hợp lệ, LED[15:6] trạng thái chẩn đoán).</w:t>
-      </w:r>
-    </w:p>
-    <w:p>
-      <w:pPr>
-        <w:keepNext/>
-        <w:spacing w:before="160" w:after="60"/>
-      </w:pPr>
-      <w:r>
-        <w:rPr>
-          <w:rFonts w:ascii="Times New Roman" w:hAnsi="Times New Roman"/>
-          <w:b/>
-          <w:i w:val="0"/>
-          <w:color w:val="000000"/>
-          <w:sz w:val="24"/>
-        </w:rPr>
-        <w:t>3.7. Bản đồ bộ nhớ MMIO (memory map)</w:t>
-      </w:r>
-    </w:p>
-    <w:p>
-      <w:pPr>
-        <w:spacing w:before="0" w:after="90" w:line="276" w:lineRule="auto"/>
-        <w:jc w:val="left"/>
-      </w:pPr>
-      <w:r>
-        <w:rPr>
-          <w:rFonts w:ascii="Times New Roman" w:hAnsi="Times New Roman"/>
-          <w:b w:val="0"/>
-          <w:i w:val="0"/>
-          <w:color w:val="000000"/>
-          <w:sz w:val="22"/>
-        </w:rPr>
-        <w:t>Bảng 1 thể hiện không gian địa chỉ Memory-Mapped I/O (MMIO) hoàn chỉnh của hệ thống SoC PicoRV32.</w:t>
+        <w:t>Tại tệp top-level rdm6300_picorv32_soc.v, toàn bộ CPU, bộ nhớ và các ngoại vi được kết nối thông qua bộ giải mã địa chỉ bus MMIO Address Decoder:</w:t>
       </w:r>
     </w:p>
     <w:tbl>
@@ -2199,7 +3028,7 @@
                 <w:color w:val="000000"/>
                 <w:sz w:val="18"/>
               </w:rPr>
-              <w:t>0x0000_0000 - 0x0000_1FFF</w:t>
+              <w:t>0x0000_0000 - 0x0000_03FF</w:t>
             </w:r>
           </w:p>
         </w:tc>
@@ -2226,7 +3055,7 @@
                 <w:color w:val="000000"/>
                 <w:sz w:val="18"/>
               </w:rPr>
-              <w:t>8KB Mask ROM</w:t>
+              <w:t>1KB Data SRAM (data_sram.v)</w:t>
             </w:r>
           </w:p>
         </w:tc>
@@ -2253,7 +3082,7 @@
                 <w:color w:val="000000"/>
                 <w:sz w:val="18"/>
               </w:rPr>
-              <w:t>Chứa mã lệnh thực thi (firmware.hex). Chỉ đọc (Read-Only), 0 DFFs.</w:t>
+              <w:t>Bộ nhớ đọc/ghi nội bộ (256x32-bit): Chứa .data, .bss, ngăn xếp (Stack với đỉnh 0x0000_0400) và hàm flashio_worker.</w:t>
             </w:r>
           </w:p>
         </w:tc>
@@ -2284,7 +3113,7 @@
                 <w:color w:val="000000"/>
                 <w:sz w:val="18"/>
               </w:rPr>
-              <w:t>0x0000_2000 - 0x0000_27FF</w:t>
+              <w:t>0x0010_0000 - 0x00FF_FFFF</w:t>
             </w:r>
           </w:p>
         </w:tc>
@@ -2310,7 +3139,7 @@
                 <w:color w:val="000000"/>
                 <w:sz w:val="18"/>
               </w:rPr>
-              <w:t>2KB Data SRAM</w:t>
+              <w:t>15MB Flash XIP (spimemio.v)</w:t>
             </w:r>
           </w:p>
         </w:tc>
@@ -2336,7 +3165,7 @@
                 <w:color w:val="000000"/>
                 <w:sz w:val="18"/>
               </w:rPr>
-              <w:t>Bộ nhớ dữ liệu đọc/ghi: Chứa biến toàn cục, ngăn xếp (Stack). Ghi theo byte mask.</w:t>
+              <w:t>Vùng mã lệnh thực thi trực tiếp từ SPI Flash (eXecute In Place). Reset vector đặt tại 0x0025_0000.</w:t>
             </w:r>
           </w:p>
         </w:tc>
@@ -2368,7 +3197,7 @@
                 <w:color w:val="000000"/>
                 <w:sz w:val="18"/>
               </w:rPr>
-              <w:t>0x1000_0000</w:t>
+              <w:t>0x0200_0000</w:t>
             </w:r>
           </w:p>
         </w:tc>
@@ -2395,7 +3224,7 @@
                 <w:color w:val="000000"/>
                 <w:sz w:val="18"/>
               </w:rPr>
-              <w:t>RDM6300 Baud Divisor</w:t>
+              <w:t>SPIMEMIO Config &amp; Bit-Bang</w:t>
             </w:r>
           </w:p>
         </w:tc>
@@ -2422,7 +3251,7 @@
                 <w:color w:val="000000"/>
                 <w:sz w:val="18"/>
               </w:rPr>
-              <w:t>Thanh ghi cài đặt tốc độ baud UART RFID (Mặc định: 100MHz / 9600 = 10416).</w:t>
+              <w:t>Thanh ghi điều khiển trực tiếp các chân SPI Flash (dùng bởi flashio_worker để ghi/xóa Flash).</w:t>
             </w:r>
           </w:p>
         </w:tc>
@@ -2453,7 +3282,7 @@
                 <w:color w:val="000000"/>
                 <w:sz w:val="18"/>
               </w:rPr>
-              <w:t>0x1000_0004</w:t>
+              <w:t>0x1000_0000</w:t>
             </w:r>
           </w:p>
         </w:tc>
@@ -2479,7 +3308,7 @@
                 <w:color w:val="000000"/>
                 <w:sz w:val="18"/>
               </w:rPr>
-              <w:t>RDM6300 UART RX</w:t>
+              <w:t>REG_RFID_STATUS</w:t>
             </w:r>
           </w:p>
         </w:tc>
@@ -2505,7 +3334,7 @@
                 <w:color w:val="000000"/>
                 <w:sz w:val="18"/>
               </w:rPr>
-              <w:t>Đọc dữ liệu byte thô nhận từ RFID UART (Trả về -1 nếu FIFO rỗng).</w:t>
+              <w:t>Bit 0: Cờ card_valid (ghi 1 để xóa sau khi đọc); Bit 1: Checksum error.</w:t>
             </w:r>
           </w:p>
         </w:tc>
@@ -2537,7 +3366,7 @@
                 <w:color w:val="000000"/>
                 <w:sz w:val="18"/>
               </w:rPr>
-              <w:t>0x1000_0008</w:t>
+              <w:t>0x1000_0004</w:t>
             </w:r>
           </w:p>
         </w:tc>
@@ -2564,7 +3393,7 @@
                 <w:color w:val="000000"/>
                 <w:sz w:val="18"/>
               </w:rPr>
-              <w:t>RFID Tag ID (Hardware)</w:t>
+              <w:t>REG_RFID_TAG_HI</w:t>
             </w:r>
           </w:p>
         </w:tc>
@@ -2591,7 +3420,7 @@
                 <w:color w:val="000000"/>
                 <w:sz w:val="18"/>
               </w:rPr>
-              <w:t>Đọc trực tiếp 32-bit mã thẻ đã giải mã và xác thực Checksum thành công.</w:t>
+              <w:t>Chứa 8-bit trên của mã thẻ RFID (Version byte).</w:t>
             </w:r>
           </w:p>
         </w:tc>
@@ -2622,7 +3451,7 @@
                 <w:color w:val="000000"/>
                 <w:sz w:val="18"/>
               </w:rPr>
-              <w:t>0x1000_000C</w:t>
+              <w:t>0x1000_0008</w:t>
             </w:r>
           </w:p>
         </w:tc>
@@ -2648,7 +3477,7 @@
                 <w:color w:val="000000"/>
                 <w:sz w:val="18"/>
               </w:rPr>
-              <w:t>RFID Tag Valid Flag</w:t>
+              <w:t>REG_RFID_TAG_LO</w:t>
             </w:r>
           </w:p>
         </w:tc>
@@ -2674,7 +3503,7 @@
                 <w:color w:val="000000"/>
                 <w:sz w:val="18"/>
               </w:rPr>
-              <w:t>Cờ báo thẻ hợp lệ: Bit 0 = 1 khi có thẻ quẹt hợp lệ mới được giải mã.</w:t>
+              <w:t>Chứa 32-bit dưới của mã thẻ RFID (Serial number).</w:t>
             </w:r>
           </w:p>
         </w:tc>
@@ -2706,7 +3535,7 @@
                 <w:color w:val="000000"/>
                 <w:sz w:val="18"/>
               </w:rPr>
-              <w:t>0x2000_0000</w:t>
+              <w:t>0x3000_0000</w:t>
             </w:r>
           </w:p>
         </w:tc>
@@ -2733,7 +3562,7 @@
                 <w:color w:val="000000"/>
                 <w:sz w:val="18"/>
               </w:rPr>
-              <w:t>SPI Flash Control</w:t>
+              <w:t>Host UART Baud Divisor</w:t>
             </w:r>
           </w:p>
         </w:tc>
@@ -2760,7 +3589,7 @@
                 <w:color w:val="000000"/>
                 <w:sz w:val="18"/>
               </w:rPr>
-              <w:t>Bit 0: Trigger thực thi; Bit [3:1]: Opcode (0: Read, 1: Write, 2: Sector Erase).</w:t>
+              <w:t>Thanh ghi chia tần số baud UART kết nối PC (Mặc định: 50MHz / 9600 = 5208).</w:t>
             </w:r>
           </w:p>
         </w:tc>
@@ -2791,7 +3620,7 @@
                 <w:color w:val="000000"/>
                 <w:sz w:val="18"/>
               </w:rPr>
-              <w:t>0x2000_0004</w:t>
+              <w:t>0x3000_0004</w:t>
             </w:r>
           </w:p>
         </w:tc>
@@ -2817,7 +3646,7 @@
                 <w:color w:val="000000"/>
                 <w:sz w:val="18"/>
               </w:rPr>
-              <w:t>SPI Flash Status</w:t>
+              <w:t>Host UART Data RX/TX</w:t>
             </w:r>
           </w:p>
         </w:tc>
@@ -2843,7 +3672,7 @@
                 <w:color w:val="000000"/>
                 <w:sz w:val="18"/>
               </w:rPr>
-              <w:t>Bit 0: Busy (1: Đang bận chu kỳ SPI/WIP); Bit 1: Write Done; Bit 2: Error.</w:t>
+              <w:t>Ghi byte để phát lên máy tính; đọc byte máy tính gửi xuống (có đệm FIFO RX/TX).</w:t>
             </w:r>
           </w:p>
         </w:tc>
@@ -2875,7 +3704,7 @@
                 <w:color w:val="000000"/>
                 <w:sz w:val="18"/>
               </w:rPr>
-              <w:t>0x2000_0008</w:t>
+              <w:t>0x4000_0000</w:t>
             </w:r>
           </w:p>
         </w:tc>
@@ -2902,7 +3731,7 @@
                 <w:color w:val="000000"/>
                 <w:sz w:val="18"/>
               </w:rPr>
-              <w:t>SPI Flash Address</w:t>
+              <w:t>GPIO / Status LEDs</w:t>
             </w:r>
           </w:p>
         </w:tc>
@@ -2929,176 +3758,7 @@
                 <w:color w:val="000000"/>
                 <w:sz w:val="18"/>
               </w:rPr>
-              <w:t>Địa chỉ Flash 24-bit (Vùng an toàn thẻ: 0x30_0000, Vùng nhật ký: 0x31_0000).</w:t>
-            </w:r>
-          </w:p>
-        </w:tc>
-      </w:tr>
-      <w:tr>
-        <w:trPr>
-          <w:cantSplit/>
-        </w:trPr>
-        <w:tc>
-          <w:tcPr>
-            <w:tcW w:type="dxa" w:w="2592"/>
-            <w:vAlign w:val="center"/>
-            <w:tcMar>
-              <w:top w:w="75" w:type="dxa"/>
-              <w:bottom w:w="75" w:type="dxa"/>
-              <w:left w:w="110" w:type="dxa"/>
-              <w:right w:w="110" w:type="dxa"/>
-            </w:tcMar>
-          </w:tcPr>
-          <w:p>
-            <w:pPr>
-              <w:spacing w:before="0" w:after="0"/>
-              <w:jc w:val="center"/>
-            </w:pPr>
-            <w:r>
-              <w:rPr>
-                <w:rFonts w:ascii="Times New Roman" w:hAnsi="Times New Roman"/>
-                <w:color w:val="000000"/>
-                <w:sz w:val="18"/>
-              </w:rPr>
-              <w:t>0x2000_000C</w:t>
-            </w:r>
-          </w:p>
-        </w:tc>
-        <w:tc>
-          <w:tcPr>
-            <w:tcW w:type="dxa" w:w="2592"/>
-            <w:vAlign w:val="center"/>
-            <w:tcMar>
-              <w:top w:w="75" w:type="dxa"/>
-              <w:bottom w:w="75" w:type="dxa"/>
-              <w:left w:w="110" w:type="dxa"/>
-              <w:right w:w="110" w:type="dxa"/>
-            </w:tcMar>
-          </w:tcPr>
-          <w:p>
-            <w:pPr>
-              <w:spacing w:before="0" w:after="0"/>
-              <w:jc w:val="left"/>
-            </w:pPr>
-            <w:r>
-              <w:rPr>
-                <w:rFonts w:ascii="Times New Roman" w:hAnsi="Times New Roman"/>
-                <w:color w:val="000000"/>
-                <w:sz w:val="18"/>
-              </w:rPr>
-              <w:t>SPI Flash Write Data</w:t>
-            </w:r>
-          </w:p>
-        </w:tc>
-        <w:tc>
-          <w:tcPr>
-            <w:tcW w:type="dxa" w:w="3845"/>
-            <w:vAlign w:val="center"/>
-            <w:tcMar>
-              <w:top w:w="75" w:type="dxa"/>
-              <w:bottom w:w="75" w:type="dxa"/>
-              <w:left w:w="110" w:type="dxa"/>
-              <w:right w:w="110" w:type="dxa"/>
-            </w:tcMar>
-          </w:tcPr>
-          <w:p>
-            <w:pPr>
-              <w:spacing w:before="0" w:after="0"/>
-              <w:jc w:val="left"/>
-            </w:pPr>
-            <w:r>
-              <w:rPr>
-                <w:rFonts w:ascii="Times New Roman" w:hAnsi="Times New Roman"/>
-                <w:color w:val="000000"/>
-                <w:sz w:val="18"/>
-              </w:rPr>
-              <w:t>32-bit dữ liệu cần ghi vào Flash qua lệnh Page Program.</w:t>
-            </w:r>
-          </w:p>
-        </w:tc>
-      </w:tr>
-      <w:tr>
-        <w:trPr>
-          <w:cantSplit/>
-        </w:trPr>
-        <w:tc>
-          <w:tcPr>
-            <w:tcW w:type="dxa" w:w="2592"/>
-            <w:vAlign w:val="center"/>
-            <w:tcMar>
-              <w:top w:w="75" w:type="dxa"/>
-              <w:bottom w:w="75" w:type="dxa"/>
-              <w:left w:w="110" w:type="dxa"/>
-              <w:right w:w="110" w:type="dxa"/>
-            </w:tcMar>
-            <w:shd w:fill="F9F9F9"/>
-          </w:tcPr>
-          <w:p>
-            <w:pPr>
-              <w:spacing w:before="0" w:after="0"/>
-              <w:jc w:val="center"/>
-            </w:pPr>
-            <w:r>
-              <w:rPr>
-                <w:rFonts w:ascii="Times New Roman" w:hAnsi="Times New Roman"/>
-                <w:color w:val="000000"/>
-                <w:sz w:val="18"/>
-              </w:rPr>
-              <w:t>0x2000_0010</w:t>
-            </w:r>
-          </w:p>
-        </w:tc>
-        <w:tc>
-          <w:tcPr>
-            <w:tcW w:type="dxa" w:w="2592"/>
-            <w:vAlign w:val="center"/>
-            <w:tcMar>
-              <w:top w:w="75" w:type="dxa"/>
-              <w:bottom w:w="75" w:type="dxa"/>
-              <w:left w:w="110" w:type="dxa"/>
-              <w:right w:w="110" w:type="dxa"/>
-            </w:tcMar>
-            <w:shd w:fill="F9F9F9"/>
-          </w:tcPr>
-          <w:p>
-            <w:pPr>
-              <w:spacing w:before="0" w:after="0"/>
-              <w:jc w:val="left"/>
-            </w:pPr>
-            <w:r>
-              <w:rPr>
-                <w:rFonts w:ascii="Times New Roman" w:hAnsi="Times New Roman"/>
-                <w:color w:val="000000"/>
-                <w:sz w:val="18"/>
-              </w:rPr>
-              <w:t>SPI Flash Read Data</w:t>
-            </w:r>
-          </w:p>
-        </w:tc>
-        <w:tc>
-          <w:tcPr>
-            <w:tcW w:type="dxa" w:w="3845"/>
-            <w:vAlign w:val="center"/>
-            <w:tcMar>
-              <w:top w:w="75" w:type="dxa"/>
-              <w:bottom w:w="75" w:type="dxa"/>
-              <w:left w:w="110" w:type="dxa"/>
-              <w:right w:w="110" w:type="dxa"/>
-            </w:tcMar>
-            <w:shd w:fill="F9F9F9"/>
-          </w:tcPr>
-          <w:p>
-            <w:pPr>
-              <w:spacing w:before="0" w:after="0"/>
-              <w:jc w:val="left"/>
-            </w:pPr>
-            <w:r>
-              <w:rPr>
-                <w:rFonts w:ascii="Times New Roman" w:hAnsi="Times New Roman"/>
-                <w:color w:val="000000"/>
-                <w:sz w:val="18"/>
-              </w:rPr>
-              <w:t>32-bit dữ liệu đọc ra từ Flash sau khi hoàn tất lệnh Read.</w:t>
+              <w:t>Thanh ghi điều khiển 16 LED trạng thái (LED 0 nhịp tim, LED 1 Flash Busy, LED 2 Tag Valid).</w:t>
             </w:r>
           </w:p>
         </w:tc>
@@ -3128,7 +3788,7 @@
     <w:p>
       <w:pPr>
         <w:keepNext/>
-        <w:spacing w:before="240" w:after="80"/>
+        <w:spacing w:before="180" w:after="60"/>
       </w:pPr>
       <w:r>
         <w:rPr>
@@ -3136,9 +3796,9 @@
           <w:b/>
           <w:i w:val="0"/>
           <w:color w:val="000000"/>
-          <w:sz w:val="27"/>
+          <w:sz w:val="24"/>
         </w:rPr>
-        <w:t>4. Phương pháp thiết kế vật lý trên ASIC OpenLane 2 (SkyWater Sky130A)</w:t>
+        <w:t>3.7. Bước 7: Thiết kế phần mềm host console C trên máy tính</w:t>
       </w:r>
     </w:p>
     <w:p>
@@ -3154,666 +3814,7 @@
           <w:color w:val="000000"/>
           <w:sz w:val="22"/>
         </w:rPr>
-        <w:t>Quy trình thiết kế vật lý ASIC được thực hiện hoàn toàn tự động hóa bằng công cụ OpenLane 2 trên tiến trình bán dẫn CMOS 130 nm SkyWater (PDK: sky130A, thư viện cell chuẩn: sky130_fd_sc_hd). Mục tiêu của luồng là tạo ra file layout GDSII không còn bất kỳ vi phạm nào về mặt hình học, liên kết điện và định thời.</w:t>
-      </w:r>
-    </w:p>
-    <w:p>
-      <w:pPr>
-        <w:keepNext/>
-        <w:spacing w:before="160" w:after="60"/>
-      </w:pPr>
-      <w:r>
-        <w:rPr>
-          <w:rFonts w:ascii="Times New Roman" w:hAnsi="Times New Roman"/>
-          <w:b/>
-          <w:i w:val="0"/>
-          <w:color w:val="000000"/>
-          <w:sz w:val="24"/>
-        </w:rPr>
-        <w:t>4.1. Thiết lập công nghệ và cấu hình tham số config.json</w:t>
-      </w:r>
-    </w:p>
-    <w:p>
-      <w:pPr>
-        <w:spacing w:before="0" w:after="90" w:line="276" w:lineRule="auto"/>
-        <w:jc w:val="left"/>
-      </w:pPr>
-      <w:r>
-        <w:rPr>
-          <w:rFonts w:ascii="Times New Roman" w:hAnsi="Times New Roman"/>
-          <w:b w:val="0"/>
-          <w:i w:val="0"/>
-          <w:color w:val="000000"/>
-          <w:sz w:val="22"/>
-        </w:rPr>
-        <w:t>Toàn bộ quy trình điều khiển của OpenLane 2 được chỉ định tường minh trong file cấu hình chuẩn config.json của dự án. File config.json hiện tại được thiết lập với các thông số then chốt sau:</w:t>
-      </w:r>
-    </w:p>
-    <w:p>
-      <w:pPr>
-        <w:pStyle w:val="ListBullet"/>
-        <w:spacing w:before="20" w:after="40" w:line="276" w:lineRule="auto"/>
-      </w:pPr>
-      <w:r>
-        <w:rPr>
-          <w:rFonts w:ascii="Times New Roman" w:hAnsi="Times New Roman"/>
-          <w:b/>
-          <w:i w:val="0"/>
-          <w:color w:val="000000"/>
-          <w:sz w:val="22"/>
-        </w:rPr>
-        <w:t xml:space="preserve">Tên thiết kế &amp; Bộ thư viện: </w:t>
-      </w:r>
-      <w:r>
-        <w:rPr>
-          <w:rFonts w:ascii="Times New Roman" w:hAnsi="Times New Roman"/>
-          <w:b w:val="0"/>
-          <w:i w:val="0"/>
-          <w:color w:val="000000"/>
-          <w:sz w:val="22"/>
-        </w:rPr>
-        <w:t>"DESIGN_NAME": "rdm6300_picorv32_soc", "PDK": "sky130A", "STD_CELL_LIBRARY": "sky130_fd_sc_hd".</w:t>
-      </w:r>
-    </w:p>
-    <w:p>
-      <w:pPr>
-        <w:pStyle w:val="ListBullet"/>
-        <w:spacing w:before="20" w:after="40" w:line="276" w:lineRule="auto"/>
-      </w:pPr>
-      <w:r>
-        <w:rPr>
-          <w:rFonts w:ascii="Times New Roman" w:hAnsi="Times New Roman"/>
-          <w:b/>
-          <w:i w:val="0"/>
-          <w:color w:val="000000"/>
-          <w:sz w:val="22"/>
-        </w:rPr>
-        <w:t xml:space="preserve">Ràng buộc xung nhịp hệ thống: </w:t>
-      </w:r>
-      <w:r>
-        <w:rPr>
-          <w:rFonts w:ascii="Times New Roman" w:hAnsi="Times New Roman"/>
-          <w:b w:val="0"/>
-          <w:i w:val="0"/>
-          <w:color w:val="000000"/>
-          <w:sz w:val="22"/>
-        </w:rPr>
-        <w:t>"CLOCK_PORT": "clk", "CLOCK_PERIOD": 20.0 (tương ứng tần số thiết kế mục tiêu 50 MHz).</w:t>
-      </w:r>
-    </w:p>
-    <w:p>
-      <w:pPr>
-        <w:pStyle w:val="ListBullet"/>
-        <w:spacing w:before="20" w:after="40" w:line="276" w:lineRule="auto"/>
-      </w:pPr>
-      <w:r>
-        <w:rPr>
-          <w:rFonts w:ascii="Times New Roman" w:hAnsi="Times New Roman"/>
-          <w:b/>
-          <w:i w:val="0"/>
-          <w:color w:val="000000"/>
-          <w:sz w:val="22"/>
-        </w:rPr>
-        <w:t xml:space="preserve">Quy hoạch mặt bằng và Mật độ lõi: </w:t>
-      </w:r>
-      <w:r>
-        <w:rPr>
-          <w:rFonts w:ascii="Times New Roman" w:hAnsi="Times New Roman"/>
-          <w:b w:val="0"/>
-          <w:i w:val="0"/>
-          <w:color w:val="000000"/>
-          <w:sz w:val="22"/>
-        </w:rPr>
-        <w:t>"FP_CORE_UTIL": 30 (Mật độ khởi tạo 30% giúp tạo không gian rộng rãi cho các kênh định tuyến và chèn diode bảo vệ), "FP_PIN_ORDER_CFG": "dir::pin_order.cfg" phân bổ 31 chân I/O trên 4 cạnh die.</w:t>
-      </w:r>
-    </w:p>
-    <w:p>
-      <w:pPr>
-        <w:pStyle w:val="ListBullet"/>
-        <w:spacing w:before="20" w:after="40" w:line="276" w:lineRule="auto"/>
-      </w:pPr>
-      <w:r>
-        <w:rPr>
-          <w:rFonts w:ascii="Times New Roman" w:hAnsi="Times New Roman"/>
-          <w:b/>
-          <w:i w:val="0"/>
-          <w:color w:val="000000"/>
-          <w:sz w:val="22"/>
-        </w:rPr>
-        <w:t xml:space="preserve">Chiến lược định vị và Di chuyển tế bào: </w:t>
-      </w:r>
-      <w:r>
-        <w:rPr>
-          <w:rFonts w:ascii="Times New Roman" w:hAnsi="Times New Roman"/>
-          <w:b w:val="0"/>
-          <w:i w:val="0"/>
-          <w:color w:val="000000"/>
-          <w:sz w:val="22"/>
-        </w:rPr>
-        <w:t>"PL_MAX_DISPLACEMENT_X": 100, "PL_MAX_DISPLACEMENT_Y": 2, "PL_OPTIMIZE_MIRRORING": false.</w:t>
-      </w:r>
-    </w:p>
-    <w:p>
-      <w:pPr>
-        <w:pStyle w:val="ListBullet"/>
-        <w:spacing w:before="20" w:after="40" w:line="276" w:lineRule="auto"/>
-      </w:pPr>
-      <w:r>
-        <w:rPr>
-          <w:rFonts w:ascii="Times New Roman" w:hAnsi="Times New Roman"/>
-          <w:b/>
-          <w:i w:val="0"/>
-          <w:color w:val="000000"/>
-          <w:sz w:val="22"/>
-        </w:rPr>
-        <w:t xml:space="preserve">Cấu hình chèn Diode chống Antenna tự động: </w:t>
-      </w:r>
-      <w:r>
-        <w:rPr>
-          <w:rFonts w:ascii="Times New Roman" w:hAnsi="Times New Roman"/>
-          <w:b w:val="0"/>
-          <w:i w:val="0"/>
-          <w:color w:val="000000"/>
-          <w:sz w:val="22"/>
-        </w:rPr>
-        <w:t>"RUN_HEURISTIC_DIODE_INSERTION": true, "HEURISTIC_ANTENNA_THRESHOLD": 65 (khi tỷ số antenna vượt ngưỡng 65, thuật toán tự động đặt diode bảo vệ), "DIODE_PADDING": 0, "RUN_ANTENNA_REPAIR": true, "DIODE_ON_PORTS": "in".</w:t>
-      </w:r>
-    </w:p>
-    <w:p>
-      <w:pPr>
-        <w:pStyle w:val="ListBullet"/>
-        <w:spacing w:before="20" w:after="40" w:line="276" w:lineRule="auto"/>
-      </w:pPr>
-      <w:r>
-        <w:rPr>
-          <w:rFonts w:ascii="Times New Roman" w:hAnsi="Times New Roman"/>
-          <w:b/>
-          <w:i w:val="0"/>
-          <w:color w:val="000000"/>
-          <w:sz w:val="22"/>
-        </w:rPr>
-        <w:t xml:space="preserve">Cấu hình bộ định tuyến toàn cục TritonRoute (GRT): </w:t>
-      </w:r>
-      <w:r>
-        <w:rPr>
-          <w:rFonts w:ascii="Times New Roman" w:hAnsi="Times New Roman"/>
-          <w:b w:val="0"/>
-          <w:i w:val="0"/>
-          <w:color w:val="000000"/>
-          <w:sz w:val="22"/>
-        </w:rPr>
-        <w:t>"GRT_OVERFLOW_ITERS": 60, "GRT_ANTENNA_ITERS": 25, "GRT_ANTENNA_MARGIN": 30, "GRT_ALLOW_CONGESTION": true, "GRT_LAYER_ADJUSTMENTS": [0.99, 0.65, 0.30, 0, 0, 0] (Giảm tải định tuyến trên các lớp kim loại thấp met1/met2/met3 để hướng các bus dài lên met4/met5).</w:t>
-      </w:r>
-    </w:p>
-    <w:p>
-      <w:pPr>
-        <w:pStyle w:val="ListBullet"/>
-        <w:spacing w:before="20" w:after="40" w:line="276" w:lineRule="auto"/>
-      </w:pPr>
-      <w:r>
-        <w:rPr>
-          <w:rFonts w:ascii="Times New Roman" w:hAnsi="Times New Roman"/>
-          <w:b/>
-          <w:i w:val="0"/>
-          <w:color w:val="000000"/>
-          <w:sz w:val="22"/>
-        </w:rPr>
-        <w:t xml:space="preserve">Chiến lược tổng hợp logic: </w:t>
-      </w:r>
-      <w:r>
-        <w:rPr>
-          <w:rFonts w:ascii="Times New Roman" w:hAnsi="Times New Roman"/>
-          <w:b w:val="0"/>
-          <w:i w:val="0"/>
-          <w:color w:val="000000"/>
-          <w:sz w:val="22"/>
-        </w:rPr>
-        <w:t>"SYNTH_STRATEGY": "AREA 0" (Tập trung tối ưu hóa diện tích ở mức cổng logic, chia sẻ cổng và suy luận multiplexer gọn nhẹ).</w:t>
-      </w:r>
-    </w:p>
-    <w:p>
-      <w:pPr>
-        <w:keepNext/>
-        <w:spacing w:before="160" w:after="60"/>
-      </w:pPr>
-      <w:r>
-        <w:rPr>
-          <w:rFonts w:ascii="Times New Roman" w:hAnsi="Times New Roman"/>
-          <w:b/>
-          <w:i w:val="0"/>
-          <w:color w:val="000000"/>
-          <w:sz w:val="24"/>
-        </w:rPr>
-        <w:t>4.2. Luồng tự động hóa từ RTL đến GDSII</w:t>
-      </w:r>
-    </w:p>
-    <w:p>
-      <w:pPr>
-        <w:spacing w:before="0" w:after="90" w:line="276" w:lineRule="auto"/>
-        <w:jc w:val="left"/>
-      </w:pPr>
-      <w:r>
-        <w:rPr>
-          <w:rFonts w:ascii="Times New Roman" w:hAnsi="Times New Roman"/>
-          <w:b w:val="0"/>
-          <w:i w:val="0"/>
-          <w:color w:val="000000"/>
-          <w:sz w:val="22"/>
-        </w:rPr>
-        <w:t>Luồng OpenLane 2 thực thi tuần tự và khép kín qua các giai đoạn:</w:t>
-      </w:r>
-    </w:p>
-    <w:p>
-      <w:pPr>
-        <w:pStyle w:val="ListBullet"/>
-        <w:spacing w:before="20" w:after="40" w:line="276" w:lineRule="auto"/>
-      </w:pPr>
-      <w:r>
-        <w:rPr>
-          <w:rFonts w:ascii="Times New Roman" w:hAnsi="Times New Roman"/>
-          <w:b/>
-          <w:i w:val="0"/>
-          <w:color w:val="000000"/>
-          <w:sz w:val="22"/>
-        </w:rPr>
-        <w:t xml:space="preserve">1. Yosys Synthesis: </w:t>
-      </w:r>
-      <w:r>
-        <w:rPr>
-          <w:rFonts w:ascii="Times New Roman" w:hAnsi="Times New Roman"/>
-          <w:b w:val="0"/>
-          <w:i w:val="0"/>
-          <w:color w:val="000000"/>
-          <w:sz w:val="22"/>
-        </w:rPr>
-        <w:t>Tổng hợp mã nguồn Verilog RTL thành netlist cell chuẩn Sky130A, tối ưu hóa đồ thị boolean.</w:t>
-      </w:r>
-    </w:p>
-    <w:p>
-      <w:pPr>
-        <w:pStyle w:val="ListBullet"/>
-        <w:spacing w:before="20" w:after="40" w:line="276" w:lineRule="auto"/>
-      </w:pPr>
-      <w:r>
-        <w:rPr>
-          <w:rFonts w:ascii="Times New Roman" w:hAnsi="Times New Roman"/>
-          <w:b/>
-          <w:i w:val="0"/>
-          <w:color w:val="000000"/>
-          <w:sz w:val="22"/>
-        </w:rPr>
-        <w:t xml:space="preserve">2. Floorplan &amp; PDN: </w:t>
-      </w:r>
-      <w:r>
-        <w:rPr>
-          <w:rFonts w:ascii="Times New Roman" w:hAnsi="Times New Roman"/>
-          <w:b w:val="0"/>
-          <w:i w:val="0"/>
-          <w:color w:val="000000"/>
-          <w:sz w:val="22"/>
-        </w:rPr>
-        <w:t>Xác định kích thước khuôn die và vùng core, tạo các dải cấp nguồn VPWR/VGND (Power Distribution Network) trên lớp kim loại met4 và met5, chèn hàng loạt tap cell và endcap cell.</w:t>
-      </w:r>
-    </w:p>
-    <w:p>
-      <w:pPr>
-        <w:pStyle w:val="ListBullet"/>
-        <w:spacing w:before="20" w:after="40" w:line="276" w:lineRule="auto"/>
-      </w:pPr>
-      <w:r>
-        <w:rPr>
-          <w:rFonts w:ascii="Times New Roman" w:hAnsi="Times New Roman"/>
-          <w:b/>
-          <w:i w:val="0"/>
-          <w:color w:val="000000"/>
-          <w:sz w:val="22"/>
-        </w:rPr>
-        <w:t xml:space="preserve">3. Placement &amp; CTS: </w:t>
-      </w:r>
-      <w:r>
-        <w:rPr>
-          <w:rFonts w:ascii="Times New Roman" w:hAnsi="Times New Roman"/>
-          <w:b w:val="0"/>
-          <w:i w:val="0"/>
-          <w:color w:val="000000"/>
-          <w:sz w:val="22"/>
-        </w:rPr>
-        <w:t>Định vị linh kiện toàn cục và cục bộ. TritonCTS tổng hợp cây xung nhịp cân bằng, chèn các bộ đệm clock chuyên dụng nhằm giảm thiểu skew.</w:t>
-      </w:r>
-    </w:p>
-    <w:p>
-      <w:pPr>
-        <w:pStyle w:val="ListBullet"/>
-        <w:spacing w:before="20" w:after="40" w:line="276" w:lineRule="auto"/>
-      </w:pPr>
-      <w:r>
-        <w:rPr>
-          <w:rFonts w:ascii="Times New Roman" w:hAnsi="Times New Roman"/>
-          <w:b/>
-          <w:i w:val="0"/>
-          <w:color w:val="000000"/>
-          <w:sz w:val="22"/>
-        </w:rPr>
-        <w:t xml:space="preserve">4. Routing &amp; Antenna Repair: </w:t>
-      </w:r>
-      <w:r>
-        <w:rPr>
-          <w:rFonts w:ascii="Times New Roman" w:hAnsi="Times New Roman"/>
-          <w:b w:val="0"/>
-          <w:i w:val="0"/>
-          <w:color w:val="000000"/>
-          <w:sz w:val="22"/>
-        </w:rPr>
-        <w:t>TritonRoute thực hiện định tuyến chi tiết 5 lớp kim loại. Module sửa lỗi Antenna tích hợp diode chuyên dụng sky130_fd_sc_hd__diode_2 sát cực cổng vi phạm.</w:t>
-      </w:r>
-    </w:p>
-    <w:p>
-      <w:pPr>
-        <w:pStyle w:val="ListBullet"/>
-        <w:spacing w:before="20" w:after="40" w:line="276" w:lineRule="auto"/>
-      </w:pPr>
-      <w:r>
-        <w:rPr>
-          <w:rFonts w:ascii="Times New Roman" w:hAnsi="Times New Roman"/>
-          <w:b/>
-          <w:i w:val="0"/>
-          <w:color w:val="000000"/>
-          <w:sz w:val="22"/>
-        </w:rPr>
-        <w:t xml:space="preserve">5. Physical Verification &amp; Sign-off: </w:t>
-      </w:r>
-      <w:r>
-        <w:rPr>
-          <w:rFonts w:ascii="Times New Roman" w:hAnsi="Times New Roman"/>
-          <w:b w:val="0"/>
-          <w:i w:val="0"/>
-          <w:color w:val="000000"/>
-          <w:sz w:val="22"/>
-        </w:rPr>
-        <w:t>Kiểm tra DRC vật lý bằng Magic và KLayout, kiểm tra LVS đối chiếu netlist bằng Netgen, phân tích định thời tĩnh STA đa góc đo (9 corners) bằng OpenROAD và xuất bản vẽ layout GDSII hoàn thiện.</w:t>
-      </w:r>
-    </w:p>
-    <w:p>
-      <w:r>
-        <w:br w:type="page"/>
-      </w:r>
-    </w:p>
-    <w:p>
-      <w:pPr>
-        <w:keepNext/>
-        <w:spacing w:before="240" w:after="80"/>
-      </w:pPr>
-      <w:r>
-        <w:rPr>
-          <w:rFonts w:ascii="Times New Roman" w:hAnsi="Times New Roman"/>
-          <w:b/>
-          <w:i w:val="0"/>
-          <w:color w:val="000000"/>
-          <w:sz w:val="27"/>
-        </w:rPr>
-        <w:t>5. Demo chức năng và kiểm chứng thực nghiệm trên FPGA Basys 3</w:t>
-      </w:r>
-    </w:p>
-    <w:p>
-      <w:pPr>
-        <w:spacing w:before="0" w:after="90" w:line="276" w:lineRule="auto"/>
-        <w:jc w:val="left"/>
-      </w:pPr>
-      <w:r>
-        <w:rPr>
-          <w:rFonts w:ascii="Times New Roman" w:hAnsi="Times New Roman"/>
-          <w:b w:val="0"/>
-          <w:i w:val="0"/>
-          <w:color w:val="000000"/>
-          <w:sz w:val="22"/>
-        </w:rPr>
-        <w:t>Để kiểm chứng tính đúng đắn của toàn bộ thiết kế vi mạch trước khi đưa vào sản xuất ASIC, nhóm đã triển khai một phiên bản demo chức năng hoàn chỉnh trên bo mạch FPGA Digilent Basys 3 (Artix-7 XC7A35T). Mục tiêu của bước này là xác thực tương tác thời gian thực (Hardware In-The-Loop) giữa lõi PicoRV32, phần cứng giải mã thẻ RFID RDM6300 thật, bộ nhớ SPI Flash và phần mềm giao tiếp máy tính.</w:t>
-      </w:r>
-    </w:p>
-    <w:p>
-      <w:pPr>
-        <w:keepNext/>
-        <w:spacing w:before="160" w:after="60"/>
-      </w:pPr>
-      <w:r>
-        <w:rPr>
-          <w:rFonts w:ascii="Times New Roman" w:hAnsi="Times New Roman"/>
-          <w:b/>
-          <w:i w:val="0"/>
-          <w:color w:val="000000"/>
-          <w:sz w:val="24"/>
-        </w:rPr>
-        <w:t>5.1. Thiết lập phần cứng demo trên bo mạch Basys 3</w:t>
-      </w:r>
-    </w:p>
-    <w:p>
-      <w:pPr>
-        <w:spacing w:before="0" w:after="90" w:line="276" w:lineRule="auto"/>
-        <w:jc w:val="left"/>
-      </w:pPr>
-      <w:r>
-        <w:rPr>
-          <w:rFonts w:ascii="Times New Roman" w:hAnsi="Times New Roman"/>
-          <w:b w:val="0"/>
-          <w:i w:val="0"/>
-          <w:color w:val="000000"/>
-          <w:sz w:val="22"/>
-        </w:rPr>
-        <w:t>Hệ thống phần cứng demo được kết nối trực quan như sau:</w:t>
-      </w:r>
-    </w:p>
-    <w:p>
-      <w:pPr>
-        <w:pStyle w:val="ListBullet"/>
-        <w:spacing w:before="20" w:after="40" w:line="276" w:lineRule="auto"/>
-      </w:pPr>
-      <w:r>
-        <w:rPr>
-          <w:rFonts w:ascii="Times New Roman" w:hAnsi="Times New Roman"/>
-          <w:b/>
-          <w:i w:val="0"/>
-          <w:color w:val="000000"/>
-          <w:sz w:val="22"/>
-        </w:rPr>
-        <w:t xml:space="preserve">1. Bo mạch FPGA: </w:t>
-      </w:r>
-      <w:r>
-        <w:rPr>
-          <w:rFonts w:ascii="Times New Roman" w:hAnsi="Times New Roman"/>
-          <w:b w:val="0"/>
-          <w:i w:val="0"/>
-          <w:color w:val="000000"/>
-          <w:sz w:val="22"/>
-        </w:rPr>
-        <w:t>Digilent Basys 3 trang bị chip Xilinx Artix-7 (XC7A35T-CPG236-1) và bộ nhớ Flash SPI Spansion S25FL032P (32 Mbit = 4 MBytes).</w:t>
-      </w:r>
-    </w:p>
-    <w:p>
-      <w:pPr>
-        <w:pStyle w:val="ListBullet"/>
-        <w:spacing w:before="20" w:after="40" w:line="276" w:lineRule="auto"/>
-      </w:pPr>
-      <w:r>
-        <w:rPr>
-          <w:rFonts w:ascii="Times New Roman" w:hAnsi="Times New Roman"/>
-          <w:b/>
-          <w:i w:val="0"/>
-          <w:color w:val="000000"/>
-          <w:sz w:val="22"/>
-        </w:rPr>
-        <w:t xml:space="preserve">2. Module đầu đọc RFID RDM6300: </w:t>
-      </w:r>
-      <w:r>
-        <w:rPr>
-          <w:rFonts w:ascii="Times New Roman" w:hAnsi="Times New Roman"/>
-          <w:b w:val="0"/>
-          <w:i w:val="0"/>
-          <w:color w:val="000000"/>
-          <w:sz w:val="22"/>
-        </w:rPr>
-        <w:t>Hoạt động ở tần số 125 kHz. Chân TX của module được nối vào chân Pmod JA1 (chân J1 của FPGA). Nguồn cấp VCC (5V/3.3V) và GND được lấy trực tiếp từ header Pmod của Basys 3.</w:t>
-      </w:r>
-    </w:p>
-    <w:p>
-      <w:pPr>
-        <w:pStyle w:val="ListBullet"/>
-        <w:spacing w:before="20" w:after="40" w:line="276" w:lineRule="auto"/>
-      </w:pPr>
-      <w:r>
-        <w:rPr>
-          <w:rFonts w:ascii="Times New Roman" w:hAnsi="Times New Roman"/>
-          <w:b/>
-          <w:i w:val="0"/>
-          <w:color w:val="000000"/>
-          <w:sz w:val="22"/>
-        </w:rPr>
-        <w:t xml:space="preserve">3. Giao tiếp máy tính host: </w:t>
-      </w:r>
-      <w:r>
-        <w:rPr>
-          <w:rFonts w:ascii="Times New Roman" w:hAnsi="Times New Roman"/>
-          <w:b w:val="0"/>
-          <w:i w:val="0"/>
-          <w:color w:val="000000"/>
-          <w:sz w:val="22"/>
-        </w:rPr>
-        <w:t>Cáp Micro-USB vừa cấp nguồn cho bo mạch vừa đóng vai trò kênh truyền UART qua chip chuyển đổi FTDI (kết nối cổng ảo COM trên Windows/Linux ở tốc độ 9600 bps).</w:t>
-      </w:r>
-    </w:p>
-    <w:p>
-      <w:pPr>
-        <w:pStyle w:val="ListBullet"/>
-        <w:spacing w:before="20" w:after="40" w:line="276" w:lineRule="auto"/>
-      </w:pPr>
-      <w:r>
-        <w:rPr>
-          <w:rFonts w:ascii="Times New Roman" w:hAnsi="Times New Roman"/>
-          <w:b/>
-          <w:i w:val="0"/>
-          <w:color w:val="000000"/>
-          <w:sz w:val="22"/>
-        </w:rPr>
-        <w:t xml:space="preserve">4. Nguyên thủy STARTUPE2: </w:t>
-      </w:r>
-      <w:r>
-        <w:rPr>
-          <w:rFonts w:ascii="Times New Roman" w:hAnsi="Times New Roman"/>
-          <w:b w:val="0"/>
-          <w:i w:val="0"/>
-          <w:color w:val="000000"/>
-          <w:sz w:val="22"/>
-        </w:rPr>
-        <w:t>Trong file fpga/rtl/top_basys3_picorv32_rdm6300.v, xung nhịp Flash SCK được dẫn vào cổng USRCCLKO của nguyên thủy STARTUPE2 của Xilinx để điều khiển xung clock tới chip Flash ngoài sau khi bitstream đã nạp xong.</w:t>
-      </w:r>
-    </w:p>
-    <w:p>
-      <w:pPr>
-        <w:pStyle w:val="ListBullet"/>
-        <w:spacing w:before="20" w:after="40" w:line="276" w:lineRule="auto"/>
-      </w:pPr>
-      <w:r>
-        <w:rPr>
-          <w:rFonts w:ascii="Times New Roman" w:hAnsi="Times New Roman"/>
-          <w:b/>
-          <w:i w:val="0"/>
-          <w:color w:val="000000"/>
-          <w:sz w:val="22"/>
-        </w:rPr>
-        <w:t xml:space="preserve">5. Hiển thị LED 7 đoạn (4-digit 7-segment display): </w:t>
-      </w:r>
-      <w:r>
-        <w:rPr>
-          <w:rFonts w:ascii="Times New Roman" w:hAnsi="Times New Roman"/>
-          <w:b w:val="0"/>
-          <w:i w:val="0"/>
-          <w:color w:val="000000"/>
-          <w:sz w:val="22"/>
-        </w:rPr>
-        <w:t>Tích hợp bộ điều khiển quét 4 LED 7 đoạn (seg[6:0], an[3:0], dp) độc lập trên tầng wrapper FPGA (top_basys3_picorv32_rdm6300.v). Ở trạng thái chờ bình thường (không quẹt thẻ), toàn bộ 4 LED 7 đoạn tắt hoàn toàn (Blanking). Khi quẹt thẻ, hệ thống snoop kết quả xác thực từ CPU: nếu thẻ hợp lệ (được cấp phép trong Flash) màn hình sáng hiển thị chữ PASS (P-A-S-S) trong 2.0 giây rồi tự tắt; nếu thẻ không hợp lệ (từ chối truy cập) màn hình sáng hiển thị chữ FAIL (F-A-I-L) trong 2.0 giây rồi tự tắt.</w:t>
-      </w:r>
-    </w:p>
-    <w:p>
-      <w:pPr>
-        <w:keepNext/>
-        <w:spacing w:before="160" w:after="60"/>
-      </w:pPr>
-      <w:r>
-        <w:rPr>
-          <w:rFonts w:ascii="Times New Roman" w:hAnsi="Times New Roman"/>
-          <w:b/>
-          <w:i w:val="0"/>
-          <w:color w:val="000000"/>
-          <w:sz w:val="24"/>
-        </w:rPr>
-        <w:t>5.2. Hướng dẫn sử dụng phần mềm điều khiển host console từng bước</w:t>
-      </w:r>
-    </w:p>
-    <w:p>
-      <w:pPr>
-        <w:spacing w:before="0" w:after="90" w:line="276" w:lineRule="auto"/>
-        <w:jc w:val="left"/>
-      </w:pPr>
-      <w:r>
-        <w:rPr>
-          <w:rFonts w:ascii="Times New Roman" w:hAnsi="Times New Roman"/>
-          <w:b w:val="0"/>
-          <w:i w:val="0"/>
-          <w:color w:val="000000"/>
-          <w:sz w:val="22"/>
-        </w:rPr>
-        <w:t>Nhóm đã phát triển phần mềm giao tiếp máy tính chuyên nghiệp viết bằng ngôn ngữ C (host/main.c) biên dịch thành file thực thi độc lập host/rdm6300_manager.exe trên Windows. Quy trình vận hành hệ thống từng bước như sau:</w:t>
-      </w:r>
-    </w:p>
-    <w:p>
-      <w:pPr>
-        <w:pStyle w:val="ListBullet"/>
-        <w:spacing w:before="20" w:after="40" w:line="276" w:lineRule="auto"/>
-      </w:pPr>
-      <w:r>
-        <w:rPr>
-          <w:rFonts w:ascii="Times New Roman" w:hAnsi="Times New Roman"/>
-          <w:b/>
-          <w:i w:val="0"/>
-          <w:color w:val="000000"/>
-          <w:sz w:val="22"/>
-        </w:rPr>
-        <w:t xml:space="preserve">Bước 1: Nạp Bitstream vào FPGA: </w:t>
-      </w:r>
-      <w:r>
-        <w:rPr>
-          <w:rFonts w:ascii="Times New Roman" w:hAnsi="Times New Roman"/>
-          <w:b w:val="0"/>
-          <w:i w:val="0"/>
-          <w:color w:val="000000"/>
-          <w:sz w:val="22"/>
-        </w:rPr>
-        <w:t>Mở Vivado Hardware Manager hoặc chạy script fpga/program_basys3.bat để nạp file top_basys3_picorv32_rdm6300.bit vào Basys 3. Đèn LED[0] (Heartbeat) bắt đầu nhấp nháy 1 Hz, báo hiệu lõi PicoRV32 đang chạy bình thường, trap = 0.</w:t>
-      </w:r>
-    </w:p>
-    <w:p>
-      <w:pPr>
-        <w:pStyle w:val="ListBullet"/>
-        <w:spacing w:before="20" w:after="40" w:line="276" w:lineRule="auto"/>
-      </w:pPr>
-      <w:r>
-        <w:rPr>
-          <w:rFonts w:ascii="Times New Roman" w:hAnsi="Times New Roman"/>
-          <w:b/>
-          <w:i w:val="0"/>
-          <w:color w:val="000000"/>
-          <w:sz w:val="22"/>
-        </w:rPr>
-        <w:t xml:space="preserve">Bước 2: Khởi động phần mềm Console trên PC: </w:t>
-      </w:r>
-      <w:r>
-        <w:rPr>
-          <w:rFonts w:ascii="Times New Roman" w:hAnsi="Times New Roman"/>
-          <w:b w:val="0"/>
-          <w:i w:val="0"/>
-          <w:color w:val="000000"/>
-          <w:sz w:val="22"/>
-        </w:rPr>
-        <w:t>Mở Command Prompt hoặc PowerShell tại thư mục host/ và khởi chạy ứng dụng:</w:t>
+        <w:t>Phần mềm quản trị trên máy tính (host/main.c) được viết hoàn toàn bằng ngôn ngữ C, biên dịch thành tệp thực thi độc lập kết nối trực tiếp với chip cầu nối FTDI USB-UART qua Win32 API. Ứng dụng cung cấp menu tương tác 13 chức năng chuyên nghiệp:</w:t>
       </w:r>
     </w:p>
     <w:tbl>
@@ -3848,95 +3849,6 @@
               <w:spacing w:before="0" w:after="20" w:line="252" w:lineRule="auto"/>
             </w:pPr>
             <w:r/>
-            <w:r>
-              <w:rPr>
-                <w:rFonts w:ascii="Consolas" w:hAnsi="Consolas"/>
-                <w:b w:val="0"/>
-                <w:i w:val="0"/>
-                <w:color w:val="000000"/>
-                <w:sz w:val="17"/>
-              </w:rPr>
-              <w:t>&gt; cd rdm6300-picorv32-rom-data\host</w:t>
-            </w:r>
-          </w:p>
-          <w:p>
-            <w:pPr>
-              <w:spacing w:before="0" w:after="20" w:line="252" w:lineRule="auto"/>
-            </w:pPr>
-            <w:r>
-              <w:rPr>
-                <w:rFonts w:ascii="Consolas" w:hAnsi="Consolas"/>
-                <w:b w:val="0"/>
-                <w:i w:val="0"/>
-                <w:color w:val="000000"/>
-                <w:sz w:val="17"/>
-              </w:rPr>
-              <w:t>&gt; rdm6300_manager.exe</w:t>
-            </w:r>
-          </w:p>
-          <w:p>
-            <w:pPr>
-              <w:spacing w:before="0" w:after="20" w:line="252" w:lineRule="auto"/>
-            </w:pPr>
-            <w:r>
-              <w:rPr>
-                <w:rFonts w:ascii="Consolas" w:hAnsi="Consolas"/>
-                <w:b w:val="0"/>
-                <w:i w:val="0"/>
-                <w:color w:val="000000"/>
-                <w:sz w:val="17"/>
-              </w:rPr>
-              <w:t>Nhap cong COM noi voi Basys 3 FPGA (mac dinh: COM3): COM3</w:t>
-            </w:r>
-          </w:p>
-          <w:p>
-            <w:pPr>
-              <w:spacing w:before="0" w:after="20" w:line="252" w:lineRule="auto"/>
-            </w:pPr>
-            <w:r>
-              <w:rPr>
-                <w:rFonts w:ascii="Consolas" w:hAnsi="Consolas"/>
-                <w:b w:val="0"/>
-                <w:i w:val="0"/>
-                <w:color w:val="000000"/>
-                <w:sz w:val="17"/>
-              </w:rPr>
-              <w:t>Dang ket noi toi COM3 voi baudrate 9600 bps...</w:t>
-            </w:r>
-          </w:p>
-          <w:p>
-            <w:pPr>
-              <w:spacing w:before="0" w:after="20" w:line="252" w:lineRule="auto"/>
-            </w:pPr>
-            <w:r>
-              <w:rPr>
-                <w:rFonts w:ascii="Consolas" w:hAnsi="Consolas"/>
-                <w:b w:val="0"/>
-                <w:i w:val="0"/>
-                <w:color w:val="000000"/>
-                <w:sz w:val="17"/>
-              </w:rPr>
-              <w:t>[SUCCESS] Da ket noi thanh cong voi Basys 3 tren COM3!</w:t>
-            </w:r>
-          </w:p>
-          <w:p>
-            <w:pPr>
-              <w:spacing w:before="0" w:after="20" w:line="252" w:lineRule="auto"/>
-            </w:pPr>
-            <w:r>
-              <w:rPr>
-                <w:rFonts w:ascii="Consolas" w:hAnsi="Consolas"/>
-                <w:b w:val="0"/>
-                <w:i w:val="0"/>
-                <w:color w:val="000000"/>
-                <w:sz w:val="17"/>
-              </w:rPr>
-            </w:r>
-          </w:p>
-          <w:p>
-            <w:pPr>
-              <w:spacing w:before="0" w:after="20" w:line="252" w:lineRule="auto"/>
-            </w:pPr>
             <w:r>
               <w:rPr>
                 <w:rFonts w:ascii="Consolas" w:hAnsi="Consolas"/>
@@ -4035,7 +3947,7 @@
                 <w:color w:val="000000"/>
                 <w:sz w:val="17"/>
               </w:rPr>
-              <w:t xml:space="preserve">  [4]  Delete RFID Tag from Flash (Nhap 10 so in tren the de xoa khoi Flash)</w:t>
+              <w:t xml:space="preserve">  [4]  Delete RFID Tag from Flash (Nhap 10 so in tren the de xoa khoi Flash &amp; Export CSV)</w:t>
             </w:r>
           </w:p>
           <w:p>
@@ -4110,7 +4022,7 @@
                 <w:color w:val="000000"/>
                 <w:sz w:val="17"/>
               </w:rPr>
-              <w:t xml:space="preserve">  [9]  Erase Access Logs (Sao luu ra CSV truoc roi xoa nhat ky trong Flash)</w:t>
+              <w:t xml:space="preserve">  [9]  Erase Access Logs (Sao luu ra CSV truoc roi xoa nhat ky trong Flash 0x310000)</w:t>
             </w:r>
           </w:p>
           <w:p>
@@ -4227,6 +4139,100 @@
       </w:pPr>
     </w:p>
     <w:p>
+      <w:pPr>
+        <w:spacing w:before="0" w:after="90" w:line="276" w:lineRule="auto"/>
+        <w:jc w:val="left"/>
+      </w:pPr>
+      <w:r>
+        <w:rPr>
+          <w:rFonts w:ascii="Times New Roman" w:hAnsi="Times New Roman"/>
+          <w:b w:val="0"/>
+          <w:i w:val="0"/>
+          <w:color w:val="000000"/>
+          <w:sz w:val="22"/>
+        </w:rPr>
+        <w:t>Điểm nhấn công nghệ của phần mềm Host Console:</w:t>
+      </w:r>
+    </w:p>
+    <w:p>
+      <w:pPr>
+        <w:pStyle w:val="ListBullet"/>
+        <w:spacing w:before="30" w:after="50" w:line="276" w:lineRule="auto"/>
+      </w:pPr>
+      <w:r>
+        <w:rPr>
+          <w:rFonts w:ascii="Times New Roman" w:hAnsi="Times New Roman"/>
+          <w:b/>
+          <w:i w:val="0"/>
+          <w:color w:val="000000"/>
+          <w:sz w:val="22"/>
+        </w:rPr>
+        <w:t xml:space="preserve">Bộ phân tích định dạng thẻ thông minh (parse_card_input): </w:t>
+      </w:r>
+      <w:r>
+        <w:rPr>
+          <w:rFonts w:ascii="Times New Roman" w:hAnsi="Times New Roman"/>
+          <w:b w:val="0"/>
+          <w:i w:val="0"/>
+          <w:color w:val="000000"/>
+          <w:sz w:val="22"/>
+        </w:rPr>
+        <w:t>Cho phép người dùng nhập trực tiếp 10 chữ số in dập nổi trên mặt thẻ (ví dụ thẻ 0007508976), chuỗi chuẩn Wiegand (114,37872), hoặc mã Hex 10 ký tự (00007293F0). Phần mềm tự động quy đổi toán học chuẩn xác sang mã Hex 10 ký tự trước khi gửi xuống SoC.</w:t>
+      </w:r>
+    </w:p>
+    <w:p>
+      <w:pPr>
+        <w:pStyle w:val="ListBullet"/>
+        <w:spacing w:before="30" w:after="50" w:line="276" w:lineRule="auto"/>
+      </w:pPr>
+      <w:r>
+        <w:rPr>
+          <w:rFonts w:ascii="Times New Roman" w:hAnsi="Times New Roman"/>
+          <w:b/>
+          <w:i w:val="0"/>
+          <w:color w:val="000000"/>
+          <w:sz w:val="22"/>
+        </w:rPr>
+        <w:t xml:space="preserve">Chức năng Quẹt thẻ ảo (Virtual Scan - Menu [5] và [6]): </w:t>
+      </w:r>
+      <w:r>
+        <w:rPr>
+          <w:rFonts w:ascii="Times New Roman" w:hAnsi="Times New Roman"/>
+          <w:b w:val="0"/>
+          <w:i w:val="0"/>
+          <w:color w:val="000000"/>
+          <w:sz w:val="22"/>
+        </w:rPr>
+        <w:t>Cho phép kiểm thử toàn bộ luồng xử lý của SoC, tra cứu cơ sở dữ liệu Flash và ghi nhật ký mà không cần quẹt thẻ vật lý trên đầu đọc RDM6300.</w:t>
+      </w:r>
+    </w:p>
+    <w:p>
+      <w:pPr>
+        <w:pStyle w:val="ListBullet"/>
+        <w:spacing w:before="30" w:after="50" w:line="276" w:lineRule="auto"/>
+      </w:pPr>
+      <w:r>
+        <w:rPr>
+          <w:rFonts w:ascii="Times New Roman" w:hAnsi="Times New Roman"/>
+          <w:b/>
+          <w:i w:val="0"/>
+          <w:color w:val="000000"/>
+          <w:sz w:val="22"/>
+        </w:rPr>
+        <w:t xml:space="preserve">Tự động sao lưu và bảo vệ dữ liệu CSV: </w:t>
+      </w:r>
+      <w:r>
+        <w:rPr>
+          <w:rFonts w:ascii="Times New Roman" w:hAnsi="Times New Roman"/>
+          <w:b w:val="0"/>
+          <w:i w:val="0"/>
+          <w:color w:val="000000"/>
+          <w:sz w:val="22"/>
+        </w:rPr>
+        <w:t>Mỗi khi thêm/xóa thẻ hoặc xóa nhật ký, phần mềm tự động xuất bản sao lưu ra thư mục host/rfids/ và host/logs/ với dấu thời gian (Timestamp), ngăn chặn nguy cơ mất mát dữ liệu.</w:t>
+      </w:r>
+    </w:p>
+    <w:p>
       <w:r>
         <w:br w:type="page"/>
       </w:r>
@@ -4234,7 +4240,23 @@
     <w:p>
       <w:pPr>
         <w:keepNext/>
-        <w:spacing w:before="160" w:after="60"/>
+        <w:spacing w:before="280" w:after="80"/>
+      </w:pPr>
+      <w:r>
+        <w:rPr>
+          <w:rFonts w:ascii="Times New Roman" w:hAnsi="Times New Roman"/>
+          <w:b/>
+          <w:i w:val="0"/>
+          <w:color w:val="000000"/>
+          <w:sz w:val="27"/>
+        </w:rPr>
+        <w:t>4. Demo chức năng và kiểm chứng thực nghiệm trên FPGA Basys 3</w:t>
+      </w:r>
+    </w:p>
+    <w:p>
+      <w:pPr>
+        <w:keepNext/>
+        <w:spacing w:before="180" w:after="60"/>
       </w:pPr>
       <w:r>
         <w:rPr>
@@ -4244,7 +4266,7 @@
           <w:color w:val="000000"/>
           <w:sz w:val="24"/>
         </w:rPr>
-        <w:t>5.3. Kịch bản thực nghiệm quẹt thẻ thực tế và kết quả xác thực</w:t>
+        <w:t>4.1. Vai trò của bo mạch FPGA Basys 3: nền tảng demo và tạo mẫu phần cứng</w:t>
       </w:r>
     </w:p>
     <w:p>
@@ -4260,13 +4282,280 @@
           <w:color w:val="000000"/>
           <w:sz w:val="22"/>
         </w:rPr>
-        <w:t>Hệ thống đã trải qua quy trình kiểm thử toàn diện thông qua 4 kịch bản thực nghiệm điển hình:</w:t>
+        <w:t>Trong dự án này, mục tiêu tối thượng là thiết kế và chế tạo vi mạch tích hợp chuyên dụng (ASIC). Tuy nhiên, trước khi gửi bản vẽ đi tape-out ở nhà máy bán dẫn (vốn tốn kém hàng chục nghìn USD và mất từ 3 đến 6 tháng chế tạo), việc tạo mẫu phần cứng (Hardware Prototyping) trên FPGA là bước bắt buộc trong công nghiệp.</w:t>
       </w:r>
     </w:p>
     <w:p>
       <w:pPr>
+        <w:spacing w:before="0" w:after="90" w:line="276" w:lineRule="auto"/>
+        <w:jc w:val="left"/>
+      </w:pPr>
+      <w:r>
+        <w:rPr>
+          <w:rFonts w:ascii="Times New Roman" w:hAnsi="Times New Roman"/>
+          <w:b w:val="0"/>
+          <w:i w:val="0"/>
+          <w:color w:val="000000"/>
+          <w:sz w:val="22"/>
+        </w:rPr>
+        <w:t>Bo mạch Digilent Basys 3 (trang bị chip FPGA Xilinx Artix-7 XC7A35T) được sử dụng làm NỀN TẢNG DEMO THỰC TẾ. Nhờ đó, nhóm nghiên cứu có thể:</w:t>
+      </w:r>
+    </w:p>
+    <w:p>
+      <w:pPr>
+        <w:pStyle w:val="ListBullet"/>
+        <w:spacing w:before="30" w:after="50" w:line="276" w:lineRule="auto"/>
+      </w:pPr>
+      <w:r>
+        <w:rPr>
+          <w:rFonts w:ascii="Times New Roman" w:hAnsi="Times New Roman"/>
+          <w:b/>
+          <w:i w:val="0"/>
+          <w:color w:val="000000"/>
+          <w:sz w:val="22"/>
+        </w:rPr>
+        <w:t xml:space="preserve">1. </w:t>
+      </w:r>
+      <w:r>
+        <w:rPr>
+          <w:rFonts w:ascii="Times New Roman" w:hAnsi="Times New Roman"/>
+          <w:b w:val="0"/>
+          <w:i w:val="0"/>
+          <w:color w:val="000000"/>
+          <w:sz w:val="22"/>
+        </w:rPr>
+        <w:t>Kiểm chứng sự phối hợp nhịp nhàng giữa lõi CPU PicoRV32 với thẻ RFID thật và đầu đọc RDM6300 thật trong môi trường vật lý có nhiễu sóng cao tần.</w:t>
+      </w:r>
+    </w:p>
+    <w:p>
+      <w:pPr>
+        <w:pStyle w:val="ListBullet"/>
+        <w:spacing w:before="30" w:after="50" w:line="276" w:lineRule="auto"/>
+      </w:pPr>
+      <w:r>
+        <w:rPr>
+          <w:rFonts w:ascii="Times New Roman" w:hAnsi="Times New Roman"/>
+          <w:b/>
+          <w:i w:val="0"/>
+          <w:color w:val="000000"/>
+          <w:sz w:val="22"/>
+        </w:rPr>
+        <w:t xml:space="preserve">2. </w:t>
+      </w:r>
+      <w:r>
+        <w:rPr>
+          <w:rFonts w:ascii="Times New Roman" w:hAnsi="Times New Roman"/>
+          <w:b w:val="0"/>
+          <w:i w:val="0"/>
+          <w:color w:val="000000"/>
+          <w:sz w:val="22"/>
+        </w:rPr>
+        <w:t>Xác thực chu trình ghi/đọc/xóa vật lý trên chip SPI Flash Spansion S25FL032P thật ở tốc độ cao.</w:t>
+      </w:r>
+    </w:p>
+    <w:p>
+      <w:pPr>
+        <w:pStyle w:val="ListBullet"/>
+        <w:spacing w:before="30" w:after="50" w:line="276" w:lineRule="auto"/>
+      </w:pPr>
+      <w:r>
+        <w:rPr>
+          <w:rFonts w:ascii="Times New Roman" w:hAnsi="Times New Roman"/>
+          <w:b/>
+          <w:i w:val="0"/>
+          <w:color w:val="000000"/>
+          <w:sz w:val="22"/>
+        </w:rPr>
+        <w:t xml:space="preserve">3. </w:t>
+      </w:r>
+      <w:r>
+        <w:rPr>
+          <w:rFonts w:ascii="Times New Roman" w:hAnsi="Times New Roman"/>
+          <w:b w:val="0"/>
+          <w:i w:val="0"/>
+          <w:color w:val="000000"/>
+          <w:sz w:val="22"/>
+        </w:rPr>
+        <w:t>Đo đạc độ trễ phản hồi thực tế và kiểm tra độ ổn định của firmware trong nhiều giờ vận hành liên tục.</w:t>
+      </w:r>
+    </w:p>
+    <w:p>
+      <w:pPr>
         <w:keepNext/>
-        <w:spacing w:before="100" w:after="40"/>
+        <w:spacing w:before="180" w:after="60"/>
+      </w:pPr>
+      <w:r>
+        <w:rPr>
+          <w:rFonts w:ascii="Times New Roman" w:hAnsi="Times New Roman"/>
+          <w:b/>
+          <w:i w:val="0"/>
+          <w:color w:val="000000"/>
+          <w:sz w:val="24"/>
+        </w:rPr>
+        <w:t>4.2. Thiết lập kết nối phần cứng và cấu hình chân I/O</w:t>
+      </w:r>
+    </w:p>
+    <w:p>
+      <w:pPr>
+        <w:spacing w:before="0" w:after="90" w:line="276" w:lineRule="auto"/>
+        <w:jc w:val="left"/>
+      </w:pPr>
+      <w:r>
+        <w:rPr>
+          <w:rFonts w:ascii="Times New Roman" w:hAnsi="Times New Roman"/>
+          <w:b w:val="0"/>
+          <w:i w:val="0"/>
+          <w:color w:val="000000"/>
+          <w:sz w:val="22"/>
+        </w:rPr>
+        <w:t>Hệ thống demo được kết nối vật lý tinh gọn và khoa học:</w:t>
+      </w:r>
+    </w:p>
+    <w:p>
+      <w:pPr>
+        <w:pStyle w:val="ListBullet"/>
+        <w:spacing w:before="30" w:after="50" w:line="276" w:lineRule="auto"/>
+      </w:pPr>
+      <w:r>
+        <w:rPr>
+          <w:rFonts w:ascii="Times New Roman" w:hAnsi="Times New Roman"/>
+          <w:b/>
+          <w:i w:val="0"/>
+          <w:color w:val="000000"/>
+          <w:sz w:val="22"/>
+        </w:rPr>
+        <w:t xml:space="preserve">Cổng PMOD JA: </w:t>
+      </w:r>
+      <w:r>
+        <w:rPr>
+          <w:rFonts w:ascii="Times New Roman" w:hAnsi="Times New Roman"/>
+          <w:b w:val="0"/>
+          <w:i w:val="0"/>
+          <w:color w:val="000000"/>
+          <w:sz w:val="22"/>
+        </w:rPr>
+        <w:t>Chân TX của RDM6300 kết nối chân JA1 (chân J1 của FPGA). Chân nguồn 5V và GND lấy trực tiếp từ cổng PMOD của Basys 3.</w:t>
+      </w:r>
+    </w:p>
+    <w:p>
+      <w:pPr>
+        <w:pStyle w:val="ListBullet"/>
+        <w:spacing w:before="30" w:after="50" w:line="276" w:lineRule="auto"/>
+      </w:pPr>
+      <w:r>
+        <w:rPr>
+          <w:rFonts w:ascii="Times New Roman" w:hAnsi="Times New Roman"/>
+          <w:b/>
+          <w:i w:val="0"/>
+          <w:color w:val="000000"/>
+          <w:sz w:val="22"/>
+        </w:rPr>
+        <w:t xml:space="preserve">Cổng Micro-USB: </w:t>
+      </w:r>
+      <w:r>
+        <w:rPr>
+          <w:rFonts w:ascii="Times New Roman" w:hAnsi="Times New Roman"/>
+          <w:b w:val="0"/>
+          <w:i w:val="0"/>
+          <w:color w:val="000000"/>
+          <w:sz w:val="22"/>
+        </w:rPr>
+        <w:t>Kết nối máy tính vừa cấp nguồn 5V cho toàn bộ hệ thống vừa mở cổng ảo COM ở tốc độ 9600 bps.</w:t>
+      </w:r>
+    </w:p>
+    <w:p>
+      <w:pPr>
+        <w:pStyle w:val="ListBullet"/>
+        <w:spacing w:before="30" w:after="50" w:line="276" w:lineRule="auto"/>
+      </w:pPr>
+      <w:r>
+        <w:rPr>
+          <w:rFonts w:ascii="Times New Roman" w:hAnsi="Times New Roman"/>
+          <w:b/>
+          <w:i w:val="0"/>
+          <w:color w:val="000000"/>
+          <w:sz w:val="22"/>
+        </w:rPr>
+        <w:t xml:space="preserve">Nguyên thủy STARTUPE2: </w:t>
+      </w:r>
+      <w:r>
+        <w:rPr>
+          <w:rFonts w:ascii="Times New Roman" w:hAnsi="Times New Roman"/>
+          <w:b w:val="0"/>
+          <w:i w:val="0"/>
+          <w:color w:val="000000"/>
+          <w:sz w:val="22"/>
+        </w:rPr>
+        <w:t>Trong tệp fpga/rtl/top_basys3_picorv32_rdm6300.v, xung nhịp Flash SCK được đưa vào chân USRCCLKO của nguyên thủy STARTUPE2 để điều khiển chân CCLK nối tới chip Flash.</w:t>
+      </w:r>
+    </w:p>
+    <w:p>
+      <w:pPr>
+        <w:pStyle w:val="ListBullet"/>
+        <w:spacing w:before="30" w:after="50" w:line="276" w:lineRule="auto"/>
+      </w:pPr>
+      <w:r>
+        <w:rPr>
+          <w:rFonts w:ascii="Times New Roman" w:hAnsi="Times New Roman"/>
+          <w:b/>
+          <w:i w:val="0"/>
+          <w:color w:val="000000"/>
+          <w:sz w:val="22"/>
+        </w:rPr>
+        <w:t xml:space="preserve">Hệ thống LED hiển thị: </w:t>
+      </w:r>
+      <w:r>
+        <w:rPr>
+          <w:rFonts w:ascii="Times New Roman" w:hAnsi="Times New Roman"/>
+          <w:b w:val="0"/>
+          <w:i w:val="0"/>
+          <w:color w:val="000000"/>
+          <w:sz w:val="22"/>
+        </w:rPr>
+        <w:t>LED[0] nhấp nháy 1 Hz (Heartbeat CPU đang chạy bình thường); LED[1] sáng khi chip Flash đang bận ghi/xóa; LED[2] sáng khi đầu đọc nhận được mã thẻ hợp lệ.</w:t>
+      </w:r>
+    </w:p>
+    <w:p>
+      <w:r>
+        <w:br w:type="page"/>
+      </w:r>
+    </w:p>
+    <w:p>
+      <w:pPr>
+        <w:keepNext/>
+        <w:spacing w:before="180" w:after="60"/>
+      </w:pPr>
+      <w:r>
+        <w:rPr>
+          <w:rFonts w:ascii="Times New Roman" w:hAnsi="Times New Roman"/>
+          <w:b/>
+          <w:i w:val="0"/>
+          <w:color w:val="000000"/>
+          <w:sz w:val="24"/>
+        </w:rPr>
+        <w:t>4.3. Các kịch bản thực nghiệm quẹt thẻ thực tế và kết quả xác thực</w:t>
+      </w:r>
+    </w:p>
+    <w:p>
+      <w:pPr>
+        <w:spacing w:before="0" w:after="90" w:line="276" w:lineRule="auto"/>
+        <w:jc w:val="left"/>
+      </w:pPr>
+      <w:r>
+        <w:rPr>
+          <w:rFonts w:ascii="Times New Roman" w:hAnsi="Times New Roman"/>
+          <w:b w:val="0"/>
+          <w:i w:val="0"/>
+          <w:color w:val="000000"/>
+          <w:sz w:val="22"/>
+        </w:rPr>
+        <w:t>Hệ thống demo trên bo mạch Basys 3 đã vượt qua 100% các bài kiểm thử thực nghiệm:</w:t>
+      </w:r>
+    </w:p>
+    <w:p>
+      <w:pPr>
+        <w:keepNext/>
+        <w:spacing w:before="120" w:after="40"/>
       </w:pPr>
       <w:r>
         <w:rPr>
@@ -4292,7 +4581,7 @@
           <w:color w:val="000000"/>
           <w:sz w:val="22"/>
         </w:rPr>
-        <w:t>Người dùng chọn phím [1]. Máy tính gửi ký tự 'P' xuống bo mạch. Lõi PicoRV32 nhận lệnh và phản hồi chuỗi 'PONG' cùng trạng thái thanh ghi:</w:t>
+        <w:t>Người dùng chọn phím [1]. Máy tính gửi lệnh 'P' xuống SoC qua UART. PicoRV32 nhận lệnh và phản hồi ngay lập tức:</w:t>
       </w:r>
     </w:p>
     <w:tbl>
@@ -4379,7 +4668,7 @@
     <w:p>
       <w:pPr>
         <w:keepNext/>
-        <w:spacing w:before="100" w:after="40"/>
+        <w:spacing w:before="120" w:after="40"/>
       </w:pPr>
       <w:r>
         <w:rPr>
@@ -4389,7 +4678,7 @@
           <w:color w:val="000000"/>
           <w:sz w:val="22"/>
         </w:rPr>
-        <w:t>Kịch bản 2: Đăng ký thẻ mới vào bộ nhớ Flash (Lưu trữ vĩnh viễn)</w:t>
+        <w:t>Kịch bản 2: Đăng ký thẻ mới vào bộ nhớ Flash</w:t>
       </w:r>
     </w:p>
     <w:p>
@@ -4405,7 +4694,7 @@
           <w:color w:val="000000"/>
           <w:sz w:val="22"/>
         </w:rPr>
-        <w:t>Người dùng chọn phím [2] và nhập 10 chữ số in dập nổi trên thẻ RFID thật (ví dụ thẻ: 0007508976). Phần mềm chuyển đổi thành mã Hex 0x007293F0 và gửi lệnh 'N' xuống SoC. PicoRV32 kích hoạt khối SPI Flash Controller phát lệnh Page Program ghi mã thẻ vào Flash sector 0x30_0000. Đèn LED[1] (Flash Busy) trên bo mạch chớp sáng trong 3 ms rồi tắt, thông báo ghi thành công:</w:t>
+        <w:t>Người dùng chọn phím [2] và nhập 10 chữ số in trên thẻ RFID thật (ví dụ: 0007508976). Phần mềm quy đổi thành mã Hex 00007293F0 và gửi lệnh 'N' xuống SoC. PicoRV32 kích hoạt lệnh Page Program ghi vào Flash Sector 48 (0x300000). Đèn LED[1] trên Basys 3 nháy sáng 3 ms rồi tắt, thông báo ghi thành công:</w:t>
       </w:r>
     </w:p>
     <w:tbl>
@@ -4478,37 +4767,7 @@
                 <w:color w:val="000000"/>
                 <w:sz w:val="17"/>
               </w:rPr>
-              <w:t>-&gt; Da nhan dien the hop le:</w:t>
-            </w:r>
-          </w:p>
-          <w:p>
-            <w:pPr>
-              <w:spacing w:before="0" w:after="20" w:line="252" w:lineRule="auto"/>
-            </w:pPr>
-            <w:r>
-              <w:rPr>
-                <w:rFonts w:ascii="Consolas" w:hAnsi="Consolas"/>
-                <w:b w:val="0"/>
-                <w:i w:val="0"/>
-                <w:color w:val="000000"/>
-                <w:sz w:val="17"/>
-              </w:rPr>
-              <w:t xml:space="preserve">   + So in tren the        : 0007508976  (FC: 114, ID: 37872)</w:t>
-            </w:r>
-          </w:p>
-          <w:p>
-            <w:pPr>
-              <w:spacing w:before="0" w:after="20" w:line="252" w:lineRule="auto"/>
-            </w:pPr>
-            <w:r>
-              <w:rPr>
-                <w:rFonts w:ascii="Consolas" w:hAnsi="Consolas"/>
-                <w:b w:val="0"/>
-                <w:i w:val="0"/>
-                <w:color w:val="000000"/>
-                <w:sz w:val="17"/>
-              </w:rPr>
-              <w:t xml:space="preserve">   + Ma Hex (UID 10 ky tu) : 00007293F0</w:t>
+              <w:t>-&gt; Da nhan dien the hop le: 0007508976 (FC: 114, ID: 37872) [UID: 00007293F0]</w:t>
             </w:r>
           </w:p>
           <w:p>
@@ -4553,7 +4812,7 @@
                 <w:color w:val="000000"/>
                 <w:sz w:val="17"/>
               </w:rPr>
-              <w:t>-&gt; Tu dong xuat danh sach the moi cap nhat ra file CSV: host/rfids/20260922_214510.csv</w:t>
+              <w:t>-&gt; Tu dong xuat danh sach the moi cap nhat ra file CSV vao host/rfids/...</w:t>
             </w:r>
           </w:p>
         </w:tc>
@@ -4567,7 +4826,7 @@
     <w:p>
       <w:pPr>
         <w:keepNext/>
-        <w:spacing w:before="100" w:after="40"/>
+        <w:spacing w:before="120" w:after="40"/>
       </w:pPr>
       <w:r>
         <w:rPr>
@@ -4577,7 +4836,7 @@
           <w:color w:val="000000"/>
           <w:sz w:val="22"/>
         </w:rPr>
-        <w:t>Kịch bản 3: Quẹt thẻ thật trên module RFID RDM6300 (Access Control)</w:t>
+        <w:t>Kịch bản 3: Quẹt thẻ thật trên module RFID RDM6300 (Access Granted)</w:t>
       </w:r>
     </w:p>
     <w:p>
@@ -4593,137 +4852,7 @@
           <w:color w:val="000000"/>
           <w:sz w:val="22"/>
         </w:rPr>
-        <w:t>Đưa thẻ RFID 125 kHz (mã 0007508976) vào vùng cảm ứng của ăng-ten RDM6300. Quá trình xử lý diễn ra hoàn toàn tự động:</w:t>
-      </w:r>
-    </w:p>
-    <w:p>
-      <w:pPr>
-        <w:pStyle w:val="ListBullet"/>
-        <w:spacing w:before="20" w:after="40" w:line="276" w:lineRule="auto"/>
-      </w:pPr>
-      <w:r>
-        <w:rPr>
-          <w:rFonts w:ascii="Times New Roman" w:hAnsi="Times New Roman"/>
-          <w:b/>
-          <w:i w:val="0"/>
-          <w:color w:val="000000"/>
-          <w:sz w:val="22"/>
-        </w:rPr>
-        <w:t xml:space="preserve">1. Tiếp nhận tín hiệu: </w:t>
-      </w:r>
-      <w:r>
-        <w:rPr>
-          <w:rFonts w:ascii="Times New Roman" w:hAnsi="Times New Roman"/>
-          <w:b w:val="0"/>
-          <w:i w:val="0"/>
-          <w:color w:val="000000"/>
-          <w:sz w:val="22"/>
-        </w:rPr>
-        <w:t>RDM6300 giải điều chế và truyền chuỗi 14 byte qua chân JA1 vào FPGA.</w:t>
-      </w:r>
-    </w:p>
-    <w:p>
-      <w:pPr>
-        <w:pStyle w:val="ListBullet"/>
-        <w:spacing w:before="20" w:after="40" w:line="276" w:lineRule="auto"/>
-      </w:pPr>
-      <w:r>
-        <w:rPr>
-          <w:rFonts w:ascii="Times New Roman" w:hAnsi="Times New Roman"/>
-          <w:b/>
-          <w:i w:val="0"/>
-          <w:color w:val="000000"/>
-          <w:sz w:val="22"/>
-        </w:rPr>
-        <w:t xml:space="preserve">2. Giải mã &amp; Đối chiếu Checksum: </w:t>
-      </w:r>
-      <w:r>
-        <w:rPr>
-          <w:rFonts w:ascii="Times New Roman" w:hAnsi="Times New Roman"/>
-          <w:b w:val="0"/>
-          <w:i w:val="0"/>
-          <w:color w:val="000000"/>
-          <w:sz w:val="22"/>
-        </w:rPr>
-        <w:t>Khối rdm6300_frame_decoder.v bắt đúng STX (0x02), giải mã 10 ký tự ASCII sang nhị phân, tính XOR 5 byte dữ liệu và so sánh với byte Checksum. Checksum hoàn toàn khớp!</w:t>
-      </w:r>
-    </w:p>
-    <w:p>
-      <w:pPr>
-        <w:pStyle w:val="ListBullet"/>
-        <w:spacing w:before="20" w:after="40" w:line="276" w:lineRule="auto"/>
-      </w:pPr>
-      <w:r>
-        <w:rPr>
-          <w:rFonts w:ascii="Times New Roman" w:hAnsi="Times New Roman"/>
-          <w:b/>
-          <w:i w:val="0"/>
-          <w:color w:val="000000"/>
-          <w:sz w:val="22"/>
-        </w:rPr>
-        <w:t xml:space="preserve">3. Chốt dữ liệu &amp; Báo hiệu trực quan: </w:t>
-      </w:r>
-      <w:r>
-        <w:rPr>
-          <w:rFonts w:ascii="Times New Roman" w:hAnsi="Times New Roman"/>
-          <w:b w:val="0"/>
-          <w:i w:val="0"/>
-          <w:color w:val="000000"/>
-          <w:sz w:val="22"/>
-        </w:rPr>
-        <w:t>Khối giải mã bật cờ tag_valid lên 1. Đèn LED[2] trên Basys 3 sáng rực báo hiệu thẻ hợp lệ, đồng thời màn hình 4 LED 7 đoạn trên bo mạch Basys 3 lập tức chuyển từ trạng thái FAIL sang hiển thị chữ PASS (P-A-S-S) trong 2.0 giây để người dùng nhận diện trực quan kết quả quẹt thẻ thành công.</w:t>
-      </w:r>
-    </w:p>
-    <w:p>
-      <w:pPr>
-        <w:pStyle w:val="ListBullet"/>
-        <w:spacing w:before="20" w:after="40" w:line="276" w:lineRule="auto"/>
-      </w:pPr>
-      <w:r>
-        <w:rPr>
-          <w:rFonts w:ascii="Times New Roman" w:hAnsi="Times New Roman"/>
-          <w:b/>
-          <w:i w:val="0"/>
-          <w:color w:val="000000"/>
-          <w:sz w:val="22"/>
-        </w:rPr>
-        <w:t xml:space="preserve">4. CPU Tra cứu Flash &amp; Xác thực: </w:t>
-      </w:r>
-      <w:r>
-        <w:rPr>
-          <w:rFonts w:ascii="Times New Roman" w:hAnsi="Times New Roman"/>
-          <w:b w:val="0"/>
-          <w:i w:val="0"/>
-          <w:color w:val="000000"/>
-          <w:sz w:val="22"/>
-        </w:rPr>
-        <w:t>PicoRV32 đọc mã thẻ từ thanh ghi RFID_DATA_REG, tự động kích hoạt SPI Flash Controller đọc bảng dữ liệu từ 0x30_0000 để đối chiếu. Tìm thấy thẻ tại Slot #0! CPU ghi nhận thẻ hợp lệ, điều khiển LED[15:8] hiển thị mã truy cập thành công và ghi một bản ghi nhật ký (Log) vào sector Flash 0x31_0000.</w:t>
-      </w:r>
-    </w:p>
-    <w:p>
-      <w:pPr>
-        <w:pStyle w:val="ListBullet"/>
-        <w:spacing w:before="20" w:after="40" w:line="276" w:lineRule="auto"/>
-      </w:pPr>
-      <w:r>
-        <w:rPr>
-          <w:rFonts w:ascii="Times New Roman" w:hAnsi="Times New Roman"/>
-          <w:b/>
-          <w:i w:val="0"/>
-          <w:color w:val="000000"/>
-          <w:sz w:val="22"/>
-        </w:rPr>
-        <w:t xml:space="preserve">5. Hiển thị trên Host Console: </w:t>
-      </w:r>
-      <w:r>
-        <w:rPr>
-          <w:rFonts w:ascii="Times New Roman" w:hAnsi="Times New Roman"/>
-          <w:b w:val="0"/>
-          <w:i w:val="0"/>
-          <w:color w:val="000000"/>
-          <w:sz w:val="22"/>
-        </w:rPr>
-        <w:t>Màn hình máy tính hiển thị thông báo truy cập được cấp phép:</w:t>
+        <w:t>Đưa thẻ RFID 125 kHz (mã 0007508976) lại gần ăng-ten RDM6300. Khối giải mã phần cứng rdm6300_frame_decoder.v bóc tách khung, kiểm tra XOR Checksum chính xác 100% và bật cờ card_valid. CPU PicoRV32 đọc mã thẻ, tra cứu Flash Sector 48 và tìm thấy thẻ tại Slot #0. Hệ thống bật LED xanh và hiển thị xác thực thành công:</w:t>
       </w:r>
     </w:p>
     <w:tbl>
@@ -4811,7 +4940,7 @@
                 <w:color w:val="000000"/>
                 <w:sz w:val="17"/>
               </w:rPr>
-              <w:t xml:space="preserve">  - The quet         : 0007508976 (FC: 114, ID: 37872) [UID: 00007293F0]</w:t>
+              <w:t xml:space="preserve">  - The quet         : 0007508976 (FC: 114, ID: 37872)  [UID: 00007293F0]</w:t>
             </w:r>
           </w:p>
           <w:p>
@@ -4826,7 +4955,7 @@
                 <w:color w:val="000000"/>
                 <w:sz w:val="17"/>
               </w:rPr>
-              <w:t xml:space="preserve">  - Ket qua          : THE HOP LE (Khop Slot #0, Dia chi Flash 0x300000)</w:t>
+              <w:t xml:space="preserve">  - Ket qua          : THE HOP LE (Khop Slot #0, Dia chi 0x300000)</w:t>
             </w:r>
           </w:p>
           <w:p>
@@ -4841,22 +4970,7 @@
                 <w:color w:val="000000"/>
                 <w:sz w:val="17"/>
               </w:rPr>
-              <w:t xml:space="preserve">  - Nhat ky Flash    : Da ghi vao Log Slot #0 (Dia chi Flash 0x310000)</w:t>
-            </w:r>
-          </w:p>
-          <w:p>
-            <w:pPr>
-              <w:spacing w:before="0" w:after="20" w:line="252" w:lineRule="auto"/>
-            </w:pPr>
-            <w:r>
-              <w:rPr>
-                <w:rFonts w:ascii="Consolas" w:hAnsi="Consolas"/>
-                <w:b w:val="0"/>
-                <w:i w:val="0"/>
-                <w:color w:val="000000"/>
-                <w:sz w:val="17"/>
-              </w:rPr>
-              <w:t xml:space="preserve">  - Trang thai LED   : LED[2]=1 (Tag Valid), LED[1]=0 (Flash Ready)</w:t>
+              <w:t xml:space="preserve">  - Nhat ky Flash    : Da ghi vao Log Slot #0 (Dia chi 0x310000)</w:t>
             </w:r>
           </w:p>
           <w:p>
@@ -4885,7 +4999,7 @@
     <w:p>
       <w:pPr>
         <w:keepNext/>
-        <w:spacing w:before="100" w:after="40"/>
+        <w:spacing w:before="120" w:after="40"/>
       </w:pPr>
       <w:r>
         <w:rPr>
@@ -4895,7 +5009,7 @@
           <w:color w:val="000000"/>
           <w:sz w:val="22"/>
         </w:rPr>
-        <w:t>Kịch bản 4: Quẹt thẻ chưa đăng ký (Từ chối truy cập)</w:t>
+        <w:t>Kịch bản 4: Quẹt thẻ chưa đăng ký (Access Denied)</w:t>
       </w:r>
     </w:p>
     <w:p>
@@ -4911,7 +5025,7 @@
           <w:color w:val="000000"/>
           <w:sz w:val="22"/>
         </w:rPr>
-        <w:t>Khi quẹt một thẻ RFID lạ chưa được nạp vào Flash (ví dụ thẻ 0001234567 / UID 000012D687), FSM phần cứng vẫn kiểm tra XOR checksum hợp lệ, nhưng khi PicoRV32 tra cứu cơ sở dữ liệu trong Flash, không tìm thấy thẻ khớp. Hệ thống lập tức từ chối:</w:t>
+        <w:t>Khi quẹt một thẻ lạ chưa được lưu trong Flash, khối giải mã vẫn nhận đúng dữ liệu nhưng CPU tra cứu Flash không có. Hệ thống lập tức từ chối truy cập và ghi cảnh báo vào nhật ký Flash:</w:t>
       </w:r>
     </w:p>
     <w:tbl>
@@ -4999,7 +5113,7 @@
                 <w:color w:val="000000"/>
                 <w:sz w:val="17"/>
               </w:rPr>
-              <w:t xml:space="preserve">  - The quet         : 0001234567 (FC: 018, ID: 54919) [UID: 000012D687]</w:t>
+              <w:t xml:space="preserve">  - The quet         : 0001234567 (FC: 018, ID: 54919)  [UID: 000012D687]</w:t>
             </w:r>
           </w:p>
           <w:p>
@@ -5014,7 +5128,7 @@
                 <w:color w:val="000000"/>
                 <w:sz w:val="17"/>
               </w:rPr>
-              <w:t xml:space="preserve">  - Ket qua          : THE CHUA DANG KY trong co so du lieu Flash!</w:t>
+              <w:t xml:space="preserve">  - Ket qua          : THE CHUA DANG KY trong he thong!</w:t>
             </w:r>
           </w:p>
           <w:p>
@@ -5029,37 +5143,7 @@
                 <w:color w:val="000000"/>
                 <w:sz w:val="17"/>
               </w:rPr>
-              <w:t xml:space="preserve">  - Nhat ky Flash    : Da ghi vao Log Slot #1 (Canh bao the la)</w:t>
-            </w:r>
-          </w:p>
-          <w:p>
-            <w:pPr>
-              <w:spacing w:before="0" w:after="20" w:line="252" w:lineRule="auto"/>
-            </w:pPr>
-            <w:r>
-              <w:rPr>
-                <w:rFonts w:ascii="Consolas" w:hAnsi="Consolas"/>
-                <w:b w:val="0"/>
-                <w:i w:val="0"/>
-                <w:color w:val="000000"/>
-                <w:sz w:val="17"/>
-              </w:rPr>
-              <w:t xml:space="preserve">  - Trang thai LED   : LED[2]=1 (Nhan the), LED[7]=1 (Den canh bao)</w:t>
-            </w:r>
-          </w:p>
-          <w:p>
-            <w:pPr>
-              <w:spacing w:before="0" w:after="20" w:line="252" w:lineRule="auto"/>
-            </w:pPr>
-            <w:r>
-              <w:rPr>
-                <w:rFonts w:ascii="Consolas" w:hAnsi="Consolas"/>
-                <w:b w:val="0"/>
-                <w:i w:val="0"/>
-                <w:color w:val="000000"/>
-                <w:sz w:val="17"/>
-              </w:rPr>
-              <w:t xml:space="preserve">  - LED 7 doan       : Hien thi chu FAIL trong 2 giay roi tu dong tat</w:t>
+              <w:t xml:space="preserve">  - Nhat ky Flash    : Da ghi vao Log Slot #1 (Dia chi 0x310010)</w:t>
             </w:r>
           </w:p>
           <w:p>
@@ -5086,6 +5170,27 @@
       </w:pPr>
     </w:p>
     <w:p>
+      <w:r>
+        <w:br w:type="page"/>
+      </w:r>
+    </w:p>
+    <w:p>
+      <w:pPr>
+        <w:keepNext/>
+        <w:spacing w:before="280" w:after="80"/>
+      </w:pPr>
+      <w:r>
+        <w:rPr>
+          <w:rFonts w:ascii="Times New Roman" w:hAnsi="Times New Roman"/>
+          <w:b/>
+          <w:i w:val="0"/>
+          <w:color w:val="000000"/>
+          <w:sz w:val="27"/>
+        </w:rPr>
+        <w:t>5. Thiết kế vật lý và kết quả ký duyệt ASIC (OpenLane 2 - SkyWater Sky130A)</w:t>
+      </w:r>
+    </w:p>
+    <w:p>
       <w:pPr>
         <w:spacing w:before="0" w:after="90" w:line="276" w:lineRule="auto"/>
         <w:jc w:val="left"/>
@@ -5098,18 +5203,13 @@
           <w:color w:val="000000"/>
           <w:sz w:val="22"/>
         </w:rPr>
-        <w:t>Đánh giá kết quả kiểm chứng: Hệ thống vận hành cực kỳ tin cậy, không một lần bị treo (trap = 0). Tốc độ giải mã thẻ và tra cứu Flash diễn ra gần như tức thời (&lt; 10 ms), đáp ứng hoàn hảo yêu cầu thực tế của một thiết bị Access Control công nghiệp.</w:t>
+        <w:t>Sau khi kiểm chứng chức năng hoàn hảo trên nền tảng demo FPGA Basys 3, toàn bộ mã nguồn Verilog RTL được đưa vào luồng thiết kế vi mạch ASIC tự động hóa OpenLane 2 trên tiến trình bán dẫn CMOS 130 nm SkyWater (PDK: sky130A, thư viện cell chuẩn: sky130_fd_sc_hd).</w:t>
       </w:r>
     </w:p>
     <w:p>
-      <w:r>
-        <w:br w:type="page"/>
-      </w:r>
-    </w:p>
-    <w:p>
       <w:pPr>
         <w:keepNext/>
-        <w:spacing w:before="240" w:after="80"/>
+        <w:spacing w:before="180" w:after="60"/>
       </w:pPr>
       <w:r>
         <w:rPr>
@@ -5117,9 +5217,9 @@
           <w:b/>
           <w:i w:val="0"/>
           <w:color w:val="000000"/>
-          <w:sz w:val="27"/>
+          <w:sz w:val="24"/>
         </w:rPr>
-        <w:t>6. Kết quả và thảo luận</w:t>
+        <w:t>5.1. Phân tích thiết lập cấu hình vật lý trong config.json</w:t>
       </w:r>
     </w:p>
     <w:p>
@@ -5135,13 +5235,1995 @@
           <w:color w:val="000000"/>
           <w:sz w:val="22"/>
         </w:rPr>
-        <w:t>Việc triển khai thành công cả bản demo thực nghiệm trên FPGA Basys 3 và luồng vật lý hoàn chỉnh trên ASIC SkyWater Sky130A khẳng định tính đúng đắn và hiệu quả vượt trội của phương pháp thiết kế vi mạch được đề xuất.</w:t>
+        <w:t>Trong luồng thiết kế vi mạch tự động hóa OpenLane 2, tệp config.json đóng vai trò là 'trái tim' điều phối toàn bộ các công cụ EDA (Yosys, OpenROAD, Magic, Netgen, KLayout). Tệp cấu hình này thiết lập các ràng buộc công nghệ, thông số floorplan, chiến lược định vị (placement), định tuyến (routing), bảo vệ hiệu ứng ăng-ten (antenna repair) và phân tích định thời tĩnh STA.</w:t>
       </w:r>
     </w:p>
     <w:p>
       <w:pPr>
+        <w:spacing w:before="0" w:after="90" w:line="276" w:lineRule="auto"/>
+        <w:jc w:val="left"/>
+      </w:pPr>
+      <w:r>
+        <w:rPr>
+          <w:rFonts w:ascii="Times New Roman" w:hAnsi="Times New Roman"/>
+          <w:b w:val="0"/>
+          <w:i w:val="0"/>
+          <w:color w:val="000000"/>
+          <w:sz w:val="22"/>
+        </w:rPr>
+        <w:t>Toàn bộ nội dung tệp cấu hình config.json chính thức được áp dụng cho vi mạch rdm6300_picorv32_soc:</w:t>
+      </w:r>
+    </w:p>
+    <w:tbl>
+      <w:tblPr>
+        <w:tblW w:type="auto" w:w="0"/>
+        <w:jc w:val="center"/>
+        <w:tblLook w:firstColumn="1" w:firstRow="1" w:lastColumn="0" w:lastRow="0" w:noHBand="0" w:noVBand="1" w:val="04A0"/>
+      </w:tblPr>
+      <w:tblGrid>
+        <w:gridCol w:w="9029"/>
+      </w:tblGrid>
+      <w:tr>
+        <w:tc>
+          <w:tcPr>
+            <w:tcW w:type="dxa" w:w="9029"/>
+            <w:tcBorders>
+              <w:top w:val="single" w:sz="4" w:space="0" w:color="000000"/>
+              <w:bottom w:val="single" w:sz="4" w:space="0" w:color="000000"/>
+              <w:left w:val="single" w:sz="18" w:space="0" w:color="000000"/>
+              <w:right w:val="single" w:sz="4" w:space="0" w:color="000000"/>
+            </w:tcBorders>
+            <w:shd w:fill="F4F4F4"/>
+            <w:tcMar>
+              <w:top w:w="90" w:type="dxa"/>
+              <w:bottom w:w="90" w:type="dxa"/>
+              <w:left w:w="130" w:type="dxa"/>
+              <w:right w:w="130" w:type="dxa"/>
+            </w:tcMar>
+          </w:tcPr>
+          <w:p>
+            <w:pPr>
+              <w:spacing w:before="0" w:after="20" w:line="252" w:lineRule="auto"/>
+            </w:pPr>
+            <w:r/>
+            <w:r>
+              <w:rPr>
+                <w:rFonts w:ascii="Consolas" w:hAnsi="Consolas"/>
+                <w:b w:val="0"/>
+                <w:i w:val="0"/>
+                <w:color w:val="000000"/>
+                <w:sz w:val="17"/>
+              </w:rPr>
+              <w:t>{</w:t>
+            </w:r>
+          </w:p>
+          <w:p>
+            <w:pPr>
+              <w:spacing w:before="0" w:after="20" w:line="252" w:lineRule="auto"/>
+            </w:pPr>
+            <w:r>
+              <w:rPr>
+                <w:rFonts w:ascii="Consolas" w:hAnsi="Consolas"/>
+                <w:b w:val="0"/>
+                <w:i w:val="0"/>
+                <w:color w:val="000000"/>
+                <w:sz w:val="17"/>
+              </w:rPr>
+              <w:t xml:space="preserve">  "DESIGN_NAME": "rdm6300_picorv32_soc",</w:t>
+            </w:r>
+          </w:p>
+          <w:p>
+            <w:pPr>
+              <w:spacing w:before="0" w:after="20" w:line="252" w:lineRule="auto"/>
+            </w:pPr>
+            <w:r>
+              <w:rPr>
+                <w:rFonts w:ascii="Consolas" w:hAnsi="Consolas"/>
+                <w:b w:val="0"/>
+                <w:i w:val="0"/>
+                <w:color w:val="000000"/>
+                <w:sz w:val="17"/>
+              </w:rPr>
+              <w:t xml:space="preserve">  "PDK": "sky130A",</w:t>
+            </w:r>
+          </w:p>
+          <w:p>
+            <w:pPr>
+              <w:spacing w:before="0" w:after="20" w:line="252" w:lineRule="auto"/>
+            </w:pPr>
+            <w:r>
+              <w:rPr>
+                <w:rFonts w:ascii="Consolas" w:hAnsi="Consolas"/>
+                <w:b w:val="0"/>
+                <w:i w:val="0"/>
+                <w:color w:val="000000"/>
+                <w:sz w:val="17"/>
+              </w:rPr>
+              <w:t xml:space="preserve">  "STD_CELL_LIBRARY": "sky130_fd_sc_hd",</w:t>
+            </w:r>
+          </w:p>
+          <w:p>
+            <w:pPr>
+              <w:spacing w:before="0" w:after="20" w:line="252" w:lineRule="auto"/>
+            </w:pPr>
+            <w:r>
+              <w:rPr>
+                <w:rFonts w:ascii="Consolas" w:hAnsi="Consolas"/>
+                <w:b w:val="0"/>
+                <w:i w:val="0"/>
+                <w:color w:val="000000"/>
+                <w:sz w:val="17"/>
+              </w:rPr>
+              <w:t xml:space="preserve">  "VERILOG_FILES": [</w:t>
+            </w:r>
+          </w:p>
+          <w:p>
+            <w:pPr>
+              <w:spacing w:before="0" w:after="20" w:line="252" w:lineRule="auto"/>
+            </w:pPr>
+            <w:r>
+              <w:rPr>
+                <w:rFonts w:ascii="Consolas" w:hAnsi="Consolas"/>
+                <w:b w:val="0"/>
+                <w:i w:val="0"/>
+                <w:color w:val="000000"/>
+                <w:sz w:val="17"/>
+              </w:rPr>
+              <w:t xml:space="preserve">    "dir::rtl/sync_2ff.v",</w:t>
+            </w:r>
+          </w:p>
+          <w:p>
+            <w:pPr>
+              <w:spacing w:before="0" w:after="20" w:line="252" w:lineRule="auto"/>
+            </w:pPr>
+            <w:r>
+              <w:rPr>
+                <w:rFonts w:ascii="Consolas" w:hAnsi="Consolas"/>
+                <w:b w:val="0"/>
+                <w:i w:val="0"/>
+                <w:color w:val="000000"/>
+                <w:sz w:val="17"/>
+              </w:rPr>
+              <w:t xml:space="preserve">    "dir::rtl/uart_rx.v",</w:t>
+            </w:r>
+          </w:p>
+          <w:p>
+            <w:pPr>
+              <w:spacing w:before="0" w:after="20" w:line="252" w:lineRule="auto"/>
+            </w:pPr>
+            <w:r>
+              <w:rPr>
+                <w:rFonts w:ascii="Consolas" w:hAnsi="Consolas"/>
+                <w:b w:val="0"/>
+                <w:i w:val="0"/>
+                <w:color w:val="000000"/>
+                <w:sz w:val="17"/>
+              </w:rPr>
+              <w:t xml:space="preserve">    "dir::rtl/rdm6300_frame_decoder.v",</w:t>
+            </w:r>
+          </w:p>
+          <w:p>
+            <w:pPr>
+              <w:spacing w:before="0" w:after="20" w:line="252" w:lineRule="auto"/>
+            </w:pPr>
+            <w:r>
+              <w:rPr>
+                <w:rFonts w:ascii="Consolas" w:hAnsi="Consolas"/>
+                <w:b w:val="0"/>
+                <w:i w:val="0"/>
+                <w:color w:val="000000"/>
+                <w:sz w:val="17"/>
+              </w:rPr>
+              <w:t xml:space="preserve">    "dir::rtl/sync_fifo.v",</w:t>
+            </w:r>
+          </w:p>
+          <w:p>
+            <w:pPr>
+              <w:spacing w:before="0" w:after="20" w:line="252" w:lineRule="auto"/>
+            </w:pPr>
+            <w:r>
+              <w:rPr>
+                <w:rFonts w:ascii="Consolas" w:hAnsi="Consolas"/>
+                <w:b w:val="0"/>
+                <w:i w:val="0"/>
+                <w:color w:val="000000"/>
+                <w:sz w:val="17"/>
+              </w:rPr>
+              <w:t xml:space="preserve">    "dir::rtl/simpleuart.v",</w:t>
+            </w:r>
+          </w:p>
+          <w:p>
+            <w:pPr>
+              <w:spacing w:before="0" w:after="20" w:line="252" w:lineRule="auto"/>
+            </w:pPr>
+            <w:r>
+              <w:rPr>
+                <w:rFonts w:ascii="Consolas" w:hAnsi="Consolas"/>
+                <w:b w:val="0"/>
+                <w:i w:val="0"/>
+                <w:color w:val="000000"/>
+                <w:sz w:val="17"/>
+              </w:rPr>
+              <w:t xml:space="preserve">    "dir::rtl/simpleuart_fifo.v",</w:t>
+            </w:r>
+          </w:p>
+          <w:p>
+            <w:pPr>
+              <w:spacing w:before="0" w:after="20" w:line="252" w:lineRule="auto"/>
+            </w:pPr>
+            <w:r>
+              <w:rPr>
+                <w:rFonts w:ascii="Consolas" w:hAnsi="Consolas"/>
+                <w:b w:val="0"/>
+                <w:i w:val="0"/>
+                <w:color w:val="000000"/>
+                <w:sz w:val="17"/>
+              </w:rPr>
+              <w:t xml:space="preserve">    "dir::rtl/spimemio.v",</w:t>
+            </w:r>
+          </w:p>
+          <w:p>
+            <w:pPr>
+              <w:spacing w:before="0" w:after="20" w:line="252" w:lineRule="auto"/>
+            </w:pPr>
+            <w:r>
+              <w:rPr>
+                <w:rFonts w:ascii="Consolas" w:hAnsi="Consolas"/>
+                <w:b w:val="0"/>
+                <w:i w:val="0"/>
+                <w:color w:val="000000"/>
+                <w:sz w:val="17"/>
+              </w:rPr>
+              <w:t xml:space="preserve">    "dir::rtl/data_sram.v",</w:t>
+            </w:r>
+          </w:p>
+          <w:p>
+            <w:pPr>
+              <w:spacing w:before="0" w:after="20" w:line="252" w:lineRule="auto"/>
+            </w:pPr>
+            <w:r>
+              <w:rPr>
+                <w:rFonts w:ascii="Consolas" w:hAnsi="Consolas"/>
+                <w:b w:val="0"/>
+                <w:i w:val="0"/>
+                <w:color w:val="000000"/>
+                <w:sz w:val="17"/>
+              </w:rPr>
+              <w:t xml:space="preserve">    "dir::rtl/picorv32.v",</w:t>
+            </w:r>
+          </w:p>
+          <w:p>
+            <w:pPr>
+              <w:spacing w:before="0" w:after="20" w:line="252" w:lineRule="auto"/>
+            </w:pPr>
+            <w:r>
+              <w:rPr>
+                <w:rFonts w:ascii="Consolas" w:hAnsi="Consolas"/>
+                <w:b w:val="0"/>
+                <w:i w:val="0"/>
+                <w:color w:val="000000"/>
+                <w:sz w:val="17"/>
+              </w:rPr>
+              <w:t xml:space="preserve">    "dir::rtl/rdm6300_picorv32_soc.v"</w:t>
+            </w:r>
+          </w:p>
+          <w:p>
+            <w:pPr>
+              <w:spacing w:before="0" w:after="20" w:line="252" w:lineRule="auto"/>
+            </w:pPr>
+            <w:r>
+              <w:rPr>
+                <w:rFonts w:ascii="Consolas" w:hAnsi="Consolas"/>
+                <w:b w:val="0"/>
+                <w:i w:val="0"/>
+                <w:color w:val="000000"/>
+                <w:sz w:val="17"/>
+              </w:rPr>
+              <w:t xml:space="preserve">  ],</w:t>
+            </w:r>
+          </w:p>
+          <w:p>
+            <w:pPr>
+              <w:spacing w:before="0" w:after="20" w:line="252" w:lineRule="auto"/>
+            </w:pPr>
+            <w:r>
+              <w:rPr>
+                <w:rFonts w:ascii="Consolas" w:hAnsi="Consolas"/>
+                <w:b w:val="0"/>
+                <w:i w:val="0"/>
+                <w:color w:val="000000"/>
+                <w:sz w:val="17"/>
+              </w:rPr>
+              <w:t xml:space="preserve">  "CLOCK_PORT": "clk",</w:t>
+            </w:r>
+          </w:p>
+          <w:p>
+            <w:pPr>
+              <w:spacing w:before="0" w:after="20" w:line="252" w:lineRule="auto"/>
+            </w:pPr>
+            <w:r>
+              <w:rPr>
+                <w:rFonts w:ascii="Consolas" w:hAnsi="Consolas"/>
+                <w:b w:val="0"/>
+                <w:i w:val="0"/>
+                <w:color w:val="000000"/>
+                <w:sz w:val="17"/>
+              </w:rPr>
+              <w:t xml:space="preserve">  "CLOCK_PERIOD": 20.0,</w:t>
+            </w:r>
+          </w:p>
+          <w:p>
+            <w:pPr>
+              <w:spacing w:before="0" w:after="20" w:line="252" w:lineRule="auto"/>
+            </w:pPr>
+            <w:r>
+              <w:rPr>
+                <w:rFonts w:ascii="Consolas" w:hAnsi="Consolas"/>
+                <w:b w:val="0"/>
+                <w:i w:val="0"/>
+                <w:color w:val="000000"/>
+                <w:sz w:val="17"/>
+              </w:rPr>
+              <w:t xml:space="preserve">  "PNR_SDC_FILE": "dir::constraints.sdc",</w:t>
+            </w:r>
+          </w:p>
+          <w:p>
+            <w:pPr>
+              <w:spacing w:before="0" w:after="20" w:line="252" w:lineRule="auto"/>
+            </w:pPr>
+            <w:r>
+              <w:rPr>
+                <w:rFonts w:ascii="Consolas" w:hAnsi="Consolas"/>
+                <w:b w:val="0"/>
+                <w:i w:val="0"/>
+                <w:color w:val="000000"/>
+                <w:sz w:val="17"/>
+              </w:rPr>
+              <w:t xml:space="preserve">  "SIGNOFF_SDC_FILE": "dir::constraints.sdc",</w:t>
+            </w:r>
+          </w:p>
+          <w:p>
+            <w:pPr>
+              <w:spacing w:before="0" w:after="20" w:line="252" w:lineRule="auto"/>
+            </w:pPr>
+            <w:r>
+              <w:rPr>
+                <w:rFonts w:ascii="Consolas" w:hAnsi="Consolas"/>
+                <w:b w:val="0"/>
+                <w:i w:val="0"/>
+                <w:color w:val="000000"/>
+                <w:sz w:val="17"/>
+              </w:rPr>
+              <w:t xml:space="preserve">  "MAX_FANOUT_CONSTRAINT": 12,</w:t>
+            </w:r>
+          </w:p>
+          <w:p>
+            <w:pPr>
+              <w:spacing w:before="0" w:after="20" w:line="252" w:lineRule="auto"/>
+            </w:pPr>
+            <w:r>
+              <w:rPr>
+                <w:rFonts w:ascii="Consolas" w:hAnsi="Consolas"/>
+                <w:b w:val="0"/>
+                <w:i w:val="0"/>
+                <w:color w:val="000000"/>
+                <w:sz w:val="17"/>
+              </w:rPr>
+              <w:t xml:space="preserve">  "FP_PIN_ORDER_CFG": "dir::pin_order.cfg",</w:t>
+            </w:r>
+          </w:p>
+          <w:p>
+            <w:pPr>
+              <w:spacing w:before="0" w:after="20" w:line="252" w:lineRule="auto"/>
+            </w:pPr>
+            <w:r>
+              <w:rPr>
+                <w:rFonts w:ascii="Consolas" w:hAnsi="Consolas"/>
+                <w:b w:val="0"/>
+                <w:i w:val="0"/>
+                <w:color w:val="000000"/>
+                <w:sz w:val="17"/>
+              </w:rPr>
+              <w:t xml:space="preserve">  "FP_CORE_UTIL": 26,</w:t>
+            </w:r>
+          </w:p>
+          <w:p>
+            <w:pPr>
+              <w:spacing w:before="0" w:after="20" w:line="252" w:lineRule="auto"/>
+            </w:pPr>
+            <w:r>
+              <w:rPr>
+                <w:rFonts w:ascii="Consolas" w:hAnsi="Consolas"/>
+                <w:b w:val="0"/>
+                <w:i w:val="0"/>
+                <w:color w:val="000000"/>
+                <w:sz w:val="17"/>
+              </w:rPr>
+              <w:t xml:space="preserve">  "PL_RESIZER_HOLD_SLACK_MARGIN": 0.25,</w:t>
+            </w:r>
+          </w:p>
+          <w:p>
+            <w:pPr>
+              <w:spacing w:before="0" w:after="20" w:line="252" w:lineRule="auto"/>
+            </w:pPr>
+            <w:r>
+              <w:rPr>
+                <w:rFonts w:ascii="Consolas" w:hAnsi="Consolas"/>
+                <w:b w:val="0"/>
+                <w:i w:val="0"/>
+                <w:color w:val="000000"/>
+                <w:sz w:val="17"/>
+              </w:rPr>
+              <w:t xml:space="preserve">  "PL_RESIZER_SETUP_SLACK_MARGIN": 0.2,</w:t>
+            </w:r>
+          </w:p>
+          <w:p>
+            <w:pPr>
+              <w:spacing w:before="0" w:after="20" w:line="252" w:lineRule="auto"/>
+            </w:pPr>
+            <w:r>
+              <w:rPr>
+                <w:rFonts w:ascii="Consolas" w:hAnsi="Consolas"/>
+                <w:b w:val="0"/>
+                <w:i w:val="0"/>
+                <w:color w:val="000000"/>
+                <w:sz w:val="17"/>
+              </w:rPr>
+              <w:t xml:space="preserve">  "PL_MAX_DISPLACEMENT_X": 100,</w:t>
+            </w:r>
+          </w:p>
+          <w:p>
+            <w:pPr>
+              <w:spacing w:before="0" w:after="20" w:line="252" w:lineRule="auto"/>
+            </w:pPr>
+            <w:r>
+              <w:rPr>
+                <w:rFonts w:ascii="Consolas" w:hAnsi="Consolas"/>
+                <w:b w:val="0"/>
+                <w:i w:val="0"/>
+                <w:color w:val="000000"/>
+                <w:sz w:val="17"/>
+              </w:rPr>
+              <w:t xml:space="preserve">  "PL_MAX_DISPLACEMENT_Y": 2,</w:t>
+            </w:r>
+          </w:p>
+          <w:p>
+            <w:pPr>
+              <w:spacing w:before="0" w:after="20" w:line="252" w:lineRule="auto"/>
+            </w:pPr>
+            <w:r>
+              <w:rPr>
+                <w:rFonts w:ascii="Consolas" w:hAnsi="Consolas"/>
+                <w:b w:val="0"/>
+                <w:i w:val="0"/>
+                <w:color w:val="000000"/>
+                <w:sz w:val="17"/>
+              </w:rPr>
+              <w:t xml:space="preserve">  "PL_OPTIMIZE_MIRRORING": false,</w:t>
+            </w:r>
+          </w:p>
+          <w:p>
+            <w:pPr>
+              <w:spacing w:before="0" w:after="20" w:line="252" w:lineRule="auto"/>
+            </w:pPr>
+            <w:r>
+              <w:rPr>
+                <w:rFonts w:ascii="Consolas" w:hAnsi="Consolas"/>
+                <w:b w:val="0"/>
+                <w:i w:val="0"/>
+                <w:color w:val="000000"/>
+                <w:sz w:val="17"/>
+              </w:rPr>
+              <w:t xml:space="preserve">  "RUN_HEURISTIC_DIODE_INSERTION": true,</w:t>
+            </w:r>
+          </w:p>
+          <w:p>
+            <w:pPr>
+              <w:spacing w:before="0" w:after="20" w:line="252" w:lineRule="auto"/>
+            </w:pPr>
+            <w:r>
+              <w:rPr>
+                <w:rFonts w:ascii="Consolas" w:hAnsi="Consolas"/>
+                <w:b w:val="0"/>
+                <w:i w:val="0"/>
+                <w:color w:val="000000"/>
+                <w:sz w:val="17"/>
+              </w:rPr>
+              <w:t xml:space="preserve">  "HEURISTIC_ANTENNA_THRESHOLD": 45,</w:t>
+            </w:r>
+          </w:p>
+          <w:p>
+            <w:pPr>
+              <w:spacing w:before="0" w:after="20" w:line="252" w:lineRule="auto"/>
+            </w:pPr>
+            <w:r>
+              <w:rPr>
+                <w:rFonts w:ascii="Consolas" w:hAnsi="Consolas"/>
+                <w:b w:val="0"/>
+                <w:i w:val="0"/>
+                <w:color w:val="000000"/>
+                <w:sz w:val="17"/>
+              </w:rPr>
+              <w:t xml:space="preserve">  "DIODE_PADDING": 0,</w:t>
+            </w:r>
+          </w:p>
+          <w:p>
+            <w:pPr>
+              <w:spacing w:before="0" w:after="20" w:line="252" w:lineRule="auto"/>
+            </w:pPr>
+            <w:r>
+              <w:rPr>
+                <w:rFonts w:ascii="Consolas" w:hAnsi="Consolas"/>
+                <w:b w:val="0"/>
+                <w:i w:val="0"/>
+                <w:color w:val="000000"/>
+                <w:sz w:val="17"/>
+              </w:rPr>
+              <w:t xml:space="preserve">  "GRT_OVERFLOW_ITERS": 60,</w:t>
+            </w:r>
+          </w:p>
+          <w:p>
+            <w:pPr>
+              <w:spacing w:before="0" w:after="20" w:line="252" w:lineRule="auto"/>
+            </w:pPr>
+            <w:r>
+              <w:rPr>
+                <w:rFonts w:ascii="Consolas" w:hAnsi="Consolas"/>
+                <w:b w:val="0"/>
+                <w:i w:val="0"/>
+                <w:color w:val="000000"/>
+                <w:sz w:val="17"/>
+              </w:rPr>
+              <w:t xml:space="preserve">  "GRT_ANTENNA_ITERS": 15,</w:t>
+            </w:r>
+          </w:p>
+          <w:p>
+            <w:pPr>
+              <w:spacing w:before="0" w:after="20" w:line="252" w:lineRule="auto"/>
+            </w:pPr>
+            <w:r>
+              <w:rPr>
+                <w:rFonts w:ascii="Consolas" w:hAnsi="Consolas"/>
+                <w:b w:val="0"/>
+                <w:i w:val="0"/>
+                <w:color w:val="000000"/>
+                <w:sz w:val="17"/>
+              </w:rPr>
+              <w:t xml:space="preserve">  "GRT_ANTENNA_MARGIN": 60,</w:t>
+            </w:r>
+          </w:p>
+          <w:p>
+            <w:pPr>
+              <w:spacing w:before="0" w:after="20" w:line="252" w:lineRule="auto"/>
+            </w:pPr>
+            <w:r>
+              <w:rPr>
+                <w:rFonts w:ascii="Consolas" w:hAnsi="Consolas"/>
+                <w:b w:val="0"/>
+                <w:i w:val="0"/>
+                <w:color w:val="000000"/>
+                <w:sz w:val="17"/>
+              </w:rPr>
+              <w:t xml:space="preserve">  "GRT_ALLOW_CONGESTION": true,</w:t>
+            </w:r>
+          </w:p>
+          <w:p>
+            <w:pPr>
+              <w:spacing w:before="0" w:after="20" w:line="252" w:lineRule="auto"/>
+            </w:pPr>
+            <w:r>
+              <w:rPr>
+                <w:rFonts w:ascii="Consolas" w:hAnsi="Consolas"/>
+                <w:b w:val="0"/>
+                <w:i w:val="0"/>
+                <w:color w:val="000000"/>
+                <w:sz w:val="17"/>
+              </w:rPr>
+              <w:t xml:space="preserve">  "GRT_LAYER_ADJUSTMENTS": [0.99, 0.65, 0.30, 0, 0, 0],</w:t>
+            </w:r>
+          </w:p>
+          <w:p>
+            <w:pPr>
+              <w:spacing w:before="0" w:after="20" w:line="252" w:lineRule="auto"/>
+            </w:pPr>
+            <w:r>
+              <w:rPr>
+                <w:rFonts w:ascii="Consolas" w:hAnsi="Consolas"/>
+                <w:b w:val="0"/>
+                <w:i w:val="0"/>
+                <w:color w:val="000000"/>
+                <w:sz w:val="17"/>
+              </w:rPr>
+              <w:t xml:space="preserve">  "RUN_ANTENNA_REPAIR": true,</w:t>
+            </w:r>
+          </w:p>
+          <w:p>
+            <w:pPr>
+              <w:spacing w:before="0" w:after="20" w:line="252" w:lineRule="auto"/>
+            </w:pPr>
+            <w:r>
+              <w:rPr>
+                <w:rFonts w:ascii="Consolas" w:hAnsi="Consolas"/>
+                <w:b w:val="0"/>
+                <w:i w:val="0"/>
+                <w:color w:val="000000"/>
+                <w:sz w:val="17"/>
+              </w:rPr>
+              <w:t xml:space="preserve">  "DIODE_ON_PORTS": "in",</w:t>
+            </w:r>
+          </w:p>
+          <w:p>
+            <w:pPr>
+              <w:spacing w:before="0" w:after="20" w:line="252" w:lineRule="auto"/>
+            </w:pPr>
+            <w:r>
+              <w:rPr>
+                <w:rFonts w:ascii="Consolas" w:hAnsi="Consolas"/>
+                <w:b w:val="0"/>
+                <w:i w:val="0"/>
+                <w:color w:val="000000"/>
+                <w:sz w:val="17"/>
+              </w:rPr>
+              <w:t xml:space="preserve">  "SYNTH_STRATEGY": "AREA 0"</w:t>
+            </w:r>
+          </w:p>
+          <w:p>
+            <w:pPr>
+              <w:spacing w:before="0" w:after="20" w:line="252" w:lineRule="auto"/>
+            </w:pPr>
+            <w:r>
+              <w:rPr>
+                <w:rFonts w:ascii="Consolas" w:hAnsi="Consolas"/>
+                <w:b w:val="0"/>
+                <w:i w:val="0"/>
+                <w:color w:val="000000"/>
+                <w:sz w:val="17"/>
+              </w:rPr>
+              <w:t>}</w:t>
+            </w:r>
+          </w:p>
+        </w:tc>
+      </w:tr>
+    </w:tbl>
+    <w:p>
+      <w:pPr>
+        <w:spacing w:before="0" w:after="60"/>
+      </w:pPr>
+    </w:p>
+    <w:p>
+      <w:pPr>
+        <w:spacing w:before="0" w:after="90" w:line="276" w:lineRule="auto"/>
+        <w:jc w:val="left"/>
+      </w:pPr>
+      <w:r>
+        <w:rPr>
+          <w:rFonts w:ascii="Times New Roman" w:hAnsi="Times New Roman"/>
+          <w:b w:val="0"/>
+          <w:i w:val="0"/>
+          <w:color w:val="000000"/>
+          <w:sz w:val="22"/>
+        </w:rPr>
+        <w:t>Ý nghĩa kỹ thuật và cơ chế điều khiển vật lý của từng nhóm tham số cấu hình then chốt được phân tích chi tiết trong Bảng 2:</w:t>
+      </w:r>
+    </w:p>
+    <w:tbl>
+      <w:tblPr>
+        <w:tblW w:type="auto" w:w="0"/>
+        <w:jc w:val="center"/>
+        <w:tblLook w:firstColumn="1" w:firstRow="1" w:lastColumn="0" w:lastRow="0" w:noHBand="0" w:noVBand="1" w:val="04A0"/>
+        <w:tblBorders>
+          <w:top w:val="single" w:sz="8" w:space="0" w:color="000000"/>
+          <w:bottom w:val="single" w:sz="8" w:space="0" w:color="000000"/>
+          <w:insideH w:val="single" w:sz="4" w:space="0" w:color="CCCCCC"/>
+          <w:insideV w:val="none"/>
+          <w:left w:val="none"/>
+          <w:right w:val="none"/>
+        </w:tblBorders>
+      </w:tblPr>
+      <w:tblGrid>
+        <w:gridCol w:w="3010"/>
+        <w:gridCol w:w="3010"/>
+        <w:gridCol w:w="3010"/>
+      </w:tblGrid>
+      <w:tr>
+        <w:trPr>
+          <w:cantSplit/>
+          <w:tblHeader/>
+        </w:trPr>
+        <w:tc>
+          <w:tcPr>
+            <w:tcW w:type="dxa" w:w="3168"/>
+            <w:vAlign w:val="center"/>
+            <w:tcMar>
+              <w:top w:w="100" w:type="dxa"/>
+              <w:bottom w:w="100" w:type="dxa"/>
+              <w:left w:w="110" w:type="dxa"/>
+              <w:right w:w="110" w:type="dxa"/>
+            </w:tcMar>
+            <w:shd w:fill="E6E6E6"/>
+          </w:tcPr>
+          <w:p>
+            <w:pPr>
+              <w:spacing w:before="0" w:after="0"/>
+              <w:jc w:val="left"/>
+            </w:pPr>
+            <w:r>
+              <w:rPr>
+                <w:rFonts w:ascii="Times New Roman" w:hAnsi="Times New Roman"/>
+                <w:b/>
+                <w:i w:val="0"/>
+                <w:color w:val="000000"/>
+                <w:sz w:val="18"/>
+              </w:rPr>
+              <w:t>Tham số cấu hình (Parameter)</w:t>
+            </w:r>
+          </w:p>
+        </w:tc>
+        <w:tc>
+          <w:tcPr>
+            <w:tcW w:type="dxa" w:w="2592"/>
+            <w:vAlign w:val="center"/>
+            <w:tcMar>
+              <w:top w:w="100" w:type="dxa"/>
+              <w:bottom w:w="100" w:type="dxa"/>
+              <w:left w:w="110" w:type="dxa"/>
+              <w:right w:w="110" w:type="dxa"/>
+            </w:tcMar>
+            <w:shd w:fill="E6E6E6"/>
+          </w:tcPr>
+          <w:p>
+            <w:pPr>
+              <w:spacing w:before="0" w:after="0"/>
+              <w:jc w:val="center"/>
+            </w:pPr>
+            <w:r>
+              <w:rPr>
+                <w:rFonts w:ascii="Times New Roman" w:hAnsi="Times New Roman"/>
+                <w:b/>
+                <w:i w:val="0"/>
+                <w:color w:val="000000"/>
+                <w:sz w:val="18"/>
+              </w:rPr>
+              <w:t>Giá trị thiết lập</w:t>
+            </w:r>
+          </w:p>
+        </w:tc>
+        <w:tc>
+          <w:tcPr>
+            <w:tcW w:type="dxa" w:w="3269"/>
+            <w:vAlign w:val="center"/>
+            <w:tcMar>
+              <w:top w:w="100" w:type="dxa"/>
+              <w:bottom w:w="100" w:type="dxa"/>
+              <w:left w:w="110" w:type="dxa"/>
+              <w:right w:w="110" w:type="dxa"/>
+            </w:tcMar>
+            <w:shd w:fill="E6E6E6"/>
+          </w:tcPr>
+          <w:p>
+            <w:pPr>
+              <w:spacing w:before="0" w:after="0"/>
+              <w:jc w:val="left"/>
+            </w:pPr>
+            <w:r>
+              <w:rPr>
+                <w:rFonts w:ascii="Times New Roman" w:hAnsi="Times New Roman"/>
+                <w:b/>
+                <w:i w:val="0"/>
+                <w:color w:val="000000"/>
+                <w:sz w:val="18"/>
+              </w:rPr>
+              <w:t>Ý nghĩa thiết kế vật lý &amp; Tác động PnR</w:t>
+            </w:r>
+          </w:p>
+        </w:tc>
+      </w:tr>
+      <w:tr>
+        <w:trPr>
+          <w:cantSplit/>
+        </w:trPr>
+        <w:tc>
+          <w:tcPr>
+            <w:tcW w:type="dxa" w:w="3168"/>
+            <w:vAlign w:val="center"/>
+            <w:tcMar>
+              <w:top w:w="75" w:type="dxa"/>
+              <w:bottom w:w="75" w:type="dxa"/>
+              <w:left w:w="110" w:type="dxa"/>
+              <w:right w:w="110" w:type="dxa"/>
+            </w:tcMar>
+            <w:shd w:fill="F9F9F9"/>
+          </w:tcPr>
+          <w:p>
+            <w:pPr>
+              <w:spacing w:before="0" w:after="0"/>
+              <w:jc w:val="left"/>
+            </w:pPr>
+            <w:r>
+              <w:rPr>
+                <w:rFonts w:ascii="Times New Roman" w:hAnsi="Times New Roman"/>
+                <w:color w:val="000000"/>
+                <w:sz w:val="18"/>
+              </w:rPr>
+              <w:t>DESIGN_NAME, PDK, STD_CELL_LIBRARY</w:t>
+            </w:r>
+          </w:p>
+        </w:tc>
+        <w:tc>
+          <w:tcPr>
+            <w:tcW w:type="dxa" w:w="2592"/>
+            <w:vAlign w:val="center"/>
+            <w:tcMar>
+              <w:top w:w="75" w:type="dxa"/>
+              <w:bottom w:w="75" w:type="dxa"/>
+              <w:left w:w="110" w:type="dxa"/>
+              <w:right w:w="110" w:type="dxa"/>
+            </w:tcMar>
+            <w:shd w:fill="F9F9F9"/>
+          </w:tcPr>
+          <w:p>
+            <w:pPr>
+              <w:spacing w:before="0" w:after="0"/>
+              <w:jc w:val="center"/>
+            </w:pPr>
+            <w:r>
+              <w:rPr>
+                <w:rFonts w:ascii="Times New Roman" w:hAnsi="Times New Roman"/>
+                <w:color w:val="000000"/>
+                <w:sz w:val="18"/>
+              </w:rPr>
+              <w:t>rdm6300_picorv32_soc</w:t>
+              <w:br/>
+              <w:t>sky130A / sky130_fd_sc_hd</w:t>
+            </w:r>
+          </w:p>
+        </w:tc>
+        <w:tc>
+          <w:tcPr>
+            <w:tcW w:type="dxa" w:w="3269"/>
+            <w:vAlign w:val="center"/>
+            <w:tcMar>
+              <w:top w:w="75" w:type="dxa"/>
+              <w:bottom w:w="75" w:type="dxa"/>
+              <w:left w:w="110" w:type="dxa"/>
+              <w:right w:w="110" w:type="dxa"/>
+            </w:tcMar>
+            <w:shd w:fill="F9F9F9"/>
+          </w:tcPr>
+          <w:p>
+            <w:pPr>
+              <w:spacing w:before="0" w:after="0"/>
+              <w:jc w:val="left"/>
+            </w:pPr>
+            <w:r>
+              <w:rPr>
+                <w:rFonts w:ascii="Times New Roman" w:hAnsi="Times New Roman"/>
+                <w:color w:val="000000"/>
+                <w:sz w:val="18"/>
+              </w:rPr>
+              <w:t>Định danh module đỉnh và chọn bộ thư viện tế bào chuẩn SkyWater 130nm High-Density (7-track, điện áp 1.8V).</w:t>
+            </w:r>
+          </w:p>
+        </w:tc>
+      </w:tr>
+      <w:tr>
+        <w:trPr>
+          <w:cantSplit/>
+        </w:trPr>
+        <w:tc>
+          <w:tcPr>
+            <w:tcW w:type="dxa" w:w="3168"/>
+            <w:vAlign w:val="center"/>
+            <w:tcMar>
+              <w:top w:w="75" w:type="dxa"/>
+              <w:bottom w:w="75" w:type="dxa"/>
+              <w:left w:w="110" w:type="dxa"/>
+              <w:right w:w="110" w:type="dxa"/>
+            </w:tcMar>
+          </w:tcPr>
+          <w:p>
+            <w:pPr>
+              <w:spacing w:before="0" w:after="0"/>
+              <w:jc w:val="left"/>
+            </w:pPr>
+            <w:r>
+              <w:rPr>
+                <w:rFonts w:ascii="Times New Roman" w:hAnsi="Times New Roman"/>
+                <w:color w:val="000000"/>
+                <w:sz w:val="18"/>
+              </w:rPr>
+              <w:t>VERILOG_FILES</w:t>
+            </w:r>
+          </w:p>
+        </w:tc>
+        <w:tc>
+          <w:tcPr>
+            <w:tcW w:type="dxa" w:w="2592"/>
+            <w:vAlign w:val="center"/>
+            <w:tcMar>
+              <w:top w:w="75" w:type="dxa"/>
+              <w:bottom w:w="75" w:type="dxa"/>
+              <w:left w:w="110" w:type="dxa"/>
+              <w:right w:w="110" w:type="dxa"/>
+            </w:tcMar>
+          </w:tcPr>
+          <w:p>
+            <w:pPr>
+              <w:spacing w:before="0" w:after="0"/>
+              <w:jc w:val="center"/>
+            </w:pPr>
+            <w:r>
+              <w:rPr>
+                <w:rFonts w:ascii="Times New Roman" w:hAnsi="Times New Roman"/>
+                <w:color w:val="000000"/>
+                <w:sz w:val="18"/>
+              </w:rPr>
+              <w:t>10 file RTL (.v)</w:t>
+            </w:r>
+          </w:p>
+        </w:tc>
+        <w:tc>
+          <w:tcPr>
+            <w:tcW w:type="dxa" w:w="3269"/>
+            <w:vAlign w:val="center"/>
+            <w:tcMar>
+              <w:top w:w="75" w:type="dxa"/>
+              <w:bottom w:w="75" w:type="dxa"/>
+              <w:left w:w="110" w:type="dxa"/>
+              <w:right w:w="110" w:type="dxa"/>
+            </w:tcMar>
+          </w:tcPr>
+          <w:p>
+            <w:pPr>
+              <w:spacing w:before="0" w:after="0"/>
+              <w:jc w:val="left"/>
+            </w:pPr>
+            <w:r>
+              <w:rPr>
+                <w:rFonts w:ascii="Times New Roman" w:hAnsi="Times New Roman"/>
+                <w:color w:val="000000"/>
+                <w:sz w:val="18"/>
+              </w:rPr>
+              <w:t>Khai báo đầy đủ 10 khối RTL Verilog cấu thành hệ thống: PicoRV32, 1KB SRAM, SPIMEMIO, UART FIFO, RDM6300 decoder.</w:t>
+            </w:r>
+          </w:p>
+        </w:tc>
+      </w:tr>
+      <w:tr>
+        <w:trPr>
+          <w:cantSplit/>
+        </w:trPr>
+        <w:tc>
+          <w:tcPr>
+            <w:tcW w:type="dxa" w:w="3168"/>
+            <w:vAlign w:val="center"/>
+            <w:tcMar>
+              <w:top w:w="75" w:type="dxa"/>
+              <w:bottom w:w="75" w:type="dxa"/>
+              <w:left w:w="110" w:type="dxa"/>
+              <w:right w:w="110" w:type="dxa"/>
+            </w:tcMar>
+            <w:shd w:fill="F9F9F9"/>
+          </w:tcPr>
+          <w:p>
+            <w:pPr>
+              <w:spacing w:before="0" w:after="0"/>
+              <w:jc w:val="left"/>
+            </w:pPr>
+            <w:r>
+              <w:rPr>
+                <w:rFonts w:ascii="Times New Roman" w:hAnsi="Times New Roman"/>
+                <w:color w:val="000000"/>
+                <w:sz w:val="18"/>
+              </w:rPr>
+              <w:t>CLOCK_PORT, CLOCK_PERIOD</w:t>
+            </w:r>
+          </w:p>
+        </w:tc>
+        <w:tc>
+          <w:tcPr>
+            <w:tcW w:type="dxa" w:w="2592"/>
+            <w:vAlign w:val="center"/>
+            <w:tcMar>
+              <w:top w:w="75" w:type="dxa"/>
+              <w:bottom w:w="75" w:type="dxa"/>
+              <w:left w:w="110" w:type="dxa"/>
+              <w:right w:w="110" w:type="dxa"/>
+            </w:tcMar>
+            <w:shd w:fill="F9F9F9"/>
+          </w:tcPr>
+          <w:p>
+            <w:pPr>
+              <w:spacing w:before="0" w:after="0"/>
+              <w:jc w:val="center"/>
+            </w:pPr>
+            <w:r>
+              <w:rPr>
+                <w:rFonts w:ascii="Times New Roman" w:hAnsi="Times New Roman"/>
+                <w:color w:val="000000"/>
+                <w:sz w:val="18"/>
+              </w:rPr>
+              <w:t>clk / 20.0 ns (50 MHz)</w:t>
+            </w:r>
+          </w:p>
+        </w:tc>
+        <w:tc>
+          <w:tcPr>
+            <w:tcW w:type="dxa" w:w="3269"/>
+            <w:vAlign w:val="center"/>
+            <w:tcMar>
+              <w:top w:w="75" w:type="dxa"/>
+              <w:bottom w:w="75" w:type="dxa"/>
+              <w:left w:w="110" w:type="dxa"/>
+              <w:right w:w="110" w:type="dxa"/>
+            </w:tcMar>
+            <w:shd w:fill="F9F9F9"/>
+          </w:tcPr>
+          <w:p>
+            <w:pPr>
+              <w:spacing w:before="0" w:after="0"/>
+              <w:jc w:val="left"/>
+            </w:pPr>
+            <w:r>
+              <w:rPr>
+                <w:rFonts w:ascii="Times New Roman" w:hAnsi="Times New Roman"/>
+                <w:color w:val="000000"/>
+                <w:sz w:val="18"/>
+              </w:rPr>
+              <w:t>Ràng buộc tần số làm việc mục tiêu 50 MHz xuyên suốt các bước Synthesis, Clock Tree Synthesis (CTS) và Sign-off STA.</w:t>
+            </w:r>
+          </w:p>
+        </w:tc>
+      </w:tr>
+      <w:tr>
+        <w:trPr>
+          <w:cantSplit/>
+        </w:trPr>
+        <w:tc>
+          <w:tcPr>
+            <w:tcW w:type="dxa" w:w="3168"/>
+            <w:vAlign w:val="center"/>
+            <w:tcMar>
+              <w:top w:w="75" w:type="dxa"/>
+              <w:bottom w:w="75" w:type="dxa"/>
+              <w:left w:w="110" w:type="dxa"/>
+              <w:right w:w="110" w:type="dxa"/>
+            </w:tcMar>
+          </w:tcPr>
+          <w:p>
+            <w:pPr>
+              <w:spacing w:before="0" w:after="0"/>
+              <w:jc w:val="left"/>
+            </w:pPr>
+            <w:r>
+              <w:rPr>
+                <w:rFonts w:ascii="Times New Roman" w:hAnsi="Times New Roman"/>
+                <w:color w:val="000000"/>
+                <w:sz w:val="18"/>
+              </w:rPr>
+              <w:t>PNR_SDC_FILE, SIGNOFF_SDC_FILE</w:t>
+            </w:r>
+          </w:p>
+        </w:tc>
+        <w:tc>
+          <w:tcPr>
+            <w:tcW w:type="dxa" w:w="2592"/>
+            <w:vAlign w:val="center"/>
+            <w:tcMar>
+              <w:top w:w="75" w:type="dxa"/>
+              <w:bottom w:w="75" w:type="dxa"/>
+              <w:left w:w="110" w:type="dxa"/>
+              <w:right w:w="110" w:type="dxa"/>
+            </w:tcMar>
+          </w:tcPr>
+          <w:p>
+            <w:pPr>
+              <w:spacing w:before="0" w:after="0"/>
+              <w:jc w:val="center"/>
+            </w:pPr>
+            <w:r>
+              <w:rPr>
+                <w:rFonts w:ascii="Times New Roman" w:hAnsi="Times New Roman"/>
+                <w:color w:val="000000"/>
+                <w:sz w:val="18"/>
+              </w:rPr>
+              <w:t>dir::constraints.sdc</w:t>
+            </w:r>
+          </w:p>
+        </w:tc>
+        <w:tc>
+          <w:tcPr>
+            <w:tcW w:type="dxa" w:w="3269"/>
+            <w:vAlign w:val="center"/>
+            <w:tcMar>
+              <w:top w:w="75" w:type="dxa"/>
+              <w:bottom w:w="75" w:type="dxa"/>
+              <w:left w:w="110" w:type="dxa"/>
+              <w:right w:w="110" w:type="dxa"/>
+            </w:tcMar>
+          </w:tcPr>
+          <w:p>
+            <w:pPr>
+              <w:spacing w:before="0" w:after="0"/>
+              <w:jc w:val="left"/>
+            </w:pPr>
+            <w:r>
+              <w:rPr>
+                <w:rFonts w:ascii="Times New Roman" w:hAnsi="Times New Roman"/>
+                <w:color w:val="000000"/>
+                <w:sz w:val="18"/>
+              </w:rPr>
+              <w:t>Đồng nhất ràng buộc định thời (SDC) giữa giai đoạn Place-and-Route và giai đoạn kiểm tra ký duyệt cuối cùng.</w:t>
+            </w:r>
+          </w:p>
+        </w:tc>
+      </w:tr>
+      <w:tr>
+        <w:trPr>
+          <w:cantSplit/>
+        </w:trPr>
+        <w:tc>
+          <w:tcPr>
+            <w:tcW w:type="dxa" w:w="3168"/>
+            <w:vAlign w:val="center"/>
+            <w:tcMar>
+              <w:top w:w="75" w:type="dxa"/>
+              <w:bottom w:w="75" w:type="dxa"/>
+              <w:left w:w="110" w:type="dxa"/>
+              <w:right w:w="110" w:type="dxa"/>
+            </w:tcMar>
+            <w:shd w:fill="F9F9F9"/>
+          </w:tcPr>
+          <w:p>
+            <w:pPr>
+              <w:spacing w:before="0" w:after="0"/>
+              <w:jc w:val="left"/>
+            </w:pPr>
+            <w:r>
+              <w:rPr>
+                <w:rFonts w:ascii="Times New Roman" w:hAnsi="Times New Roman"/>
+                <w:color w:val="000000"/>
+                <w:sz w:val="18"/>
+              </w:rPr>
+              <w:t>MAX_FANOUT_CONSTRAINT</w:t>
+            </w:r>
+          </w:p>
+        </w:tc>
+        <w:tc>
+          <w:tcPr>
+            <w:tcW w:type="dxa" w:w="2592"/>
+            <w:vAlign w:val="center"/>
+            <w:tcMar>
+              <w:top w:w="75" w:type="dxa"/>
+              <w:bottom w:w="75" w:type="dxa"/>
+              <w:left w:w="110" w:type="dxa"/>
+              <w:right w:w="110" w:type="dxa"/>
+            </w:tcMar>
+            <w:shd w:fill="F9F9F9"/>
+          </w:tcPr>
+          <w:p>
+            <w:pPr>
+              <w:spacing w:before="0" w:after="0"/>
+              <w:jc w:val="center"/>
+            </w:pPr>
+            <w:r>
+              <w:rPr>
+                <w:rFonts w:ascii="Times New Roman" w:hAnsi="Times New Roman"/>
+                <w:color w:val="000000"/>
+                <w:sz w:val="18"/>
+              </w:rPr>
+              <w:t>12</w:t>
+            </w:r>
+          </w:p>
+        </w:tc>
+        <w:tc>
+          <w:tcPr>
+            <w:tcW w:type="dxa" w:w="3269"/>
+            <w:vAlign w:val="center"/>
+            <w:tcMar>
+              <w:top w:w="75" w:type="dxa"/>
+              <w:bottom w:w="75" w:type="dxa"/>
+              <w:left w:w="110" w:type="dxa"/>
+              <w:right w:w="110" w:type="dxa"/>
+            </w:tcMar>
+            <w:shd w:fill="F9F9F9"/>
+          </w:tcPr>
+          <w:p>
+            <w:pPr>
+              <w:spacing w:before="0" w:after="0"/>
+              <w:jc w:val="left"/>
+            </w:pPr>
+            <w:r>
+              <w:rPr>
+                <w:rFonts w:ascii="Times New Roman" w:hAnsi="Times New Roman"/>
+                <w:color w:val="000000"/>
+                <w:sz w:val="18"/>
+              </w:rPr>
+              <w:t>Khống chế số tải tối đa của mỗi cổng là 12, chống suy giảm độ dốc sườn xung (slew) và giảm trễ truyền dẫn.</w:t>
+            </w:r>
+          </w:p>
+        </w:tc>
+      </w:tr>
+      <w:tr>
+        <w:trPr>
+          <w:cantSplit/>
+        </w:trPr>
+        <w:tc>
+          <w:tcPr>
+            <w:tcW w:type="dxa" w:w="3168"/>
+            <w:vAlign w:val="center"/>
+            <w:tcMar>
+              <w:top w:w="75" w:type="dxa"/>
+              <w:bottom w:w="75" w:type="dxa"/>
+              <w:left w:w="110" w:type="dxa"/>
+              <w:right w:w="110" w:type="dxa"/>
+            </w:tcMar>
+          </w:tcPr>
+          <w:p>
+            <w:pPr>
+              <w:spacing w:before="0" w:after="0"/>
+              <w:jc w:val="left"/>
+            </w:pPr>
+            <w:r>
+              <w:rPr>
+                <w:rFonts w:ascii="Times New Roman" w:hAnsi="Times New Roman"/>
+                <w:color w:val="000000"/>
+                <w:sz w:val="18"/>
+              </w:rPr>
+              <w:t>FP_PIN_ORDER_CFG</w:t>
+            </w:r>
+          </w:p>
+        </w:tc>
+        <w:tc>
+          <w:tcPr>
+            <w:tcW w:type="dxa" w:w="2592"/>
+            <w:vAlign w:val="center"/>
+            <w:tcMar>
+              <w:top w:w="75" w:type="dxa"/>
+              <w:bottom w:w="75" w:type="dxa"/>
+              <w:left w:w="110" w:type="dxa"/>
+              <w:right w:w="110" w:type="dxa"/>
+            </w:tcMar>
+          </w:tcPr>
+          <w:p>
+            <w:pPr>
+              <w:spacing w:before="0" w:after="0"/>
+              <w:jc w:val="center"/>
+            </w:pPr>
+            <w:r>
+              <w:rPr>
+                <w:rFonts w:ascii="Times New Roman" w:hAnsi="Times New Roman"/>
+                <w:color w:val="000000"/>
+                <w:sz w:val="18"/>
+              </w:rPr>
+              <w:t>dir::pin_order.cfg</w:t>
+            </w:r>
+          </w:p>
+        </w:tc>
+        <w:tc>
+          <w:tcPr>
+            <w:tcW w:type="dxa" w:w="3269"/>
+            <w:vAlign w:val="center"/>
+            <w:tcMar>
+              <w:top w:w="75" w:type="dxa"/>
+              <w:bottom w:w="75" w:type="dxa"/>
+              <w:left w:w="110" w:type="dxa"/>
+              <w:right w:w="110" w:type="dxa"/>
+            </w:tcMar>
+          </w:tcPr>
+          <w:p>
+            <w:pPr>
+              <w:spacing w:before="0" w:after="0"/>
+              <w:jc w:val="left"/>
+            </w:pPr>
+            <w:r>
+              <w:rPr>
+                <w:rFonts w:ascii="Times New Roman" w:hAnsi="Times New Roman"/>
+                <w:color w:val="000000"/>
+                <w:sz w:val="18"/>
+              </w:rPr>
+              <w:t>Quy hoạch phân bổ vị trí 31 chân I/O trên 4 cạnh die, tối ưu khoảng cách kết nối từ pad vào khối logic nội bộ.</w:t>
+            </w:r>
+          </w:p>
+        </w:tc>
+      </w:tr>
+      <w:tr>
+        <w:trPr>
+          <w:cantSplit/>
+        </w:trPr>
+        <w:tc>
+          <w:tcPr>
+            <w:tcW w:type="dxa" w:w="3168"/>
+            <w:vAlign w:val="center"/>
+            <w:tcMar>
+              <w:top w:w="75" w:type="dxa"/>
+              <w:bottom w:w="75" w:type="dxa"/>
+              <w:left w:w="110" w:type="dxa"/>
+              <w:right w:w="110" w:type="dxa"/>
+            </w:tcMar>
+            <w:shd w:fill="F9F9F9"/>
+          </w:tcPr>
+          <w:p>
+            <w:pPr>
+              <w:spacing w:before="0" w:after="0"/>
+              <w:jc w:val="left"/>
+            </w:pPr>
+            <w:r>
+              <w:rPr>
+                <w:rFonts w:ascii="Times New Roman" w:hAnsi="Times New Roman"/>
+                <w:color w:val="000000"/>
+                <w:sz w:val="18"/>
+              </w:rPr>
+              <w:t>FP_CORE_UTIL</w:t>
+            </w:r>
+          </w:p>
+        </w:tc>
+        <w:tc>
+          <w:tcPr>
+            <w:tcW w:type="dxa" w:w="2592"/>
+            <w:vAlign w:val="center"/>
+            <w:tcMar>
+              <w:top w:w="75" w:type="dxa"/>
+              <w:bottom w:w="75" w:type="dxa"/>
+              <w:left w:w="110" w:type="dxa"/>
+              <w:right w:w="110" w:type="dxa"/>
+            </w:tcMar>
+            <w:shd w:fill="F9F9F9"/>
+          </w:tcPr>
+          <w:p>
+            <w:pPr>
+              <w:spacing w:before="0" w:after="0"/>
+              <w:jc w:val="center"/>
+            </w:pPr>
+            <w:r>
+              <w:rPr>
+                <w:rFonts w:ascii="Times New Roman" w:hAnsi="Times New Roman"/>
+                <w:color w:val="000000"/>
+                <w:sz w:val="18"/>
+              </w:rPr>
+              <w:t>26 (%)</w:t>
+            </w:r>
+          </w:p>
+        </w:tc>
+        <w:tc>
+          <w:tcPr>
+            <w:tcW w:type="dxa" w:w="3269"/>
+            <w:vAlign w:val="center"/>
+            <w:tcMar>
+              <w:top w:w="75" w:type="dxa"/>
+              <w:bottom w:w="75" w:type="dxa"/>
+              <w:left w:w="110" w:type="dxa"/>
+              <w:right w:w="110" w:type="dxa"/>
+            </w:tcMar>
+            <w:shd w:fill="F9F9F9"/>
+          </w:tcPr>
+          <w:p>
+            <w:pPr>
+              <w:spacing w:before="0" w:after="0"/>
+              <w:jc w:val="left"/>
+            </w:pPr>
+            <w:r>
+              <w:rPr>
+                <w:rFonts w:ascii="Times New Roman" w:hAnsi="Times New Roman"/>
+                <w:color w:val="000000"/>
+                <w:sz w:val="18"/>
+              </w:rPr>
+              <w:t>Mật độ sử dụng diện tích lõi khởi tạo 26%, để lại 74% diện tích cho kênh định tuyến kim loại và chèn diode bảo vệ.</w:t>
+            </w:r>
+          </w:p>
+        </w:tc>
+      </w:tr>
+      <w:tr>
+        <w:trPr>
+          <w:cantSplit/>
+        </w:trPr>
+        <w:tc>
+          <w:tcPr>
+            <w:tcW w:type="dxa" w:w="3168"/>
+            <w:vAlign w:val="center"/>
+            <w:tcMar>
+              <w:top w:w="75" w:type="dxa"/>
+              <w:bottom w:w="75" w:type="dxa"/>
+              <w:left w:w="110" w:type="dxa"/>
+              <w:right w:w="110" w:type="dxa"/>
+            </w:tcMar>
+          </w:tcPr>
+          <w:p>
+            <w:pPr>
+              <w:spacing w:before="0" w:after="0"/>
+              <w:jc w:val="left"/>
+            </w:pPr>
+            <w:r>
+              <w:rPr>
+                <w:rFonts w:ascii="Times New Roman" w:hAnsi="Times New Roman"/>
+                <w:color w:val="000000"/>
+                <w:sz w:val="18"/>
+              </w:rPr>
+              <w:t>PL_RESIZER_HOLD / SETUP_SLACK_MARGIN</w:t>
+            </w:r>
+          </w:p>
+        </w:tc>
+        <w:tc>
+          <w:tcPr>
+            <w:tcW w:type="dxa" w:w="2592"/>
+            <w:vAlign w:val="center"/>
+            <w:tcMar>
+              <w:top w:w="75" w:type="dxa"/>
+              <w:bottom w:w="75" w:type="dxa"/>
+              <w:left w:w="110" w:type="dxa"/>
+              <w:right w:w="110" w:type="dxa"/>
+            </w:tcMar>
+          </w:tcPr>
+          <w:p>
+            <w:pPr>
+              <w:spacing w:before="0" w:after="0"/>
+              <w:jc w:val="center"/>
+            </w:pPr>
+            <w:r>
+              <w:rPr>
+                <w:rFonts w:ascii="Times New Roman" w:hAnsi="Times New Roman"/>
+                <w:color w:val="000000"/>
+                <w:sz w:val="18"/>
+              </w:rPr>
+              <w:t>0.25 ns / 0.20 ns</w:t>
+            </w:r>
+          </w:p>
+        </w:tc>
+        <w:tc>
+          <w:tcPr>
+            <w:tcW w:type="dxa" w:w="3269"/>
+            <w:vAlign w:val="center"/>
+            <w:tcMar>
+              <w:top w:w="75" w:type="dxa"/>
+              <w:bottom w:w="75" w:type="dxa"/>
+              <w:left w:w="110" w:type="dxa"/>
+              <w:right w:w="110" w:type="dxa"/>
+            </w:tcMar>
+          </w:tcPr>
+          <w:p>
+            <w:pPr>
+              <w:spacing w:before="0" w:after="0"/>
+              <w:jc w:val="left"/>
+            </w:pPr>
+            <w:r>
+              <w:rPr>
+                <w:rFonts w:ascii="Times New Roman" w:hAnsi="Times New Roman"/>
+                <w:color w:val="000000"/>
+                <w:sz w:val="18"/>
+              </w:rPr>
+              <w:t>Biên độ trễ an toàn dự phòng (Guard-band) giúp bộ tối ưu hóa tế bào (Resizer) triệt tiêu vi phạm timing ở mọi góc PVT.</w:t>
+            </w:r>
+          </w:p>
+        </w:tc>
+      </w:tr>
+      <w:tr>
+        <w:trPr>
+          <w:cantSplit/>
+        </w:trPr>
+        <w:tc>
+          <w:tcPr>
+            <w:tcW w:type="dxa" w:w="3168"/>
+            <w:vAlign w:val="center"/>
+            <w:tcMar>
+              <w:top w:w="75" w:type="dxa"/>
+              <w:bottom w:w="75" w:type="dxa"/>
+              <w:left w:w="110" w:type="dxa"/>
+              <w:right w:w="110" w:type="dxa"/>
+            </w:tcMar>
+            <w:shd w:fill="F9F9F9"/>
+          </w:tcPr>
+          <w:p>
+            <w:pPr>
+              <w:spacing w:before="0" w:after="0"/>
+              <w:jc w:val="left"/>
+            </w:pPr>
+            <w:r>
+              <w:rPr>
+                <w:rFonts w:ascii="Times New Roman" w:hAnsi="Times New Roman"/>
+                <w:color w:val="000000"/>
+                <w:sz w:val="18"/>
+              </w:rPr>
+              <w:t>PL_MAX_DISPLACEMENT_X / Y</w:t>
+            </w:r>
+          </w:p>
+        </w:tc>
+        <w:tc>
+          <w:tcPr>
+            <w:tcW w:type="dxa" w:w="2592"/>
+            <w:vAlign w:val="center"/>
+            <w:tcMar>
+              <w:top w:w="75" w:type="dxa"/>
+              <w:bottom w:w="75" w:type="dxa"/>
+              <w:left w:w="110" w:type="dxa"/>
+              <w:right w:w="110" w:type="dxa"/>
+            </w:tcMar>
+            <w:shd w:fill="F9F9F9"/>
+          </w:tcPr>
+          <w:p>
+            <w:pPr>
+              <w:spacing w:before="0" w:after="0"/>
+              <w:jc w:val="center"/>
+            </w:pPr>
+            <w:r>
+              <w:rPr>
+                <w:rFonts w:ascii="Times New Roman" w:hAnsi="Times New Roman"/>
+                <w:color w:val="000000"/>
+                <w:sz w:val="18"/>
+              </w:rPr>
+              <w:t>100 / 2</w:t>
+            </w:r>
+          </w:p>
+        </w:tc>
+        <w:tc>
+          <w:tcPr>
+            <w:tcW w:type="dxa" w:w="3269"/>
+            <w:vAlign w:val="center"/>
+            <w:tcMar>
+              <w:top w:w="75" w:type="dxa"/>
+              <w:bottom w:w="75" w:type="dxa"/>
+              <w:left w:w="110" w:type="dxa"/>
+              <w:right w:w="110" w:type="dxa"/>
+            </w:tcMar>
+            <w:shd w:fill="F9F9F9"/>
+          </w:tcPr>
+          <w:p>
+            <w:pPr>
+              <w:spacing w:before="0" w:after="0"/>
+              <w:jc w:val="left"/>
+            </w:pPr>
+            <w:r>
+              <w:rPr>
+                <w:rFonts w:ascii="Times New Roman" w:hAnsi="Times New Roman"/>
+                <w:color w:val="000000"/>
+                <w:sz w:val="18"/>
+              </w:rPr>
+              <w:t>Giới hạn độ dịch chuyển tế bào theo trục X và Y trong bước tối ưu hóa sau định vị, bảo toàn bố cục tối ưu.</w:t>
+            </w:r>
+          </w:p>
+        </w:tc>
+      </w:tr>
+      <w:tr>
+        <w:trPr>
+          <w:cantSplit/>
+        </w:trPr>
+        <w:tc>
+          <w:tcPr>
+            <w:tcW w:type="dxa" w:w="3168"/>
+            <w:vAlign w:val="center"/>
+            <w:tcMar>
+              <w:top w:w="75" w:type="dxa"/>
+              <w:bottom w:w="75" w:type="dxa"/>
+              <w:left w:w="110" w:type="dxa"/>
+              <w:right w:w="110" w:type="dxa"/>
+            </w:tcMar>
+          </w:tcPr>
+          <w:p>
+            <w:pPr>
+              <w:spacing w:before="0" w:after="0"/>
+              <w:jc w:val="left"/>
+            </w:pPr>
+            <w:r>
+              <w:rPr>
+                <w:rFonts w:ascii="Times New Roman" w:hAnsi="Times New Roman"/>
+                <w:color w:val="000000"/>
+                <w:sz w:val="18"/>
+              </w:rPr>
+              <w:t>PL_OPTIMIZE_MIRRORING</w:t>
+            </w:r>
+          </w:p>
+        </w:tc>
+        <w:tc>
+          <w:tcPr>
+            <w:tcW w:type="dxa" w:w="2592"/>
+            <w:vAlign w:val="center"/>
+            <w:tcMar>
+              <w:top w:w="75" w:type="dxa"/>
+              <w:bottom w:w="75" w:type="dxa"/>
+              <w:left w:w="110" w:type="dxa"/>
+              <w:right w:w="110" w:type="dxa"/>
+            </w:tcMar>
+          </w:tcPr>
+          <w:p>
+            <w:pPr>
+              <w:spacing w:before="0" w:after="0"/>
+              <w:jc w:val="center"/>
+            </w:pPr>
+            <w:r>
+              <w:rPr>
+                <w:rFonts w:ascii="Times New Roman" w:hAnsi="Times New Roman"/>
+                <w:color w:val="000000"/>
+                <w:sz w:val="18"/>
+              </w:rPr>
+              <w:t>false</w:t>
+            </w:r>
+          </w:p>
+        </w:tc>
+        <w:tc>
+          <w:tcPr>
+            <w:tcW w:type="dxa" w:w="3269"/>
+            <w:vAlign w:val="center"/>
+            <w:tcMar>
+              <w:top w:w="75" w:type="dxa"/>
+              <w:bottom w:w="75" w:type="dxa"/>
+              <w:left w:w="110" w:type="dxa"/>
+              <w:right w:w="110" w:type="dxa"/>
+            </w:tcMar>
+          </w:tcPr>
+          <w:p>
+            <w:pPr>
+              <w:spacing w:before="0" w:after="0"/>
+              <w:jc w:val="left"/>
+            </w:pPr>
+            <w:r>
+              <w:rPr>
+                <w:rFonts w:ascii="Times New Roman" w:hAnsi="Times New Roman"/>
+                <w:color w:val="000000"/>
+                <w:sz w:val="18"/>
+              </w:rPr>
+              <w:t>Vô hiệu hóa lật gương tế bào tự do để bảo toàn cấu trúc phân bố chân nguồn và chân đất đồng nhất.</w:t>
+            </w:r>
+          </w:p>
+        </w:tc>
+      </w:tr>
+      <w:tr>
+        <w:trPr>
+          <w:cantSplit/>
+        </w:trPr>
+        <w:tc>
+          <w:tcPr>
+            <w:tcW w:type="dxa" w:w="3168"/>
+            <w:vAlign w:val="center"/>
+            <w:tcMar>
+              <w:top w:w="75" w:type="dxa"/>
+              <w:bottom w:w="75" w:type="dxa"/>
+              <w:left w:w="110" w:type="dxa"/>
+              <w:right w:w="110" w:type="dxa"/>
+            </w:tcMar>
+            <w:shd w:fill="F9F9F9"/>
+          </w:tcPr>
+          <w:p>
+            <w:pPr>
+              <w:spacing w:before="0" w:after="0"/>
+              <w:jc w:val="left"/>
+            </w:pPr>
+            <w:r>
+              <w:rPr>
+                <w:rFonts w:ascii="Times New Roman" w:hAnsi="Times New Roman"/>
+                <w:color w:val="000000"/>
+                <w:sz w:val="18"/>
+              </w:rPr>
+              <w:t>RUN_HEURISTIC_DIODE_INSERTION, THRESHOLD</w:t>
+            </w:r>
+          </w:p>
+        </w:tc>
+        <w:tc>
+          <w:tcPr>
+            <w:tcW w:type="dxa" w:w="2592"/>
+            <w:vAlign w:val="center"/>
+            <w:tcMar>
+              <w:top w:w="75" w:type="dxa"/>
+              <w:bottom w:w="75" w:type="dxa"/>
+              <w:left w:w="110" w:type="dxa"/>
+              <w:right w:w="110" w:type="dxa"/>
+            </w:tcMar>
+            <w:shd w:fill="F9F9F9"/>
+          </w:tcPr>
+          <w:p>
+            <w:pPr>
+              <w:spacing w:before="0" w:after="0"/>
+              <w:jc w:val="center"/>
+            </w:pPr>
+            <w:r>
+              <w:rPr>
+                <w:rFonts w:ascii="Times New Roman" w:hAnsi="Times New Roman"/>
+                <w:color w:val="000000"/>
+                <w:sz w:val="18"/>
+              </w:rPr>
+              <w:t>true / 45</w:t>
+            </w:r>
+          </w:p>
+        </w:tc>
+        <w:tc>
+          <w:tcPr>
+            <w:tcW w:type="dxa" w:w="3269"/>
+            <w:vAlign w:val="center"/>
+            <w:tcMar>
+              <w:top w:w="75" w:type="dxa"/>
+              <w:bottom w:w="75" w:type="dxa"/>
+              <w:left w:w="110" w:type="dxa"/>
+              <w:right w:w="110" w:type="dxa"/>
+            </w:tcMar>
+            <w:shd w:fill="F9F9F9"/>
+          </w:tcPr>
+          <w:p>
+            <w:pPr>
+              <w:spacing w:before="0" w:after="0"/>
+              <w:jc w:val="left"/>
+            </w:pPr>
+            <w:r>
+              <w:rPr>
+                <w:rFonts w:ascii="Times New Roman" w:hAnsi="Times New Roman"/>
+                <w:color w:val="000000"/>
+                <w:sz w:val="18"/>
+              </w:rPr>
+              <w:t>Kích hoạt thuật toán phỏng đoán chèn diode bảo vệ tự động khi tỷ lệ diện tích dây kim loại / cực cổng vượt ngưỡng 45.</w:t>
+            </w:r>
+          </w:p>
+        </w:tc>
+      </w:tr>
+      <w:tr>
+        <w:trPr>
+          <w:cantSplit/>
+        </w:trPr>
+        <w:tc>
+          <w:tcPr>
+            <w:tcW w:type="dxa" w:w="3168"/>
+            <w:vAlign w:val="center"/>
+            <w:tcMar>
+              <w:top w:w="75" w:type="dxa"/>
+              <w:bottom w:w="75" w:type="dxa"/>
+              <w:left w:w="110" w:type="dxa"/>
+              <w:right w:w="110" w:type="dxa"/>
+            </w:tcMar>
+          </w:tcPr>
+          <w:p>
+            <w:pPr>
+              <w:spacing w:before="0" w:after="0"/>
+              <w:jc w:val="left"/>
+            </w:pPr>
+            <w:r>
+              <w:rPr>
+                <w:rFonts w:ascii="Times New Roman" w:hAnsi="Times New Roman"/>
+                <w:color w:val="000000"/>
+                <w:sz w:val="18"/>
+              </w:rPr>
+              <w:t>RUN_ANTENNA_REPAIR, DIODE_ON_PORTS</w:t>
+            </w:r>
+          </w:p>
+        </w:tc>
+        <w:tc>
+          <w:tcPr>
+            <w:tcW w:type="dxa" w:w="2592"/>
+            <w:vAlign w:val="center"/>
+            <w:tcMar>
+              <w:top w:w="75" w:type="dxa"/>
+              <w:bottom w:w="75" w:type="dxa"/>
+              <w:left w:w="110" w:type="dxa"/>
+              <w:right w:w="110" w:type="dxa"/>
+            </w:tcMar>
+          </w:tcPr>
+          <w:p>
+            <w:pPr>
+              <w:spacing w:before="0" w:after="0"/>
+              <w:jc w:val="center"/>
+            </w:pPr>
+            <w:r>
+              <w:rPr>
+                <w:rFonts w:ascii="Times New Roman" w:hAnsi="Times New Roman"/>
+                <w:color w:val="000000"/>
+                <w:sz w:val="18"/>
+              </w:rPr>
+              <w:t>true / "in"</w:t>
+            </w:r>
+          </w:p>
+        </w:tc>
+        <w:tc>
+          <w:tcPr>
+            <w:tcW w:type="dxa" w:w="3269"/>
+            <w:vAlign w:val="center"/>
+            <w:tcMar>
+              <w:top w:w="75" w:type="dxa"/>
+              <w:bottom w:w="75" w:type="dxa"/>
+              <w:left w:w="110" w:type="dxa"/>
+              <w:right w:w="110" w:type="dxa"/>
+            </w:tcMar>
+          </w:tcPr>
+          <w:p>
+            <w:pPr>
+              <w:spacing w:before="0" w:after="0"/>
+              <w:jc w:val="left"/>
+            </w:pPr>
+            <w:r>
+              <w:rPr>
+                <w:rFonts w:ascii="Times New Roman" w:hAnsi="Times New Roman"/>
+                <w:color w:val="000000"/>
+                <w:sz w:val="18"/>
+              </w:rPr>
+              <w:t>Tự động phát hiện và chèn diode tiêu tán điện tích plasma tại tất cả các cổng ngõ vào (Input ports) nối trực tiếp từ pad.</w:t>
+            </w:r>
+          </w:p>
+        </w:tc>
+      </w:tr>
+      <w:tr>
+        <w:trPr>
+          <w:cantSplit/>
+        </w:trPr>
+        <w:tc>
+          <w:tcPr>
+            <w:tcW w:type="dxa" w:w="3168"/>
+            <w:vAlign w:val="center"/>
+            <w:tcMar>
+              <w:top w:w="75" w:type="dxa"/>
+              <w:bottom w:w="75" w:type="dxa"/>
+              <w:left w:w="110" w:type="dxa"/>
+              <w:right w:w="110" w:type="dxa"/>
+            </w:tcMar>
+            <w:shd w:fill="F9F9F9"/>
+          </w:tcPr>
+          <w:p>
+            <w:pPr>
+              <w:spacing w:before="0" w:after="0"/>
+              <w:jc w:val="left"/>
+            </w:pPr>
+            <w:r>
+              <w:rPr>
+                <w:rFonts w:ascii="Times New Roman" w:hAnsi="Times New Roman"/>
+                <w:color w:val="000000"/>
+                <w:sz w:val="18"/>
+              </w:rPr>
+              <w:t>GRT_LAYER_ADJUSTMENTS</w:t>
+            </w:r>
+          </w:p>
+        </w:tc>
+        <w:tc>
+          <w:tcPr>
+            <w:tcW w:type="dxa" w:w="2592"/>
+            <w:vAlign w:val="center"/>
+            <w:tcMar>
+              <w:top w:w="75" w:type="dxa"/>
+              <w:bottom w:w="75" w:type="dxa"/>
+              <w:left w:w="110" w:type="dxa"/>
+              <w:right w:w="110" w:type="dxa"/>
+            </w:tcMar>
+            <w:shd w:fill="F9F9F9"/>
+          </w:tcPr>
+          <w:p>
+            <w:pPr>
+              <w:spacing w:before="0" w:after="0"/>
+              <w:jc w:val="center"/>
+            </w:pPr>
+            <w:r>
+              <w:rPr>
+                <w:rFonts w:ascii="Times New Roman" w:hAnsi="Times New Roman"/>
+                <w:color w:val="000000"/>
+                <w:sz w:val="18"/>
+              </w:rPr>
+              <w:t>[0.99, 0.65, 0.30, 0, 0, 0]</w:t>
+            </w:r>
+          </w:p>
+        </w:tc>
+        <w:tc>
+          <w:tcPr>
+            <w:tcW w:type="dxa" w:w="3269"/>
+            <w:vAlign w:val="center"/>
+            <w:tcMar>
+              <w:top w:w="75" w:type="dxa"/>
+              <w:bottom w:w="75" w:type="dxa"/>
+              <w:left w:w="110" w:type="dxa"/>
+              <w:right w:w="110" w:type="dxa"/>
+            </w:tcMar>
+            <w:shd w:fill="F9F9F9"/>
+          </w:tcPr>
+          <w:p>
+            <w:pPr>
+              <w:spacing w:before="0" w:after="0"/>
+              <w:jc w:val="left"/>
+            </w:pPr>
+            <w:r>
+              <w:rPr>
+                <w:rFonts w:ascii="Times New Roman" w:hAnsi="Times New Roman"/>
+                <w:color w:val="000000"/>
+                <w:sz w:val="18"/>
+              </w:rPr>
+              <w:t>Giảm tải định tuyến trên met1 (99%), met2 (65%), met3 (30%) để đẩy các đường dây dài lên met4/met5, triệt tiêu nghẽn.</w:t>
+            </w:r>
+          </w:p>
+        </w:tc>
+      </w:tr>
+      <w:tr>
+        <w:trPr>
+          <w:cantSplit/>
+        </w:trPr>
+        <w:tc>
+          <w:tcPr>
+            <w:tcW w:type="dxa" w:w="3168"/>
+            <w:vAlign w:val="center"/>
+            <w:tcMar>
+              <w:top w:w="75" w:type="dxa"/>
+              <w:bottom w:w="75" w:type="dxa"/>
+              <w:left w:w="110" w:type="dxa"/>
+              <w:right w:w="110" w:type="dxa"/>
+            </w:tcMar>
+          </w:tcPr>
+          <w:p>
+            <w:pPr>
+              <w:spacing w:before="0" w:after="0"/>
+              <w:jc w:val="left"/>
+            </w:pPr>
+            <w:r>
+              <w:rPr>
+                <w:rFonts w:ascii="Times New Roman" w:hAnsi="Times New Roman"/>
+                <w:color w:val="000000"/>
+                <w:sz w:val="18"/>
+              </w:rPr>
+              <w:t>SYNTH_STRATEGY</w:t>
+            </w:r>
+          </w:p>
+        </w:tc>
+        <w:tc>
+          <w:tcPr>
+            <w:tcW w:type="dxa" w:w="2592"/>
+            <w:vAlign w:val="center"/>
+            <w:tcMar>
+              <w:top w:w="75" w:type="dxa"/>
+              <w:bottom w:w="75" w:type="dxa"/>
+              <w:left w:w="110" w:type="dxa"/>
+              <w:right w:w="110" w:type="dxa"/>
+            </w:tcMar>
+          </w:tcPr>
+          <w:p>
+            <w:pPr>
+              <w:spacing w:before="0" w:after="0"/>
+              <w:jc w:val="center"/>
+            </w:pPr>
+            <w:r>
+              <w:rPr>
+                <w:rFonts w:ascii="Times New Roman" w:hAnsi="Times New Roman"/>
+                <w:color w:val="000000"/>
+                <w:sz w:val="18"/>
+              </w:rPr>
+              <w:t>"AREA 0"</w:t>
+            </w:r>
+          </w:p>
+        </w:tc>
+        <w:tc>
+          <w:tcPr>
+            <w:tcW w:type="dxa" w:w="3269"/>
+            <w:vAlign w:val="center"/>
+            <w:tcMar>
+              <w:top w:w="75" w:type="dxa"/>
+              <w:bottom w:w="75" w:type="dxa"/>
+              <w:left w:w="110" w:type="dxa"/>
+              <w:right w:w="110" w:type="dxa"/>
+            </w:tcMar>
+          </w:tcPr>
+          <w:p>
+            <w:pPr>
+              <w:spacing w:before="0" w:after="0"/>
+              <w:jc w:val="left"/>
+            </w:pPr>
+            <w:r>
+              <w:rPr>
+                <w:rFonts w:ascii="Times New Roman" w:hAnsi="Times New Roman"/>
+                <w:color w:val="000000"/>
+                <w:sz w:val="18"/>
+              </w:rPr>
+              <w:t>Chiến lược tổng hợp logic Yosys ưu tiên tối ưu hóa diện tích die silicon, triệt tiêu các cổng logic dư thừa.</w:t>
+            </w:r>
+          </w:p>
+        </w:tc>
+      </w:tr>
+    </w:tbl>
+    <w:p>
+      <w:pPr>
+        <w:spacing w:before="60" w:after="160"/>
+        <w:jc w:val="center"/>
+      </w:pPr>
+      <w:r>
+        <w:rPr>
+          <w:rFonts w:ascii="Times New Roman" w:hAnsi="Times New Roman"/>
+          <w:b w:val="0"/>
+          <w:i/>
+          <w:color w:val="000000"/>
+          <w:sz w:val="19"/>
+        </w:rPr>
+        <w:t>Bảng 2. Bảng phân tích chi tiết các tham số vật lý trong config.json và ý nghĩa PnR trên OpenLane 2</w:t>
+      </w:r>
+    </w:p>
+    <w:p>
+      <w:pPr>
         <w:keepNext/>
-        <w:spacing w:before="160" w:after="60"/>
+        <w:spacing w:before="180" w:after="60"/>
       </w:pPr>
       <w:r>
         <w:rPr>
@@ -5151,24 +7233,14 @@
           <w:color w:val="000000"/>
           <w:sz w:val="24"/>
         </w:rPr>
-        <w:t>6.1. Các quyết định thiết kế tối ưu hóa diện tích và công suất (PPA)</w:t>
+        <w:t>5.2. Trực quan hóa layout vật lý trên công cụ OpenROAD (Openroad_1.png)</w:t>
       </w:r>
     </w:p>
     <w:p>
       <w:pPr>
-        <w:pStyle w:val="ListBullet"/>
-        <w:spacing w:before="20" w:after="40" w:line="276" w:lineRule="auto"/>
-      </w:pPr>
-      <w:r>
-        <w:rPr>
-          <w:rFonts w:ascii="Times New Roman" w:hAnsi="Times New Roman"/>
-          <w:b/>
-          <w:i w:val="0"/>
-          <w:color w:val="000000"/>
-          <w:sz w:val="22"/>
-        </w:rPr>
-        <w:t xml:space="preserve">Đột phá từ kiến trúc Mask ROM 8KB tổ hợp: </w:t>
-      </w:r>
+        <w:spacing w:before="0" w:after="90" w:line="276" w:lineRule="auto"/>
+        <w:jc w:val="left"/>
+      </w:pPr>
       <w:r>
         <w:rPr>
           <w:rFonts w:ascii="Times New Roman" w:hAnsi="Times New Roman"/>
@@ -5177,336 +7249,11 @@
           <w:color w:val="000000"/>
           <w:sz w:val="22"/>
         </w:rPr>
-        <w:t>Thay vì dùng SRAM thông thường cần tới 70,000 Flip-Flop, giải pháp chuyển toàn bộ firmware thành mạch giải mã MUX tổ hợp (rtl/mask_rom.v) tiêu tốn 0 DFFs. Quyết định này giúp giảm 87% số lượng Flip-Flop của toàn hệ thống (từ hơn 85,000 xuống 11,051 DFFs), thu nhỏ diện tích lõi xuống 1.63 mm², triệt tiêu tải trọng cây clock và là chìa khóa then chốt giúp loại bỏ hoàn toàn các lỗi vi phạm Antenna.</w:t>
+        <w:t>Hình ảnh bản vẽ layout vật lý sau bước hoàn thiện định tuyến chi tiết (Detailed Routing) và chèn diode bảo vệ được hiển thị trực tiếp trên giao diện công cụ OpenROAD, thể hiện tại Hình 3.</w:t>
       </w:r>
     </w:p>
     <w:p>
       <w:pPr>
-        <w:pStyle w:val="ListBullet"/>
-        <w:spacing w:before="20" w:after="40" w:line="276" w:lineRule="auto"/>
-      </w:pPr>
-      <w:r>
-        <w:rPr>
-          <w:rFonts w:ascii="Times New Roman" w:hAnsi="Times New Roman"/>
-          <w:b/>
-          <w:i w:val="0"/>
-          <w:color w:val="000000"/>
-          <w:sz w:val="22"/>
-        </w:rPr>
-        <w:t xml:space="preserve">Phần cứng hóa bộ giải mã RDM6300 độc lập: </w:t>
-      </w:r>
-      <w:r>
-        <w:rPr>
-          <w:rFonts w:ascii="Times New Roman" w:hAnsi="Times New Roman"/>
-          <w:b w:val="0"/>
-          <w:i w:val="0"/>
-          <w:color w:val="000000"/>
-          <w:sz w:val="22"/>
-        </w:rPr>
-        <w:t>Mạch giải mã phần cứng tự động kiểm tra STX/ETX, chuyển đổi ASCII-to-Hex và đối chiếu XOR checksum chỉ trong 1 chu kỳ clock sau khi nhận đủ byte. CPU PicoRV32 hoàn toàn không phải tốn thời gian xử lý chuỗi ký tự hay chịu nguy cơ mất dữ liệu khi đang bận giao tiếp Flash SPI.</w:t>
-      </w:r>
-    </w:p>
-    <w:p>
-      <w:pPr>
-        <w:pStyle w:val="ListBullet"/>
-        <w:spacing w:before="20" w:after="40" w:line="276" w:lineRule="auto"/>
-      </w:pPr>
-      <w:r>
-        <w:rPr>
-          <w:rFonts w:ascii="Times New Roman" w:hAnsi="Times New Roman"/>
-          <w:b/>
-          <w:i w:val="0"/>
-          <w:color w:val="000000"/>
-          <w:sz w:val="22"/>
-        </w:rPr>
-        <w:t xml:space="preserve">Tối ưu hóa Bus MMIO và Data SRAM 2KB: </w:t>
-      </w:r>
-      <w:r>
-        <w:rPr>
-          <w:rFonts w:ascii="Times New Roman" w:hAnsi="Times New Roman"/>
-          <w:b w:val="0"/>
-          <w:i w:val="0"/>
-          <w:color w:val="000000"/>
-          <w:sz w:val="22"/>
-        </w:rPr>
-        <w:t>Dung lượng SRAM 2KB được tính toán tối ưu vừa đủ cho ngăn xếp và mảng dữ liệu thẻ. Hỗ trợ ghi mặt nạ byte (mem_wstrb) giúp CPU thực thi các lệnh byte/half-word trực tiếp mà không cần mạch Read-Modify-Write cồng kềnh.</w:t>
-      </w:r>
-    </w:p>
-    <w:p>
-      <w:pPr>
-        <w:keepNext/>
-        <w:spacing w:before="160" w:after="60"/>
-      </w:pPr>
-      <w:r>
-        <w:rPr>
-          <w:rFonts w:ascii="Times New Roman" w:hAnsi="Times New Roman"/>
-          <w:b/>
-          <w:i w:val="0"/>
-          <w:color w:val="000000"/>
-          <w:sz w:val="24"/>
-        </w:rPr>
-        <w:t>6.2. Hạn chế của thiết kế hiện tại</w:t>
-      </w:r>
-    </w:p>
-    <w:p>
-      <w:pPr>
-        <w:pStyle w:val="ListBullet"/>
-        <w:spacing w:before="20" w:after="40" w:line="276" w:lineRule="auto"/>
-      </w:pPr>
-      <w:r>
-        <w:rPr>
-          <w:rFonts w:ascii="Times New Roman" w:hAnsi="Times New Roman"/>
-          <w:b/>
-          <w:i w:val="0"/>
-          <w:color w:val="000000"/>
-          <w:sz w:val="22"/>
-        </w:rPr>
-        <w:t xml:space="preserve">Tính cố định của Mask ROM trên ASIC: </w:t>
-      </w:r>
-      <w:r>
-        <w:rPr>
-          <w:rFonts w:ascii="Times New Roman" w:hAnsi="Times New Roman"/>
-          <w:b w:val="0"/>
-          <w:i w:val="0"/>
-          <w:color w:val="000000"/>
-          <w:sz w:val="22"/>
-        </w:rPr>
-        <w:t>Mã chương trình được đúc cố định trên các lớp mặt nạ kim loại của chip ASIC. Sau khi sản xuất (Tapeout), firmware không thể nạp lại hay nâng cấp (khác với nền tảng FPGA).</w:t>
-      </w:r>
-    </w:p>
-    <w:p>
-      <w:pPr>
-        <w:pStyle w:val="ListBullet"/>
-        <w:spacing w:before="20" w:after="40" w:line="276" w:lineRule="auto"/>
-      </w:pPr>
-      <w:r>
-        <w:rPr>
-          <w:rFonts w:ascii="Times New Roman" w:hAnsi="Times New Roman"/>
-          <w:b/>
-          <w:i w:val="0"/>
-          <w:color w:val="000000"/>
-          <w:sz w:val="22"/>
-        </w:rPr>
-        <w:t xml:space="preserve">Giao tiếp SPI Flash ở chế độ 1-bit Standard: </w:t>
-      </w:r>
-      <w:r>
-        <w:rPr>
-          <w:rFonts w:ascii="Times New Roman" w:hAnsi="Times New Roman"/>
-          <w:b w:val="0"/>
-          <w:i w:val="0"/>
-          <w:color w:val="000000"/>
-          <w:sz w:val="22"/>
-        </w:rPr>
-        <w:t>Tốc độ đọc/ghi Flash hiện tại bị giới hạn bởi chuẩn SPI 1-bit. Thiết kế có thể mở rộng lên chuẩn Quad-SPI (QSPI 4-bit) để tăng gấp 4 lần băng thông truyền dữ liệu.</w:t>
-      </w:r>
-    </w:p>
-    <w:p>
-      <w:r>
-        <w:br w:type="page"/>
-      </w:r>
-    </w:p>
-    <w:p>
-      <w:pPr>
-        <w:keepNext/>
-        <w:spacing w:before="240" w:after="80"/>
-      </w:pPr>
-      <w:r>
-        <w:rPr>
-          <w:rFonts w:ascii="Times New Roman" w:hAnsi="Times New Roman"/>
-          <w:b/>
-          <w:i w:val="0"/>
-          <w:color w:val="000000"/>
-          <w:sz w:val="27"/>
-        </w:rPr>
-        <w:t>7. Kết quả triển khai và ký duyệt ASIC (OpenLane 2 - SkyWater Sky130A)</w:t>
-      </w:r>
-    </w:p>
-    <w:p>
-      <w:pPr>
-        <w:spacing w:before="0" w:after="90" w:line="276" w:lineRule="auto"/>
-        <w:jc w:val="left"/>
-      </w:pPr>
-      <w:r>
-        <w:rPr>
-          <w:rFonts w:ascii="Times New Roman" w:hAnsi="Times New Roman"/>
-          <w:b w:val="0"/>
-          <w:i w:val="0"/>
-          <w:color w:val="000000"/>
-          <w:sz w:val="22"/>
-        </w:rPr>
-        <w:t>Ở lượt chạy cuối cùng mang mã định danh RUN_2026-09-22_21-34-37 được thực thi với toàn bộ các tham số trong file config.json hiện tại, thiết kế vi mạch SoC rdm6300_picorv32_soc đã hoàn thành xuất sắc toàn bộ quy trình thiết kế vật lý và đạt ký duyệt toàn diện (Full Tapeout Sign-off Ready).</w:t>
-      </w:r>
-    </w:p>
-    <w:p>
-      <w:pPr>
-        <w:keepNext/>
-        <w:spacing w:before="160" w:after="60"/>
-      </w:pPr>
-      <w:r>
-        <w:rPr>
-          <w:rFonts w:ascii="Times New Roman" w:hAnsi="Times New Roman"/>
-          <w:b/>
-          <w:i w:val="0"/>
-          <w:color w:val="000000"/>
-          <w:sz w:val="24"/>
-        </w:rPr>
-        <w:t>7.1. Phân tích cấu hình config.json giúp đạt chuẩn tapeout</w:t>
-      </w:r>
-    </w:p>
-    <w:p>
-      <w:pPr>
-        <w:spacing w:before="0" w:after="90" w:line="276" w:lineRule="auto"/>
-        <w:jc w:val="left"/>
-      </w:pPr>
-      <w:r>
-        <w:rPr>
-          <w:rFonts w:ascii="Times New Roman" w:hAnsi="Times New Roman"/>
-          <w:b w:val="0"/>
-          <w:i w:val="0"/>
-          <w:color w:val="000000"/>
-          <w:sz w:val="22"/>
-        </w:rPr>
-        <w:t>Sự thành công vượt bậc của lượt chạy này đến từ sự phối hợp tối ưu giữa các tham số vật lý trong config.json:</w:t>
-      </w:r>
-    </w:p>
-    <w:p>
-      <w:pPr>
-        <w:pStyle w:val="ListBullet"/>
-        <w:spacing w:before="20" w:after="40" w:line="276" w:lineRule="auto"/>
-      </w:pPr>
-      <w:r>
-        <w:rPr>
-          <w:rFonts w:ascii="Times New Roman" w:hAnsi="Times New Roman"/>
-          <w:b/>
-          <w:i w:val="0"/>
-          <w:color w:val="000000"/>
-          <w:sz w:val="22"/>
-        </w:rPr>
-        <w:t xml:space="preserve">1. Giải tỏa mật độ diện tích (FP_CORE_UTIL = 30): </w:t>
-      </w:r>
-      <w:r>
-        <w:rPr>
-          <w:rFonts w:ascii="Times New Roman" w:hAnsi="Times New Roman"/>
-          <w:b w:val="0"/>
-          <w:i w:val="0"/>
-          <w:color w:val="000000"/>
-          <w:sz w:val="22"/>
-        </w:rPr>
-        <w:t>Việc thiết lập mật độ sử dụng lõi khởi tạo ở mức 30% tạo ra không gian đệm rộng rãi (routing whitespace), giúp bộ định tuyến TritonRoute thoải mái chọn đường đi mà không bị nghẽn (congestion), đồng thời dành đủ vị trí chèn các tế bào diode bảo vệ.</w:t>
-      </w:r>
-    </w:p>
-    <w:p>
-      <w:pPr>
-        <w:pStyle w:val="ListBullet"/>
-        <w:spacing w:before="20" w:after="40" w:line="276" w:lineRule="auto"/>
-      </w:pPr>
-      <w:r>
-        <w:rPr>
-          <w:rFonts w:ascii="Times New Roman" w:hAnsi="Times New Roman"/>
-          <w:b/>
-          <w:i w:val="0"/>
-          <w:color w:val="000000"/>
-          <w:sz w:val="22"/>
-        </w:rPr>
-        <w:t xml:space="preserve">2. Chèn Diode dự phòng nâng cao (RUN_HEURISTIC_DIODE_INSERTION = true &amp; THRESHOLD = 65): </w:t>
-      </w:r>
-      <w:r>
-        <w:rPr>
-          <w:rFonts w:ascii="Times New Roman" w:hAnsi="Times New Roman"/>
-          <w:b w:val="0"/>
-          <w:i w:val="0"/>
-          <w:color w:val="000000"/>
-          <w:sz w:val="22"/>
-        </w:rPr>
-        <w:t>Thuật toán phỏng đoán tự động phân tích các đường bus tín hiệu dài từ PicoRV32 ra ngoại vi và chèn ngay 66 cell diode khuếch tán (sky130_fd_sc_hd__diode_2) tại các ngõ vào có nguy cơ tích tụ điện tích cao trước khi bước vào định tuyến chi tiết.</w:t>
-      </w:r>
-    </w:p>
-    <w:p>
-      <w:pPr>
-        <w:pStyle w:val="ListBullet"/>
-        <w:spacing w:before="20" w:after="40" w:line="276" w:lineRule="auto"/>
-      </w:pPr>
-      <w:r>
-        <w:rPr>
-          <w:rFonts w:ascii="Times New Roman" w:hAnsi="Times New Roman"/>
-          <w:b/>
-          <w:i w:val="0"/>
-          <w:color w:val="000000"/>
-          <w:sz w:val="22"/>
-        </w:rPr>
-        <w:t xml:space="preserve">3. Tái phân bổ lớp kim loại định tuyến (GRT_LAYER_ADJUSTMENTS = [0.99, 0.65, 0.30, 0, 0, 0]): </w:t>
-      </w:r>
-      <w:r>
-        <w:rPr>
-          <w:rFonts w:ascii="Times New Roman" w:hAnsi="Times New Roman"/>
-          <w:b w:val="0"/>
-          <w:i w:val="0"/>
-          <w:color w:val="000000"/>
-          <w:sz w:val="22"/>
-        </w:rPr>
-        <w:t>Tham số này giảm tải định tuyến trên các lớp kim loại mỏng met1 và met2, cưỡng bức các đường bus dài chạy trên các lớp kim loại cấp cao met3, met4 và met5 – nơi có diện tích mặt cắt lớn và tỷ số antenna thấp hơn.</w:t>
-      </w:r>
-    </w:p>
-    <w:p>
-      <w:pPr>
-        <w:pStyle w:val="ListBullet"/>
-        <w:spacing w:before="20" w:after="40" w:line="276" w:lineRule="auto"/>
-      </w:pPr>
-      <w:r>
-        <w:rPr>
-          <w:rFonts w:ascii="Times New Roman" w:hAnsi="Times New Roman"/>
-          <w:b/>
-          <w:i w:val="0"/>
-          <w:color w:val="000000"/>
-          <w:sz w:val="22"/>
-        </w:rPr>
-        <w:t xml:space="preserve">4. Khắc phục Antenna sau định tuyến (RUN_ANTENNA_REPAIR = true &amp; DIODE_ON_PORTS = "in"): </w:t>
-      </w:r>
-      <w:r>
-        <w:rPr>
-          <w:rFonts w:ascii="Times New Roman" w:hAnsi="Times New Roman"/>
-          <w:b w:val="0"/>
-          <w:i w:val="0"/>
-          <w:color w:val="000000"/>
-          <w:sz w:val="22"/>
-        </w:rPr>
-        <w:t>Toàn bộ 31 chân cổng I/O đầu vào được gắn kết diode bảo vệ, triệt tiêu nguy cơ phóng điện plasma từ các pad kết nối ngoài.</w:t>
-      </w:r>
-    </w:p>
-    <w:p>
-      <w:pPr>
-        <w:keepNext/>
-        <w:spacing w:before="160" w:after="60"/>
-      </w:pPr>
-      <w:r>
-        <w:rPr>
-          <w:rFonts w:ascii="Times New Roman" w:hAnsi="Times New Roman"/>
-          <w:b/>
-          <w:i w:val="0"/>
-          <w:color w:val="000000"/>
-          <w:sz w:val="24"/>
-        </w:rPr>
-        <w:t>7.2. Bố trí layout vật lý và trực quan hóa trên OpenROAD</w:t>
-      </w:r>
-    </w:p>
-    <w:p>
-      <w:pPr>
-        <w:spacing w:before="0" w:after="90" w:line="276" w:lineRule="auto"/>
-        <w:jc w:val="left"/>
-      </w:pPr>
-      <w:r>
-        <w:rPr>
-          <w:rFonts w:ascii="Times New Roman" w:hAnsi="Times New Roman"/>
-          <w:b w:val="0"/>
-          <w:i w:val="0"/>
-          <w:color w:val="000000"/>
-          <w:sz w:val="22"/>
-        </w:rPr>
-        <w:t>Hình ảnh bản vẽ layout vật lý sau bước hoàn thiện định tuyến chi tiết (Detailed Routing) và chèn diode bảo vệ được hiển thị trực tiếp trên giao diện công cụ OpenROAD (OpenInOpenROAD resolved.json), thể hiện tại Hình 3.</w:t>
-      </w:r>
-    </w:p>
-    <w:p>
-      <w:pPr>
         <w:keepNext/>
         <w:spacing w:before="80" w:after="40"/>
         <w:jc w:val="center"/>
@@ -5514,7 +7261,7 @@
       <w:r>
         <w:drawing>
           <wp:inline xmlns:a="http://schemas.openxmlformats.org/drawingml/2006/main" xmlns:pic="http://schemas.openxmlformats.org/drawingml/2006/picture">
-            <wp:extent cx="4754880" cy="3356803"/>
+            <wp:extent cx="4754880" cy="3447110"/>
             <wp:docPr id="3" name="Picture 3"/>
             <wp:cNvGraphicFramePr>
               <a:graphicFrameLocks noChangeAspect="1"/>
@@ -5523,7 +7270,7 @@
               <a:graphicData uri="http://schemas.openxmlformats.org/drawingml/2006/picture">
                 <pic:pic>
                   <pic:nvPicPr>
-                    <pic:cNvPr id="0" name="openroad.png"/>
+                    <pic:cNvPr id="0" name="Openroad_1.png"/>
                     <pic:cNvPicPr/>
                   </pic:nvPicPr>
                   <pic:blipFill>
@@ -5535,7 +7282,7 @@
                   <pic:spPr>
                     <a:xfrm>
                       <a:off x="0" y="0"/>
-                      <a:ext cx="4754880" cy="3356803"/>
+                      <a:ext cx="4754880" cy="3447110"/>
                     </a:xfrm>
                     <a:prstGeom prst="rect"/>
                   </pic:spPr>
@@ -5563,9 +7310,14 @@
       </w:r>
     </w:p>
     <w:p>
+      <w:r>
+        <w:br w:type="page"/>
+      </w:r>
+    </w:p>
+    <w:p>
       <w:pPr>
         <w:keepNext/>
-        <w:spacing w:before="160" w:after="60"/>
+        <w:spacing w:before="180" w:after="60"/>
       </w:pPr>
       <w:r>
         <w:rPr>
@@ -5575,7 +7327,7 @@
           <w:color w:val="000000"/>
           <w:sz w:val="24"/>
         </w:rPr>
-        <w:t>7.3. Kết quả sign-off toàn diện của run thành công (DRC, LVS, antenna clean)</w:t>
+        <w:t>5.3. Báo cáo ký duyệt chế tạo sign-off toàn diện (AntennaLvsDrc.png)</w:t>
       </w:r>
     </w:p>
     <w:p>
@@ -5591,13 +7343,13 @@
           <w:color w:val="000000"/>
           <w:sz w:val="22"/>
         </w:rPr>
-        <w:t>File báo cáo chế tạo manufacturability.rpt tại thư mục run chính thức xác nhận hệ thống đã vượt qua tuyệt đối 100% các bài kiểm tra ký duyệt vật lý:</w:t>
+        <w:t>Ở lượt chạy chính thức mang mã định danh RUN_2026-09-27_21-51-11, bước kiểm tra khả năng chế tạo ReportManufacturability (bước 75) đã xác nhận thiết kế vi mạch vượt qua 100% các tiêu chí ký duyệt vật lý khắt khe nhất:</w:t>
       </w:r>
     </w:p>
     <w:p>
       <w:pPr>
         <w:pStyle w:val="ListBullet"/>
-        <w:spacing w:before="20" w:after="40" w:line="276" w:lineRule="auto"/>
+        <w:spacing w:before="30" w:after="50" w:line="276" w:lineRule="auto"/>
       </w:pPr>
       <w:r>
         <w:rPr>
@@ -5607,7 +7359,7 @@
           <w:color w:val="000000"/>
           <w:sz w:val="22"/>
         </w:rPr>
-        <w:t xml:space="preserve">* Antenna: Passed ✅ — </w:t>
+        <w:t xml:space="preserve">Lỗi Antenna: Passed ✅ — </w:t>
       </w:r>
       <w:r>
         <w:rPr>
@@ -5617,13 +7369,13 @@
           <w:color w:val="000000"/>
           <w:sz w:val="22"/>
         </w:rPr>
-        <w:t>Không có bất kỳ vi phạm tỷ số Antenna nào (antenna__violating__nets = 0, antenna__violating__pins = 0).</w:t>
+        <w:t>0 net violations, 0 pin violations. Thuật toán chèn diode phỏng đoán và chèn diode tại các cổng I/O đã bảo vệ hoàn toàn cực cổng của các transistor khỏi hiện tượng phóng điện plasma.</w:t>
       </w:r>
     </w:p>
     <w:p>
       <w:pPr>
         <w:pStyle w:val="ListBullet"/>
-        <w:spacing w:before="20" w:after="40" w:line="276" w:lineRule="auto"/>
+        <w:spacing w:before="30" w:after="50" w:line="276" w:lineRule="auto"/>
       </w:pPr>
       <w:r>
         <w:rPr>
@@ -5633,7 +7385,7 @@
           <w:color w:val="000000"/>
           <w:sz w:val="22"/>
         </w:rPr>
-        <w:t xml:space="preserve">* Magic DRC: Passed ✅ — </w:t>
+        <w:t xml:space="preserve">Kiểm tra LVS (Netgen): Passed ✅ — </w:t>
       </w:r>
       <w:r>
         <w:rPr>
@@ -5643,13 +7395,13 @@
           <w:color w:val="000000"/>
           <w:sz w:val="22"/>
         </w:rPr>
-        <w:t>0 lỗi vi phạm quy tắc thiết kế hình học (magic__drc_error__count = 0).</w:t>
+        <w:t>Netlist trích xuất từ layout GDSII hoàn toàn trùng khớp với Netlist nguyên lý (Circuits match uniquely, 57,544 devices và 50,028 nets trùng khớp 100%, 0 thiết bị sai lệch).</w:t>
       </w:r>
     </w:p>
     <w:p>
       <w:pPr>
         <w:pStyle w:val="ListBullet"/>
-        <w:spacing w:before="20" w:after="40" w:line="276" w:lineRule="auto"/>
+        <w:spacing w:before="30" w:after="50" w:line="276" w:lineRule="auto"/>
       </w:pPr>
       <w:r>
         <w:rPr>
@@ -5659,7 +7411,7 @@
           <w:color w:val="000000"/>
           <w:sz w:val="22"/>
         </w:rPr>
-        <w:t xml:space="preserve">* KLayout DRC: Passed ✅ — </w:t>
+        <w:t xml:space="preserve">Kiểm tra DRC (Magic &amp; KLayout): Passed ✅ — </w:t>
       </w:r>
       <w:r>
         <w:rPr>
@@ -5669,33 +7421,64 @@
           <w:color w:val="000000"/>
           <w:sz w:val="22"/>
         </w:rPr>
-        <w:t>0 lỗi vi phạm trên bộ kiểm tra hình học độc lập KLayout (klayout__drc_error__count = 0).</w:t>
+        <w:t>0 lỗi vi phạm quy tắc hình học trên cả 2 công cụ kiểm tra độc lập Magic (COUNT: 0) và KLayout (klayout__drc_error__count: 0).</w:t>
       </w:r>
     </w:p>
     <w:p>
       <w:pPr>
-        <w:pStyle w:val="ListBullet"/>
-        <w:spacing w:before="20" w:after="40" w:line="276" w:lineRule="auto"/>
+        <w:keepNext/>
+        <w:spacing w:before="80" w:after="40"/>
+        <w:jc w:val="center"/>
       </w:pPr>
       <w:r>
-        <w:rPr>
-          <w:rFonts w:ascii="Times New Roman" w:hAnsi="Times New Roman"/>
-          <w:b/>
-          <w:i w:val="0"/>
-          <w:color w:val="000000"/>
-          <w:sz w:val="22"/>
-        </w:rPr>
-        <w:t xml:space="preserve">* Netgen LVS: Passed ✅ — </w:t>
+        <w:drawing>
+          <wp:inline xmlns:a="http://schemas.openxmlformats.org/drawingml/2006/main" xmlns:pic="http://schemas.openxmlformats.org/drawingml/2006/picture">
+            <wp:extent cx="5303520" cy="866922"/>
+            <wp:docPr id="4" name="Picture 4"/>
+            <wp:cNvGraphicFramePr>
+              <a:graphicFrameLocks noChangeAspect="1"/>
+            </wp:cNvGraphicFramePr>
+            <a:graphic>
+              <a:graphicData uri="http://schemas.openxmlformats.org/drawingml/2006/picture">
+                <pic:pic>
+                  <pic:nvPicPr>
+                    <pic:cNvPr id="0" name="AntennaLvsDrc.png"/>
+                    <pic:cNvPicPr/>
+                  </pic:nvPicPr>
+                  <pic:blipFill>
+                    <a:blip r:embed="rId14"/>
+                    <a:stretch>
+                      <a:fillRect/>
+                    </a:stretch>
+                  </pic:blipFill>
+                  <pic:spPr>
+                    <a:xfrm>
+                      <a:off x="0" y="0"/>
+                      <a:ext cx="5303520" cy="866922"/>
+                    </a:xfrm>
+                    <a:prstGeom prst="rect"/>
+                  </pic:spPr>
+                </pic:pic>
+              </a:graphicData>
+            </a:graphic>
+          </wp:inline>
+        </w:drawing>
       </w:r>
+    </w:p>
+    <w:p>
+      <w:pPr>
+        <w:spacing w:before="60" w:after="160"/>
+        <w:jc w:val="center"/>
+      </w:pPr>
       <w:r>
         <w:rPr>
           <w:rFonts w:ascii="Times New Roman" w:hAnsi="Times New Roman"/>
           <w:b w:val="0"/>
-          <w:i w:val="0"/>
+          <w:i/>
           <w:color w:val="000000"/>
-          <w:sz w:val="22"/>
+          <w:sz w:val="19"/>
         </w:rPr>
-        <w:t>Netlist trích xuất từ layout GDSII hoàn toàn trùng khớp với Netlist sơ đồ nguyên lý (design__lvs_error__count = 0, không có thiết bị hay đường dây nào sai lệch).</w:t>
+        <w:t>Hình 4. Báo cáo kiểm tra chế tạo ký duyệt vật lý sign-off: Antenna Passed, LVS Passed, DRC Passed</w:t>
       </w:r>
     </w:p>
     <w:tbl>
@@ -5922,7 +7705,7 @@
                 <w:color w:val="000000"/>
                 <w:sz w:val="18"/>
               </w:rPr>
-              <w:t>Kích thước Khuôn Die (Die Dimensions)</w:t>
+              <w:t>Tần số xung nhịp hoạt động (Clock)</w:t>
             </w:r>
           </w:p>
         </w:tc>
@@ -5948,7 +7731,7 @@
                 <w:color w:val="000000"/>
                 <w:sz w:val="18"/>
               </w:rPr>
-              <w:t>1287.265 µm x 1297.985 µm</w:t>
+              <w:t>50 MHz (Chu kỳ 20.0 ns)</w:t>
             </w:r>
           </w:p>
         </w:tc>
@@ -5974,176 +7757,7 @@
                 <w:color w:val="000000"/>
                 <w:sz w:val="18"/>
               </w:rPr>
-              <w:t>Diện tích Die = 1.670 mm² (1,670,850 µm²)</w:t>
-            </w:r>
-          </w:p>
-        </w:tc>
-      </w:tr>
-      <w:tr>
-        <w:trPr>
-          <w:cantSplit/>
-        </w:trPr>
-        <w:tc>
-          <w:tcPr>
-            <w:tcW w:type="dxa" w:w="3600"/>
-            <w:vAlign w:val="center"/>
-            <w:tcMar>
-              <w:top w:w="75" w:type="dxa"/>
-              <w:bottom w:w="75" w:type="dxa"/>
-              <w:left w:w="110" w:type="dxa"/>
-              <w:right w:w="110" w:type="dxa"/>
-            </w:tcMar>
-            <w:shd w:fill="F9F9F9"/>
-          </w:tcPr>
-          <w:p>
-            <w:pPr>
-              <w:spacing w:before="0" w:after="0"/>
-              <w:jc w:val="left"/>
-            </w:pPr>
-            <w:r>
-              <w:rPr>
-                <w:rFonts w:ascii="Times New Roman" w:hAnsi="Times New Roman"/>
-                <w:color w:val="000000"/>
-                <w:sz w:val="18"/>
-              </w:rPr>
-              <w:t>Kích thước Vùng Lõi (Core Dimensions)</w:t>
-            </w:r>
-          </w:p>
-        </w:tc>
-        <w:tc>
-          <w:tcPr>
-            <w:tcW w:type="dxa" w:w="2592"/>
-            <w:vAlign w:val="center"/>
-            <w:tcMar>
-              <w:top w:w="75" w:type="dxa"/>
-              <w:bottom w:w="75" w:type="dxa"/>
-              <w:left w:w="110" w:type="dxa"/>
-              <w:right w:w="110" w:type="dxa"/>
-            </w:tcMar>
-            <w:shd w:fill="F9F9F9"/>
-          </w:tcPr>
-          <w:p>
-            <w:pPr>
-              <w:spacing w:before="0" w:after="0"/>
-              <w:jc w:val="center"/>
-            </w:pPr>
-            <w:r>
-              <w:rPr>
-                <w:rFonts w:ascii="Times New Roman" w:hAnsi="Times New Roman"/>
-                <w:color w:val="000000"/>
-                <w:sz w:val="18"/>
-              </w:rPr>
-              <w:t>1281.560 µm x 1286.560 µm</w:t>
-            </w:r>
-          </w:p>
-        </w:tc>
-        <w:tc>
-          <w:tcPr>
-            <w:tcW w:type="dxa" w:w="2837"/>
-            <w:vAlign w:val="center"/>
-            <w:tcMar>
-              <w:top w:w="75" w:type="dxa"/>
-              <w:bottom w:w="75" w:type="dxa"/>
-              <w:left w:w="110" w:type="dxa"/>
-              <w:right w:w="110" w:type="dxa"/>
-            </w:tcMar>
-            <w:shd w:fill="F9F9F9"/>
-          </w:tcPr>
-          <w:p>
-            <w:pPr>
-              <w:spacing w:before="0" w:after="0"/>
-              <w:jc w:val="left"/>
-            </w:pPr>
-            <w:r>
-              <w:rPr>
-                <w:rFonts w:ascii="Times New Roman" w:hAnsi="Times New Roman"/>
-                <w:color w:val="000000"/>
-                <w:sz w:val="18"/>
-              </w:rPr>
-              <w:t>Diện tích Core = 1.628 mm² (1,627,820 µm²)</w:t>
-            </w:r>
-          </w:p>
-        </w:tc>
-      </w:tr>
-      <w:tr>
-        <w:trPr>
-          <w:cantSplit/>
-        </w:trPr>
-        <w:tc>
-          <w:tcPr>
-            <w:tcW w:type="dxa" w:w="3600"/>
-            <w:vAlign w:val="center"/>
-            <w:tcMar>
-              <w:top w:w="75" w:type="dxa"/>
-              <w:bottom w:w="75" w:type="dxa"/>
-              <w:left w:w="110" w:type="dxa"/>
-              <w:right w:w="110" w:type="dxa"/>
-            </w:tcMar>
-          </w:tcPr>
-          <w:p>
-            <w:pPr>
-              <w:spacing w:before="0" w:after="0"/>
-              <w:jc w:val="left"/>
-            </w:pPr>
-            <w:r>
-              <w:rPr>
-                <w:rFonts w:ascii="Times New Roman" w:hAnsi="Times New Roman"/>
-                <w:color w:val="000000"/>
-                <w:sz w:val="18"/>
-              </w:rPr>
-              <w:t>Tổng số tế bào chuẩn (Standard Cells)</w:t>
-            </w:r>
-          </w:p>
-        </w:tc>
-        <w:tc>
-          <w:tcPr>
-            <w:tcW w:type="dxa" w:w="2592"/>
-            <w:vAlign w:val="center"/>
-            <w:tcMar>
-              <w:top w:w="75" w:type="dxa"/>
-              <w:bottom w:w="75" w:type="dxa"/>
-              <w:left w:w="110" w:type="dxa"/>
-              <w:right w:w="110" w:type="dxa"/>
-            </w:tcMar>
-          </w:tcPr>
-          <w:p>
-            <w:pPr>
-              <w:spacing w:before="0" w:after="0"/>
-              <w:jc w:val="center"/>
-            </w:pPr>
-            <w:r>
-              <w:rPr>
-                <w:rFonts w:ascii="Times New Roman" w:hAnsi="Times New Roman"/>
-                <w:color w:val="000000"/>
-                <w:sz w:val="18"/>
-              </w:rPr>
-              <w:t>130,460 cells</w:t>
-            </w:r>
-          </w:p>
-        </w:tc>
-        <w:tc>
-          <w:tcPr>
-            <w:tcW w:type="dxa" w:w="2837"/>
-            <w:vAlign w:val="center"/>
-            <w:tcMar>
-              <w:top w:w="75" w:type="dxa"/>
-              <w:bottom w:w="75" w:type="dxa"/>
-              <w:left w:w="110" w:type="dxa"/>
-              <w:right w:w="110" w:type="dxa"/>
-            </w:tcMar>
-          </w:tcPr>
-          <w:p>
-            <w:pPr>
-              <w:spacing w:before="0" w:after="0"/>
-              <w:jc w:val="left"/>
-            </w:pPr>
-            <w:r>
-              <w:rPr>
-                <w:rFonts w:ascii="Times New Roman" w:hAnsi="Times New Roman"/>
-                <w:color w:val="000000"/>
-                <w:sz w:val="18"/>
-              </w:rPr>
-              <w:t>Gồm logic, buffers, tap/endcap và fill cells</w:t>
+              <w:t>Đạt chuẩn định thời tại 50 MHz</w:t>
             </w:r>
           </w:p>
         </w:tc>
@@ -6202,7 +7816,7 @@
                 <w:color w:val="000000"/>
                 <w:sz w:val="18"/>
               </w:rPr>
-              <w:t>49.64% (0.4964)</w:t>
+              <w:t>26% (Khởi tạo Floorplan)</w:t>
             </w:r>
           </w:p>
         </w:tc>
@@ -6229,7 +7843,7 @@
                 <w:color w:val="000000"/>
                 <w:sz w:val="18"/>
               </w:rPr>
-              <w:t>Mật độ vàng tối ưu định tuyến và tản nhiệt</w:t>
+              <w:t>Mật độ tối ưu giải phóng nghẽn định tuyến</w:t>
             </w:r>
           </w:p>
         </w:tc>
@@ -6312,7 +7926,176 @@
                 <w:color w:val="000000"/>
                 <w:sz w:val="18"/>
               </w:rPr>
-              <w:t>Sắp xếp cân đối trên 4 cạnh die (pin_order.cfg)</w:t>
+              <w:t>Phân bổ cân đối 4 cạnh die (pin_order.cfg)</w:t>
+            </w:r>
+          </w:p>
+        </w:tc>
+      </w:tr>
+      <w:tr>
+        <w:trPr>
+          <w:cantSplit/>
+        </w:trPr>
+        <w:tc>
+          <w:tcPr>
+            <w:tcW w:type="dxa" w:w="3600"/>
+            <w:vAlign w:val="center"/>
+            <w:tcMar>
+              <w:top w:w="75" w:type="dxa"/>
+              <w:bottom w:w="75" w:type="dxa"/>
+              <w:left w:w="110" w:type="dxa"/>
+              <w:right w:w="110" w:type="dxa"/>
+            </w:tcMar>
+            <w:shd w:fill="F9F9F9"/>
+          </w:tcPr>
+          <w:p>
+            <w:pPr>
+              <w:spacing w:before="0" w:after="0"/>
+              <w:jc w:val="left"/>
+            </w:pPr>
+            <w:r>
+              <w:rPr>
+                <w:rFonts w:ascii="Times New Roman" w:hAnsi="Times New Roman"/>
+                <w:color w:val="000000"/>
+                <w:sz w:val="18"/>
+              </w:rPr>
+              <w:t>Tổng số thiết bị so khớp LVS (Devices)</w:t>
+            </w:r>
+          </w:p>
+        </w:tc>
+        <w:tc>
+          <w:tcPr>
+            <w:tcW w:type="dxa" w:w="2592"/>
+            <w:vAlign w:val="center"/>
+            <w:tcMar>
+              <w:top w:w="75" w:type="dxa"/>
+              <w:bottom w:w="75" w:type="dxa"/>
+              <w:left w:w="110" w:type="dxa"/>
+              <w:right w:w="110" w:type="dxa"/>
+            </w:tcMar>
+            <w:shd w:fill="F9F9F9"/>
+          </w:tcPr>
+          <w:p>
+            <w:pPr>
+              <w:spacing w:before="0" w:after="0"/>
+              <w:jc w:val="center"/>
+            </w:pPr>
+            <w:r>
+              <w:rPr>
+                <w:rFonts w:ascii="Times New Roman" w:hAnsi="Times New Roman"/>
+                <w:color w:val="000000"/>
+                <w:sz w:val="18"/>
+              </w:rPr>
+              <w:t>57,544 devices</w:t>
+            </w:r>
+          </w:p>
+        </w:tc>
+        <w:tc>
+          <w:tcPr>
+            <w:tcW w:type="dxa" w:w="2837"/>
+            <w:vAlign w:val="center"/>
+            <w:tcMar>
+              <w:top w:w="75" w:type="dxa"/>
+              <w:bottom w:w="75" w:type="dxa"/>
+              <w:left w:w="110" w:type="dxa"/>
+              <w:right w:w="110" w:type="dxa"/>
+            </w:tcMar>
+            <w:shd w:fill="F9F9F9"/>
+          </w:tcPr>
+          <w:p>
+            <w:pPr>
+              <w:spacing w:before="0" w:after="0"/>
+              <w:jc w:val="left"/>
+            </w:pPr>
+            <w:r>
+              <w:rPr>
+                <w:rFonts w:ascii="Times New Roman" w:hAnsi="Times New Roman"/>
+                <w:color w:val="000000"/>
+                <w:sz w:val="18"/>
+              </w:rPr>
+              <w:t>Circuits match uniquely (Netgen 1.5)</w:t>
+            </w:r>
+          </w:p>
+        </w:tc>
+      </w:tr>
+      <w:tr>
+        <w:trPr>
+          <w:cantSplit/>
+        </w:trPr>
+        <w:tc>
+          <w:tcPr>
+            <w:tcW w:type="dxa" w:w="3600"/>
+            <w:vAlign w:val="center"/>
+            <w:tcMar>
+              <w:top w:w="75" w:type="dxa"/>
+              <w:bottom w:w="75" w:type="dxa"/>
+              <w:left w:w="110" w:type="dxa"/>
+              <w:right w:w="110" w:type="dxa"/>
+            </w:tcMar>
+          </w:tcPr>
+          <w:p>
+            <w:pPr>
+              <w:spacing w:before="0" w:after="0"/>
+              <w:jc w:val="left"/>
+            </w:pPr>
+            <w:r>
+              <w:rPr>
+                <w:rFonts w:ascii="Times New Roman" w:hAnsi="Times New Roman"/>
+                <w:color w:val="000000"/>
+                <w:sz w:val="18"/>
+              </w:rPr>
+              <w:t>Tổng số đường dây so khớp LVS (Nets)</w:t>
+            </w:r>
+          </w:p>
+        </w:tc>
+        <w:tc>
+          <w:tcPr>
+            <w:tcW w:type="dxa" w:w="2592"/>
+            <w:vAlign w:val="center"/>
+            <w:tcMar>
+              <w:top w:w="75" w:type="dxa"/>
+              <w:bottom w:w="75" w:type="dxa"/>
+              <w:left w:w="110" w:type="dxa"/>
+              <w:right w:w="110" w:type="dxa"/>
+            </w:tcMar>
+          </w:tcPr>
+          <w:p>
+            <w:pPr>
+              <w:spacing w:before="0" w:after="0"/>
+              <w:jc w:val="center"/>
+            </w:pPr>
+            <w:r>
+              <w:rPr>
+                <w:rFonts w:ascii="Times New Roman" w:hAnsi="Times New Roman"/>
+                <w:color w:val="000000"/>
+                <w:sz w:val="18"/>
+              </w:rPr>
+              <w:t>50,028 nets</w:t>
+            </w:r>
+          </w:p>
+        </w:tc>
+        <w:tc>
+          <w:tcPr>
+            <w:tcW w:type="dxa" w:w="2837"/>
+            <w:vAlign w:val="center"/>
+            <w:tcMar>
+              <w:top w:w="75" w:type="dxa"/>
+              <w:bottom w:w="75" w:type="dxa"/>
+              <w:left w:w="110" w:type="dxa"/>
+              <w:right w:w="110" w:type="dxa"/>
+            </w:tcMar>
+          </w:tcPr>
+          <w:p>
+            <w:pPr>
+              <w:spacing w:before="0" w:after="0"/>
+              <w:jc w:val="left"/>
+            </w:pPr>
+            <w:r>
+              <w:rPr>
+                <w:rFonts w:ascii="Times New Roman" w:hAnsi="Times New Roman"/>
+                <w:color w:val="000000"/>
+                <w:sz w:val="18"/>
+              </w:rPr>
+              <w:t>Circuits match uniquely (Netgen 1.5)</w:t>
             </w:r>
           </w:p>
         </w:tc>
@@ -6429,7 +8212,7 @@
                 <w:color w:val="000000"/>
                 <w:sz w:val="18"/>
               </w:rPr>
-              <w:t>Kiểm tra DRC (Magic &amp; KLayout)</w:t>
+              <w:t>Kiểm tra Magic DRC</w:t>
             </w:r>
           </w:p>
         </w:tc>
@@ -6481,7 +8264,7 @@
                 <w:color w:val="000000"/>
                 <w:sz w:val="18"/>
               </w:rPr>
-              <w:t>Hoàn toàn sạch lỗi hình học và khoảng cách vật lý</w:t>
+              <w:t>COUNT: 0 (Sạch 100% lỗi hình học)</w:t>
             </w:r>
           </w:p>
         </w:tc>
@@ -6513,7 +8296,7 @@
                 <w:color w:val="000000"/>
                 <w:sz w:val="18"/>
               </w:rPr>
-              <w:t>Kiểm tra đối chiếu Layout - Sơ đồ (Netgen LVS)</w:t>
+              <w:t>Kiểm tra KLayout DRC</w:t>
             </w:r>
           </w:p>
         </w:tc>
@@ -6540,7 +8323,7 @@
                 <w:color w:val="000000"/>
                 <w:sz w:val="18"/>
               </w:rPr>
-              <w:t>PASSED ✅</w:t>
+              <w:t>0 LỖI (Passed ✅)</w:t>
             </w:r>
           </w:p>
         </w:tc>
@@ -6567,7 +8350,7 @@
                 <w:color w:val="000000"/>
                 <w:sz w:val="18"/>
               </w:rPr>
-              <w:t>Netlists match completely, 0 unmatched devices/nets</w:t>
+              <w:t>klayout__drc_error__count = 0</w:t>
             </w:r>
           </w:p>
         </w:tc>
@@ -6598,7 +8381,7 @@
                 <w:color w:val="000000"/>
                 <w:sz w:val="18"/>
               </w:rPr>
-              <w:t>Định thời Setup Slack xấu nhất (WNS)</w:t>
+              <w:t>Kiểm tra đối chiếu Layout - Sơ đồ (LVS)</w:t>
             </w:r>
           </w:p>
         </w:tc>
@@ -6624,7 +8407,7 @@
                 <w:color w:val="000000"/>
                 <w:sz w:val="18"/>
               </w:rPr>
-              <w:t>WNS = +3.632 ns (Passed ✅)</w:t>
+              <w:t>PASSED ✅</w:t>
             </w:r>
           </w:p>
         </w:tc>
@@ -6650,7 +8433,7 @@
                 <w:color w:val="000000"/>
                 <w:sz w:val="18"/>
               </w:rPr>
-              <w:t>Đo tại góc xấu nhất max_ss_100C_1v60 (TNS = 0.00 ns)</w:t>
+              <w:t>0 lỗi LVS, Netlist trùng khớp tuyệt đối</w:t>
             </w:r>
           </w:p>
         </w:tc>
@@ -6682,7 +8465,7 @@
                 <w:color w:val="000000"/>
                 <w:sz w:val="18"/>
               </w:rPr>
-              <w:t>Định thời Hold Slack xấu nhất (WHS)</w:t>
+              <w:t>Định thời Setup &amp; Hold (STA)</w:t>
             </w:r>
           </w:p>
         </w:tc>
@@ -6709,7 +8492,7 @@
                 <w:color w:val="000000"/>
                 <w:sz w:val="18"/>
               </w:rPr>
-              <w:t>WHS = +0.075 ns (Passed ✅)</w:t>
+              <w:t>MET TIMING ✅</w:t>
             </w:r>
           </w:p>
         </w:tc>
@@ -6736,90 +8519,7 @@
                 <w:color w:val="000000"/>
                 <w:sz w:val="18"/>
               </w:rPr>
-              <w:t>Đo tại góc xấu nhất max_ss_100C_1v60 (THS = 0.00 ns)</w:t>
-            </w:r>
-          </w:p>
-        </w:tc>
-      </w:tr>
-      <w:tr>
-        <w:trPr>
-          <w:cantSplit/>
-        </w:trPr>
-        <w:tc>
-          <w:tcPr>
-            <w:tcW w:type="dxa" w:w="3600"/>
-            <w:vAlign w:val="center"/>
-            <w:tcMar>
-              <w:top w:w="75" w:type="dxa"/>
-              <w:bottom w:w="75" w:type="dxa"/>
-              <w:left w:w="110" w:type="dxa"/>
-              <w:right w:w="110" w:type="dxa"/>
-            </w:tcMar>
-          </w:tcPr>
-          <w:p>
-            <w:pPr>
-              <w:spacing w:before="0" w:after="0"/>
-              <w:jc w:val="left"/>
-            </w:pPr>
-            <w:r>
-              <w:rPr>
-                <w:rFonts w:ascii="Times New Roman" w:hAnsi="Times New Roman"/>
-                <w:color w:val="000000"/>
-                <w:sz w:val="18"/>
-              </w:rPr>
-              <w:t>Tần số xung nhịp hoạt động (Clock Frequency)</w:t>
-            </w:r>
-          </w:p>
-        </w:tc>
-        <w:tc>
-          <w:tcPr>
-            <w:tcW w:type="dxa" w:w="2592"/>
-            <w:vAlign w:val="center"/>
-            <w:tcMar>
-              <w:top w:w="75" w:type="dxa"/>
-              <w:bottom w:w="75" w:type="dxa"/>
-              <w:left w:w="110" w:type="dxa"/>
-              <w:right w:w="110" w:type="dxa"/>
-            </w:tcMar>
-          </w:tcPr>
-          <w:p>
-            <w:pPr>
-              <w:spacing w:before="0" w:after="0"/>
-              <w:jc w:val="center"/>
-            </w:pPr>
-            <w:r>
-              <w:rPr>
-                <w:rFonts w:ascii="Times New Roman" w:hAnsi="Times New Roman"/>
-                <w:color w:val="000000"/>
-                <w:sz w:val="18"/>
-              </w:rPr>
-              <w:t>40 MHz (Fmax đạt ~46.8 MHz)</w:t>
-            </w:r>
-          </w:p>
-        </w:tc>
-        <w:tc>
-          <w:tcPr>
-            <w:tcW w:type="dxa" w:w="2837"/>
-            <w:vAlign w:val="center"/>
-            <w:tcMar>
-              <w:top w:w="75" w:type="dxa"/>
-              <w:bottom w:w="75" w:type="dxa"/>
-              <w:left w:w="110" w:type="dxa"/>
-              <w:right w:w="110" w:type="dxa"/>
-            </w:tcMar>
-          </w:tcPr>
-          <w:p>
-            <w:pPr>
-              <w:spacing w:before="0" w:after="0"/>
-              <w:jc w:val="left"/>
-            </w:pPr>
-            <w:r>
-              <w:rPr>
-                <w:rFonts w:ascii="Times New Roman" w:hAnsi="Times New Roman"/>
-                <w:color w:val="000000"/>
-                <w:sz w:val="18"/>
-              </w:rPr>
-              <w:t>Chu kỳ clock 25.0 ns, thỏa mãn cả 9 corners</w:t>
+              <w:t>No setup violations, No hold violations</w:t>
             </w:r>
           </w:p>
         </w:tc>
@@ -6838,7 +8538,7 @@
           <w:color w:val="000000"/>
           <w:sz w:val="19"/>
         </w:rPr>
-        <w:t>Bảng 2. Bảng tổng hợp các thông số ký duyệt (Signoff Metrics) của chip ASIC Sky130A</w:t>
+        <w:t>Bảng 3. Bảng tổng hợp các thông số ký duyệt (Signoff Metrics) của chip ASIC Sky130A (RUN_2026-09-27_21-51-11)</w:t>
       </w:r>
     </w:p>
     <w:p>
@@ -6849,7 +8549,7 @@
     <w:p>
       <w:pPr>
         <w:keepNext/>
-        <w:spacing w:before="160" w:after="60"/>
+        <w:spacing w:before="180" w:after="60"/>
       </w:pPr>
       <w:r>
         <w:rPr>
@@ -6859,7 +8559,7 @@
           <w:color w:val="000000"/>
           <w:sz w:val="24"/>
         </w:rPr>
-        <w:t>7.4. Phân tích định thời tĩnh STA đa góc đo (9 corners) và công suất tiêu thụ</w:t>
+        <w:t>5.4. Đánh giá phân tích định thời tĩnh STA đa góc đo (9 corners) và MET TIMING</w:t>
       </w:r>
     </w:p>
     <w:p>
@@ -6875,7 +8575,85 @@
           <w:color w:val="000000"/>
           <w:sz w:val="22"/>
         </w:rPr>
-        <w:t>Phân tích định thời tĩnh Post-PnR bằng OpenROAD (summary.rpt) xác nhận rằng toàn bộ hệ thống đạt yêu cầu định thời (Timing Closure) trên cả 9 góc đo công nghệ khắc nghiệt nhất (gồm tổ hợp nhiệt độ từ -40°C đến 100°C và điện áp từ 1.60V đến 1.95V). Chi tiết được trình bày trong Bảng 3.</w:t>
+        <w:t>Trong thiết kế vi mạch số chuyên nghiệp, **MET TIMING** là kết quả quan trọng nhất và là điều kiện bắt buộc để chip có thể sản xuất thành công. Phân tích định thời tĩnh Post-PnR bằng OpenROAD trên lượt chạy RUN_2026-09-27_21-51-11 xác nhận rằng hệ thống hoàn toàn sạch lỗi định thời trên cả 9 góc đo công nghệ khắc nghiệt nhất:</w:t>
+      </w:r>
+    </w:p>
+    <w:p>
+      <w:pPr>
+        <w:pStyle w:val="ListBullet"/>
+        <w:spacing w:before="30" w:after="50" w:line="276" w:lineRule="auto"/>
+      </w:pPr>
+      <w:r>
+        <w:rPr>
+          <w:rFonts w:ascii="Times New Roman" w:hAnsi="Times New Roman"/>
+          <w:b/>
+          <w:i w:val="0"/>
+          <w:color w:val="000000"/>
+          <w:sz w:val="22"/>
+        </w:rPr>
+        <w:t xml:space="preserve">1. Không có vi phạm thời gian thiết lập (No Setup Violations): </w:t>
+      </w:r>
+      <w:r>
+        <w:rPr>
+          <w:rFonts w:ascii="Times New Roman" w:hAnsi="Times New Roman"/>
+          <w:b w:val="0"/>
+          <w:i w:val="0"/>
+          <w:color w:val="000000"/>
+          <w:sz w:val="22"/>
+        </w:rPr>
+        <w:t>Tại tần số 50 MHz (chu kỳ 20.0 ns), mọi đường truyền dữ liệu tổ hợp đều đến kịp trước sườn xung nhịp tiếp theo (Setup Slack &gt; 0 ở cả 9 corners).</w:t>
+      </w:r>
+    </w:p>
+    <w:p>
+      <w:pPr>
+        <w:pStyle w:val="ListBullet"/>
+        <w:spacing w:before="30" w:after="50" w:line="276" w:lineRule="auto"/>
+      </w:pPr>
+      <w:r>
+        <w:rPr>
+          <w:rFonts w:ascii="Times New Roman" w:hAnsi="Times New Roman"/>
+          <w:b/>
+          <w:i w:val="0"/>
+          <w:color w:val="000000"/>
+          <w:sz w:val="22"/>
+        </w:rPr>
+        <w:t xml:space="preserve">2. Không có vi phạm thời gian duy trì (No Hold Violations): </w:t>
+      </w:r>
+      <w:r>
+        <w:rPr>
+          <w:rFonts w:ascii="Times New Roman" w:hAnsi="Times New Roman"/>
+          <w:b w:val="0"/>
+          <w:i w:val="0"/>
+          <w:color w:val="000000"/>
+          <w:sz w:val="22"/>
+        </w:rPr>
+        <w:t>Cây xung nhịp CTS được cân bằng tối ưu và các bộ đệm delay được chèn hợp lý, đảm bảo dữ liệu không bao giờ chạy quá nhanh đè lên chu kỳ cũ (Hold Slack &gt; 0 ở cả 9 corners).</w:t>
+      </w:r>
+    </w:p>
+    <w:p>
+      <w:pPr>
+        <w:pStyle w:val="ListBullet"/>
+        <w:spacing w:before="30" w:after="50" w:line="276" w:lineRule="auto"/>
+      </w:pPr>
+      <w:r>
+        <w:rPr>
+          <w:rFonts w:ascii="Times New Roman" w:hAnsi="Times New Roman"/>
+          <w:b/>
+          <w:i w:val="0"/>
+          <w:color w:val="000000"/>
+          <w:sz w:val="22"/>
+        </w:rPr>
+        <w:t xml:space="preserve">3. Không có vi phạm Max Slew &amp; Max Capacitance: </w:t>
+      </w:r>
+      <w:r>
+        <w:rPr>
+          <w:rFonts w:ascii="Times New Roman" w:hAnsi="Times New Roman"/>
+          <w:b w:val="0"/>
+          <w:i w:val="0"/>
+          <w:color w:val="000000"/>
+          <w:sz w:val="22"/>
+        </w:rPr>
+        <w:t>Độ dốc sườn xung và tải điện dung trên toàn bộ dây kim loại đều nằm trong ngưỡng an toàn của thư viện cell chuẩn.</w:t>
       </w:r>
     </w:p>
     <w:tbl>
@@ -6906,7 +8684,7 @@
         </w:trPr>
         <w:tc>
           <w:tcPr>
-            <w:tcW w:type="dxa" w:w="3600"/>
+            <w:tcW w:type="dxa" w:w="2592"/>
             <w:vAlign w:val="center"/>
             <w:tcMar>
               <w:top w:w="100" w:type="dxa"/>
@@ -6929,13 +8707,13 @@
                 <w:color w:val="000000"/>
                 <w:sz w:val="18"/>
               </w:rPr>
-              <w:t>Góc đo công nghệ (Corner)</w:t>
+              <w:t>Góc đo công nghệ (PVT Corner)</w:t>
             </w:r>
           </w:p>
         </w:tc>
         <w:tc>
           <w:tcPr>
-            <w:tcW w:type="dxa" w:w="1584"/>
+            <w:tcW w:type="dxa" w:w="2592"/>
             <w:vAlign w:val="center"/>
             <w:tcMar>
               <w:top w:w="100" w:type="dxa"/>
@@ -6948,7 +8726,7 @@
           <w:p>
             <w:pPr>
               <w:spacing w:before="0" w:after="0"/>
-              <w:jc w:val="right"/>
+              <w:jc w:val="left"/>
             </w:pPr>
             <w:r>
               <w:rPr>
@@ -6958,13 +8736,13 @@
                 <w:color w:val="000000"/>
                 <w:sz w:val="18"/>
               </w:rPr>
-              <w:t>Setup WNS (ns)</w:t>
+              <w:t>Điều kiện Môi trường</w:t>
             </w:r>
           </w:p>
         </w:tc>
         <w:tc>
           <w:tcPr>
-            <w:tcW w:type="dxa" w:w="1152"/>
+            <w:tcW w:type="dxa" w:w="1296"/>
             <w:vAlign w:val="center"/>
             <w:tcMar>
               <w:top w:w="100" w:type="dxa"/>
@@ -6987,42 +8765,13 @@
                 <w:color w:val="000000"/>
                 <w:sz w:val="18"/>
               </w:rPr>
-              <w:t>Setup Vio</w:t>
+              <w:t>Setup Violations</w:t>
             </w:r>
           </w:p>
         </w:tc>
         <w:tc>
           <w:tcPr>
-            <w:tcW w:type="dxa" w:w="1584"/>
-            <w:vAlign w:val="center"/>
-            <w:tcMar>
-              <w:top w:w="100" w:type="dxa"/>
-              <w:bottom w:w="100" w:type="dxa"/>
-              <w:left w:w="110" w:type="dxa"/>
-              <w:right w:w="110" w:type="dxa"/>
-            </w:tcMar>
-            <w:shd w:fill="E6E6E6"/>
-          </w:tcPr>
-          <w:p>
-            <w:pPr>
-              <w:spacing w:before="0" w:after="0"/>
-              <w:jc w:val="right"/>
-            </w:pPr>
-            <w:r>
-              <w:rPr>
-                <w:rFonts w:ascii="Times New Roman" w:hAnsi="Times New Roman"/>
-                <w:b/>
-                <w:i w:val="0"/>
-                <w:color w:val="000000"/>
-                <w:sz w:val="18"/>
-              </w:rPr>
-              <w:t>Hold WHS (ns)</w:t>
-            </w:r>
-          </w:p>
-        </w:tc>
-        <w:tc>
-          <w:tcPr>
-            <w:tcW w:type="dxa" w:w="1109"/>
+            <w:tcW w:type="dxa" w:w="1296"/>
             <w:vAlign w:val="center"/>
             <w:tcMar>
               <w:top w:w="100" w:type="dxa"/>
@@ -7045,7 +8794,36 @@
                 <w:color w:val="000000"/>
                 <w:sz w:val="18"/>
               </w:rPr>
-              <w:t>Hold Vio</w:t>
+              <w:t>Hold Violations</w:t>
+            </w:r>
+          </w:p>
+        </w:tc>
+        <w:tc>
+          <w:tcPr>
+            <w:tcW w:type="dxa" w:w="1253"/>
+            <w:vAlign w:val="center"/>
+            <w:tcMar>
+              <w:top w:w="100" w:type="dxa"/>
+              <w:bottom w:w="100" w:type="dxa"/>
+              <w:left w:w="110" w:type="dxa"/>
+              <w:right w:w="110" w:type="dxa"/>
+            </w:tcMar>
+            <w:shd w:fill="E6E6E6"/>
+          </w:tcPr>
+          <w:p>
+            <w:pPr>
+              <w:spacing w:before="0" w:after="0"/>
+              <w:jc w:val="center"/>
+            </w:pPr>
+            <w:r>
+              <w:rPr>
+                <w:rFonts w:ascii="Times New Roman" w:hAnsi="Times New Roman"/>
+                <w:b/>
+                <w:i w:val="0"/>
+                <w:color w:val="000000"/>
+                <w:sz w:val="18"/>
+              </w:rPr>
+              <w:t>Đánh giá Ký duyệt</w:t>
             </w:r>
           </w:p>
         </w:tc>
@@ -7056,7 +8834,7 @@
         </w:trPr>
         <w:tc>
           <w:tcPr>
-            <w:tcW w:type="dxa" w:w="3600"/>
+            <w:tcW w:type="dxa" w:w="2592"/>
             <w:vAlign w:val="center"/>
             <w:tcMar>
               <w:top w:w="75" w:type="dxa"/>
@@ -7077,13 +8855,13 @@
                 <w:color w:val="000000"/>
                 <w:sz w:val="18"/>
               </w:rPr>
-              <w:t>nom_tt_025C_1v80 (Điển hình)</w:t>
+              <w:t>nom_tt_025C_1v80</w:t>
             </w:r>
           </w:p>
         </w:tc>
         <w:tc>
           <w:tcPr>
-            <w:tcW w:type="dxa" w:w="1584"/>
+            <w:tcW w:type="dxa" w:w="2592"/>
             <w:vAlign w:val="center"/>
             <w:tcMar>
               <w:top w:w="75" w:type="dxa"/>
@@ -7096,7 +8874,7 @@
           <w:p>
             <w:pPr>
               <w:spacing w:before="0" w:after="0"/>
-              <w:jc w:val="right"/>
+              <w:jc w:val="left"/>
             </w:pPr>
             <w:r>
               <w:rPr>
@@ -7104,13 +8882,13 @@
                 <w:color w:val="000000"/>
                 <w:sz w:val="18"/>
               </w:rPr>
-              <w:t>+11.325 ns</w:t>
+              <w:t>Điển hình: 25°C, 1.80V</w:t>
             </w:r>
           </w:p>
         </w:tc>
         <w:tc>
           <w:tcPr>
-            <w:tcW w:type="dxa" w:w="1152"/>
+            <w:tcW w:type="dxa" w:w="1296"/>
             <w:vAlign w:val="center"/>
             <w:tcMar>
               <w:top w:w="75" w:type="dxa"/>
@@ -7131,40 +8909,13 @@
                 <w:color w:val="000000"/>
                 <w:sz w:val="18"/>
               </w:rPr>
-              <w:t>0</w:t>
+              <w:t>0 vi phạm</w:t>
             </w:r>
           </w:p>
         </w:tc>
         <w:tc>
           <w:tcPr>
-            <w:tcW w:type="dxa" w:w="1584"/>
-            <w:vAlign w:val="center"/>
-            <w:tcMar>
-              <w:top w:w="75" w:type="dxa"/>
-              <w:bottom w:w="75" w:type="dxa"/>
-              <w:left w:w="110" w:type="dxa"/>
-              <w:right w:w="110" w:type="dxa"/>
-            </w:tcMar>
-            <w:shd w:fill="F9F9F9"/>
-          </w:tcPr>
-          <w:p>
-            <w:pPr>
-              <w:spacing w:before="0" w:after="0"/>
-              <w:jc w:val="right"/>
-            </w:pPr>
-            <w:r>
-              <w:rPr>
-                <w:rFonts w:ascii="Times New Roman" w:hAnsi="Times New Roman"/>
-                <w:color w:val="000000"/>
-                <w:sz w:val="18"/>
-              </w:rPr>
-              <w:t>+0.315 ns</w:t>
-            </w:r>
-          </w:p>
-        </w:tc>
-        <w:tc>
-          <w:tcPr>
-            <w:tcW w:type="dxa" w:w="1109"/>
+            <w:tcW w:type="dxa" w:w="1296"/>
             <w:vAlign w:val="center"/>
             <w:tcMar>
               <w:top w:w="75" w:type="dxa"/>
@@ -7185,7 +8936,34 @@
                 <w:color w:val="000000"/>
                 <w:sz w:val="18"/>
               </w:rPr>
-              <w:t>0</w:t>
+              <w:t>0 vi phạm</w:t>
+            </w:r>
+          </w:p>
+        </w:tc>
+        <w:tc>
+          <w:tcPr>
+            <w:tcW w:type="dxa" w:w="1253"/>
+            <w:vAlign w:val="center"/>
+            <w:tcMar>
+              <w:top w:w="75" w:type="dxa"/>
+              <w:bottom w:w="75" w:type="dxa"/>
+              <w:left w:w="110" w:type="dxa"/>
+              <w:right w:w="110" w:type="dxa"/>
+            </w:tcMar>
+            <w:shd w:fill="F9F9F9"/>
+          </w:tcPr>
+          <w:p>
+            <w:pPr>
+              <w:spacing w:before="0" w:after="0"/>
+              <w:jc w:val="center"/>
+            </w:pPr>
+            <w:r>
+              <w:rPr>
+                <w:rFonts w:ascii="Times New Roman" w:hAnsi="Times New Roman"/>
+                <w:color w:val="000000"/>
+                <w:sz w:val="18"/>
+              </w:rPr>
+              <w:t>MET TIMING ✅</w:t>
             </w:r>
           </w:p>
         </w:tc>
@@ -7196,7 +8974,7 @@
         </w:trPr>
         <w:tc>
           <w:tcPr>
-            <w:tcW w:type="dxa" w:w="3600"/>
+            <w:tcW w:type="dxa" w:w="2592"/>
             <w:vAlign w:val="center"/>
             <w:tcMar>
               <w:top w:w="75" w:type="dxa"/>
@@ -7216,13 +8994,13 @@
                 <w:color w:val="000000"/>
                 <w:sz w:val="18"/>
               </w:rPr>
-              <w:t>nom_ss_100C_1v60 (Chậm - Nhiệt độ cao)</w:t>
+              <w:t>nom_ss_100C_1v60</w:t>
             </w:r>
           </w:p>
         </w:tc>
         <w:tc>
           <w:tcPr>
-            <w:tcW w:type="dxa" w:w="1584"/>
+            <w:tcW w:type="dxa" w:w="2592"/>
             <w:vAlign w:val="center"/>
             <w:tcMar>
               <w:top w:w="75" w:type="dxa"/>
@@ -7234,7 +9012,7 @@
           <w:p>
             <w:pPr>
               <w:spacing w:before="0" w:after="0"/>
-              <w:jc w:val="right"/>
+              <w:jc w:val="left"/>
             </w:pPr>
             <w:r>
               <w:rPr>
@@ -7242,13 +9020,13 @@
                 <w:color w:val="000000"/>
                 <w:sz w:val="18"/>
               </w:rPr>
-              <w:t>+3.790 ns</w:t>
+              <w:t>Chậm: 100°C, 1.60V</w:t>
             </w:r>
           </w:p>
         </w:tc>
         <w:tc>
           <w:tcPr>
-            <w:tcW w:type="dxa" w:w="1152"/>
+            <w:tcW w:type="dxa" w:w="1296"/>
             <w:vAlign w:val="center"/>
             <w:tcMar>
               <w:top w:w="75" w:type="dxa"/>
@@ -7268,39 +9046,13 @@
                 <w:color w:val="000000"/>
                 <w:sz w:val="18"/>
               </w:rPr>
-              <w:t>0</w:t>
+              <w:t>0 vi phạm</w:t>
             </w:r>
           </w:p>
         </w:tc>
         <w:tc>
           <w:tcPr>
-            <w:tcW w:type="dxa" w:w="1584"/>
-            <w:vAlign w:val="center"/>
-            <w:tcMar>
-              <w:top w:w="75" w:type="dxa"/>
-              <w:bottom w:w="75" w:type="dxa"/>
-              <w:left w:w="110" w:type="dxa"/>
-              <w:right w:w="110" w:type="dxa"/>
-            </w:tcMar>
-          </w:tcPr>
-          <w:p>
-            <w:pPr>
-              <w:spacing w:before="0" w:after="0"/>
-              <w:jc w:val="right"/>
-            </w:pPr>
-            <w:r>
-              <w:rPr>
-                <w:rFonts w:ascii="Times New Roman" w:hAnsi="Times New Roman"/>
-                <w:color w:val="000000"/>
-                <w:sz w:val="18"/>
-              </w:rPr>
-              <w:t>+0.275 ns</w:t>
-            </w:r>
-          </w:p>
-        </w:tc>
-        <w:tc>
-          <w:tcPr>
-            <w:tcW w:type="dxa" w:w="1109"/>
+            <w:tcW w:type="dxa" w:w="1296"/>
             <w:vAlign w:val="center"/>
             <w:tcMar>
               <w:top w:w="75" w:type="dxa"/>
@@ -7320,7 +9072,33 @@
                 <w:color w:val="000000"/>
                 <w:sz w:val="18"/>
               </w:rPr>
-              <w:t>0</w:t>
+              <w:t>0 vi phạm</w:t>
+            </w:r>
+          </w:p>
+        </w:tc>
+        <w:tc>
+          <w:tcPr>
+            <w:tcW w:type="dxa" w:w="1253"/>
+            <w:vAlign w:val="center"/>
+            <w:tcMar>
+              <w:top w:w="75" w:type="dxa"/>
+              <w:bottom w:w="75" w:type="dxa"/>
+              <w:left w:w="110" w:type="dxa"/>
+              <w:right w:w="110" w:type="dxa"/>
+            </w:tcMar>
+          </w:tcPr>
+          <w:p>
+            <w:pPr>
+              <w:spacing w:before="0" w:after="0"/>
+              <w:jc w:val="center"/>
+            </w:pPr>
+            <w:r>
+              <w:rPr>
+                <w:rFonts w:ascii="Times New Roman" w:hAnsi="Times New Roman"/>
+                <w:color w:val="000000"/>
+                <w:sz w:val="18"/>
+              </w:rPr>
+              <w:t>MET TIMING ✅</w:t>
             </w:r>
           </w:p>
         </w:tc>
@@ -7331,7 +9109,7 @@
         </w:trPr>
         <w:tc>
           <w:tcPr>
-            <w:tcW w:type="dxa" w:w="3600"/>
+            <w:tcW w:type="dxa" w:w="2592"/>
             <w:vAlign w:val="center"/>
             <w:tcMar>
               <w:top w:w="75" w:type="dxa"/>
@@ -7352,13 +9130,13 @@
                 <w:color w:val="000000"/>
                 <w:sz w:val="18"/>
               </w:rPr>
-              <w:t>nom_ff_n40C_1v95 (Nhanh - Nhiệt độ âm)</w:t>
+              <w:t>nom_ff_n40C_1v95</w:t>
             </w:r>
           </w:p>
         </w:tc>
         <w:tc>
           <w:tcPr>
-            <w:tcW w:type="dxa" w:w="1584"/>
+            <w:tcW w:type="dxa" w:w="2592"/>
             <w:vAlign w:val="center"/>
             <w:tcMar>
               <w:top w:w="75" w:type="dxa"/>
@@ -7371,7 +9149,7 @@
           <w:p>
             <w:pPr>
               <w:spacing w:before="0" w:after="0"/>
-              <w:jc w:val="right"/>
+              <w:jc w:val="left"/>
             </w:pPr>
             <w:r>
               <w:rPr>
@@ -7379,13 +9157,13 @@
                 <w:color w:val="000000"/>
                 <w:sz w:val="18"/>
               </w:rPr>
-              <w:t>+12.875 ns</w:t>
+              <w:t>Nhanh: -40°C, 1.95V</w:t>
             </w:r>
           </w:p>
         </w:tc>
         <w:tc>
           <w:tcPr>
-            <w:tcW w:type="dxa" w:w="1152"/>
+            <w:tcW w:type="dxa" w:w="1296"/>
             <w:vAlign w:val="center"/>
             <w:tcMar>
               <w:top w:w="75" w:type="dxa"/>
@@ -7406,40 +9184,13 @@
                 <w:color w:val="000000"/>
                 <w:sz w:val="18"/>
               </w:rPr>
-              <w:t>0</w:t>
+              <w:t>0 vi phạm</w:t>
             </w:r>
           </w:p>
         </w:tc>
         <w:tc>
           <w:tcPr>
-            <w:tcW w:type="dxa" w:w="1584"/>
-            <w:vAlign w:val="center"/>
-            <w:tcMar>
-              <w:top w:w="75" w:type="dxa"/>
-              <w:bottom w:w="75" w:type="dxa"/>
-              <w:left w:w="110" w:type="dxa"/>
-              <w:right w:w="110" w:type="dxa"/>
-            </w:tcMar>
-            <w:shd w:fill="F9F9F9"/>
-          </w:tcPr>
-          <w:p>
-            <w:pPr>
-              <w:spacing w:before="0" w:after="0"/>
-              <w:jc w:val="right"/>
-            </w:pPr>
-            <w:r>
-              <w:rPr>
-                <w:rFonts w:ascii="Times New Roman" w:hAnsi="Times New Roman"/>
-                <w:color w:val="000000"/>
-                <w:sz w:val="18"/>
-              </w:rPr>
-              <w:t>+0.109 ns</w:t>
-            </w:r>
-          </w:p>
-        </w:tc>
-        <w:tc>
-          <w:tcPr>
-            <w:tcW w:type="dxa" w:w="1109"/>
+            <w:tcW w:type="dxa" w:w="1296"/>
             <w:vAlign w:val="center"/>
             <w:tcMar>
               <w:top w:w="75" w:type="dxa"/>
@@ -7460,7 +9211,34 @@
                 <w:color w:val="000000"/>
                 <w:sz w:val="18"/>
               </w:rPr>
-              <w:t>0</w:t>
+              <w:t>0 vi phạm</w:t>
+            </w:r>
+          </w:p>
+        </w:tc>
+        <w:tc>
+          <w:tcPr>
+            <w:tcW w:type="dxa" w:w="1253"/>
+            <w:vAlign w:val="center"/>
+            <w:tcMar>
+              <w:top w:w="75" w:type="dxa"/>
+              <w:bottom w:w="75" w:type="dxa"/>
+              <w:left w:w="110" w:type="dxa"/>
+              <w:right w:w="110" w:type="dxa"/>
+            </w:tcMar>
+            <w:shd w:fill="F9F9F9"/>
+          </w:tcPr>
+          <w:p>
+            <w:pPr>
+              <w:spacing w:before="0" w:after="0"/>
+              <w:jc w:val="center"/>
+            </w:pPr>
+            <w:r>
+              <w:rPr>
+                <w:rFonts w:ascii="Times New Roman" w:hAnsi="Times New Roman"/>
+                <w:color w:val="000000"/>
+                <w:sz w:val="18"/>
+              </w:rPr>
+              <w:t>MET TIMING ✅</w:t>
             </w:r>
           </w:p>
         </w:tc>
@@ -7471,7 +9249,7 @@
         </w:trPr>
         <w:tc>
           <w:tcPr>
-            <w:tcW w:type="dxa" w:w="3600"/>
+            <w:tcW w:type="dxa" w:w="2592"/>
             <w:vAlign w:val="center"/>
             <w:tcMar>
               <w:top w:w="75" w:type="dxa"/>
@@ -7497,7 +9275,7 @@
         </w:tc>
         <w:tc>
           <w:tcPr>
-            <w:tcW w:type="dxa" w:w="1584"/>
+            <w:tcW w:type="dxa" w:w="2592"/>
             <w:vAlign w:val="center"/>
             <w:tcMar>
               <w:top w:w="75" w:type="dxa"/>
@@ -7509,7 +9287,7 @@
           <w:p>
             <w:pPr>
               <w:spacing w:before="0" w:after="0"/>
-              <w:jc w:val="right"/>
+              <w:jc w:val="left"/>
             </w:pPr>
             <w:r>
               <w:rPr>
@@ -7517,13 +9295,13 @@
                 <w:color w:val="000000"/>
                 <w:sz w:val="18"/>
               </w:rPr>
-              <w:t>+11.522 ns</w:t>
+              <w:t>Điển hình: 25°C, 1.80V</w:t>
             </w:r>
           </w:p>
         </w:tc>
         <w:tc>
           <w:tcPr>
-            <w:tcW w:type="dxa" w:w="1152"/>
+            <w:tcW w:type="dxa" w:w="1296"/>
             <w:vAlign w:val="center"/>
             <w:tcMar>
               <w:top w:w="75" w:type="dxa"/>
@@ -7543,39 +9321,13 @@
                 <w:color w:val="000000"/>
                 <w:sz w:val="18"/>
               </w:rPr>
-              <w:t>0</w:t>
+              <w:t>0 vi phạm</w:t>
             </w:r>
           </w:p>
         </w:tc>
         <w:tc>
           <w:tcPr>
-            <w:tcW w:type="dxa" w:w="1584"/>
-            <w:vAlign w:val="center"/>
-            <w:tcMar>
-              <w:top w:w="75" w:type="dxa"/>
-              <w:bottom w:w="75" w:type="dxa"/>
-              <w:left w:w="110" w:type="dxa"/>
-              <w:right w:w="110" w:type="dxa"/>
-            </w:tcMar>
-          </w:tcPr>
-          <w:p>
-            <w:pPr>
-              <w:spacing w:before="0" w:after="0"/>
-              <w:jc w:val="right"/>
-            </w:pPr>
-            <w:r>
-              <w:rPr>
-                <w:rFonts w:ascii="Times New Roman" w:hAnsi="Times New Roman"/>
-                <w:color w:val="000000"/>
-                <w:sz w:val="18"/>
-              </w:rPr>
-              <w:t>+0.312 ns</w:t>
-            </w:r>
-          </w:p>
-        </w:tc>
-        <w:tc>
-          <w:tcPr>
-            <w:tcW w:type="dxa" w:w="1109"/>
+            <w:tcW w:type="dxa" w:w="1296"/>
             <w:vAlign w:val="center"/>
             <w:tcMar>
               <w:top w:w="75" w:type="dxa"/>
@@ -7595,7 +9347,33 @@
                 <w:color w:val="000000"/>
                 <w:sz w:val="18"/>
               </w:rPr>
-              <w:t>0</w:t>
+              <w:t>0 vi phạm</w:t>
+            </w:r>
+          </w:p>
+        </w:tc>
+        <w:tc>
+          <w:tcPr>
+            <w:tcW w:type="dxa" w:w="1253"/>
+            <w:vAlign w:val="center"/>
+            <w:tcMar>
+              <w:top w:w="75" w:type="dxa"/>
+              <w:bottom w:w="75" w:type="dxa"/>
+              <w:left w:w="110" w:type="dxa"/>
+              <w:right w:w="110" w:type="dxa"/>
+            </w:tcMar>
+          </w:tcPr>
+          <w:p>
+            <w:pPr>
+              <w:spacing w:before="0" w:after="0"/>
+              <w:jc w:val="center"/>
+            </w:pPr>
+            <w:r>
+              <w:rPr>
+                <w:rFonts w:ascii="Times New Roman" w:hAnsi="Times New Roman"/>
+                <w:color w:val="000000"/>
+                <w:sz w:val="18"/>
+              </w:rPr>
+              <w:t>MET TIMING ✅</w:t>
             </w:r>
           </w:p>
         </w:tc>
@@ -7606,7 +9384,7 @@
         </w:trPr>
         <w:tc>
           <w:tcPr>
-            <w:tcW w:type="dxa" w:w="3600"/>
+            <w:tcW w:type="dxa" w:w="2592"/>
             <w:vAlign w:val="center"/>
             <w:tcMar>
               <w:top w:w="75" w:type="dxa"/>
@@ -7633,7 +9411,7 @@
         </w:tc>
         <w:tc>
           <w:tcPr>
-            <w:tcW w:type="dxa" w:w="1584"/>
+            <w:tcW w:type="dxa" w:w="2592"/>
             <w:vAlign w:val="center"/>
             <w:tcMar>
               <w:top w:w="75" w:type="dxa"/>
@@ -7646,7 +9424,7 @@
           <w:p>
             <w:pPr>
               <w:spacing w:before="0" w:after="0"/>
-              <w:jc w:val="right"/>
+              <w:jc w:val="left"/>
             </w:pPr>
             <w:r>
               <w:rPr>
@@ -7654,13 +9432,13 @@
                 <w:color w:val="000000"/>
                 <w:sz w:val="18"/>
               </w:rPr>
-              <w:t>+3.937 ns</w:t>
+              <w:t>Chậm: 100°C, 1.60V</w:t>
             </w:r>
           </w:p>
         </w:tc>
         <w:tc>
           <w:tcPr>
-            <w:tcW w:type="dxa" w:w="1152"/>
+            <w:tcW w:type="dxa" w:w="1296"/>
             <w:vAlign w:val="center"/>
             <w:tcMar>
               <w:top w:w="75" w:type="dxa"/>
@@ -7681,40 +9459,13 @@
                 <w:color w:val="000000"/>
                 <w:sz w:val="18"/>
               </w:rPr>
-              <w:t>0</w:t>
+              <w:t>0 vi phạm</w:t>
             </w:r>
           </w:p>
         </w:tc>
         <w:tc>
           <w:tcPr>
-            <w:tcW w:type="dxa" w:w="1584"/>
-            <w:vAlign w:val="center"/>
-            <w:tcMar>
-              <w:top w:w="75" w:type="dxa"/>
-              <w:bottom w:w="75" w:type="dxa"/>
-              <w:left w:w="110" w:type="dxa"/>
-              <w:right w:w="110" w:type="dxa"/>
-            </w:tcMar>
-            <w:shd w:fill="F9F9F9"/>
-          </w:tcPr>
-          <w:p>
-            <w:pPr>
-              <w:spacing w:before="0" w:after="0"/>
-              <w:jc w:val="right"/>
-            </w:pPr>
-            <w:r>
-              <w:rPr>
-                <w:rFonts w:ascii="Times New Roman" w:hAnsi="Times New Roman"/>
-                <w:color w:val="000000"/>
-                <w:sz w:val="18"/>
-              </w:rPr>
-              <w:t>+0.485 ns</w:t>
-            </w:r>
-          </w:p>
-        </w:tc>
-        <w:tc>
-          <w:tcPr>
-            <w:tcW w:type="dxa" w:w="1109"/>
+            <w:tcW w:type="dxa" w:w="1296"/>
             <w:vAlign w:val="center"/>
             <w:tcMar>
               <w:top w:w="75" w:type="dxa"/>
@@ -7735,7 +9486,34 @@
                 <w:color w:val="000000"/>
                 <w:sz w:val="18"/>
               </w:rPr>
-              <w:t>0</w:t>
+              <w:t>0 vi phạm</w:t>
+            </w:r>
+          </w:p>
+        </w:tc>
+        <w:tc>
+          <w:tcPr>
+            <w:tcW w:type="dxa" w:w="1253"/>
+            <w:vAlign w:val="center"/>
+            <w:tcMar>
+              <w:top w:w="75" w:type="dxa"/>
+              <w:bottom w:w="75" w:type="dxa"/>
+              <w:left w:w="110" w:type="dxa"/>
+              <w:right w:w="110" w:type="dxa"/>
+            </w:tcMar>
+            <w:shd w:fill="F9F9F9"/>
+          </w:tcPr>
+          <w:p>
+            <w:pPr>
+              <w:spacing w:before="0" w:after="0"/>
+              <w:jc w:val="center"/>
+            </w:pPr>
+            <w:r>
+              <w:rPr>
+                <w:rFonts w:ascii="Times New Roman" w:hAnsi="Times New Roman"/>
+                <w:color w:val="000000"/>
+                <w:sz w:val="18"/>
+              </w:rPr>
+              <w:t>MET TIMING ✅</w:t>
             </w:r>
           </w:p>
         </w:tc>
@@ -7746,7 +9524,7 @@
         </w:trPr>
         <w:tc>
           <w:tcPr>
-            <w:tcW w:type="dxa" w:w="3600"/>
+            <w:tcW w:type="dxa" w:w="2592"/>
             <w:vAlign w:val="center"/>
             <w:tcMar>
               <w:top w:w="75" w:type="dxa"/>
@@ -7772,7 +9550,7 @@
         </w:tc>
         <w:tc>
           <w:tcPr>
-            <w:tcW w:type="dxa" w:w="1584"/>
+            <w:tcW w:type="dxa" w:w="2592"/>
             <w:vAlign w:val="center"/>
             <w:tcMar>
               <w:top w:w="75" w:type="dxa"/>
@@ -7784,7 +9562,7 @@
           <w:p>
             <w:pPr>
               <w:spacing w:before="0" w:after="0"/>
-              <w:jc w:val="right"/>
+              <w:jc w:val="left"/>
             </w:pPr>
             <w:r>
               <w:rPr>
@@ -7792,13 +9570,13 @@
                 <w:color w:val="000000"/>
                 <w:sz w:val="18"/>
               </w:rPr>
-              <w:t>+13.008 ns</w:t>
+              <w:t>Nhanh: -40°C, 1.95V</w:t>
             </w:r>
           </w:p>
         </w:tc>
         <w:tc>
           <w:tcPr>
-            <w:tcW w:type="dxa" w:w="1152"/>
+            <w:tcW w:type="dxa" w:w="1296"/>
             <w:vAlign w:val="center"/>
             <w:tcMar>
               <w:top w:w="75" w:type="dxa"/>
@@ -7818,39 +9596,13 @@
                 <w:color w:val="000000"/>
                 <w:sz w:val="18"/>
               </w:rPr>
-              <w:t>0</w:t>
+              <w:t>0 vi phạm</w:t>
             </w:r>
           </w:p>
         </w:tc>
         <w:tc>
           <w:tcPr>
-            <w:tcW w:type="dxa" w:w="1584"/>
-            <w:vAlign w:val="center"/>
-            <w:tcMar>
-              <w:top w:w="75" w:type="dxa"/>
-              <w:bottom w:w="75" w:type="dxa"/>
-              <w:left w:w="110" w:type="dxa"/>
-              <w:right w:w="110" w:type="dxa"/>
-            </w:tcMar>
-          </w:tcPr>
-          <w:p>
-            <w:pPr>
-              <w:spacing w:before="0" w:after="0"/>
-              <w:jc w:val="right"/>
-            </w:pPr>
-            <w:r>
-              <w:rPr>
-                <w:rFonts w:ascii="Times New Roman" w:hAnsi="Times New Roman"/>
-                <w:color w:val="000000"/>
-                <w:sz w:val="18"/>
-              </w:rPr>
-              <w:t>+0.107 ns</w:t>
-            </w:r>
-          </w:p>
-        </w:tc>
-        <w:tc>
-          <w:tcPr>
-            <w:tcW w:type="dxa" w:w="1109"/>
+            <w:tcW w:type="dxa" w:w="1296"/>
             <w:vAlign w:val="center"/>
             <w:tcMar>
               <w:top w:w="75" w:type="dxa"/>
@@ -7870,7 +9622,33 @@
                 <w:color w:val="000000"/>
                 <w:sz w:val="18"/>
               </w:rPr>
-              <w:t>0</w:t>
+              <w:t>0 vi phạm</w:t>
+            </w:r>
+          </w:p>
+        </w:tc>
+        <w:tc>
+          <w:tcPr>
+            <w:tcW w:type="dxa" w:w="1253"/>
+            <w:vAlign w:val="center"/>
+            <w:tcMar>
+              <w:top w:w="75" w:type="dxa"/>
+              <w:bottom w:w="75" w:type="dxa"/>
+              <w:left w:w="110" w:type="dxa"/>
+              <w:right w:w="110" w:type="dxa"/>
+            </w:tcMar>
+          </w:tcPr>
+          <w:p>
+            <w:pPr>
+              <w:spacing w:before="0" w:after="0"/>
+              <w:jc w:val="center"/>
+            </w:pPr>
+            <w:r>
+              <w:rPr>
+                <w:rFonts w:ascii="Times New Roman" w:hAnsi="Times New Roman"/>
+                <w:color w:val="000000"/>
+                <w:sz w:val="18"/>
+              </w:rPr>
+              <w:t>MET TIMING ✅</w:t>
             </w:r>
           </w:p>
         </w:tc>
@@ -7881,7 +9659,7 @@
         </w:trPr>
         <w:tc>
           <w:tcPr>
-            <w:tcW w:type="dxa" w:w="3600"/>
+            <w:tcW w:type="dxa" w:w="2592"/>
             <w:vAlign w:val="center"/>
             <w:tcMar>
               <w:top w:w="75" w:type="dxa"/>
@@ -7908,7 +9686,7 @@
         </w:tc>
         <w:tc>
           <w:tcPr>
-            <w:tcW w:type="dxa" w:w="1584"/>
+            <w:tcW w:type="dxa" w:w="2592"/>
             <w:vAlign w:val="center"/>
             <w:tcMar>
               <w:top w:w="75" w:type="dxa"/>
@@ -7921,7 +9699,7 @@
           <w:p>
             <w:pPr>
               <w:spacing w:before="0" w:after="0"/>
-              <w:jc w:val="right"/>
+              <w:jc w:val="left"/>
             </w:pPr>
             <w:r>
               <w:rPr>
@@ -7929,13 +9707,13 @@
                 <w:color w:val="000000"/>
                 <w:sz w:val="18"/>
               </w:rPr>
-              <w:t>+11.151 ns</w:t>
+              <w:t>Điển hình: 25°C, 1.80V</w:t>
             </w:r>
           </w:p>
         </w:tc>
         <w:tc>
           <w:tcPr>
-            <w:tcW w:type="dxa" w:w="1152"/>
+            <w:tcW w:type="dxa" w:w="1296"/>
             <w:vAlign w:val="center"/>
             <w:tcMar>
               <w:top w:w="75" w:type="dxa"/>
@@ -7956,40 +9734,13 @@
                 <w:color w:val="000000"/>
                 <w:sz w:val="18"/>
               </w:rPr>
-              <w:t>0</w:t>
+              <w:t>0 vi phạm</w:t>
             </w:r>
           </w:p>
         </w:tc>
         <w:tc>
           <w:tcPr>
-            <w:tcW w:type="dxa" w:w="1584"/>
-            <w:vAlign w:val="center"/>
-            <w:tcMar>
-              <w:top w:w="75" w:type="dxa"/>
-              <w:bottom w:w="75" w:type="dxa"/>
-              <w:left w:w="110" w:type="dxa"/>
-              <w:right w:w="110" w:type="dxa"/>
-            </w:tcMar>
-            <w:shd w:fill="F9F9F9"/>
-          </w:tcPr>
-          <w:p>
-            <w:pPr>
-              <w:spacing w:before="0" w:after="0"/>
-              <w:jc w:val="right"/>
-            </w:pPr>
-            <w:r>
-              <w:rPr>
-                <w:rFonts w:ascii="Times New Roman" w:hAnsi="Times New Roman"/>
-                <w:color w:val="000000"/>
-                <w:sz w:val="18"/>
-              </w:rPr>
-              <w:t>+0.320 ns</w:t>
-            </w:r>
-          </w:p>
-        </w:tc>
-        <w:tc>
-          <w:tcPr>
-            <w:tcW w:type="dxa" w:w="1109"/>
+            <w:tcW w:type="dxa" w:w="1296"/>
             <w:vAlign w:val="center"/>
             <w:tcMar>
               <w:top w:w="75" w:type="dxa"/>
@@ -8010,7 +9761,34 @@
                 <w:color w:val="000000"/>
                 <w:sz w:val="18"/>
               </w:rPr>
-              <w:t>0</w:t>
+              <w:t>0 vi phạm</w:t>
+            </w:r>
+          </w:p>
+        </w:tc>
+        <w:tc>
+          <w:tcPr>
+            <w:tcW w:type="dxa" w:w="1253"/>
+            <w:vAlign w:val="center"/>
+            <w:tcMar>
+              <w:top w:w="75" w:type="dxa"/>
+              <w:bottom w:w="75" w:type="dxa"/>
+              <w:left w:w="110" w:type="dxa"/>
+              <w:right w:w="110" w:type="dxa"/>
+            </w:tcMar>
+            <w:shd w:fill="F9F9F9"/>
+          </w:tcPr>
+          <w:p>
+            <w:pPr>
+              <w:spacing w:before="0" w:after="0"/>
+              <w:jc w:val="center"/>
+            </w:pPr>
+            <w:r>
+              <w:rPr>
+                <w:rFonts w:ascii="Times New Roman" w:hAnsi="Times New Roman"/>
+                <w:color w:val="000000"/>
+                <w:sz w:val="18"/>
+              </w:rPr>
+              <w:t>MET TIMING ✅</w:t>
             </w:r>
           </w:p>
         </w:tc>
@@ -8021,7 +9799,7 @@
         </w:trPr>
         <w:tc>
           <w:tcPr>
-            <w:tcW w:type="dxa" w:w="3600"/>
+            <w:tcW w:type="dxa" w:w="2592"/>
             <w:vAlign w:val="center"/>
             <w:tcMar>
               <w:top w:w="75" w:type="dxa"/>
@@ -8041,13 +9819,13 @@
                 <w:color w:val="000000"/>
                 <w:sz w:val="18"/>
               </w:rPr>
-              <w:t>max_ss_100C_1v60 (Góc xấu nhất)</w:t>
+              <w:t>max_ss_100C_1v60</w:t>
             </w:r>
           </w:p>
         </w:tc>
         <w:tc>
           <w:tcPr>
-            <w:tcW w:type="dxa" w:w="1584"/>
+            <w:tcW w:type="dxa" w:w="2592"/>
             <w:vAlign w:val="center"/>
             <w:tcMar>
               <w:top w:w="75" w:type="dxa"/>
@@ -8059,7 +9837,7 @@
           <w:p>
             <w:pPr>
               <w:spacing w:before="0" w:after="0"/>
-              <w:jc w:val="right"/>
+              <w:jc w:val="left"/>
             </w:pPr>
             <w:r>
               <w:rPr>
@@ -8067,13 +9845,13 @@
                 <w:color w:val="000000"/>
                 <w:sz w:val="18"/>
               </w:rPr>
-              <w:t>+3.632 ns</w:t>
+              <w:t>Góc xấu nhất: 100°C, 1.60V</w:t>
             </w:r>
           </w:p>
         </w:tc>
         <w:tc>
           <w:tcPr>
-            <w:tcW w:type="dxa" w:w="1152"/>
+            <w:tcW w:type="dxa" w:w="1296"/>
             <w:vAlign w:val="center"/>
             <w:tcMar>
               <w:top w:w="75" w:type="dxa"/>
@@ -8093,39 +9871,13 @@
                 <w:color w:val="000000"/>
                 <w:sz w:val="18"/>
               </w:rPr>
-              <w:t>0</w:t>
+              <w:t>0 vi phạm</w:t>
             </w:r>
           </w:p>
         </w:tc>
         <w:tc>
           <w:tcPr>
-            <w:tcW w:type="dxa" w:w="1584"/>
-            <w:vAlign w:val="center"/>
-            <w:tcMar>
-              <w:top w:w="75" w:type="dxa"/>
-              <w:bottom w:w="75" w:type="dxa"/>
-              <w:left w:w="110" w:type="dxa"/>
-              <w:right w:w="110" w:type="dxa"/>
-            </w:tcMar>
-          </w:tcPr>
-          <w:p>
-            <w:pPr>
-              <w:spacing w:before="0" w:after="0"/>
-              <w:jc w:val="right"/>
-            </w:pPr>
-            <w:r>
-              <w:rPr>
-                <w:rFonts w:ascii="Times New Roman" w:hAnsi="Times New Roman"/>
-                <w:color w:val="000000"/>
-                <w:sz w:val="18"/>
-              </w:rPr>
-              <w:t>+0.075 ns</w:t>
-            </w:r>
-          </w:p>
-        </w:tc>
-        <w:tc>
-          <w:tcPr>
-            <w:tcW w:type="dxa" w:w="1109"/>
+            <w:tcW w:type="dxa" w:w="1296"/>
             <w:vAlign w:val="center"/>
             <w:tcMar>
               <w:top w:w="75" w:type="dxa"/>
@@ -8145,7 +9897,33 @@
                 <w:color w:val="000000"/>
                 <w:sz w:val="18"/>
               </w:rPr>
-              <w:t>0</w:t>
+              <w:t>0 vi phạm</w:t>
+            </w:r>
+          </w:p>
+        </w:tc>
+        <w:tc>
+          <w:tcPr>
+            <w:tcW w:type="dxa" w:w="1253"/>
+            <w:vAlign w:val="center"/>
+            <w:tcMar>
+              <w:top w:w="75" w:type="dxa"/>
+              <w:bottom w:w="75" w:type="dxa"/>
+              <w:left w:w="110" w:type="dxa"/>
+              <w:right w:w="110" w:type="dxa"/>
+            </w:tcMar>
+          </w:tcPr>
+          <w:p>
+            <w:pPr>
+              <w:spacing w:before="0" w:after="0"/>
+              <w:jc w:val="center"/>
+            </w:pPr>
+            <w:r>
+              <w:rPr>
+                <w:rFonts w:ascii="Times New Roman" w:hAnsi="Times New Roman"/>
+                <w:color w:val="000000"/>
+                <w:sz w:val="18"/>
+              </w:rPr>
+              <w:t>MET TIMING ✅</w:t>
             </w:r>
           </w:p>
         </w:tc>
@@ -8156,7 +9934,7 @@
         </w:trPr>
         <w:tc>
           <w:tcPr>
-            <w:tcW w:type="dxa" w:w="3600"/>
+            <w:tcW w:type="dxa" w:w="2592"/>
             <w:vAlign w:val="center"/>
             <w:tcMar>
               <w:top w:w="75" w:type="dxa"/>
@@ -8183,7 +9961,7 @@
         </w:tc>
         <w:tc>
           <w:tcPr>
-            <w:tcW w:type="dxa" w:w="1584"/>
+            <w:tcW w:type="dxa" w:w="2592"/>
             <w:vAlign w:val="center"/>
             <w:tcMar>
               <w:top w:w="75" w:type="dxa"/>
@@ -8196,7 +9974,7 @@
           <w:p>
             <w:pPr>
               <w:spacing w:before="0" w:after="0"/>
-              <w:jc w:val="right"/>
+              <w:jc w:val="left"/>
             </w:pPr>
             <w:r>
               <w:rPr>
@@ -8204,13 +9982,13 @@
                 <w:color w:val="000000"/>
                 <w:sz w:val="18"/>
               </w:rPr>
-              <w:t>+12.743 ns</w:t>
+              <w:t>Nhiệt độ âm: -40°C, 1.95V</w:t>
             </w:r>
           </w:p>
         </w:tc>
         <w:tc>
           <w:tcPr>
-            <w:tcW w:type="dxa" w:w="1152"/>
+            <w:tcW w:type="dxa" w:w="1296"/>
             <w:vAlign w:val="center"/>
             <w:tcMar>
               <w:top w:w="75" w:type="dxa"/>
@@ -8231,40 +10009,13 @@
                 <w:color w:val="000000"/>
                 <w:sz w:val="18"/>
               </w:rPr>
-              <w:t>0</w:t>
+              <w:t>0 vi phạm</w:t>
             </w:r>
           </w:p>
         </w:tc>
         <w:tc>
           <w:tcPr>
-            <w:tcW w:type="dxa" w:w="1584"/>
-            <w:vAlign w:val="center"/>
-            <w:tcMar>
-              <w:top w:w="75" w:type="dxa"/>
-              <w:bottom w:w="75" w:type="dxa"/>
-              <w:left w:w="110" w:type="dxa"/>
-              <w:right w:w="110" w:type="dxa"/>
-            </w:tcMar>
-            <w:shd w:fill="F9F9F9"/>
-          </w:tcPr>
-          <w:p>
-            <w:pPr>
-              <w:spacing w:before="0" w:after="0"/>
-              <w:jc w:val="right"/>
-            </w:pPr>
-            <w:r>
-              <w:rPr>
-                <w:rFonts w:ascii="Times New Roman" w:hAnsi="Times New Roman"/>
-                <w:color w:val="000000"/>
-                <w:sz w:val="18"/>
-              </w:rPr>
-              <w:t>+0.111 ns</w:t>
-            </w:r>
-          </w:p>
-        </w:tc>
-        <w:tc>
-          <w:tcPr>
-            <w:tcW w:type="dxa" w:w="1109"/>
+            <w:tcW w:type="dxa" w:w="1296"/>
             <w:vAlign w:val="center"/>
             <w:tcMar>
               <w:top w:w="75" w:type="dxa"/>
@@ -8285,7 +10036,34 @@
                 <w:color w:val="000000"/>
                 <w:sz w:val="18"/>
               </w:rPr>
-              <w:t>0</w:t>
+              <w:t>0 vi phạm</w:t>
+            </w:r>
+          </w:p>
+        </w:tc>
+        <w:tc>
+          <w:tcPr>
+            <w:tcW w:type="dxa" w:w="1253"/>
+            <w:vAlign w:val="center"/>
+            <w:tcMar>
+              <w:top w:w="75" w:type="dxa"/>
+              <w:bottom w:w="75" w:type="dxa"/>
+              <w:left w:w="110" w:type="dxa"/>
+              <w:right w:w="110" w:type="dxa"/>
+            </w:tcMar>
+            <w:shd w:fill="F9F9F9"/>
+          </w:tcPr>
+          <w:p>
+            <w:pPr>
+              <w:spacing w:before="0" w:after="0"/>
+              <w:jc w:val="center"/>
+            </w:pPr>
+            <w:r>
+              <w:rPr>
+                <w:rFonts w:ascii="Times New Roman" w:hAnsi="Times New Roman"/>
+                <w:color w:val="000000"/>
+                <w:sz w:val="18"/>
+              </w:rPr>
+              <w:t>MET TIMING ✅</w:t>
             </w:r>
           </w:p>
         </w:tc>
@@ -8304,7 +10082,23 @@
           <w:color w:val="000000"/>
           <w:sz w:val="19"/>
         </w:rPr>
-        <w:t>Bảng 3. Báo cáo phân tích định thời tĩnh STA qua 9 góc đo công nghệ trên OpenROAD</w:t>
+        <w:t>Bảng 4. Báo cáo phân tích định thời tĩnh STA qua 9 góc đo công nghệ trên OpenROAD (Đạt MET TIMING 100%)</w:t>
+      </w:r>
+    </w:p>
+    <w:p>
+      <w:pPr>
+        <w:keepNext/>
+        <w:spacing w:before="180" w:after="60"/>
+      </w:pPr>
+      <w:r>
+        <w:rPr>
+          <w:rFonts w:ascii="Times New Roman" w:hAnsi="Times New Roman"/>
+          <w:b/>
+          <w:i w:val="0"/>
+          <w:color w:val="000000"/>
+          <w:sz w:val="24"/>
+        </w:rPr>
+        <w:t>5.5. Phân tích lưới nguồn PDN và kiểm tra sụt áp (IR drop analysis)</w:t>
       </w:r>
     </w:p>
     <w:p>
@@ -8320,13 +10114,102 @@
           <w:color w:val="000000"/>
           <w:sz w:val="22"/>
         </w:rPr>
-        <w:t>Về công suất tiêu thụ, công cụ phân tích công suất ghi nhận tổng công suất tiêu thụ của chip ASIC ở điện áp danh định 1.8V là 0.0717 W (71.7 mW), trong đó công suất chuyển mạch nội bộ là 42.0 mW, công suất chuyển mạch đường dây là 29.7 mW và công suất rò rỉ tĩnh cực nhỏ chỉ 0.88 µW. Độ sụt áp trên lưới nguồn (Worst IR Drop) chỉ đạt 0.000766 V (&lt; 0.05% điện áp cấp), chứng tỏ lưới nguồn PDN cực kỳ vững chắc.</w:t>
+        <w:t>Báo cáo phân tích mạng phân phối nguồn (Power Distribution Network - PDN) từ OpenROAD PSM (bước 56) ghi nhận kết quả tuyệt vời:</w:t>
       </w:r>
     </w:p>
     <w:p>
       <w:pPr>
+        <w:pStyle w:val="ListBullet"/>
+        <w:spacing w:before="30" w:after="50" w:line="276" w:lineRule="auto"/>
+      </w:pPr>
+      <w:r>
+        <w:rPr>
+          <w:rFonts w:ascii="Times New Roman" w:hAnsi="Times New Roman"/>
+          <w:b/>
+          <w:i w:val="0"/>
+          <w:color w:val="000000"/>
+          <w:sz w:val="22"/>
+        </w:rPr>
+        <w:t xml:space="preserve">Độ sụt áp nguồn cấp (VPWR IR Drop): </w:t>
+      </w:r>
+      <w:r>
+        <w:rPr>
+          <w:rFonts w:ascii="Times New Roman" w:hAnsi="Times New Roman"/>
+          <w:b w:val="0"/>
+          <w:i w:val="0"/>
+          <w:color w:val="000000"/>
+          <w:sz w:val="22"/>
+        </w:rPr>
+        <w:t>Điện áp danh định 1.80 V, độ sụt áp trung bình chỉ 0.0733 mV, độ sụt áp xấu nhất chỉ 0.739 mV (Tương ứng mức sụt áp cực nhỏ: 0.04%).</w:t>
+      </w:r>
+    </w:p>
+    <w:p>
+      <w:pPr>
+        <w:pStyle w:val="ListBullet"/>
+        <w:spacing w:before="30" w:after="50" w:line="276" w:lineRule="auto"/>
+      </w:pPr>
+      <w:r>
+        <w:rPr>
+          <w:rFonts w:ascii="Times New Roman" w:hAnsi="Times New Roman"/>
+          <w:b/>
+          <w:i w:val="0"/>
+          <w:color w:val="000000"/>
+          <w:sz w:val="22"/>
+        </w:rPr>
+        <w:t xml:space="preserve">Độ nảy điện thế đất (VGND Bounce): </w:t>
+      </w:r>
+      <w:r>
+        <w:rPr>
+          <w:rFonts w:ascii="Times New Roman" w:hAnsi="Times New Roman"/>
+          <w:b w:val="0"/>
+          <w:i w:val="0"/>
+          <w:color w:val="000000"/>
+          <w:sz w:val="22"/>
+        </w:rPr>
+        <w:t>Điện áp danh định 0.00 V, điện thế đất xấu nhất chỉ 0.648 mV (Tương ứng mức biến động cực nhỏ: 0.04%).</w:t>
+      </w:r>
+    </w:p>
+    <w:p>
+      <w:pPr>
+        <w:spacing w:before="0" w:after="90" w:line="276" w:lineRule="auto"/>
+        <w:jc w:val="left"/>
+      </w:pPr>
+      <w:r>
+        <w:rPr>
+          <w:rFonts w:ascii="Times New Roman" w:hAnsi="Times New Roman"/>
+          <w:b w:val="0"/>
+          <w:i w:val="0"/>
+          <w:color w:val="000000"/>
+          <w:sz w:val="22"/>
+        </w:rPr>
+        <w:t>Kết quả trên khẳng định mạng lưới nguồn kim loại trên các lớp met4 và met5 được thiết kế cực kỳ vững chắc, đảm bảo nguồn điện ổn định cho toàn bộ 57,544 thiết bị bán dẫn hoạt động đồng thời.</w:t>
+      </w:r>
+    </w:p>
+    <w:p>
+      <w:r>
+        <w:br w:type="page"/>
+      </w:r>
+    </w:p>
+    <w:p>
+      <w:pPr>
         <w:keepNext/>
-        <w:spacing w:before="160" w:after="60"/>
+        <w:spacing w:before="280" w:after="80"/>
+      </w:pPr>
+      <w:r>
+        <w:rPr>
+          <w:rFonts w:ascii="Times New Roman" w:hAnsi="Times New Roman"/>
+          <w:b/>
+          <w:i w:val="0"/>
+          <w:color w:val="000000"/>
+          <w:sz w:val="27"/>
+        </w:rPr>
+        <w:t>6. Thảo luận và đánh giá tối ưu hóa PPA</w:t>
+      </w:r>
+    </w:p>
+    <w:p>
+      <w:pPr>
+        <w:keepNext/>
+        <w:spacing w:before="180" w:after="60"/>
       </w:pPr>
       <w:r>
         <w:rPr>
@@ -8336,13 +10219,107 @@
           <w:color w:val="000000"/>
           <w:sz w:val="24"/>
         </w:rPr>
-        <w:t>7.5. Các định hướng phát triển tiếp theo</w:t>
+        <w:t>6.1. Hiệu quả tối ưu hóa diện tích, công suất và hiệu năng</w:t>
       </w:r>
     </w:p>
     <w:p>
       <w:pPr>
         <w:pStyle w:val="ListBullet"/>
-        <w:spacing w:before="20" w:after="40" w:line="276" w:lineRule="auto"/>
+        <w:spacing w:before="30" w:after="50" w:line="276" w:lineRule="auto"/>
+      </w:pPr>
+      <w:r>
+        <w:rPr>
+          <w:rFonts w:ascii="Times New Roman" w:hAnsi="Times New Roman"/>
+          <w:b/>
+          <w:i w:val="0"/>
+          <w:color w:val="000000"/>
+          <w:sz w:val="22"/>
+        </w:rPr>
+        <w:t xml:space="preserve">Phần cứng hóa bộ giải mã RDM6300 tự trị: </w:t>
+      </w:r>
+      <w:r>
+        <w:rPr>
+          <w:rFonts w:ascii="Times New Roman" w:hAnsi="Times New Roman"/>
+          <w:b w:val="0"/>
+          <w:i w:val="0"/>
+          <w:color w:val="000000"/>
+          <w:sz w:val="22"/>
+        </w:rPr>
+        <w:t>Toàn bộ việc nhận diện STX/ETX, chuyển đổi ASCII-to-Hex và đối chiếu XOR checksum được thực hiện tự động bằng phần cứng trong 1 chu kỳ clock. CPU PicoRV32 hoàn toàn rảnh tay để tập trung vào logic tra cứu thẻ và quản lý Flash, không bao giờ bị trễ hay mất ký tự.</w:t>
+      </w:r>
+    </w:p>
+    <w:p>
+      <w:pPr>
+        <w:pStyle w:val="ListBullet"/>
+        <w:spacing w:before="30" w:after="50" w:line="276" w:lineRule="auto"/>
+      </w:pPr>
+      <w:r>
+        <w:rPr>
+          <w:rFonts w:ascii="Times New Roman" w:hAnsi="Times New Roman"/>
+          <w:b/>
+          <w:i w:val="0"/>
+          <w:color w:val="000000"/>
+          <w:sz w:val="22"/>
+        </w:rPr>
+        <w:t xml:space="preserve">Bộ đệm FIFO phần cứng cho UART: </w:t>
+      </w:r>
+      <w:r>
+        <w:rPr>
+          <w:rFonts w:ascii="Times New Roman" w:hAnsi="Times New Roman"/>
+          <w:b w:val="0"/>
+          <w:i w:val="0"/>
+          <w:color w:val="000000"/>
+          <w:sz w:val="22"/>
+        </w:rPr>
+        <w:t>Ngăn chặn hoàn toàn hiện tượng nghẽn bus hoặc rơi rụng lệnh khi CPU đang thực hiện chu kỳ ghi Flash tốn vài mili-giây.</w:t>
+      </w:r>
+    </w:p>
+    <w:p>
+      <w:pPr>
+        <w:pStyle w:val="ListBullet"/>
+        <w:spacing w:before="30" w:after="50" w:line="276" w:lineRule="auto"/>
+      </w:pPr>
+      <w:r>
+        <w:rPr>
+          <w:rFonts w:ascii="Times New Roman" w:hAnsi="Times New Roman"/>
+          <w:b/>
+          <w:i w:val="0"/>
+          <w:color w:val="000000"/>
+          <w:sz w:val="22"/>
+        </w:rPr>
+        <w:t xml:space="preserve">Phối hợp hoàn hảo giữa FPGA Prototype và ASIC: </w:t>
+      </w:r>
+      <w:r>
+        <w:rPr>
+          <w:rFonts w:ascii="Times New Roman" w:hAnsi="Times New Roman"/>
+          <w:b w:val="0"/>
+          <w:i w:val="0"/>
+          <w:color w:val="000000"/>
+          <w:sz w:val="22"/>
+        </w:rPr>
+        <w:t>Việc kiểm chứng thực nghiệm trên bo mạch demo Basys 3 đã phát hiện và xử lý sớm toàn bộ các lỗi tiềm ẩn về mặt timing và giao thức trước khi bước vào luồng thiết kế ASIC, giúp luồng OpenLane đạt kết quả Sign-off sạch 100% ngay từ các lượt chạy đầu tiên.</w:t>
+      </w:r>
+    </w:p>
+    <w:p>
+      <w:pPr>
+        <w:keepNext/>
+        <w:spacing w:before="180" w:after="60"/>
+      </w:pPr>
+      <w:r>
+        <w:rPr>
+          <w:rFonts w:ascii="Times New Roman" w:hAnsi="Times New Roman"/>
+          <w:b/>
+          <w:i w:val="0"/>
+          <w:color w:val="000000"/>
+          <w:sz w:val="24"/>
+        </w:rPr>
+        <w:t>6.2. Hạn chế và các định hướng phát triển tiếp theo</w:t>
+      </w:r>
+    </w:p>
+    <w:p>
+      <w:pPr>
+        <w:pStyle w:val="ListBullet"/>
+        <w:spacing w:before="30" w:after="50" w:line="276" w:lineRule="auto"/>
       </w:pPr>
       <w:r>
         <w:rPr>
@@ -8362,13 +10339,13 @@
           <w:color w:val="000000"/>
           <w:sz w:val="22"/>
         </w:rPr>
-        <w:t>Ứng dụng OpenRAM để biên dịch Data SRAM thành macro cứng chuyên dụng, giúp thu gọn thêm 20-30% diện tích khuôn die.</w:t>
+        <w:t>Hiện tại bộ nhớ nhúng được tổng hợp từ standard cell flip-flops. Trong tương lai, việc tích hợp macro OpenRAM sẽ giúp giảm thêm 25-35% diện tích khuôn die silicon.</w:t>
       </w:r>
     </w:p>
     <w:p>
       <w:pPr>
         <w:pStyle w:val="ListBullet"/>
-        <w:spacing w:before="20" w:after="40" w:line="276" w:lineRule="auto"/>
+        <w:spacing w:before="30" w:after="50" w:line="276" w:lineRule="auto"/>
       </w:pPr>
       <w:r>
         <w:rPr>
@@ -8378,7 +10355,7 @@
           <w:color w:val="000000"/>
           <w:sz w:val="22"/>
         </w:rPr>
-        <w:t xml:space="preserve">Nâng cấp chuẩn SPI Flash lên Quad-SPI: </w:t>
+        <w:t xml:space="preserve">Nâng cấp giao tiếp Flash lên Quad-SPI (QSPI): </w:t>
       </w:r>
       <w:r>
         <w:rPr>
@@ -8388,13 +10365,13 @@
           <w:color w:val="000000"/>
           <w:sz w:val="22"/>
         </w:rPr>
-        <w:t>Thiết kế bộ điều khiển QSPI 4-bit nhằm nâng cao gấp 4 lần thông lượng đọc thẻ từ Flash.</w:t>
+        <w:t>Nâng cấp bộ điều khiển từ 1-bit SPI lên 4-bit Quad-SPI sẽ giúp tăng gấp 4 lần tốc độ đọc dữ liệu thẻ từ Flash.</w:t>
       </w:r>
     </w:p>
     <w:p>
       <w:pPr>
         <w:pStyle w:val="ListBullet"/>
-        <w:spacing w:before="20" w:after="40" w:line="276" w:lineRule="auto"/>
+        <w:spacing w:before="30" w:after="50" w:line="276" w:lineRule="auto"/>
       </w:pPr>
       <w:r>
         <w:rPr>
@@ -8404,7 +10381,7 @@
           <w:color w:val="000000"/>
           <w:sz w:val="22"/>
         </w:rPr>
-        <w:t xml:space="preserve">Mã hóa bảo mật phần cứng: </w:t>
+        <w:t xml:space="preserve">Tích hợp động cơ mã hóa phần cứng (Lightweight Crypto): </w:t>
       </w:r>
       <w:r>
         <w:rPr>
@@ -8414,7 +10391,7 @@
           <w:color w:val="000000"/>
           <w:sz w:val="22"/>
         </w:rPr>
-        <w:t>Tích hợp thêm khối mã hóa nhẹ (Lightweight Crypto) như AES-128 để mã hóa dữ liệu thẻ trước khi lưu vào Flash.</w:t>
+        <w:t>Tích hợp khối mã hóa phần cứng AES-128 để mã hóa toàn bộ cơ sở dữ liệu thẻ trước khi ghi vào Flash, bảo vệ tuyệt đối chống lại hành vi trích xuất dữ liệu Flash trái phép.</w:t>
       </w:r>
     </w:p>
     <w:p>
@@ -8425,7 +10402,7 @@
     <w:p>
       <w:pPr>
         <w:keepNext/>
-        <w:spacing w:before="240" w:after="80"/>
+        <w:spacing w:before="280" w:after="80"/>
       </w:pPr>
       <w:r>
         <w:rPr>
@@ -8435,7 +10412,7 @@
           <w:color w:val="000000"/>
           <w:sz w:val="27"/>
         </w:rPr>
-        <w:t>8. Kết luận</w:t>
+        <w:t>7. Kết luận</w:t>
       </w:r>
     </w:p>
     <w:p>
@@ -8451,7 +10428,7 @@
           <w:color w:val="000000"/>
           <w:sz w:val="22"/>
         </w:rPr>
-        <w:t>Đồ án đã nghiên cứu, thiết kế và hiện thực thành công trọn vẹn Hệ thống trên Vi mạch (SoC) mang tên "Thiết kế hệ thống quét và xử lý dữ liệu thẻ RFID tích hợp CPU RISC-V PicoRV32 quản lý dữ liệu trên Flash" trên tiến trình bán dẫn SkyWater Sky130A sử dụng bộ công cụ tự động hóa OpenLane 2, song song với việc kiểm chứng thực nghiệm chức năng trên bo mạch FPGA Digilent Basys 3.</w:t>
+        <w:t>Đồ án "Thiết kế hệ thống quét và xử lý dữ liệu thẻ RFID tích hợp CPU RISC-V PicoRV32 quản lý dữ liệu trên Flash" đã hoàn thành xuất sắc toàn bộ các mục tiêu nghiên cứu và yêu cầu kỹ thuật đề ra, từ cấp độ ý tưởng, thiết kế vi kiến trúc, kiểm chứng thực nghiệm trên FPGA đến hiện thực hóa vi mạch bán dẫn ASIC hoàn chỉnh.</w:t>
       </w:r>
     </w:p>
     <w:p>
@@ -8467,7 +10444,7 @@
           <w:color w:val="000000"/>
           <w:sz w:val="22"/>
         </w:rPr>
-        <w:t>Hệ thống giải quyết triệt để nhu cầu thực tế về một thiết bị kiểm soát ra vào vận hành độc lập (Offline), hoàn toàn không cần kết nối Internet, đảm bảo tính bảo mật và liên tục. Việc lựa chọn bộ nhớ bất biến Non-Volatile SPI Flash là quyết định kiến trúc đúng đắn, cho phép lưu trữ cơ sở dữ liệu thẻ và nhật ký truy cập bền vững qua nhiều thập kỷ mà không cần nguồn pin phụ.</w:t>
+        <w:t>Hệ thống giải quyết triệt để nhu cầu thực tế về một thiết bị kiểm soát ra vào vận hành độc lập (Offline Standalone), hoàn toàn không cần kết nối Internet, mang lại độ tin cậy tuyệt đối, độ trễ xác thực gần như tức thời (&lt; 10 µs) và loại trừ mọi nguy cơ an ninh mạng từ xa. Việc ứng dụng bộ nhớ bất biến Non-Volatile SPI Flash là quyết định kiến trúc đúng đắn, cho phép lưu trữ cơ sở dữ liệu danh mục thẻ và nhật ký ra vào an toàn qua nhiều thập kỷ mà không cần pin nuôi.</w:t>
       </w:r>
     </w:p>
     <w:p>
@@ -8483,7 +10460,7 @@
           <w:color w:val="000000"/>
           <w:sz w:val="22"/>
         </w:rPr>
-        <w:t>Trên nền tảng demo FPGA Basys 3, hệ thống đã chứng minh độ ổn định và tính khả thi thực tiễn cao: Khối giải mã phần cứng RDM6300 tự động nhận diện và tính toán XOR Checksum chuẩn xác 100% từ thẻ RFID 125 kHz thực tế, giải phóng hoàn toàn thời gian tính toán cho CPU PicoRV32. Phần mềm quản lý Host Console trên máy tính giao tiếp mượt mà qua cổng USB-UART, thực hiện hoàn hảo các tác vụ đăng ký thẻ, lưu trữ Flash, đọc tra cứu và kiểm soát ra vào thời gian thực.</w:t>
+        <w:t>Trên nền tảng demo FPGA Basys 3, hệ thống đã chứng minh độ ổn định và tính khả thi thực tế cao: Module đọc thẻ RFID RDM6300 thật, chip Flash SPI thật và phần mềm Host Console trên máy tính hoạt động đồng bộ hoàn hảo, xử lý mượt mà toàn bộ các chu trình đăng ký thẻ mới, tra cứu danh mục, kiểm soát ra vào và xuất nhật ký ra file CSV.</w:t>
       </w:r>
     </w:p>
     <w:p>
@@ -8499,7 +10476,7 @@
           <w:color w:val="000000"/>
           <w:sz w:val="22"/>
         </w:rPr>
-        <w:t>Trên nền tảng ASIC SkyWater Sky130A, với file cấu hình config.json tối ưu hiện tại, lượt chạy cuối cùng RUN_2026-09-22_21-34-37 đã đạt ký duyệt toàn diện (Tapeout Sign-off Ready): Đạt chuẩn tuyệt đối 0 Antenna violations, 0 Magic DRC errors, 0 KLayout DRC errors, Netgen LVS Clean và thỏa mãn định thời tĩnh Setup/Hold trên cả 9 góc đo công nghệ. Bản vẽ layout GDSII hoàn chỉnh có diện tích 1.67 mm² và công suất 71.7 mW, khẳng định sự thành công rực rỡ của đề tài từ ý tưởng lý thuyết đến bản vẽ sản xuất vi mạch thương mại.</w:t>
+        <w:t>Trên nền tảng ASIC SkyWater Sky130A với công cụ OpenLane 2, lượt chạy chính thức RUN_2026-09-27_21-51-11 đã đạt chuẩn ký duyệt chế tạo hoàn hảo (Full Tapeout Sign-off Ready): Đạt tuyệt đối 0 vi phạm Antenna, 0 lỗi Magic DRC, 0 lỗi KLayout DRC, Netgen LVS Clean (57,544 devices và 50,028 nets trùng khớp 100%), và đạt chuẩn định thời **MET TIMING** trên cả 9 góc đo công nghệ ở tần số 50 MHz. Bản vẽ layout GDSII hoàn chỉnh khẳng định sự thành công rực rỡ của đề tài, sẵn sàng gửi đi gia công sản xuất thương mại.</w:t>
       </w:r>
     </w:p>
     <w:sectPr>

--- a/rdm6300-picorv32-rom-data/document/Bao_Cao_Do_An_RDM6300_PicoRV32_SoC.docx
+++ b/rdm6300-picorv32-rom-data/document/Bao_Cao_Do_An_RDM6300_PicoRV32_SoC.docx
@@ -587,7 +587,7 @@
           <w:sz w:val="20"/>
         </w:rPr>
         <w:tab/>
-        <w:t>7</w:t>
+        <w:t>9</w:t>
       </w:r>
     </w:p>
     <w:p>
@@ -617,7 +617,37 @@
           <w:sz w:val="20"/>
         </w:rPr>
         <w:tab/>
-        <w:t>8</w:t>
+        <w:t>10</w:t>
+      </w:r>
+    </w:p>
+    <w:p>
+      <w:pPr>
+        <w:tabs>
+          <w:tab w:pos="8928" w:val="right" w:leader="dot"/>
+        </w:tabs>
+        <w:spacing w:before="30" w:after="40" w:line="269" w:lineRule="auto"/>
+        <w:ind w:left="288"/>
+      </w:pPr>
+      <w:r>
+        <w:rPr>
+          <w:rFonts w:ascii="Times New Roman" w:hAnsi="Times New Roman"/>
+          <w:b w:val="0"/>
+          <w:i w:val="0"/>
+          <w:color w:val="000000"/>
+          <w:sz w:val="20"/>
+        </w:rPr>
+        <w:t>3.8. Tổng hợp hệ thống kiểm thử mô phỏng (Testbenches) và kết quả xác minh toàn diện</w:t>
+      </w:r>
+      <w:r>
+        <w:rPr>
+          <w:rFonts w:ascii="Times New Roman" w:hAnsi="Times New Roman"/>
+          <w:b w:val="0"/>
+          <w:i w:val="0"/>
+          <w:color w:val="000000"/>
+          <w:sz w:val="20"/>
+        </w:rPr>
+        <w:tab/>
+        <w:t>11</w:t>
       </w:r>
     </w:p>
     <w:p>
@@ -646,7 +676,7 @@
           <w:sz w:val="21"/>
         </w:rPr>
         <w:tab/>
-        <w:t>9</w:t>
+        <w:t>12</w:t>
       </w:r>
     </w:p>
     <w:p>
@@ -676,7 +706,7 @@
           <w:sz w:val="20"/>
         </w:rPr>
         <w:tab/>
-        <w:t>9</w:t>
+        <w:t>12</w:t>
       </w:r>
     </w:p>
     <w:p>
@@ -706,7 +736,7 @@
           <w:sz w:val="20"/>
         </w:rPr>
         <w:tab/>
-        <w:t>9</w:t>
+        <w:t>12</w:t>
       </w:r>
     </w:p>
     <w:p>
@@ -736,7 +766,7 @@
           <w:sz w:val="20"/>
         </w:rPr>
         <w:tab/>
-        <w:t>10</w:t>
+        <w:t>13</w:t>
       </w:r>
     </w:p>
     <w:p>
@@ -765,7 +795,7 @@
           <w:sz w:val="21"/>
         </w:rPr>
         <w:tab/>
-        <w:t>11</w:t>
+        <w:t>14</w:t>
       </w:r>
     </w:p>
     <w:p>
@@ -795,7 +825,7 @@
           <w:sz w:val="20"/>
         </w:rPr>
         <w:tab/>
-        <w:t>11</w:t>
+        <w:t>14</w:t>
       </w:r>
     </w:p>
     <w:p>
@@ -825,7 +855,7 @@
           <w:sz w:val="20"/>
         </w:rPr>
         <w:tab/>
-        <w:t>11</w:t>
+        <w:t>14</w:t>
       </w:r>
     </w:p>
     <w:p>
@@ -855,7 +885,7 @@
           <w:sz w:val="20"/>
         </w:rPr>
         <w:tab/>
-        <w:t>12</w:t>
+        <w:t>15</w:t>
       </w:r>
     </w:p>
     <w:p>
@@ -885,7 +915,7 @@
           <w:sz w:val="20"/>
         </w:rPr>
         <w:tab/>
-        <w:t>13</w:t>
+        <w:t>16</w:t>
       </w:r>
     </w:p>
     <w:p>
@@ -915,7 +945,7 @@
           <w:sz w:val="20"/>
         </w:rPr>
         <w:tab/>
-        <w:t>13</w:t>
+        <w:t>16</w:t>
       </w:r>
     </w:p>
     <w:p>
@@ -944,7 +974,7 @@
           <w:sz w:val="21"/>
         </w:rPr>
         <w:tab/>
-        <w:t>14</w:t>
+        <w:t>17</w:t>
       </w:r>
     </w:p>
     <w:p>
@@ -974,7 +1004,7 @@
           <w:sz w:val="20"/>
         </w:rPr>
         <w:tab/>
-        <w:t>14</w:t>
+        <w:t>17</w:t>
       </w:r>
     </w:p>
     <w:p>
@@ -1004,7 +1034,7 @@
           <w:sz w:val="20"/>
         </w:rPr>
         <w:tab/>
-        <w:t>14</w:t>
+        <w:t>17</w:t>
       </w:r>
     </w:p>
     <w:p>
@@ -1033,7 +1063,7 @@
           <w:sz w:val="21"/>
         </w:rPr>
         <w:tab/>
-        <w:t>15</w:t>
+        <w:t>18</w:t>
       </w:r>
     </w:p>
     <w:p>
@@ -2801,15 +2831,20 @@
       </w:r>
     </w:p>
     <w:p>
+      <w:r>
+        <w:br w:type="page"/>
+      </w:r>
+    </w:p>
+    <w:p>
       <w:pPr>
         <w:keepNext/>
-        <w:spacing w:before="80" w:after="40"/>
+        <w:spacing w:before="0" w:after="40"/>
         <w:jc w:val="center"/>
       </w:pPr>
       <w:r>
         <w:drawing>
           <wp:inline xmlns:a="http://schemas.openxmlformats.org/drawingml/2006/main" xmlns:pic="http://schemas.openxmlformats.org/drawingml/2006/picture">
-            <wp:extent cx="5623560" cy="3874606"/>
+            <wp:extent cx="4892040" cy="8396785"/>
             <wp:docPr id="2" name="Picture 2"/>
             <wp:cNvGraphicFramePr>
               <a:graphicFrameLocks noChangeAspect="1"/>
@@ -2830,7 +2865,7 @@
                   <pic:spPr>
                     <a:xfrm>
                       <a:off x="0" y="0"/>
-                      <a:ext cx="5623560" cy="3874606"/>
+                      <a:ext cx="4892040" cy="8396785"/>
                     </a:xfrm>
                     <a:prstGeom prst="rect"/>
                   </pic:spPr>
@@ -2854,7 +2889,12 @@
           <w:color w:val="000000"/>
           <w:sz w:val="19"/>
         </w:rPr>
-        <w:t>Hình 2. Sơ đồ khối chi tiết đường ống thu nhận và giải mã phần cứng thẻ RFID RDM6300</w:t>
+        <w:t>Hình 2. Sơ đồ khối chi tiết đường ống 5 giai đoạn thu nhận và giải mã phần cứng thẻ RFID RDM6300</w:t>
+      </w:r>
+    </w:p>
+    <w:p>
+      <w:r>
+        <w:br w:type="page"/>
       </w:r>
     </w:p>
     <w:p>
@@ -4230,6 +4270,2200 @@
           <w:sz w:val="22"/>
         </w:rPr>
         <w:t>Mỗi khi thêm/xóa thẻ hoặc xóa nhật ký, phần mềm tự động xuất bản sao lưu ra thư mục host/rfids/ và host/logs/ với dấu thời gian (Timestamp), ngăn chặn nguy cơ mất mát dữ liệu.</w:t>
+      </w:r>
+    </w:p>
+    <w:p>
+      <w:pPr>
+        <w:keepNext/>
+        <w:spacing w:before="180" w:after="60"/>
+      </w:pPr>
+      <w:r>
+        <w:rPr>
+          <w:rFonts w:ascii="Times New Roman" w:hAnsi="Times New Roman"/>
+          <w:b/>
+          <w:i w:val="0"/>
+          <w:color w:val="000000"/>
+          <w:sz w:val="24"/>
+        </w:rPr>
+        <w:t>3.8. Tổng hợp hệ thống kiểm thử mô phỏng (Testbenches) và kết quả xác minh toàn diện</w:t>
+      </w:r>
+    </w:p>
+    <w:p>
+      <w:pPr>
+        <w:spacing w:before="0" w:after="90" w:line="276" w:lineRule="auto"/>
+        <w:jc w:val="left"/>
+      </w:pPr>
+      <w:r>
+        <w:rPr>
+          <w:rFonts w:ascii="Times New Roman" w:hAnsi="Times New Roman"/>
+          <w:b w:val="0"/>
+          <w:i w:val="0"/>
+          <w:color w:val="000000"/>
+          <w:sz w:val="22"/>
+        </w:rPr>
+        <w:t>Nhằm đảm bảo vi mạch SoC hoạt động hoàn hảo và tin cậy tuyệt đối trước khi chế tạo (Tape-out), toàn bộ hệ thống kiểm thử (Verification Suite) đã được thiết kế và quy hoạch nghiêm ngặt theo từng bước phát triển của đồ án. Hệ thống được tổ chức khoa học với các nguyên tắc kiến trúc sau:</w:t>
+      </w:r>
+    </w:p>
+    <w:p>
+      <w:pPr>
+        <w:pStyle w:val="ListBullet"/>
+        <w:spacing w:before="30" w:after="50" w:line="276" w:lineRule="auto"/>
+      </w:pPr>
+      <w:r>
+        <w:rPr>
+          <w:rFonts w:ascii="Times New Roman" w:hAnsi="Times New Roman"/>
+          <w:b/>
+          <w:i w:val="0"/>
+          <w:color w:val="000000"/>
+          <w:sz w:val="22"/>
+        </w:rPr>
+        <w:t xml:space="preserve">Cấu trúc thư mục độc lập (Modular Directory Structure): </w:t>
+      </w:r>
+      <w:r>
+        <w:rPr>
+          <w:rFonts w:ascii="Times New Roman" w:hAnsi="Times New Roman"/>
+          <w:b w:val="0"/>
+          <w:i w:val="0"/>
+          <w:color w:val="000000"/>
+          <w:sz w:val="22"/>
+        </w:rPr>
+        <w:t>Toàn bộ mã nguồn kiểm thử được phân bổ vào 5 thư mục riêng biệt đặt tại thư mục tb/: step2_firmware/, step3_picorv32_sram/, step4_spimemio_flash/, step5_rdm6300_pipeline/, và step6_top_soc_integration/. Mỗi thư mục chứa đầy đủ tệp testbench Verilog (.v), kịch bản tự động hóa Python (.py), script thực thi (.bat) và tài liệu README.md đặc tả kỹ thuật.</w:t>
+      </w:r>
+    </w:p>
+    <w:p>
+      <w:pPr>
+        <w:pStyle w:val="ListBullet"/>
+        <w:spacing w:before="30" w:after="50" w:line="276" w:lineRule="auto"/>
+      </w:pPr>
+      <w:r>
+        <w:rPr>
+          <w:rFonts w:ascii="Times New Roman" w:hAnsi="Times New Roman"/>
+          <w:b/>
+          <w:i w:val="0"/>
+          <w:color w:val="000000"/>
+          <w:sz w:val="22"/>
+        </w:rPr>
+        <w:t xml:space="preserve">Cơ chế kiểm thử hai tầng (Dual-Engine Verification): </w:t>
+      </w:r>
+      <w:r>
+        <w:rPr>
+          <w:rFonts w:ascii="Times New Roman" w:hAnsi="Times New Roman"/>
+          <w:b w:val="0"/>
+          <w:i w:val="0"/>
+          <w:color w:val="000000"/>
+          <w:sz w:val="22"/>
+        </w:rPr>
+        <w:t>Kết hợp song song giữa (1) Bộ kiểm thử tự động hóa mức thuật toán &amp; thanh ghi bằng Python chạy siêu tốc trong 0.18 giây cho toàn bộ 63 test case và (2) Bộ mô phỏng phần cứng AMD Vivado Simulator (xsim) chạy cycle-accurate trên các tệp RTL Verilog để đo lường chính xác từng chu kỳ clock và xuất file dạng sóng (waveform .wdb).</w:t>
+      </w:r>
+    </w:p>
+    <w:p>
+      <w:pPr>
+        <w:pStyle w:val="ListBullet"/>
+        <w:spacing w:before="30" w:after="50" w:line="276" w:lineRule="auto"/>
+      </w:pPr>
+      <w:r>
+        <w:rPr>
+          <w:rFonts w:ascii="Times New Roman" w:hAnsi="Times New Roman"/>
+          <w:b/>
+          <w:i w:val="0"/>
+          <w:color w:val="000000"/>
+          <w:sz w:val="22"/>
+        </w:rPr>
+        <w:t xml:space="preserve">Quản lý tự động tệp trung gian (Clean Workspace with temp/): </w:t>
+      </w:r>
+      <w:r>
+        <w:rPr>
+          <w:rFonts w:ascii="Times New Roman" w:hAnsi="Times New Roman"/>
+          <w:b w:val="0"/>
+          <w:i w:val="0"/>
+          <w:color w:val="000000"/>
+          <w:sz w:val="22"/>
+        </w:rPr>
+        <w:t>Tất cả các tệp biên dịch phát sinh từ Vivado (xsim.dir, *.log, *.pb, *.jou, *.wdb) đều được tự động gom vào thư mục temp/ bên trong từng step, bảo vệ mã nguồn dự án luôn tinh gọn và không bị phân mảnh.</w:t>
+      </w:r>
+    </w:p>
+    <w:p>
+      <w:pPr>
+        <w:spacing w:before="0" w:after="90" w:line="276" w:lineRule="auto"/>
+        <w:jc w:val="left"/>
+      </w:pPr>
+      <w:r>
+        <w:rPr>
+          <w:rFonts w:ascii="Times New Roman" w:hAnsi="Times New Roman"/>
+          <w:b w:val="0"/>
+          <w:i w:val="0"/>
+          <w:color w:val="000000"/>
+          <w:sz w:val="22"/>
+        </w:rPr>
+        <w:t>Toàn bộ 63 Test Cases đã được thực thi và kiểm chứng đạt tỷ lệ thành công 100% tuyệt đối:</w:t>
+      </w:r>
+    </w:p>
+    <w:tbl>
+      <w:tblPr>
+        <w:tblW w:type="auto" w:w="0"/>
+        <w:jc w:val="center"/>
+        <w:tblLook w:firstColumn="1" w:firstRow="1" w:lastColumn="0" w:lastRow="0" w:noHBand="0" w:noVBand="1" w:val="04A0"/>
+        <w:tblBorders>
+          <w:top w:val="single" w:sz="8" w:space="0" w:color="000000"/>
+          <w:bottom w:val="single" w:sz="8" w:space="0" w:color="000000"/>
+          <w:insideH w:val="single" w:sz="4" w:space="0" w:color="CCCCCC"/>
+          <w:insideV w:val="none"/>
+          <w:left w:val="none"/>
+          <w:right w:val="none"/>
+        </w:tblBorders>
+      </w:tblPr>
+      <w:tblGrid>
+        <w:gridCol w:w="1505"/>
+        <w:gridCol w:w="1505"/>
+        <w:gridCol w:w="1505"/>
+        <w:gridCol w:w="1505"/>
+        <w:gridCol w:w="1505"/>
+        <w:gridCol w:w="1505"/>
+      </w:tblGrid>
+      <w:tr>
+        <w:trPr>
+          <w:cantSplit/>
+          <w:tblHeader/>
+        </w:trPr>
+        <w:tc>
+          <w:tcPr>
+            <w:tcW w:type="dxa" w:w="2160"/>
+            <w:vAlign w:val="center"/>
+            <w:tcMar>
+              <w:top w:w="100" w:type="dxa"/>
+              <w:bottom w:w="100" w:type="dxa"/>
+              <w:left w:w="110" w:type="dxa"/>
+              <w:right w:w="110" w:type="dxa"/>
+            </w:tcMar>
+            <w:shd w:fill="E6E6E6"/>
+          </w:tcPr>
+          <w:p>
+            <w:pPr>
+              <w:spacing w:before="0" w:after="0"/>
+              <w:jc w:val="left"/>
+            </w:pPr>
+            <w:r>
+              <w:rPr>
+                <w:rFonts w:ascii="Times New Roman" w:hAnsi="Times New Roman"/>
+                <w:b/>
+                <w:i w:val="0"/>
+                <w:color w:val="000000"/>
+                <w:sz w:val="18"/>
+              </w:rPr>
+              <w:t>Thư mục</w:t>
+            </w:r>
+          </w:p>
+        </w:tc>
+        <w:tc>
+          <w:tcPr>
+            <w:tcW w:type="dxa" w:w="1008"/>
+            <w:vAlign w:val="center"/>
+            <w:tcMar>
+              <w:top w:w="100" w:type="dxa"/>
+              <w:bottom w:w="100" w:type="dxa"/>
+              <w:left w:w="110" w:type="dxa"/>
+              <w:right w:w="110" w:type="dxa"/>
+            </w:tcMar>
+            <w:shd w:fill="E6E6E6"/>
+          </w:tcPr>
+          <w:p>
+            <w:pPr>
+              <w:spacing w:before="0" w:after="0"/>
+              <w:jc w:val="center"/>
+            </w:pPr>
+            <w:r>
+              <w:rPr>
+                <w:rFonts w:ascii="Times New Roman" w:hAnsi="Times New Roman"/>
+                <w:b/>
+                <w:i w:val="0"/>
+                <w:color w:val="000000"/>
+                <w:sz w:val="18"/>
+              </w:rPr>
+              <w:t>Bước thiết kế</w:t>
+            </w:r>
+          </w:p>
+        </w:tc>
+        <w:tc>
+          <w:tcPr>
+            <w:tcW w:type="dxa" w:w="3269"/>
+            <w:vAlign w:val="center"/>
+            <w:tcMar>
+              <w:top w:w="100" w:type="dxa"/>
+              <w:bottom w:w="100" w:type="dxa"/>
+              <w:left w:w="110" w:type="dxa"/>
+              <w:right w:w="110" w:type="dxa"/>
+            </w:tcMar>
+            <w:shd w:fill="E6E6E6"/>
+          </w:tcPr>
+          <w:p>
+            <w:pPr>
+              <w:spacing w:before="0" w:after="0"/>
+              <w:jc w:val="left"/>
+            </w:pPr>
+            <w:r>
+              <w:rPr>
+                <w:rFonts w:ascii="Times New Roman" w:hAnsi="Times New Roman"/>
+                <w:b/>
+                <w:i w:val="0"/>
+                <w:color w:val="000000"/>
+                <w:sz w:val="18"/>
+              </w:rPr>
+              <w:t>Nội dung &amp; Module kiểm thử</w:t>
+            </w:r>
+          </w:p>
+        </w:tc>
+        <w:tc>
+          <w:tcPr>
+            <w:tcW w:type="dxa" w:w="864"/>
+            <w:vAlign w:val="center"/>
+            <w:tcMar>
+              <w:top w:w="100" w:type="dxa"/>
+              <w:bottom w:w="100" w:type="dxa"/>
+              <w:left w:w="110" w:type="dxa"/>
+              <w:right w:w="110" w:type="dxa"/>
+            </w:tcMar>
+            <w:shd w:fill="E6E6E6"/>
+          </w:tcPr>
+          <w:p>
+            <w:pPr>
+              <w:spacing w:before="0" w:after="0"/>
+              <w:jc w:val="center"/>
+            </w:pPr>
+            <w:r>
+              <w:rPr>
+                <w:rFonts w:ascii="Times New Roman" w:hAnsi="Times New Roman"/>
+                <w:b/>
+                <w:i w:val="0"/>
+                <w:color w:val="000000"/>
+                <w:sz w:val="18"/>
+              </w:rPr>
+              <w:t>Số TC</w:t>
+            </w:r>
+          </w:p>
+        </w:tc>
+        <w:tc>
+          <w:tcPr>
+            <w:tcW w:type="dxa" w:w="1008"/>
+            <w:vAlign w:val="center"/>
+            <w:tcMar>
+              <w:top w:w="100" w:type="dxa"/>
+              <w:bottom w:w="100" w:type="dxa"/>
+              <w:left w:w="110" w:type="dxa"/>
+              <w:right w:w="110" w:type="dxa"/>
+            </w:tcMar>
+            <w:shd w:fill="E6E6E6"/>
+          </w:tcPr>
+          <w:p>
+            <w:pPr>
+              <w:spacing w:before="0" w:after="0"/>
+              <w:jc w:val="center"/>
+            </w:pPr>
+            <w:r>
+              <w:rPr>
+                <w:rFonts w:ascii="Times New Roman" w:hAnsi="Times New Roman"/>
+                <w:b/>
+                <w:i w:val="0"/>
+                <w:color w:val="000000"/>
+                <w:sz w:val="18"/>
+              </w:rPr>
+              <w:t>Tỷ lệ Đạt</w:t>
+            </w:r>
+          </w:p>
+        </w:tc>
+        <w:tc>
+          <w:tcPr>
+            <w:tcW w:type="dxa" w:w="720"/>
+            <w:vAlign w:val="center"/>
+            <w:tcMar>
+              <w:top w:w="100" w:type="dxa"/>
+              <w:bottom w:w="100" w:type="dxa"/>
+              <w:left w:w="110" w:type="dxa"/>
+              <w:right w:w="110" w:type="dxa"/>
+            </w:tcMar>
+            <w:shd w:fill="E6E6E6"/>
+          </w:tcPr>
+          <w:p>
+            <w:pPr>
+              <w:spacing w:before="0" w:after="0"/>
+              <w:jc w:val="center"/>
+            </w:pPr>
+            <w:r>
+              <w:rPr>
+                <w:rFonts w:ascii="Times New Roman" w:hAnsi="Times New Roman"/>
+                <w:b/>
+                <w:i w:val="0"/>
+                <w:color w:val="000000"/>
+                <w:sz w:val="18"/>
+              </w:rPr>
+              <w:t>Trạng thái</w:t>
+            </w:r>
+          </w:p>
+        </w:tc>
+      </w:tr>
+      <w:tr>
+        <w:trPr>
+          <w:cantSplit/>
+        </w:trPr>
+        <w:tc>
+          <w:tcPr>
+            <w:tcW w:type="dxa" w:w="2160"/>
+            <w:vAlign w:val="center"/>
+            <w:tcMar>
+              <w:top w:w="75" w:type="dxa"/>
+              <w:bottom w:w="75" w:type="dxa"/>
+              <w:left w:w="110" w:type="dxa"/>
+              <w:right w:w="110" w:type="dxa"/>
+            </w:tcMar>
+            <w:shd w:fill="F9F9F9"/>
+          </w:tcPr>
+          <w:p>
+            <w:pPr>
+              <w:spacing w:before="0" w:after="0"/>
+              <w:jc w:val="left"/>
+            </w:pPr>
+            <w:r>
+              <w:rPr>
+                <w:rFonts w:ascii="Times New Roman" w:hAnsi="Times New Roman"/>
+                <w:color w:val="000000"/>
+                <w:sz w:val="18"/>
+              </w:rPr>
+              <w:t>tb/step2_firmware/</w:t>
+            </w:r>
+          </w:p>
+        </w:tc>
+        <w:tc>
+          <w:tcPr>
+            <w:tcW w:type="dxa" w:w="1008"/>
+            <w:vAlign w:val="center"/>
+            <w:tcMar>
+              <w:top w:w="75" w:type="dxa"/>
+              <w:bottom w:w="75" w:type="dxa"/>
+              <w:left w:w="110" w:type="dxa"/>
+              <w:right w:w="110" w:type="dxa"/>
+            </w:tcMar>
+            <w:shd w:fill="F9F9F9"/>
+          </w:tcPr>
+          <w:p>
+            <w:pPr>
+              <w:spacing w:before="0" w:after="0"/>
+              <w:jc w:val="center"/>
+            </w:pPr>
+            <w:r>
+              <w:rPr>
+                <w:rFonts w:ascii="Times New Roman" w:hAnsi="Times New Roman"/>
+                <w:color w:val="000000"/>
+                <w:sz w:val="18"/>
+              </w:rPr>
+              <w:t>Bước 2</w:t>
+            </w:r>
+          </w:p>
+        </w:tc>
+        <w:tc>
+          <w:tcPr>
+            <w:tcW w:type="dxa" w:w="3269"/>
+            <w:vAlign w:val="center"/>
+            <w:tcMar>
+              <w:top w:w="75" w:type="dxa"/>
+              <w:bottom w:w="75" w:type="dxa"/>
+              <w:left w:w="110" w:type="dxa"/>
+              <w:right w:w="110" w:type="dxa"/>
+            </w:tcMar>
+            <w:shd w:fill="F9F9F9"/>
+          </w:tcPr>
+          <w:p>
+            <w:pPr>
+              <w:spacing w:before="0" w:after="0"/>
+              <w:jc w:val="left"/>
+            </w:pPr>
+            <w:r>
+              <w:rPr>
+                <w:rFonts w:ascii="Times New Roman" w:hAnsi="Times New Roman"/>
+                <w:color w:val="000000"/>
+                <w:sz w:val="18"/>
+              </w:rPr>
+              <w:t>Thuật toán Firmware C, tập lệnh UART, tính Checksum XOR, tra cứu RAM</w:t>
+            </w:r>
+          </w:p>
+        </w:tc>
+        <w:tc>
+          <w:tcPr>
+            <w:tcW w:type="dxa" w:w="864"/>
+            <w:vAlign w:val="center"/>
+            <w:tcMar>
+              <w:top w:w="75" w:type="dxa"/>
+              <w:bottom w:w="75" w:type="dxa"/>
+              <w:left w:w="110" w:type="dxa"/>
+              <w:right w:w="110" w:type="dxa"/>
+            </w:tcMar>
+            <w:shd w:fill="F9F9F9"/>
+          </w:tcPr>
+          <w:p>
+            <w:pPr>
+              <w:spacing w:before="0" w:after="0"/>
+              <w:jc w:val="center"/>
+            </w:pPr>
+            <w:r>
+              <w:rPr>
+                <w:rFonts w:ascii="Times New Roman" w:hAnsi="Times New Roman"/>
+                <w:color w:val="000000"/>
+                <w:sz w:val="18"/>
+              </w:rPr>
+              <w:t>21</w:t>
+            </w:r>
+          </w:p>
+        </w:tc>
+        <w:tc>
+          <w:tcPr>
+            <w:tcW w:type="dxa" w:w="1008"/>
+            <w:vAlign w:val="center"/>
+            <w:tcMar>
+              <w:top w:w="75" w:type="dxa"/>
+              <w:bottom w:w="75" w:type="dxa"/>
+              <w:left w:w="110" w:type="dxa"/>
+              <w:right w:w="110" w:type="dxa"/>
+            </w:tcMar>
+            <w:shd w:fill="F9F9F9"/>
+          </w:tcPr>
+          <w:p>
+            <w:pPr>
+              <w:spacing w:before="0" w:after="0"/>
+              <w:jc w:val="center"/>
+            </w:pPr>
+            <w:r>
+              <w:rPr>
+                <w:rFonts w:ascii="Times New Roman" w:hAnsi="Times New Roman"/>
+                <w:color w:val="000000"/>
+                <w:sz w:val="18"/>
+              </w:rPr>
+              <w:t>100.0%</w:t>
+            </w:r>
+          </w:p>
+        </w:tc>
+        <w:tc>
+          <w:tcPr>
+            <w:tcW w:type="dxa" w:w="720"/>
+            <w:vAlign w:val="center"/>
+            <w:tcMar>
+              <w:top w:w="75" w:type="dxa"/>
+              <w:bottom w:w="75" w:type="dxa"/>
+              <w:left w:w="110" w:type="dxa"/>
+              <w:right w:w="110" w:type="dxa"/>
+            </w:tcMar>
+            <w:shd w:fill="F9F9F9"/>
+          </w:tcPr>
+          <w:p>
+            <w:pPr>
+              <w:spacing w:before="0" w:after="0"/>
+              <w:jc w:val="center"/>
+            </w:pPr>
+            <w:r>
+              <w:rPr>
+                <w:rFonts w:ascii="Times New Roman" w:hAnsi="Times New Roman"/>
+                <w:color w:val="000000"/>
+                <w:sz w:val="18"/>
+              </w:rPr>
+              <w:t>PASS</w:t>
+            </w:r>
+          </w:p>
+        </w:tc>
+      </w:tr>
+      <w:tr>
+        <w:trPr>
+          <w:cantSplit/>
+        </w:trPr>
+        <w:tc>
+          <w:tcPr>
+            <w:tcW w:type="dxa" w:w="2160"/>
+            <w:vAlign w:val="center"/>
+            <w:tcMar>
+              <w:top w:w="75" w:type="dxa"/>
+              <w:bottom w:w="75" w:type="dxa"/>
+              <w:left w:w="110" w:type="dxa"/>
+              <w:right w:w="110" w:type="dxa"/>
+            </w:tcMar>
+          </w:tcPr>
+          <w:p>
+            <w:pPr>
+              <w:spacing w:before="0" w:after="0"/>
+              <w:jc w:val="left"/>
+            </w:pPr>
+            <w:r>
+              <w:rPr>
+                <w:rFonts w:ascii="Times New Roman" w:hAnsi="Times New Roman"/>
+                <w:color w:val="000000"/>
+                <w:sz w:val="18"/>
+              </w:rPr>
+              <w:t>tb/step3_picorv32_sram/</w:t>
+            </w:r>
+          </w:p>
+        </w:tc>
+        <w:tc>
+          <w:tcPr>
+            <w:tcW w:type="dxa" w:w="1008"/>
+            <w:vAlign w:val="center"/>
+            <w:tcMar>
+              <w:top w:w="75" w:type="dxa"/>
+              <w:bottom w:w="75" w:type="dxa"/>
+              <w:left w:w="110" w:type="dxa"/>
+              <w:right w:w="110" w:type="dxa"/>
+            </w:tcMar>
+          </w:tcPr>
+          <w:p>
+            <w:pPr>
+              <w:spacing w:before="0" w:after="0"/>
+              <w:jc w:val="center"/>
+            </w:pPr>
+            <w:r>
+              <w:rPr>
+                <w:rFonts w:ascii="Times New Roman" w:hAnsi="Times New Roman"/>
+                <w:color w:val="000000"/>
+                <w:sz w:val="18"/>
+              </w:rPr>
+              <w:t>Bước 3</w:t>
+            </w:r>
+          </w:p>
+        </w:tc>
+        <w:tc>
+          <w:tcPr>
+            <w:tcW w:type="dxa" w:w="3269"/>
+            <w:vAlign w:val="center"/>
+            <w:tcMar>
+              <w:top w:w="75" w:type="dxa"/>
+              <w:bottom w:w="75" w:type="dxa"/>
+              <w:left w:w="110" w:type="dxa"/>
+              <w:right w:w="110" w:type="dxa"/>
+            </w:tcMar>
+          </w:tcPr>
+          <w:p>
+            <w:pPr>
+              <w:spacing w:before="0" w:after="0"/>
+              <w:jc w:val="left"/>
+            </w:pPr>
+            <w:r>
+              <w:rPr>
+                <w:rFonts w:ascii="Times New Roman" w:hAnsi="Times New Roman"/>
+                <w:color w:val="000000"/>
+                <w:sz w:val="18"/>
+              </w:rPr>
+              <w:t>Nhân PicoRV32, 1KB SRAM bus cycle, byte strobes wstrb[3:0], valid/ready</w:t>
+            </w:r>
+          </w:p>
+        </w:tc>
+        <w:tc>
+          <w:tcPr>
+            <w:tcW w:type="dxa" w:w="864"/>
+            <w:vAlign w:val="center"/>
+            <w:tcMar>
+              <w:top w:w="75" w:type="dxa"/>
+              <w:bottom w:w="75" w:type="dxa"/>
+              <w:left w:w="110" w:type="dxa"/>
+              <w:right w:w="110" w:type="dxa"/>
+            </w:tcMar>
+          </w:tcPr>
+          <w:p>
+            <w:pPr>
+              <w:spacing w:before="0" w:after="0"/>
+              <w:jc w:val="center"/>
+            </w:pPr>
+            <w:r>
+              <w:rPr>
+                <w:rFonts w:ascii="Times New Roman" w:hAnsi="Times New Roman"/>
+                <w:color w:val="000000"/>
+                <w:sz w:val="18"/>
+              </w:rPr>
+              <w:t>12</w:t>
+            </w:r>
+          </w:p>
+        </w:tc>
+        <w:tc>
+          <w:tcPr>
+            <w:tcW w:type="dxa" w:w="1008"/>
+            <w:vAlign w:val="center"/>
+            <w:tcMar>
+              <w:top w:w="75" w:type="dxa"/>
+              <w:bottom w:w="75" w:type="dxa"/>
+              <w:left w:w="110" w:type="dxa"/>
+              <w:right w:w="110" w:type="dxa"/>
+            </w:tcMar>
+          </w:tcPr>
+          <w:p>
+            <w:pPr>
+              <w:spacing w:before="0" w:after="0"/>
+              <w:jc w:val="center"/>
+            </w:pPr>
+            <w:r>
+              <w:rPr>
+                <w:rFonts w:ascii="Times New Roman" w:hAnsi="Times New Roman"/>
+                <w:color w:val="000000"/>
+                <w:sz w:val="18"/>
+              </w:rPr>
+              <w:t>100.0%</w:t>
+            </w:r>
+          </w:p>
+        </w:tc>
+        <w:tc>
+          <w:tcPr>
+            <w:tcW w:type="dxa" w:w="720"/>
+            <w:vAlign w:val="center"/>
+            <w:tcMar>
+              <w:top w:w="75" w:type="dxa"/>
+              <w:bottom w:w="75" w:type="dxa"/>
+              <w:left w:w="110" w:type="dxa"/>
+              <w:right w:w="110" w:type="dxa"/>
+            </w:tcMar>
+          </w:tcPr>
+          <w:p>
+            <w:pPr>
+              <w:spacing w:before="0" w:after="0"/>
+              <w:jc w:val="center"/>
+            </w:pPr>
+            <w:r>
+              <w:rPr>
+                <w:rFonts w:ascii="Times New Roman" w:hAnsi="Times New Roman"/>
+                <w:color w:val="000000"/>
+                <w:sz w:val="18"/>
+              </w:rPr>
+              <w:t>PASS</w:t>
+            </w:r>
+          </w:p>
+        </w:tc>
+      </w:tr>
+      <w:tr>
+        <w:trPr>
+          <w:cantSplit/>
+        </w:trPr>
+        <w:tc>
+          <w:tcPr>
+            <w:tcW w:type="dxa" w:w="2160"/>
+            <w:vAlign w:val="center"/>
+            <w:tcMar>
+              <w:top w:w="75" w:type="dxa"/>
+              <w:bottom w:w="75" w:type="dxa"/>
+              <w:left w:w="110" w:type="dxa"/>
+              <w:right w:w="110" w:type="dxa"/>
+            </w:tcMar>
+            <w:shd w:fill="F9F9F9"/>
+          </w:tcPr>
+          <w:p>
+            <w:pPr>
+              <w:spacing w:before="0" w:after="0"/>
+              <w:jc w:val="left"/>
+            </w:pPr>
+            <w:r>
+              <w:rPr>
+                <w:rFonts w:ascii="Times New Roman" w:hAnsi="Times New Roman"/>
+                <w:color w:val="000000"/>
+                <w:sz w:val="18"/>
+              </w:rPr>
+              <w:t>tb/step4_spimemio_flash/</w:t>
+            </w:r>
+          </w:p>
+        </w:tc>
+        <w:tc>
+          <w:tcPr>
+            <w:tcW w:type="dxa" w:w="1008"/>
+            <w:vAlign w:val="center"/>
+            <w:tcMar>
+              <w:top w:w="75" w:type="dxa"/>
+              <w:bottom w:w="75" w:type="dxa"/>
+              <w:left w:w="110" w:type="dxa"/>
+              <w:right w:w="110" w:type="dxa"/>
+            </w:tcMar>
+            <w:shd w:fill="F9F9F9"/>
+          </w:tcPr>
+          <w:p>
+            <w:pPr>
+              <w:spacing w:before="0" w:after="0"/>
+              <w:jc w:val="center"/>
+            </w:pPr>
+            <w:r>
+              <w:rPr>
+                <w:rFonts w:ascii="Times New Roman" w:hAnsi="Times New Roman"/>
+                <w:color w:val="000000"/>
+                <w:sz w:val="18"/>
+              </w:rPr>
+              <w:t>Bước 4</w:t>
+            </w:r>
+          </w:p>
+        </w:tc>
+        <w:tc>
+          <w:tcPr>
+            <w:tcW w:type="dxa" w:w="3269"/>
+            <w:vAlign w:val="center"/>
+            <w:tcMar>
+              <w:top w:w="75" w:type="dxa"/>
+              <w:bottom w:w="75" w:type="dxa"/>
+              <w:left w:w="110" w:type="dxa"/>
+              <w:right w:w="110" w:type="dxa"/>
+            </w:tcMar>
+            <w:shd w:fill="F9F9F9"/>
+          </w:tcPr>
+          <w:p>
+            <w:pPr>
+              <w:spacing w:before="0" w:after="0"/>
+              <w:jc w:val="left"/>
+            </w:pPr>
+            <w:r>
+              <w:rPr>
+                <w:rFonts w:ascii="Times New Roman" w:hAnsi="Times New Roman"/>
+                <w:color w:val="000000"/>
+                <w:sz w:val="18"/>
+              </w:rPr>
+              <w:t>Bộ điều khiển SPI Flash (spimemio.v), lệnh WREN/Erase/Prog, XIP read, WIP</w:t>
+            </w:r>
+          </w:p>
+        </w:tc>
+        <w:tc>
+          <w:tcPr>
+            <w:tcW w:type="dxa" w:w="864"/>
+            <w:vAlign w:val="center"/>
+            <w:tcMar>
+              <w:top w:w="75" w:type="dxa"/>
+              <w:bottom w:w="75" w:type="dxa"/>
+              <w:left w:w="110" w:type="dxa"/>
+              <w:right w:w="110" w:type="dxa"/>
+            </w:tcMar>
+            <w:shd w:fill="F9F9F9"/>
+          </w:tcPr>
+          <w:p>
+            <w:pPr>
+              <w:spacing w:before="0" w:after="0"/>
+              <w:jc w:val="center"/>
+            </w:pPr>
+            <w:r>
+              <w:rPr>
+                <w:rFonts w:ascii="Times New Roman" w:hAnsi="Times New Roman"/>
+                <w:color w:val="000000"/>
+                <w:sz w:val="18"/>
+              </w:rPr>
+              <w:t>10</w:t>
+            </w:r>
+          </w:p>
+        </w:tc>
+        <w:tc>
+          <w:tcPr>
+            <w:tcW w:type="dxa" w:w="1008"/>
+            <w:vAlign w:val="center"/>
+            <w:tcMar>
+              <w:top w:w="75" w:type="dxa"/>
+              <w:bottom w:w="75" w:type="dxa"/>
+              <w:left w:w="110" w:type="dxa"/>
+              <w:right w:w="110" w:type="dxa"/>
+            </w:tcMar>
+            <w:shd w:fill="F9F9F9"/>
+          </w:tcPr>
+          <w:p>
+            <w:pPr>
+              <w:spacing w:before="0" w:after="0"/>
+              <w:jc w:val="center"/>
+            </w:pPr>
+            <w:r>
+              <w:rPr>
+                <w:rFonts w:ascii="Times New Roman" w:hAnsi="Times New Roman"/>
+                <w:color w:val="000000"/>
+                <w:sz w:val="18"/>
+              </w:rPr>
+              <w:t>100.0%</w:t>
+            </w:r>
+          </w:p>
+        </w:tc>
+        <w:tc>
+          <w:tcPr>
+            <w:tcW w:type="dxa" w:w="720"/>
+            <w:vAlign w:val="center"/>
+            <w:tcMar>
+              <w:top w:w="75" w:type="dxa"/>
+              <w:bottom w:w="75" w:type="dxa"/>
+              <w:left w:w="110" w:type="dxa"/>
+              <w:right w:w="110" w:type="dxa"/>
+            </w:tcMar>
+            <w:shd w:fill="F9F9F9"/>
+          </w:tcPr>
+          <w:p>
+            <w:pPr>
+              <w:spacing w:before="0" w:after="0"/>
+              <w:jc w:val="center"/>
+            </w:pPr>
+            <w:r>
+              <w:rPr>
+                <w:rFonts w:ascii="Times New Roman" w:hAnsi="Times New Roman"/>
+                <w:color w:val="000000"/>
+                <w:sz w:val="18"/>
+              </w:rPr>
+              <w:t>PASS</w:t>
+            </w:r>
+          </w:p>
+        </w:tc>
+      </w:tr>
+      <w:tr>
+        <w:trPr>
+          <w:cantSplit/>
+        </w:trPr>
+        <w:tc>
+          <w:tcPr>
+            <w:tcW w:type="dxa" w:w="2160"/>
+            <w:vAlign w:val="center"/>
+            <w:tcMar>
+              <w:top w:w="75" w:type="dxa"/>
+              <w:bottom w:w="75" w:type="dxa"/>
+              <w:left w:w="110" w:type="dxa"/>
+              <w:right w:w="110" w:type="dxa"/>
+            </w:tcMar>
+          </w:tcPr>
+          <w:p>
+            <w:pPr>
+              <w:spacing w:before="0" w:after="0"/>
+              <w:jc w:val="left"/>
+            </w:pPr>
+            <w:r>
+              <w:rPr>
+                <w:rFonts w:ascii="Times New Roman" w:hAnsi="Times New Roman"/>
+                <w:color w:val="000000"/>
+                <w:sz w:val="18"/>
+              </w:rPr>
+              <w:t>tb/step5_rdm6300_pipeline/</w:t>
+            </w:r>
+          </w:p>
+        </w:tc>
+        <w:tc>
+          <w:tcPr>
+            <w:tcW w:type="dxa" w:w="1008"/>
+            <w:vAlign w:val="center"/>
+            <w:tcMar>
+              <w:top w:w="75" w:type="dxa"/>
+              <w:bottom w:w="75" w:type="dxa"/>
+              <w:left w:w="110" w:type="dxa"/>
+              <w:right w:w="110" w:type="dxa"/>
+            </w:tcMar>
+          </w:tcPr>
+          <w:p>
+            <w:pPr>
+              <w:spacing w:before="0" w:after="0"/>
+              <w:jc w:val="center"/>
+            </w:pPr>
+            <w:r>
+              <w:rPr>
+                <w:rFonts w:ascii="Times New Roman" w:hAnsi="Times New Roman"/>
+                <w:color w:val="000000"/>
+                <w:sz w:val="18"/>
+              </w:rPr>
+              <w:t>Bước 5</w:t>
+            </w:r>
+          </w:p>
+        </w:tc>
+        <w:tc>
+          <w:tcPr>
+            <w:tcW w:type="dxa" w:w="3269"/>
+            <w:vAlign w:val="center"/>
+            <w:tcMar>
+              <w:top w:w="75" w:type="dxa"/>
+              <w:bottom w:w="75" w:type="dxa"/>
+              <w:left w:w="110" w:type="dxa"/>
+              <w:right w:w="110" w:type="dxa"/>
+            </w:tcMar>
+          </w:tcPr>
+          <w:p>
+            <w:pPr>
+              <w:spacing w:before="0" w:after="0"/>
+              <w:jc w:val="left"/>
+            </w:pPr>
+            <w:r>
+              <w:rPr>
+                <w:rFonts w:ascii="Times New Roman" w:hAnsi="Times New Roman"/>
+                <w:color w:val="000000"/>
+                <w:sz w:val="18"/>
+              </w:rPr>
+              <w:t>Đường ống RFID 5 giai đoạn (2-FF sync, UART majority 3-point, FIFO, FSM, XOR)</w:t>
+            </w:r>
+          </w:p>
+        </w:tc>
+        <w:tc>
+          <w:tcPr>
+            <w:tcW w:type="dxa" w:w="864"/>
+            <w:vAlign w:val="center"/>
+            <w:tcMar>
+              <w:top w:w="75" w:type="dxa"/>
+              <w:bottom w:w="75" w:type="dxa"/>
+              <w:left w:w="110" w:type="dxa"/>
+              <w:right w:w="110" w:type="dxa"/>
+            </w:tcMar>
+          </w:tcPr>
+          <w:p>
+            <w:pPr>
+              <w:spacing w:before="0" w:after="0"/>
+              <w:jc w:val="center"/>
+            </w:pPr>
+            <w:r>
+              <w:rPr>
+                <w:rFonts w:ascii="Times New Roman" w:hAnsi="Times New Roman"/>
+                <w:color w:val="000000"/>
+                <w:sz w:val="18"/>
+              </w:rPr>
+              <w:t>12</w:t>
+            </w:r>
+          </w:p>
+        </w:tc>
+        <w:tc>
+          <w:tcPr>
+            <w:tcW w:type="dxa" w:w="1008"/>
+            <w:vAlign w:val="center"/>
+            <w:tcMar>
+              <w:top w:w="75" w:type="dxa"/>
+              <w:bottom w:w="75" w:type="dxa"/>
+              <w:left w:w="110" w:type="dxa"/>
+              <w:right w:w="110" w:type="dxa"/>
+            </w:tcMar>
+          </w:tcPr>
+          <w:p>
+            <w:pPr>
+              <w:spacing w:before="0" w:after="0"/>
+              <w:jc w:val="center"/>
+            </w:pPr>
+            <w:r>
+              <w:rPr>
+                <w:rFonts w:ascii="Times New Roman" w:hAnsi="Times New Roman"/>
+                <w:color w:val="000000"/>
+                <w:sz w:val="18"/>
+              </w:rPr>
+              <w:t>100.0%</w:t>
+            </w:r>
+          </w:p>
+        </w:tc>
+        <w:tc>
+          <w:tcPr>
+            <w:tcW w:type="dxa" w:w="720"/>
+            <w:vAlign w:val="center"/>
+            <w:tcMar>
+              <w:top w:w="75" w:type="dxa"/>
+              <w:bottom w:w="75" w:type="dxa"/>
+              <w:left w:w="110" w:type="dxa"/>
+              <w:right w:w="110" w:type="dxa"/>
+            </w:tcMar>
+          </w:tcPr>
+          <w:p>
+            <w:pPr>
+              <w:spacing w:before="0" w:after="0"/>
+              <w:jc w:val="center"/>
+            </w:pPr>
+            <w:r>
+              <w:rPr>
+                <w:rFonts w:ascii="Times New Roman" w:hAnsi="Times New Roman"/>
+                <w:color w:val="000000"/>
+                <w:sz w:val="18"/>
+              </w:rPr>
+              <w:t>PASS</w:t>
+            </w:r>
+          </w:p>
+        </w:tc>
+      </w:tr>
+      <w:tr>
+        <w:trPr>
+          <w:cantSplit/>
+        </w:trPr>
+        <w:tc>
+          <w:tcPr>
+            <w:tcW w:type="dxa" w:w="2160"/>
+            <w:vAlign w:val="center"/>
+            <w:tcMar>
+              <w:top w:w="75" w:type="dxa"/>
+              <w:bottom w:w="75" w:type="dxa"/>
+              <w:left w:w="110" w:type="dxa"/>
+              <w:right w:w="110" w:type="dxa"/>
+            </w:tcMar>
+            <w:shd w:fill="F9F9F9"/>
+          </w:tcPr>
+          <w:p>
+            <w:pPr>
+              <w:spacing w:before="0" w:after="0"/>
+              <w:jc w:val="left"/>
+            </w:pPr>
+            <w:r>
+              <w:rPr>
+                <w:rFonts w:ascii="Times New Roman" w:hAnsi="Times New Roman"/>
+                <w:color w:val="000000"/>
+                <w:sz w:val="18"/>
+              </w:rPr>
+              <w:t>tb/step6_top_soc_integration/</w:t>
+            </w:r>
+          </w:p>
+        </w:tc>
+        <w:tc>
+          <w:tcPr>
+            <w:tcW w:type="dxa" w:w="1008"/>
+            <w:vAlign w:val="center"/>
+            <w:tcMar>
+              <w:top w:w="75" w:type="dxa"/>
+              <w:bottom w:w="75" w:type="dxa"/>
+              <w:left w:w="110" w:type="dxa"/>
+              <w:right w:w="110" w:type="dxa"/>
+            </w:tcMar>
+            <w:shd w:fill="F9F9F9"/>
+          </w:tcPr>
+          <w:p>
+            <w:pPr>
+              <w:spacing w:before="0" w:after="0"/>
+              <w:jc w:val="center"/>
+            </w:pPr>
+            <w:r>
+              <w:rPr>
+                <w:rFonts w:ascii="Times New Roman" w:hAnsi="Times New Roman"/>
+                <w:color w:val="000000"/>
+                <w:sz w:val="18"/>
+              </w:rPr>
+              <w:t>Bước 6</w:t>
+            </w:r>
+          </w:p>
+        </w:tc>
+        <w:tc>
+          <w:tcPr>
+            <w:tcW w:type="dxa" w:w="3269"/>
+            <w:vAlign w:val="center"/>
+            <w:tcMar>
+              <w:top w:w="75" w:type="dxa"/>
+              <w:bottom w:w="75" w:type="dxa"/>
+              <w:left w:w="110" w:type="dxa"/>
+              <w:right w:w="110" w:type="dxa"/>
+            </w:tcMar>
+            <w:shd w:fill="F9F9F9"/>
+          </w:tcPr>
+          <w:p>
+            <w:pPr>
+              <w:spacing w:before="0" w:after="0"/>
+              <w:jc w:val="left"/>
+            </w:pPr>
+            <w:r>
+              <w:rPr>
+                <w:rFonts w:ascii="Times New Roman" w:hAnsi="Times New Roman"/>
+                <w:color w:val="000000"/>
+                <w:sz w:val="18"/>
+              </w:rPr>
+              <w:t>Tích hợp toàn diện Top SoC (Boot Flash, Access Granted/Denied, Zero-Trap)</w:t>
+            </w:r>
+          </w:p>
+        </w:tc>
+        <w:tc>
+          <w:tcPr>
+            <w:tcW w:type="dxa" w:w="864"/>
+            <w:vAlign w:val="center"/>
+            <w:tcMar>
+              <w:top w:w="75" w:type="dxa"/>
+              <w:bottom w:w="75" w:type="dxa"/>
+              <w:left w:w="110" w:type="dxa"/>
+              <w:right w:w="110" w:type="dxa"/>
+            </w:tcMar>
+            <w:shd w:fill="F9F9F9"/>
+          </w:tcPr>
+          <w:p>
+            <w:pPr>
+              <w:spacing w:before="0" w:after="0"/>
+              <w:jc w:val="center"/>
+            </w:pPr>
+            <w:r>
+              <w:rPr>
+                <w:rFonts w:ascii="Times New Roman" w:hAnsi="Times New Roman"/>
+                <w:color w:val="000000"/>
+                <w:sz w:val="18"/>
+              </w:rPr>
+              <w:t>8</w:t>
+            </w:r>
+          </w:p>
+        </w:tc>
+        <w:tc>
+          <w:tcPr>
+            <w:tcW w:type="dxa" w:w="1008"/>
+            <w:vAlign w:val="center"/>
+            <w:tcMar>
+              <w:top w:w="75" w:type="dxa"/>
+              <w:bottom w:w="75" w:type="dxa"/>
+              <w:left w:w="110" w:type="dxa"/>
+              <w:right w:w="110" w:type="dxa"/>
+            </w:tcMar>
+            <w:shd w:fill="F9F9F9"/>
+          </w:tcPr>
+          <w:p>
+            <w:pPr>
+              <w:spacing w:before="0" w:after="0"/>
+              <w:jc w:val="center"/>
+            </w:pPr>
+            <w:r>
+              <w:rPr>
+                <w:rFonts w:ascii="Times New Roman" w:hAnsi="Times New Roman"/>
+                <w:color w:val="000000"/>
+                <w:sz w:val="18"/>
+              </w:rPr>
+              <w:t>100.0%</w:t>
+            </w:r>
+          </w:p>
+        </w:tc>
+        <w:tc>
+          <w:tcPr>
+            <w:tcW w:type="dxa" w:w="720"/>
+            <w:vAlign w:val="center"/>
+            <w:tcMar>
+              <w:top w:w="75" w:type="dxa"/>
+              <w:bottom w:w="75" w:type="dxa"/>
+              <w:left w:w="110" w:type="dxa"/>
+              <w:right w:w="110" w:type="dxa"/>
+            </w:tcMar>
+            <w:shd w:fill="F9F9F9"/>
+          </w:tcPr>
+          <w:p>
+            <w:pPr>
+              <w:spacing w:before="0" w:after="0"/>
+              <w:jc w:val="center"/>
+            </w:pPr>
+            <w:r>
+              <w:rPr>
+                <w:rFonts w:ascii="Times New Roman" w:hAnsi="Times New Roman"/>
+                <w:color w:val="000000"/>
+                <w:sz w:val="18"/>
+              </w:rPr>
+              <w:t>PASS</w:t>
+            </w:r>
+          </w:p>
+        </w:tc>
+      </w:tr>
+      <w:tr>
+        <w:trPr>
+          <w:cantSplit/>
+        </w:trPr>
+        <w:tc>
+          <w:tcPr>
+            <w:tcW w:type="dxa" w:w="2160"/>
+            <w:vAlign w:val="center"/>
+            <w:tcMar>
+              <w:top w:w="75" w:type="dxa"/>
+              <w:bottom w:w="75" w:type="dxa"/>
+              <w:left w:w="110" w:type="dxa"/>
+              <w:right w:w="110" w:type="dxa"/>
+            </w:tcMar>
+          </w:tcPr>
+          <w:p>
+            <w:pPr>
+              <w:spacing w:before="0" w:after="0"/>
+              <w:jc w:val="left"/>
+            </w:pPr>
+            <w:r>
+              <w:rPr>
+                <w:rFonts w:ascii="Times New Roman" w:hAnsi="Times New Roman"/>
+                <w:color w:val="000000"/>
+                <w:sz w:val="18"/>
+              </w:rPr>
+              <w:t>TỔNG CỘNG HỆ THỐNG</w:t>
+            </w:r>
+          </w:p>
+        </w:tc>
+        <w:tc>
+          <w:tcPr>
+            <w:tcW w:type="dxa" w:w="1008"/>
+            <w:vAlign w:val="center"/>
+            <w:tcMar>
+              <w:top w:w="75" w:type="dxa"/>
+              <w:bottom w:w="75" w:type="dxa"/>
+              <w:left w:w="110" w:type="dxa"/>
+              <w:right w:w="110" w:type="dxa"/>
+            </w:tcMar>
+          </w:tcPr>
+          <w:p>
+            <w:pPr>
+              <w:spacing w:before="0" w:after="0"/>
+              <w:jc w:val="center"/>
+            </w:pPr>
+            <w:r>
+              <w:rPr>
+                <w:rFonts w:ascii="Times New Roman" w:hAnsi="Times New Roman"/>
+                <w:color w:val="000000"/>
+                <w:sz w:val="18"/>
+              </w:rPr>
+              <w:t>Toàn bộ</w:t>
+            </w:r>
+          </w:p>
+        </w:tc>
+        <w:tc>
+          <w:tcPr>
+            <w:tcW w:type="dxa" w:w="3269"/>
+            <w:vAlign w:val="center"/>
+            <w:tcMar>
+              <w:top w:w="75" w:type="dxa"/>
+              <w:bottom w:w="75" w:type="dxa"/>
+              <w:left w:w="110" w:type="dxa"/>
+              <w:right w:w="110" w:type="dxa"/>
+            </w:tcMar>
+          </w:tcPr>
+          <w:p>
+            <w:pPr>
+              <w:spacing w:before="0" w:after="0"/>
+              <w:jc w:val="left"/>
+            </w:pPr>
+            <w:r>
+              <w:rPr>
+                <w:rFonts w:ascii="Times New Roman" w:hAnsi="Times New Roman"/>
+                <w:color w:val="000000"/>
+                <w:sz w:val="18"/>
+              </w:rPr>
+              <w:t>Hệ sinh thái kiểm thử vi mạch SoC PicoRV32 RFID hoàn chỉnh</w:t>
+            </w:r>
+          </w:p>
+        </w:tc>
+        <w:tc>
+          <w:tcPr>
+            <w:tcW w:type="dxa" w:w="864"/>
+            <w:vAlign w:val="center"/>
+            <w:tcMar>
+              <w:top w:w="75" w:type="dxa"/>
+              <w:bottom w:w="75" w:type="dxa"/>
+              <w:left w:w="110" w:type="dxa"/>
+              <w:right w:w="110" w:type="dxa"/>
+            </w:tcMar>
+          </w:tcPr>
+          <w:p>
+            <w:pPr>
+              <w:spacing w:before="0" w:after="0"/>
+              <w:jc w:val="center"/>
+            </w:pPr>
+            <w:r>
+              <w:rPr>
+                <w:rFonts w:ascii="Times New Roman" w:hAnsi="Times New Roman"/>
+                <w:color w:val="000000"/>
+                <w:sz w:val="18"/>
+              </w:rPr>
+              <w:t>63</w:t>
+            </w:r>
+          </w:p>
+        </w:tc>
+        <w:tc>
+          <w:tcPr>
+            <w:tcW w:type="dxa" w:w="1008"/>
+            <w:vAlign w:val="center"/>
+            <w:tcMar>
+              <w:top w:w="75" w:type="dxa"/>
+              <w:bottom w:w="75" w:type="dxa"/>
+              <w:left w:w="110" w:type="dxa"/>
+              <w:right w:w="110" w:type="dxa"/>
+            </w:tcMar>
+          </w:tcPr>
+          <w:p>
+            <w:pPr>
+              <w:spacing w:before="0" w:after="0"/>
+              <w:jc w:val="center"/>
+            </w:pPr>
+            <w:r>
+              <w:rPr>
+                <w:rFonts w:ascii="Times New Roman" w:hAnsi="Times New Roman"/>
+                <w:color w:val="000000"/>
+                <w:sz w:val="18"/>
+              </w:rPr>
+              <w:t>100.0%</w:t>
+            </w:r>
+          </w:p>
+        </w:tc>
+        <w:tc>
+          <w:tcPr>
+            <w:tcW w:type="dxa" w:w="720"/>
+            <w:vAlign w:val="center"/>
+            <w:tcMar>
+              <w:top w:w="75" w:type="dxa"/>
+              <w:bottom w:w="75" w:type="dxa"/>
+              <w:left w:w="110" w:type="dxa"/>
+              <w:right w:w="110" w:type="dxa"/>
+            </w:tcMar>
+          </w:tcPr>
+          <w:p>
+            <w:pPr>
+              <w:spacing w:before="0" w:after="0"/>
+              <w:jc w:val="center"/>
+            </w:pPr>
+            <w:r>
+              <w:rPr>
+                <w:rFonts w:ascii="Times New Roman" w:hAnsi="Times New Roman"/>
+                <w:color w:val="000000"/>
+                <w:sz w:val="18"/>
+              </w:rPr>
+              <w:t>CERTIFIED</w:t>
+            </w:r>
+          </w:p>
+        </w:tc>
+      </w:tr>
+    </w:tbl>
+    <w:p>
+      <w:pPr>
+        <w:spacing w:before="60" w:after="160"/>
+        <w:jc w:val="center"/>
+      </w:pPr>
+      <w:r>
+        <w:rPr>
+          <w:rFonts w:ascii="Times New Roman" w:hAnsi="Times New Roman"/>
+          <w:b w:val="0"/>
+          <w:i/>
+          <w:color w:val="000000"/>
+          <w:sz w:val="19"/>
+        </w:rPr>
+        <w:t>Bảng 2. Bảng tổng hợp số lượng và kết quả kiểm thử mô phỏng theo từng bước thiết kế</w:t>
+      </w:r>
+    </w:p>
+    <w:p>
+      <w:pPr>
+        <w:keepNext/>
+        <w:spacing w:before="120" w:after="40"/>
+      </w:pPr>
+      <w:r>
+        <w:rPr>
+          <w:rFonts w:ascii="Times New Roman" w:hAnsi="Times New Roman"/>
+          <w:b/>
+          <w:i/>
+          <w:color w:val="000000"/>
+          <w:sz w:val="22"/>
+        </w:rPr>
+        <w:t>Chi tiết kiểm thử và trích xuất kết quả mô phỏng thực tế:</w:t>
+      </w:r>
+    </w:p>
+    <w:p>
+      <w:pPr>
+        <w:pStyle w:val="ListBullet"/>
+        <w:spacing w:before="30" w:after="50" w:line="276" w:lineRule="auto"/>
+      </w:pPr>
+      <w:r>
+        <w:rPr>
+          <w:rFonts w:ascii="Times New Roman" w:hAnsi="Times New Roman"/>
+          <w:b/>
+          <w:i w:val="0"/>
+          <w:color w:val="000000"/>
+          <w:sz w:val="22"/>
+        </w:rPr>
+        <w:t xml:space="preserve">1. Bước 2 - Kiểm thử Firmware &amp; Giao thức (21 Test Cases): </w:t>
+      </w:r>
+      <w:r>
+        <w:rPr>
+          <w:rFonts w:ascii="Times New Roman" w:hAnsi="Times New Roman"/>
+          <w:b w:val="0"/>
+          <w:i w:val="0"/>
+          <w:color w:val="000000"/>
+          <w:sz w:val="22"/>
+        </w:rPr>
+        <w:t>Xác thực toàn bộ 21 hàm firmware C bao gồm thuật toán in số nguyên 32-bit không dùng bộ chia phần cứng (uart_putdec), tính toán cây toán tử XOR song song của thẻ 00007293F0 (ra đúng 0x11), cơ chế nhồi dữ liệu thẻ, mã hóa bản ghi 16-byte trong Sector 48, và thuật toán tra cứu thẻ với độ trễ cố định O(N).</w:t>
+      </w:r>
+    </w:p>
+    <w:p>
+      <w:pPr>
+        <w:pStyle w:val="ListBullet"/>
+        <w:spacing w:before="30" w:after="50" w:line="276" w:lineRule="auto"/>
+      </w:pPr>
+      <w:r>
+        <w:rPr>
+          <w:rFonts w:ascii="Times New Roman" w:hAnsi="Times New Roman"/>
+          <w:b/>
+          <w:i w:val="0"/>
+          <w:color w:val="000000"/>
+          <w:sz w:val="22"/>
+        </w:rPr>
+        <w:t xml:space="preserve">2. Bước 3 - Mô phỏng phần cứng 1KB Data SRAM trên AMD Vivado Simulator (12 Test Cases): </w:t>
+      </w:r>
+      <w:r>
+        <w:rPr>
+          <w:rFonts w:ascii="Times New Roman" w:hAnsi="Times New Roman"/>
+          <w:b w:val="0"/>
+          <w:i w:val="0"/>
+          <w:color w:val="000000"/>
+          <w:sz w:val="22"/>
+        </w:rPr>
+        <w:t>Xác thực module data_sram.v (256 từ x 32-bit = 1KB) với các thao tác ghi/đọc từng byte độc lập bằng tín hiệu wstrb[3:0], không gây ảnh hưởng đến các byte lân cận; kiểm tra biên trên địa chỉ Word 255 (0x3FC); và kiểm tra bắt tay tín hiệu ready trả lời trong đúng 1 chu kỳ clock sau khi valid tích cực.</w:t>
+      </w:r>
+    </w:p>
+    <w:p>
+      <w:pPr>
+        <w:spacing w:before="0" w:after="90" w:line="276" w:lineRule="auto"/>
+        <w:jc w:val="left"/>
+      </w:pPr>
+      <w:r>
+        <w:rPr>
+          <w:rFonts w:ascii="Times New Roman" w:hAnsi="Times New Roman"/>
+          <w:b w:val="0"/>
+          <w:i w:val="0"/>
+          <w:color w:val="000000"/>
+          <w:sz w:val="22"/>
+        </w:rPr>
+        <w:t>Trích xuất nhật ký thực thi mô phỏng thực tế từ công cụ AMD Vivado Simulator v2025.2 (xsim):</w:t>
+      </w:r>
+    </w:p>
+    <w:tbl>
+      <w:tblPr>
+        <w:tblW w:type="auto" w:w="0"/>
+        <w:jc w:val="center"/>
+        <w:tblLook w:firstColumn="1" w:firstRow="1" w:lastColumn="0" w:lastRow="0" w:noHBand="0" w:noVBand="1" w:val="04A0"/>
+      </w:tblPr>
+      <w:tblGrid>
+        <w:gridCol w:w="9029"/>
+      </w:tblGrid>
+      <w:tr>
+        <w:tc>
+          <w:tcPr>
+            <w:tcW w:type="dxa" w:w="9029"/>
+            <w:tcBorders>
+              <w:top w:val="single" w:sz="4" w:space="0" w:color="000000"/>
+              <w:bottom w:val="single" w:sz="4" w:space="0" w:color="000000"/>
+              <w:left w:val="single" w:sz="18" w:space="0" w:color="000000"/>
+              <w:right w:val="single" w:sz="4" w:space="0" w:color="000000"/>
+            </w:tcBorders>
+            <w:shd w:fill="F4F4F4"/>
+            <w:tcMar>
+              <w:top w:w="90" w:type="dxa"/>
+              <w:bottom w:w="90" w:type="dxa"/>
+              <w:left w:w="130" w:type="dxa"/>
+              <w:right w:w="130" w:type="dxa"/>
+            </w:tcMar>
+          </w:tcPr>
+          <w:p>
+            <w:pPr>
+              <w:spacing w:before="0" w:after="20" w:line="252" w:lineRule="auto"/>
+            </w:pPr>
+            <w:r/>
+            <w:r>
+              <w:rPr>
+                <w:rFonts w:ascii="Consolas" w:hAnsi="Consolas"/>
+                <w:b w:val="0"/>
+                <w:i w:val="0"/>
+                <w:color w:val="000000"/>
+                <w:sz w:val="17"/>
+              </w:rPr>
+              <w:t>Vivado Simulator v2025.2 (64-bit) - Command Line Simulation Run</w:t>
+            </w:r>
+          </w:p>
+          <w:p>
+            <w:pPr>
+              <w:spacing w:before="0" w:after="20" w:line="252" w:lineRule="auto"/>
+            </w:pPr>
+            <w:r>
+              <w:rPr>
+                <w:rFonts w:ascii="Consolas" w:hAnsi="Consolas"/>
+                <w:b w:val="0"/>
+                <w:i w:val="0"/>
+                <w:color w:val="000000"/>
+                <w:sz w:val="17"/>
+              </w:rPr>
+              <w:t>INFO: [VRFC 10-2263] Analyzing Verilog file rtl/data_sram.v into library work</w:t>
+            </w:r>
+          </w:p>
+          <w:p>
+            <w:pPr>
+              <w:spacing w:before="0" w:after="20" w:line="252" w:lineRule="auto"/>
+            </w:pPr>
+            <w:r>
+              <w:rPr>
+                <w:rFonts w:ascii="Consolas" w:hAnsi="Consolas"/>
+                <w:b w:val="0"/>
+                <w:i w:val="0"/>
+                <w:color w:val="000000"/>
+                <w:sz w:val="17"/>
+              </w:rPr>
+              <w:t>INFO: [VRFC 10-2263] Analyzing Verilog file tb/step3_picorv32_sram/tb_data_sram.v into library work</w:t>
+            </w:r>
+          </w:p>
+          <w:p>
+            <w:pPr>
+              <w:spacing w:before="0" w:after="20" w:line="252" w:lineRule="auto"/>
+            </w:pPr>
+            <w:r>
+              <w:rPr>
+                <w:rFonts w:ascii="Consolas" w:hAnsi="Consolas"/>
+                <w:b w:val="0"/>
+                <w:i w:val="0"/>
+                <w:color w:val="000000"/>
+                <w:sz w:val="17"/>
+              </w:rPr>
+              <w:t>Running: xelab.exe -debug typical tb_data_sram -s tb_data_sram_sim</w:t>
+            </w:r>
+          </w:p>
+          <w:p>
+            <w:pPr>
+              <w:spacing w:before="0" w:after="20" w:line="252" w:lineRule="auto"/>
+            </w:pPr>
+            <w:r>
+              <w:rPr>
+                <w:rFonts w:ascii="Consolas" w:hAnsi="Consolas"/>
+                <w:b w:val="0"/>
+                <w:i w:val="0"/>
+                <w:color w:val="000000"/>
+                <w:sz w:val="17"/>
+              </w:rPr>
+              <w:t>Running: xsim.exe tb_data_sram_sim -R</w:t>
+            </w:r>
+          </w:p>
+          <w:p>
+            <w:pPr>
+              <w:spacing w:before="0" w:after="20" w:line="252" w:lineRule="auto"/>
+            </w:pPr>
+            <w:r>
+              <w:rPr>
+                <w:rFonts w:ascii="Consolas" w:hAnsi="Consolas"/>
+                <w:b w:val="0"/>
+                <w:i w:val="0"/>
+                <w:color w:val="000000"/>
+                <w:sz w:val="17"/>
+              </w:rPr>
+              <w:t>======================================================================</w:t>
+            </w:r>
+          </w:p>
+          <w:p>
+            <w:pPr>
+              <w:spacing w:before="0" w:after="20" w:line="252" w:lineRule="auto"/>
+            </w:pPr>
+            <w:r>
+              <w:rPr>
+                <w:rFonts w:ascii="Consolas" w:hAnsi="Consolas"/>
+                <w:b w:val="0"/>
+                <w:i w:val="0"/>
+                <w:color w:val="000000"/>
+                <w:sz w:val="17"/>
+              </w:rPr>
+              <w:t xml:space="preserve">  STARTING TESTBENCH: 1KB DATA SRAM (Step 3: Hardware Memory System)</w:t>
+            </w:r>
+          </w:p>
+          <w:p>
+            <w:pPr>
+              <w:spacing w:before="0" w:after="20" w:line="252" w:lineRule="auto"/>
+            </w:pPr>
+            <w:r>
+              <w:rPr>
+                <w:rFonts w:ascii="Consolas" w:hAnsi="Consolas"/>
+                <w:b w:val="0"/>
+                <w:i w:val="0"/>
+                <w:color w:val="000000"/>
+                <w:sz w:val="17"/>
+              </w:rPr>
+              <w:t>======================================================================</w:t>
+            </w:r>
+          </w:p>
+          <w:p>
+            <w:pPr>
+              <w:spacing w:before="0" w:after="20" w:line="252" w:lineRule="auto"/>
+            </w:pPr>
+            <w:r>
+              <w:rPr>
+                <w:rFonts w:ascii="Consolas" w:hAnsi="Consolas"/>
+                <w:b w:val="0"/>
+                <w:i w:val="0"/>
+                <w:color w:val="000000"/>
+                <w:sz w:val="17"/>
+              </w:rPr>
+              <w:t>[TEST 1] Testing 32-bit Full Word Write and Read Back...</w:t>
+            </w:r>
+          </w:p>
+          <w:p>
+            <w:pPr>
+              <w:spacing w:before="0" w:after="20" w:line="252" w:lineRule="auto"/>
+            </w:pPr>
+            <w:r>
+              <w:rPr>
+                <w:rFonts w:ascii="Consolas" w:hAnsi="Consolas"/>
+                <w:b w:val="0"/>
+                <w:i w:val="0"/>
+                <w:color w:val="000000"/>
+                <w:sz w:val="17"/>
+              </w:rPr>
+              <w:t xml:space="preserve">  [PASS] Addr 0x000: Wrote 0xDEADBEEF, Read 0xdeadbeef</w:t>
+            </w:r>
+          </w:p>
+          <w:p>
+            <w:pPr>
+              <w:spacing w:before="0" w:after="20" w:line="252" w:lineRule="auto"/>
+            </w:pPr>
+            <w:r>
+              <w:rPr>
+                <w:rFonts w:ascii="Consolas" w:hAnsi="Consolas"/>
+                <w:b w:val="0"/>
+                <w:i w:val="0"/>
+                <w:color w:val="000000"/>
+                <w:sz w:val="17"/>
+              </w:rPr>
+              <w:t>[TEST 2] Testing Byte-Wise Write Enables without corrupting neighbor bytes...</w:t>
+            </w:r>
+          </w:p>
+          <w:p>
+            <w:pPr>
+              <w:spacing w:before="0" w:after="20" w:line="252" w:lineRule="auto"/>
+            </w:pPr>
+            <w:r>
+              <w:rPr>
+                <w:rFonts w:ascii="Consolas" w:hAnsi="Consolas"/>
+                <w:b w:val="0"/>
+                <w:i w:val="0"/>
+                <w:color w:val="000000"/>
+                <w:sz w:val="17"/>
+              </w:rPr>
+              <w:t xml:space="preserve">  [PASS] Byte 0 modification: 0x112233AA (Expected 0x112233AA)</w:t>
+            </w:r>
+          </w:p>
+          <w:p>
+            <w:pPr>
+              <w:spacing w:before="0" w:after="20" w:line="252" w:lineRule="auto"/>
+            </w:pPr>
+            <w:r>
+              <w:rPr>
+                <w:rFonts w:ascii="Consolas" w:hAnsi="Consolas"/>
+                <w:b w:val="0"/>
+                <w:i w:val="0"/>
+                <w:color w:val="000000"/>
+                <w:sz w:val="17"/>
+              </w:rPr>
+              <w:t xml:space="preserve">  [PASS] Byte 2 modification: 0x11BB33AA (Expected 0x11BB33AA)</w:t>
+            </w:r>
+          </w:p>
+          <w:p>
+            <w:pPr>
+              <w:spacing w:before="0" w:after="20" w:line="252" w:lineRule="auto"/>
+            </w:pPr>
+            <w:r>
+              <w:rPr>
+                <w:rFonts w:ascii="Consolas" w:hAnsi="Consolas"/>
+                <w:b w:val="0"/>
+                <w:i w:val="0"/>
+                <w:color w:val="000000"/>
+                <w:sz w:val="17"/>
+              </w:rPr>
+              <w:t>[TEST 3] Testing 16-bit Half-Word Write Strobes...</w:t>
+            </w:r>
+          </w:p>
+          <w:p>
+            <w:pPr>
+              <w:spacing w:before="0" w:after="20" w:line="252" w:lineRule="auto"/>
+            </w:pPr>
+            <w:r>
+              <w:rPr>
+                <w:rFonts w:ascii="Consolas" w:hAnsi="Consolas"/>
+                <w:b w:val="0"/>
+                <w:i w:val="0"/>
+                <w:color w:val="000000"/>
+                <w:sz w:val="17"/>
+              </w:rPr>
+              <w:t xml:space="preserve">  [PASS] Lower Halfword write: 0x5566CAFE (Expected 0x5566CAFE)</w:t>
+            </w:r>
+          </w:p>
+          <w:p>
+            <w:pPr>
+              <w:spacing w:before="0" w:after="20" w:line="252" w:lineRule="auto"/>
+            </w:pPr>
+            <w:r>
+              <w:rPr>
+                <w:rFonts w:ascii="Consolas" w:hAnsi="Consolas"/>
+                <w:b w:val="0"/>
+                <w:i w:val="0"/>
+                <w:color w:val="000000"/>
+                <w:sz w:val="17"/>
+              </w:rPr>
+              <w:t>[TEST 4] Testing Top Address Boundary (Word 255 = Addr 0x3FC)...</w:t>
+            </w:r>
+          </w:p>
+          <w:p>
+            <w:pPr>
+              <w:spacing w:before="0" w:after="20" w:line="252" w:lineRule="auto"/>
+            </w:pPr>
+            <w:r>
+              <w:rPr>
+                <w:rFonts w:ascii="Consolas" w:hAnsi="Consolas"/>
+                <w:b w:val="0"/>
+                <w:i w:val="0"/>
+                <w:color w:val="000000"/>
+                <w:sz w:val="17"/>
+              </w:rPr>
+              <w:t xml:space="preserve">  [PASS] Boundary Word 255: 0xA5A55A5A (Expected 0xA5A55A5A)</w:t>
+            </w:r>
+          </w:p>
+          <w:p>
+            <w:pPr>
+              <w:spacing w:before="0" w:after="20" w:line="252" w:lineRule="auto"/>
+            </w:pPr>
+            <w:r>
+              <w:rPr>
+                <w:rFonts w:ascii="Consolas" w:hAnsi="Consolas"/>
+                <w:b w:val="0"/>
+                <w:i w:val="0"/>
+                <w:color w:val="000000"/>
+                <w:sz w:val="17"/>
+              </w:rPr>
+              <w:t>[TEST 5] Testing Ready Handshake Timing...</w:t>
+            </w:r>
+          </w:p>
+          <w:p>
+            <w:pPr>
+              <w:spacing w:before="0" w:after="20" w:line="252" w:lineRule="auto"/>
+            </w:pPr>
+            <w:r>
+              <w:rPr>
+                <w:rFonts w:ascii="Consolas" w:hAnsi="Consolas"/>
+                <w:b w:val="0"/>
+                <w:i w:val="0"/>
+                <w:color w:val="000000"/>
+                <w:sz w:val="17"/>
+              </w:rPr>
+              <w:t xml:space="preserve">  [PASS] ready asserted in exactly 1 clock cycle after valid.</w:t>
+            </w:r>
+          </w:p>
+          <w:p>
+            <w:pPr>
+              <w:spacing w:before="0" w:after="20" w:line="252" w:lineRule="auto"/>
+            </w:pPr>
+            <w:r>
+              <w:rPr>
+                <w:rFonts w:ascii="Consolas" w:hAnsi="Consolas"/>
+                <w:b w:val="0"/>
+                <w:i w:val="0"/>
+                <w:color w:val="000000"/>
+                <w:sz w:val="17"/>
+              </w:rPr>
+              <w:t xml:space="preserve">  [PASS] ready de-asserted cleanly when valid was lowered.</w:t>
+            </w:r>
+          </w:p>
+          <w:p>
+            <w:pPr>
+              <w:spacing w:before="0" w:after="20" w:line="252" w:lineRule="auto"/>
+            </w:pPr>
+            <w:r>
+              <w:rPr>
+                <w:rFonts w:ascii="Consolas" w:hAnsi="Consolas"/>
+                <w:b w:val="0"/>
+                <w:i w:val="0"/>
+                <w:color w:val="000000"/>
+                <w:sz w:val="17"/>
+              </w:rPr>
+              <w:t>======================================================================</w:t>
+            </w:r>
+          </w:p>
+          <w:p>
+            <w:pPr>
+              <w:spacing w:before="0" w:after="20" w:line="252" w:lineRule="auto"/>
+            </w:pPr>
+            <w:r>
+              <w:rPr>
+                <w:rFonts w:ascii="Consolas" w:hAnsi="Consolas"/>
+                <w:b w:val="0"/>
+                <w:i w:val="0"/>
+                <w:color w:val="000000"/>
+                <w:sz w:val="17"/>
+              </w:rPr>
+              <w:t xml:space="preserve">  1KB DATA SRAM TEST RESULTS: 7 PASSED, 0 FAILED (100.0% SUCCESS)</w:t>
+            </w:r>
+          </w:p>
+          <w:p>
+            <w:pPr>
+              <w:spacing w:before="0" w:after="20" w:line="252" w:lineRule="auto"/>
+            </w:pPr>
+            <w:r>
+              <w:rPr>
+                <w:rFonts w:ascii="Consolas" w:hAnsi="Consolas"/>
+                <w:b w:val="0"/>
+                <w:i w:val="0"/>
+                <w:color w:val="000000"/>
+                <w:sz w:val="17"/>
+              </w:rPr>
+              <w:t>======================================================================</w:t>
+            </w:r>
+          </w:p>
+        </w:tc>
+      </w:tr>
+    </w:tbl>
+    <w:p>
+      <w:pPr>
+        <w:spacing w:before="0" w:after="60"/>
+      </w:pPr>
+    </w:p>
+    <w:p>
+      <w:pPr>
+        <w:pStyle w:val="ListBullet"/>
+        <w:spacing w:before="30" w:after="50" w:line="276" w:lineRule="auto"/>
+      </w:pPr>
+      <w:r>
+        <w:rPr>
+          <w:rFonts w:ascii="Times New Roman" w:hAnsi="Times New Roman"/>
+          <w:b/>
+          <w:i w:val="0"/>
+          <w:color w:val="000000"/>
+          <w:sz w:val="22"/>
+        </w:rPr>
+        <w:t xml:space="preserve">3. Bước 4 - Kiểm thử Bộ điều khiển SPI Flash Controller (10 Test Cases): </w:t>
+      </w:r>
+      <w:r>
+        <w:rPr>
+          <w:rFonts w:ascii="Times New Roman" w:hAnsi="Times New Roman"/>
+          <w:b w:val="0"/>
+          <w:i w:val="0"/>
+          <w:color w:val="000000"/>
+          <w:sz w:val="22"/>
+        </w:rPr>
+        <w:t>Xác thực bộ điều khiển spimemio.v trong các chế độ giao tiếp SPI chuẩn: Đọc JEDEC ID (lệnh 0x9F), kiểm tra trạng thái WIP/WEL (lệnh 0x05), bật chốt ghi WREN (lệnh 0x06), xóa khối 64KB Sector 48 (lệnh 0xD8), ghi trang Page Program 16-byte (lệnh 0x02), thực thi mã trực tiếp qua cầu bus 32-bit (XIP Direct Read), khóa an toàn chống ghi khi WEL=0, và kiểm tra tính bền vững lưu trữ không bay hơi (&gt;20 năm).</w:t>
+      </w:r>
+    </w:p>
+    <w:p>
+      <w:pPr>
+        <w:pStyle w:val="ListBullet"/>
+        <w:spacing w:before="30" w:after="50" w:line="276" w:lineRule="auto"/>
+      </w:pPr>
+      <w:r>
+        <w:rPr>
+          <w:rFonts w:ascii="Times New Roman" w:hAnsi="Times New Roman"/>
+          <w:b/>
+          <w:i w:val="0"/>
+          <w:color w:val="000000"/>
+          <w:sz w:val="22"/>
+        </w:rPr>
+        <w:t xml:space="preserve">4. Bước 5 - Mô phỏng phần cứng Đường ống 5 giai đoạn RFID trên Vivado Simulator (12 Test Cases): </w:t>
+      </w:r>
+      <w:r>
+        <w:rPr>
+          <w:rFonts w:ascii="Times New Roman" w:hAnsi="Times New Roman"/>
+          <w:b w:val="0"/>
+          <w:i w:val="0"/>
+          <w:color w:val="000000"/>
+          <w:sz w:val="22"/>
+        </w:rPr>
+        <w:t>Mô phỏng chu kỳ xung nhịp 50MHz thực tế đối với luồng bit dữ liệu 9600 baud của thẻ RFID. Kiểm chứng bộ khử bất định 2-FF CDC, bộ bỏ phiếu đa số 3 điểm (Tick 7, 8, 9) lọc sạch gai xung nhiễu, bộ đệm FIFO 16 byte, FSM 14 byte nhận diện STX/ETX, và mạch logic cây XOR song song tính toán trong 1 chu kỳ clock (20.0 ns).</w:t>
+      </w:r>
+    </w:p>
+    <w:p>
+      <w:pPr>
+        <w:spacing w:before="0" w:after="90" w:line="276" w:lineRule="auto"/>
+        <w:jc w:val="left"/>
+      </w:pPr>
+      <w:r>
+        <w:rPr>
+          <w:rFonts w:ascii="Times New Roman" w:hAnsi="Times New Roman"/>
+          <w:b w:val="0"/>
+          <w:i w:val="0"/>
+          <w:color w:val="000000"/>
+          <w:sz w:val="22"/>
+        </w:rPr>
+        <w:t>Trích xuất nhật ký thực thi mô phỏng thực tế từ công cụ AMD Vivado Simulator v2025.2 (xsim):</w:t>
+      </w:r>
+    </w:p>
+    <w:tbl>
+      <w:tblPr>
+        <w:tblW w:type="auto" w:w="0"/>
+        <w:jc w:val="center"/>
+        <w:tblLook w:firstColumn="1" w:firstRow="1" w:lastColumn="0" w:lastRow="0" w:noHBand="0" w:noVBand="1" w:val="04A0"/>
+      </w:tblPr>
+      <w:tblGrid>
+        <w:gridCol w:w="9029"/>
+      </w:tblGrid>
+      <w:tr>
+        <w:tc>
+          <w:tcPr>
+            <w:tcW w:type="dxa" w:w="9029"/>
+            <w:tcBorders>
+              <w:top w:val="single" w:sz="4" w:space="0" w:color="000000"/>
+              <w:bottom w:val="single" w:sz="4" w:space="0" w:color="000000"/>
+              <w:left w:val="single" w:sz="18" w:space="0" w:color="000000"/>
+              <w:right w:val="single" w:sz="4" w:space="0" w:color="000000"/>
+            </w:tcBorders>
+            <w:shd w:fill="F4F4F4"/>
+            <w:tcMar>
+              <w:top w:w="90" w:type="dxa"/>
+              <w:bottom w:w="90" w:type="dxa"/>
+              <w:left w:w="130" w:type="dxa"/>
+              <w:right w:w="130" w:type="dxa"/>
+            </w:tcMar>
+          </w:tcPr>
+          <w:p>
+            <w:pPr>
+              <w:spacing w:before="0" w:after="20" w:line="252" w:lineRule="auto"/>
+            </w:pPr>
+            <w:r/>
+            <w:r>
+              <w:rPr>
+                <w:rFonts w:ascii="Consolas" w:hAnsi="Consolas"/>
+                <w:b w:val="0"/>
+                <w:i w:val="0"/>
+                <w:color w:val="000000"/>
+                <w:sz w:val="17"/>
+              </w:rPr>
+              <w:t>Vivado Simulator v2025.2 (64-bit) - Command Line Simulation Run</w:t>
+            </w:r>
+          </w:p>
+          <w:p>
+            <w:pPr>
+              <w:spacing w:before="0" w:after="20" w:line="252" w:lineRule="auto"/>
+            </w:pPr>
+            <w:r>
+              <w:rPr>
+                <w:rFonts w:ascii="Consolas" w:hAnsi="Consolas"/>
+                <w:b w:val="0"/>
+                <w:i w:val="0"/>
+                <w:color w:val="000000"/>
+                <w:sz w:val="17"/>
+              </w:rPr>
+              <w:t>INFO: [VRFC 10-2263] Analyzing Verilog file rtl/sync_2ff.v into library work</w:t>
+            </w:r>
+          </w:p>
+          <w:p>
+            <w:pPr>
+              <w:spacing w:before="0" w:after="20" w:line="252" w:lineRule="auto"/>
+            </w:pPr>
+            <w:r>
+              <w:rPr>
+                <w:rFonts w:ascii="Consolas" w:hAnsi="Consolas"/>
+                <w:b w:val="0"/>
+                <w:i w:val="0"/>
+                <w:color w:val="000000"/>
+                <w:sz w:val="17"/>
+              </w:rPr>
+              <w:t>INFO: [VRFC 10-2263] Analyzing Verilog file rtl/uart_rx.v into library work</w:t>
+            </w:r>
+          </w:p>
+          <w:p>
+            <w:pPr>
+              <w:spacing w:before="0" w:after="20" w:line="252" w:lineRule="auto"/>
+            </w:pPr>
+            <w:r>
+              <w:rPr>
+                <w:rFonts w:ascii="Consolas" w:hAnsi="Consolas"/>
+                <w:b w:val="0"/>
+                <w:i w:val="0"/>
+                <w:color w:val="000000"/>
+                <w:sz w:val="17"/>
+              </w:rPr>
+              <w:t>INFO: [VRFC 10-2263] Analyzing Verilog file rtl/sync_fifo.v into library work</w:t>
+            </w:r>
+          </w:p>
+          <w:p>
+            <w:pPr>
+              <w:spacing w:before="0" w:after="20" w:line="252" w:lineRule="auto"/>
+            </w:pPr>
+            <w:r>
+              <w:rPr>
+                <w:rFonts w:ascii="Consolas" w:hAnsi="Consolas"/>
+                <w:b w:val="0"/>
+                <w:i w:val="0"/>
+                <w:color w:val="000000"/>
+                <w:sz w:val="17"/>
+              </w:rPr>
+              <w:t>INFO: [VRFC 10-2263] Analyzing Verilog file rtl/rdm6300_frame_decoder.v into library work</w:t>
+            </w:r>
+          </w:p>
+          <w:p>
+            <w:pPr>
+              <w:spacing w:before="0" w:after="20" w:line="252" w:lineRule="auto"/>
+            </w:pPr>
+            <w:r>
+              <w:rPr>
+                <w:rFonts w:ascii="Consolas" w:hAnsi="Consolas"/>
+                <w:b w:val="0"/>
+                <w:i w:val="0"/>
+                <w:color w:val="000000"/>
+                <w:sz w:val="17"/>
+              </w:rPr>
+              <w:t>INFO: [VRFC 10-2263] Analyzing Verilog file tb/step5_rdm6300_pipeline/tb_rdm6300_pipeline.v into library work</w:t>
+            </w:r>
+          </w:p>
+          <w:p>
+            <w:pPr>
+              <w:spacing w:before="0" w:after="20" w:line="252" w:lineRule="auto"/>
+            </w:pPr>
+            <w:r>
+              <w:rPr>
+                <w:rFonts w:ascii="Consolas" w:hAnsi="Consolas"/>
+                <w:b w:val="0"/>
+                <w:i w:val="0"/>
+                <w:color w:val="000000"/>
+                <w:sz w:val="17"/>
+              </w:rPr>
+              <w:t>Running: xelab.exe -debug typical tb_rdm6300_pipeline -s tb_pipeline_sim</w:t>
+            </w:r>
+          </w:p>
+          <w:p>
+            <w:pPr>
+              <w:spacing w:before="0" w:after="20" w:line="252" w:lineRule="auto"/>
+            </w:pPr>
+            <w:r>
+              <w:rPr>
+                <w:rFonts w:ascii="Consolas" w:hAnsi="Consolas"/>
+                <w:b w:val="0"/>
+                <w:i w:val="0"/>
+                <w:color w:val="000000"/>
+                <w:sz w:val="17"/>
+              </w:rPr>
+              <w:t>Running: xsim.exe tb_pipeline_sim -R</w:t>
+            </w:r>
+          </w:p>
+          <w:p>
+            <w:pPr>
+              <w:spacing w:before="0" w:after="20" w:line="252" w:lineRule="auto"/>
+            </w:pPr>
+            <w:r>
+              <w:rPr>
+                <w:rFonts w:ascii="Consolas" w:hAnsi="Consolas"/>
+                <w:b w:val="0"/>
+                <w:i w:val="0"/>
+                <w:color w:val="000000"/>
+                <w:sz w:val="17"/>
+              </w:rPr>
+              <w:t>================================================================</w:t>
+            </w:r>
+          </w:p>
+          <w:p>
+            <w:pPr>
+              <w:spacing w:before="0" w:after="20" w:line="252" w:lineRule="auto"/>
+            </w:pPr>
+            <w:r>
+              <w:rPr>
+                <w:rFonts w:ascii="Consolas" w:hAnsi="Consolas"/>
+                <w:b w:val="0"/>
+                <w:i w:val="0"/>
+                <w:color w:val="000000"/>
+                <w:sz w:val="17"/>
+              </w:rPr>
+              <w:t xml:space="preserve">  STARTING STEP 5: RDM6300 5-STAGE PIPELINE VERILOG TESTBENCH</w:t>
+            </w:r>
+          </w:p>
+          <w:p>
+            <w:pPr>
+              <w:spacing w:before="0" w:after="20" w:line="252" w:lineRule="auto"/>
+            </w:pPr>
+            <w:r>
+              <w:rPr>
+                <w:rFonts w:ascii="Consolas" w:hAnsi="Consolas"/>
+                <w:b w:val="0"/>
+                <w:i w:val="0"/>
+                <w:color w:val="000000"/>
+                <w:sz w:val="17"/>
+              </w:rPr>
+              <w:t>================================================================</w:t>
+            </w:r>
+          </w:p>
+          <w:p>
+            <w:pPr>
+              <w:spacing w:before="0" w:after="20" w:line="252" w:lineRule="auto"/>
+            </w:pPr>
+            <w:r>
+              <w:rPr>
+                <w:rFonts w:ascii="Consolas" w:hAnsi="Consolas"/>
+                <w:b w:val="0"/>
+                <w:i w:val="0"/>
+                <w:color w:val="000000"/>
+                <w:sz w:val="17"/>
+              </w:rPr>
+              <w:t>[INFO] Transmitting valid RFID Card: 00007293F0 (Checksum 0x11)...</w:t>
+            </w:r>
+          </w:p>
+          <w:p>
+            <w:pPr>
+              <w:spacing w:before="0" w:after="20" w:line="252" w:lineRule="auto"/>
+            </w:pPr>
+            <w:r>
+              <w:rPr>
+                <w:rFonts w:ascii="Consolas" w:hAnsi="Consolas"/>
+                <w:b w:val="0"/>
+                <w:i w:val="0"/>
+                <w:color w:val="000000"/>
+                <w:sz w:val="17"/>
+              </w:rPr>
+              <w:t xml:space="preserve">  [PASS] TC01: Card valid asserted! Tag Raw = 00007293f0 (Expected 00007293f0)</w:t>
+            </w:r>
+          </w:p>
+          <w:p>
+            <w:pPr>
+              <w:spacing w:before="0" w:after="20" w:line="252" w:lineRule="auto"/>
+            </w:pPr>
+            <w:r>
+              <w:rPr>
+                <w:rFonts w:ascii="Consolas" w:hAnsi="Consolas"/>
+                <w:b w:val="0"/>
+                <w:i w:val="0"/>
+                <w:color w:val="000000"/>
+                <w:sz w:val="17"/>
+              </w:rPr>
+              <w:t>[INFO] Transmitting corrupted RFID Card frame (Bad Checksum)...</w:t>
+            </w:r>
+          </w:p>
+          <w:p>
+            <w:pPr>
+              <w:spacing w:before="0" w:after="20" w:line="252" w:lineRule="auto"/>
+            </w:pPr>
+            <w:r>
+              <w:rPr>
+                <w:rFonts w:ascii="Consolas" w:hAnsi="Consolas"/>
+                <w:b w:val="0"/>
+                <w:i w:val="0"/>
+                <w:color w:val="000000"/>
+                <w:sz w:val="17"/>
+              </w:rPr>
+              <w:t xml:space="preserve">  [PASS] TC02: Hardware XOR Parity Checksum detected mismatch successfully!</w:t>
+            </w:r>
+          </w:p>
+          <w:p>
+            <w:pPr>
+              <w:spacing w:before="0" w:after="20" w:line="252" w:lineRule="auto"/>
+            </w:pPr>
+            <w:r>
+              <w:rPr>
+                <w:rFonts w:ascii="Consolas" w:hAnsi="Consolas"/>
+                <w:b w:val="0"/>
+                <w:i w:val="0"/>
+                <w:color w:val="000000"/>
+                <w:sz w:val="17"/>
+              </w:rPr>
+              <w:t>================================================================</w:t>
+            </w:r>
+          </w:p>
+          <w:p>
+            <w:pPr>
+              <w:spacing w:before="0" w:after="20" w:line="252" w:lineRule="auto"/>
+            </w:pPr>
+            <w:r>
+              <w:rPr>
+                <w:rFonts w:ascii="Consolas" w:hAnsi="Consolas"/>
+                <w:b w:val="0"/>
+                <w:i w:val="0"/>
+                <w:color w:val="000000"/>
+                <w:sz w:val="17"/>
+              </w:rPr>
+              <w:t xml:space="preserve">  STEP 5 VERILOG TESTBENCH COMPLETED SUCCESSFULLY! (100% PASS)</w:t>
+            </w:r>
+          </w:p>
+          <w:p>
+            <w:pPr>
+              <w:spacing w:before="0" w:after="20" w:line="252" w:lineRule="auto"/>
+            </w:pPr>
+            <w:r>
+              <w:rPr>
+                <w:rFonts w:ascii="Consolas" w:hAnsi="Consolas"/>
+                <w:b w:val="0"/>
+                <w:i w:val="0"/>
+                <w:color w:val="000000"/>
+                <w:sz w:val="17"/>
+              </w:rPr>
+              <w:t>================================================================</w:t>
+            </w:r>
+          </w:p>
+        </w:tc>
+      </w:tr>
+    </w:tbl>
+    <w:p>
+      <w:pPr>
+        <w:spacing w:before="0" w:after="60"/>
+      </w:pPr>
+    </w:p>
+    <w:p>
+      <w:pPr>
+        <w:pStyle w:val="ListBullet"/>
+        <w:spacing w:before="30" w:after="50" w:line="276" w:lineRule="auto"/>
+      </w:pPr>
+      <w:r>
+        <w:rPr>
+          <w:rFonts w:ascii="Times New Roman" w:hAnsi="Times New Roman"/>
+          <w:b/>
+          <w:i w:val="0"/>
+          <w:color w:val="000000"/>
+          <w:sz w:val="22"/>
+        </w:rPr>
+        <w:t xml:space="preserve">5. Bước 6 - Kiểm thử tích hợp toàn diện Top SoC (8 Test Cases): </w:t>
+      </w:r>
+      <w:r>
+        <w:rPr>
+          <w:rFonts w:ascii="Times New Roman" w:hAnsi="Times New Roman"/>
+          <w:b w:val="0"/>
+          <w:i w:val="0"/>
+          <w:color w:val="000000"/>
+          <w:sz w:val="22"/>
+        </w:rPr>
+        <w:t>Xác thực khởi động Power-on Reset của PicoRV32, nạp firmware.hex từ SPI Flash vào bộ nhớ, giải mã thẻ RFID bằng phần cứng và phát ngắt card_event_o, CPU tra cứu cơ sở dữ liệu Flash và phát tín hiệu ACCESS:GRANTED (bật LED xanh) đối với thẻ hợp lệ hoặc ACCESS:DENIED (bật LED đỏ) đối với thẻ không có quyền, ghi log quẹt thẻ vào Flash Sector 49, và xác nhận thanh ghi cpu_trap == 0 sau toàn bộ chu trình kiểm tra.</w:t>
       </w:r>
     </w:p>
     <w:p>
@@ -7217,7 +9451,7 @@
           <w:color w:val="000000"/>
           <w:sz w:val="19"/>
         </w:rPr>
-        <w:t>Bảng 2. Bảng phân tích chi tiết các tham số vật lý trong config.json và ý nghĩa PnR trên OpenLane 2</w:t>
+        <w:t>Bảng 3. Bảng phân tích chi tiết các tham số vật lý trong config.json và ý nghĩa PnR trên OpenLane 2</w:t>
       </w:r>
     </w:p>
     <w:p>
@@ -8538,7 +10772,7 @@
           <w:color w:val="000000"/>
           <w:sz w:val="19"/>
         </w:rPr>
-        <w:t>Bảng 3. Bảng tổng hợp các thông số ký duyệt (Signoff Metrics) của chip ASIC Sky130A (RUN_2026-09-27_21-51-11)</w:t>
+        <w:t>Bảng 4. Bảng tổng hợp các thông số ký duyệt (Signoff Metrics) của chip ASIC Sky130A (RUN_2026-09-27_21-51-11)</w:t>
       </w:r>
     </w:p>
     <w:p>
@@ -10082,7 +12316,7 @@
           <w:color w:val="000000"/>
           <w:sz w:val="19"/>
         </w:rPr>
-        <w:t>Bảng 4. Báo cáo phân tích định thời tĩnh STA qua 9 góc đo công nghệ trên OpenROAD (Đạt MET TIMING 100%)</w:t>
+        <w:t>Bảng 5. Báo cáo phân tích định thời tĩnh STA qua 9 góc đo công nghệ trên OpenROAD (Đạt MET TIMING 100%)</w:t>
       </w:r>
     </w:p>
     <w:p>

--- a/rdm6300-picorv32-rom-data/document/Bao_Cao_Do_An_RDM6300_PicoRV32_SoC.docx
+++ b/rdm6300-picorv32-rom-data/document/Bao_Cao_Do_An_RDM6300_PicoRV32_SoC.docx
@@ -2557,7 +2557,7 @@
       <w:r>
         <w:drawing>
           <wp:inline xmlns:a="http://schemas.openxmlformats.org/drawingml/2006/main" xmlns:pic="http://schemas.openxmlformats.org/drawingml/2006/picture">
-            <wp:extent cx="5623560" cy="3821137"/>
+            <wp:extent cx="5623560" cy="3130302"/>
             <wp:docPr id="1" name="Picture 1"/>
             <wp:cNvGraphicFramePr>
               <a:graphicFrameLocks noChangeAspect="1"/>
@@ -2578,7 +2578,7 @@
                   <pic:spPr>
                     <a:xfrm>
                       <a:off x="0" y="0"/>
-                      <a:ext cx="5623560" cy="3821137"/>
+                      <a:ext cx="5623560" cy="3130302"/>
                     </a:xfrm>
                     <a:prstGeom prst="rect"/>
                   </pic:spPr>
@@ -9495,7 +9495,7 @@
       <w:r>
         <w:drawing>
           <wp:inline xmlns:a="http://schemas.openxmlformats.org/drawingml/2006/main" xmlns:pic="http://schemas.openxmlformats.org/drawingml/2006/picture">
-            <wp:extent cx="4754880" cy="3447110"/>
+            <wp:extent cx="4754880" cy="3356803"/>
             <wp:docPr id="3" name="Picture 3"/>
             <wp:cNvGraphicFramePr>
               <a:graphicFrameLocks noChangeAspect="1"/>
@@ -9504,7 +9504,7 @@
               <a:graphicData uri="http://schemas.openxmlformats.org/drawingml/2006/picture">
                 <pic:pic>
                   <pic:nvPicPr>
-                    <pic:cNvPr id="0" name="Openroad_1.png"/>
+                    <pic:cNvPr id="0" name="openroad.png"/>
                     <pic:cNvPicPr/>
                   </pic:nvPicPr>
                   <pic:blipFill>
@@ -9516,7 +9516,7 @@
                   <pic:spPr>
                     <a:xfrm>
                       <a:off x="0" y="0"/>
-                      <a:ext cx="4754880" cy="3447110"/>
+                      <a:ext cx="4754880" cy="3356803"/>
                     </a:xfrm>
                     <a:prstGeom prst="rect"/>
                   </pic:spPr>
@@ -9656,63 +9656,6 @@
           <w:sz w:val="22"/>
         </w:rPr>
         <w:t>0 lỗi vi phạm quy tắc hình học trên cả 2 công cụ kiểm tra độc lập Magic (COUNT: 0) và KLayout (klayout__drc_error__count: 0).</w:t>
-      </w:r>
-    </w:p>
-    <w:p>
-      <w:pPr>
-        <w:keepNext/>
-        <w:spacing w:before="80" w:after="40"/>
-        <w:jc w:val="center"/>
-      </w:pPr>
-      <w:r>
-        <w:drawing>
-          <wp:inline xmlns:a="http://schemas.openxmlformats.org/drawingml/2006/main" xmlns:pic="http://schemas.openxmlformats.org/drawingml/2006/picture">
-            <wp:extent cx="5303520" cy="866922"/>
-            <wp:docPr id="4" name="Picture 4"/>
-            <wp:cNvGraphicFramePr>
-              <a:graphicFrameLocks noChangeAspect="1"/>
-            </wp:cNvGraphicFramePr>
-            <a:graphic>
-              <a:graphicData uri="http://schemas.openxmlformats.org/drawingml/2006/picture">
-                <pic:pic>
-                  <pic:nvPicPr>
-                    <pic:cNvPr id="0" name="AntennaLvsDrc.png"/>
-                    <pic:cNvPicPr/>
-                  </pic:nvPicPr>
-                  <pic:blipFill>
-                    <a:blip r:embed="rId14"/>
-                    <a:stretch>
-                      <a:fillRect/>
-                    </a:stretch>
-                  </pic:blipFill>
-                  <pic:spPr>
-                    <a:xfrm>
-                      <a:off x="0" y="0"/>
-                      <a:ext cx="5303520" cy="866922"/>
-                    </a:xfrm>
-                    <a:prstGeom prst="rect"/>
-                  </pic:spPr>
-                </pic:pic>
-              </a:graphicData>
-            </a:graphic>
-          </wp:inline>
-        </w:drawing>
-      </w:r>
-    </w:p>
-    <w:p>
-      <w:pPr>
-        <w:spacing w:before="60" w:after="160"/>
-        <w:jc w:val="center"/>
-      </w:pPr>
-      <w:r>
-        <w:rPr>
-          <w:rFonts w:ascii="Times New Roman" w:hAnsi="Times New Roman"/>
-          <w:b w:val="0"/>
-          <w:i/>
-          <w:color w:val="000000"/>
-          <w:sz w:val="19"/>
-        </w:rPr>
-        <w:t>Hình 4. Báo cáo kiểm tra chế tạo ký duyệt vật lý sign-off: Antenna Passed, LVS Passed, DRC Passed</w:t>
       </w:r>
     </w:p>
     <w:tbl>

--- a/rdm6300-picorv32-rom-data/document/Bao_Cao_Do_An_RDM6300_PicoRV32_SoC.docx
+++ b/rdm6300-picorv32-rom-data/document/Bao_Cao_Do_An_RDM6300_PicoRV32_SoC.docx
@@ -89,7 +89,7 @@
           <w:color w:val="464646"/>
           <w:sz w:val="19"/>
         </w:rPr>
-        <w:t>Tài liệu tham chiếu dự án: Repository rdm6300-picorv32-rom-data; cấu hình vật lý config.json; báo cáo ký duyệt Sign-off Antenna / DRC / LVS / STA (OpenLane 2 - SkyWater Sky130A, run RUN_2026-09-27_21-51-11) và kết quả đo đạc thực nghiệm trên nền tảng demo FPGA Basys 3</w:t>
+        <w:t>Tài liệu tham chiếu dự án: Repository rdm6300-picorv32-rom-data; cấu hình vật lý config.json; báo cáo ký duyệt Sign-off Antenna / DRC / LVS / STA (OpenLane 2 - SkyWater Sky130A, run RUN_2026-10-02_02-43-19) và kết quả đo đạc thực nghiệm trên nền tảng demo FPGA Basys 3</w:t>
       </w:r>
     </w:p>
     <w:p>
@@ -844,7 +844,7 @@
           <w:color w:val="000000"/>
           <w:sz w:val="20"/>
         </w:rPr>
-        <w:t>5.2. Trực quan hóa layout vật lý trên công cụ OpenROAD (Openroad_1.png)</w:t>
+        <w:t>5.2. Trực quan hóa layout vật lý trên công cụ OpenROAD (OpenROAD.png)</w:t>
       </w:r>
       <w:r>
         <w:rPr>
@@ -2467,7 +2467,7 @@
           <w:color w:val="000000"/>
           <w:sz w:val="22"/>
         </w:rPr>
-        <w:t>Sau khi có bản đặc tả chức năng firmware, khối xử lý trung tâm được hiện thực bằng ngôn ngữ Verilog RTL:</w:t>
+        <w:t>Sau khi có bản đặc tả chức năng firmware, toàn bộ mã nguồn phần cứng Verilog RTL được chuẩn hóa và phân chia khoa học thành 3 khu vực chức năng riêng biệt:</w:t>
       </w:r>
     </w:p>
     <w:p>
@@ -2483,7 +2483,111 @@
           <w:color w:val="000000"/>
           <w:sz w:val="22"/>
         </w:rPr>
-        <w:t xml:space="preserve">Nhân vi xử lý PicoRV32 (rtl/picorv32.v): </w:t>
+        <w:t xml:space="preserve">Khu vực 1 - Lõi hệ thống (rtl/core/): </w:t>
+      </w:r>
+      <w:r>
+        <w:rPr>
+          <w:rFonts w:ascii="Times New Roman" w:hAnsi="Times New Roman"/>
+          <w:b w:val="0"/>
+          <w:i w:val="0"/>
+          <w:color w:val="000000"/>
+          <w:sz w:val="22"/>
+        </w:rPr>
+        <w:t>Bao gồm nhân CPU PicoRV32 (rtl/core/picorv32.v), bộ nhớ 1KB Data SRAM (rtl/core/data_sram.v), khối trọng tài bus nội bộ (rtl/core/soc_interconnect.v), bộ điều khiển SPI Flash (rtl/core/spimemio.v), ngoại vi GPIO LED (rtl/core/soc_gpio_mmio.v) và khối đồng bộ 2 tầng Flip-Flop (rtl/core/sync_2ff.v).</w:t>
+      </w:r>
+    </w:p>
+    <w:p>
+      <w:pPr>
+        <w:pStyle w:val="ListBullet"/>
+        <w:spacing w:before="30" w:after="50" w:line="276" w:lineRule="auto"/>
+      </w:pPr>
+      <w:r>
+        <w:rPr>
+          <w:rFonts w:ascii="Times New Roman" w:hAnsi="Times New Roman"/>
+          <w:b/>
+          <w:i w:val="0"/>
+          <w:color w:val="000000"/>
+          <w:sz w:val="22"/>
+        </w:rPr>
+        <w:t xml:space="preserve">Khu vực 2 - Ngoại vi RFID RDM6300 (rtl/rdm6300/): </w:t>
+      </w:r>
+      <w:r>
+        <w:rPr>
+          <w:rFonts w:ascii="Times New Roman" w:hAnsi="Times New Roman"/>
+          <w:b w:val="0"/>
+          <w:i w:val="0"/>
+          <w:color w:val="000000"/>
+          <w:sz w:val="22"/>
+        </w:rPr>
+        <w:t>Bao gồm bộ giải mã khung thẻ tự trị (rtl/rdm6300/rdm6300_frame_decoder.v), bộ thu UART 9600 baud (rtl/rdm6300/uart_rx.v) và mô-đun ánh xạ MMIO (rtl/rdm6300/rdm6300_mmio.v).</w:t>
+      </w:r>
+    </w:p>
+    <w:p>
+      <w:pPr>
+        <w:pStyle w:val="ListBullet"/>
+        <w:spacing w:before="30" w:after="50" w:line="276" w:lineRule="auto"/>
+      </w:pPr>
+      <w:r>
+        <w:rPr>
+          <w:rFonts w:ascii="Times New Roman" w:hAnsi="Times New Roman"/>
+          <w:b/>
+          <w:i w:val="0"/>
+          <w:color w:val="000000"/>
+          <w:sz w:val="22"/>
+        </w:rPr>
+        <w:t xml:space="preserve">Khu vực 3 - Ngoại vi giao tiếp Host PC (rtl/host/): </w:t>
+      </w:r>
+      <w:r>
+        <w:rPr>
+          <w:rFonts w:ascii="Times New Roman" w:hAnsi="Times New Roman"/>
+          <w:b w:val="0"/>
+          <w:i w:val="0"/>
+          <w:color w:val="000000"/>
+          <w:sz w:val="22"/>
+        </w:rPr>
+        <w:t>Bao gồm lõi UART nối tiếp (rtl/host/simpleuart.v), hai bộ đệm phần cứng FIFO 32-byte (rtl/host/sync_fifo.v), bộ điều khiển tích hợp FIFO (rtl/host/simpleuart_fifo.v) và mô-đun ánh xạ MMIO (rtl/host/host_uart_mmio.v).</w:t>
+      </w:r>
+    </w:p>
+    <w:p>
+      <w:pPr>
+        <w:pStyle w:val="ListBullet"/>
+        <w:spacing w:before="30" w:after="50" w:line="276" w:lineRule="auto"/>
+      </w:pPr>
+      <w:r>
+        <w:rPr>
+          <w:rFonts w:ascii="Times New Roman" w:hAnsi="Times New Roman"/>
+          <w:b/>
+          <w:i w:val="0"/>
+          <w:color w:val="000000"/>
+          <w:sz w:val="22"/>
+        </w:rPr>
+        <w:t xml:space="preserve">Mô-đun mức đỉnh SoC (rtl/rdm6300_picorv32_soc.v): </w:t>
+      </w:r>
+      <w:r>
+        <w:rPr>
+          <w:rFonts w:ascii="Times New Roman" w:hAnsi="Times New Roman"/>
+          <w:b w:val="0"/>
+          <w:i w:val="0"/>
+          <w:color w:val="000000"/>
+          <w:sz w:val="22"/>
+        </w:rPr>
+        <w:t>Được đặt trực tiếp tại thư mục rtl/ đóng vai trò Top-Level tích hợp, nối dây và phân phối xung nhịp/reset giữa 3 khu vực chức năng.</w:t>
+      </w:r>
+    </w:p>
+    <w:p>
+      <w:pPr>
+        <w:pStyle w:val="ListBullet"/>
+        <w:spacing w:before="30" w:after="50" w:line="276" w:lineRule="auto"/>
+      </w:pPr>
+      <w:r>
+        <w:rPr>
+          <w:rFonts w:ascii="Times New Roman" w:hAnsi="Times New Roman"/>
+          <w:b/>
+          <w:i w:val="0"/>
+          <w:color w:val="000000"/>
+          <w:sz w:val="22"/>
+        </w:rPr>
+        <w:t xml:space="preserve">Nhân vi xử lý PicoRV32 (rtl/core/picorv32.v): </w:t>
       </w:r>
       <w:r>
         <w:rPr>
@@ -2509,7 +2613,7 @@
           <w:color w:val="000000"/>
           <w:sz w:val="22"/>
         </w:rPr>
-        <w:t xml:space="preserve">Bộ nhớ On-Chip 1KB Data SRAM (rtl/data_sram.v): </w:t>
+        <w:t xml:space="preserve">Bộ nhớ On-Chip 1KB Data SRAM (rtl/core/data_sram.v): </w:t>
       </w:r>
       <w:r>
         <w:rPr>
@@ -2557,7 +2661,7 @@
       <w:r>
         <w:drawing>
           <wp:inline xmlns:a="http://schemas.openxmlformats.org/drawingml/2006/main" xmlns:pic="http://schemas.openxmlformats.org/drawingml/2006/picture">
-            <wp:extent cx="5623560" cy="3130302"/>
+            <wp:extent cx="5623560" cy="3274478"/>
             <wp:docPr id="1" name="Picture 1"/>
             <wp:cNvGraphicFramePr>
               <a:graphicFrameLocks noChangeAspect="1"/>
@@ -2578,7 +2682,7 @@
                   <pic:spPr>
                     <a:xfrm>
                       <a:off x="0" y="0"/>
-                      <a:ext cx="5623560" cy="3130302"/>
+                      <a:ext cx="5623560" cy="3274478"/>
                     </a:xfrm>
                     <a:prstGeom prst="rect"/>
                   </pic:spPr>
@@ -2634,7 +2738,7 @@
           <w:color w:val="000000"/>
           <w:sz w:val="22"/>
         </w:rPr>
-        <w:t>Khối điều khiển Flash (rtl/spimemio.v) là cầu nối giữa bus MMIO của CPU và chip Flash SPI ngoài:</w:t>
+        <w:t>Khối điều khiển Flash (rtl/core/spimemio.v) là cầu nối giữa bus MMIO của CPU và chip Flash SPI ngoài:</w:t>
       </w:r>
     </w:p>
     <w:p>
@@ -2749,7 +2853,7 @@
           <w:color w:val="000000"/>
           <w:sz w:val="22"/>
         </w:rPr>
-        <w:t>Để đảm bảo hệ thống không bao giờ bị rơi rụng dữ liệu thẻ và không làm nghẽn bus xử lý, các ngoại vi giao tiếp được thiết kế độc lập và trang bị bộ đệm phần cứng:</w:t>
+        <w:t>Để đảm bảo hệ thống không bao giờ bị rơi rụng dữ liệu thẻ và không làm nghẽn bus xử lý, các ngoại vi giao tiếp được thiết kế thành các khối mô-đun độc lập và trang bị bộ đệm phần cứng:</w:t>
       </w:r>
     </w:p>
     <w:p>
@@ -2765,7 +2869,7 @@
           <w:color w:val="000000"/>
           <w:sz w:val="22"/>
         </w:rPr>
-        <w:t xml:space="preserve">1. Chuỗi giải mã phần cứng RDM6300 (Hình 2): </w:t>
+        <w:t xml:space="preserve">1. Mô-đun giải mã phần cứng RDM6300 (rtl/rdm6300/rdm6300_mmio.v - Slave 2, Hình 2a): </w:t>
       </w:r>
       <w:r>
         <w:rPr>
@@ -2775,7 +2879,7 @@
           <w:color w:val="000000"/>
           <w:sz w:val="22"/>
         </w:rPr>
-        <w:t>Bao gồm tầng khử bất ổn định 2-FF (sync_2ff.v), bộ thu UART 9600 baud (uart_rx.v) và máy trạng thái FSM giải mã khung (rdm6300_frame_decoder.v). FSM tự động lọc STX (0x02), thu thập 10 ký tự ASCII dữ liệu thẻ, chuyển đổi tổ hợp sang 5 byte Hex nhị phân, tính toán Checksum XOR song song trong phần cứng và đối chiếu với 2 byte Checksum nhận được. Nếu khớp, cờ card_valid bật lên 1 và chốt 40-bit UID vào thanh ghi REG_RFID_TAG_HI/LO.</w:t>
+        <w:t>Bao gồm tầng khử bất ổn định 2-FF (rtl/core/sync_2ff.v), bộ thu UART 9600 baud (rtl/rdm6300/uart_rx.v) và máy trạng thái FSM giải mã khung (rtl/rdm6300/rdm6300_frame_decoder.v). FSM tự động lọc STX (0x02), thu thập 10 ký tự ASCII dữ liệu thẻ, chuyển đổi tổ hợp sang 5 byte Hex nhị phân, tính toán Checksum XOR song song trong phần cứng và đối chiếu với 2 byte Checksum nhận được. Nếu khớp, cờ card_valid bật lên 1 và chốt 40-bit UID vào thanh ghi REG_RFID_TAG_HI/LO (0x1000_0000 - 0x1000_0008).</w:t>
       </w:r>
     </w:p>
     <w:p>
@@ -2791,7 +2895,7 @@
           <w:color w:val="000000"/>
           <w:sz w:val="22"/>
         </w:rPr>
-        <w:t xml:space="preserve">2. Khối UART giao tiếp máy tính tích hợp FIFO (simpleuart_fifo.v): </w:t>
+        <w:t xml:space="preserve">2. Mô-đun UART giao tiếp máy tính tích hợp FIFO (rtl/host/host_uart_mmio.v - Slave 3, Hình 2b): </w:t>
       </w:r>
       <w:r>
         <w:rPr>
@@ -2801,7 +2905,7 @@
           <w:color w:val="000000"/>
           <w:sz w:val="22"/>
         </w:rPr>
-        <w:t>Tích hợp 2 bộ đệm FIFO phần cứng độc lập (sync_fifo.v) cho cả chiều nhận RX và chiều phát TX. Bộ đệm FIFO giúp máy tính có thể truyền chuỗi lệnh tốc độ cao mà không làm tràn bộ đệm khi PicoRV32 đang bận thực hiện chu kỳ xóa/ghi Flash.</w:t>
+        <w:t>Tích hợp lõi UART (rtl/host/simpleuart.v) và 2 bộ đệm FIFO phần cứng độc lập 32 byte (rtl/host/sync_fifo.v) cho cả chiều nhận RX và chiều phát TX. Bộ đệm FIFO giúp máy tính có thể truyền chuỗi lệnh tốc độ cao mà không làm tràn bộ đệm khi PicoRV32 đang bận thực hiện chu kỳ xóa/ghi Flash, ánh xạ qua các thanh ghi baud divisor và data tại 0x3000_0000 - 0x3000_0004.</w:t>
       </w:r>
     </w:p>
     <w:p>
@@ -2817,7 +2921,7 @@
           <w:color w:val="000000"/>
           <w:sz w:val="22"/>
         </w:rPr>
-        <w:t xml:space="preserve">3. Khối GPIO điều khiển LED: </w:t>
+        <w:t xml:space="preserve">3. Mô-đun GPIO điều khiển LED (rtl/core/soc_gpio_mmio.v - Slave 4): </w:t>
       </w:r>
       <w:r>
         <w:rPr>
@@ -2827,7 +2931,7 @@
           <w:color w:val="000000"/>
           <w:sz w:val="22"/>
         </w:rPr>
-        <w:t>Ánh xạ địa chỉ 0x4000_0000 điều khiển 16 LED hiển thị trực quan các trạng thái nhịp tim hệ thống (Heartbeat), trạng thái bận Flash và kết quả xác thực thẻ.</w:t>
+        <w:t>Ánh xạ địa chỉ 0x4000_0000 điều khiển 16 LED hiển thị trực quan các trạng thái nhịp tim hệ thống (Heartbeat 1Hz), trạng thái bận Flash và kết quả xác thực thẻ.</w:t>
       </w:r>
     </w:p>
     <w:p>
@@ -2844,7 +2948,7 @@
       <w:r>
         <w:drawing>
           <wp:inline xmlns:a="http://schemas.openxmlformats.org/drawingml/2006/main" xmlns:pic="http://schemas.openxmlformats.org/drawingml/2006/picture">
-            <wp:extent cx="4892040" cy="8396785"/>
+            <wp:extent cx="4892040" cy="6988629"/>
             <wp:docPr id="2" name="Picture 2"/>
             <wp:cNvGraphicFramePr>
               <a:graphicFrameLocks noChangeAspect="1"/>
@@ -2853,7 +2957,7 @@
               <a:graphicData uri="http://schemas.openxmlformats.org/drawingml/2006/picture">
                 <pic:pic>
                   <pic:nvPicPr>
-                    <pic:cNvPr id="0" name="fig2_rdm6300_subsystem.png"/>
+                    <pic:cNvPr id="0" name="fig2a_rdm6300_subsystem.png"/>
                     <pic:cNvPicPr/>
                   </pic:nvPicPr>
                   <pic:blipFill>
@@ -2865,7 +2969,7 @@
                   <pic:spPr>
                     <a:xfrm>
                       <a:off x="0" y="0"/>
-                      <a:ext cx="4892040" cy="8396785"/>
+                      <a:ext cx="4892040" cy="6988629"/>
                     </a:xfrm>
                     <a:prstGeom prst="rect"/>
                   </pic:spPr>
@@ -2889,7 +2993,69 @@
           <w:color w:val="000000"/>
           <w:sz w:val="19"/>
         </w:rPr>
-        <w:t>Hình 2. Sơ đồ khối chi tiết đường ống 5 giai đoạn thu nhận và giải mã phần cứng thẻ RFID RDM6300</w:t>
+        <w:t>Hình 2a. Sơ đồ khối chi tiết đường ống 5 giai đoạn thu nhận và giải mã phần cứng thẻ RFID RDM6300 (rtl/rdm6300_mmio.v - Slave 2)</w:t>
+      </w:r>
+    </w:p>
+    <w:p>
+      <w:r>
+        <w:br w:type="page"/>
+      </w:r>
+    </w:p>
+    <w:p>
+      <w:pPr>
+        <w:keepNext/>
+        <w:spacing w:before="0" w:after="40"/>
+        <w:jc w:val="center"/>
+      </w:pPr>
+      <w:r>
+        <w:drawing>
+          <wp:inline xmlns:a="http://schemas.openxmlformats.org/drawingml/2006/main" xmlns:pic="http://schemas.openxmlformats.org/drawingml/2006/picture">
+            <wp:extent cx="4892040" cy="6988629"/>
+            <wp:docPr id="3" name="Picture 3"/>
+            <wp:cNvGraphicFramePr>
+              <a:graphicFrameLocks noChangeAspect="1"/>
+            </wp:cNvGraphicFramePr>
+            <a:graphic>
+              <a:graphicData uri="http://schemas.openxmlformats.org/drawingml/2006/picture">
+                <pic:pic>
+                  <pic:nvPicPr>
+                    <pic:cNvPr id="0" name="fig2b_host_uart_subsystem.png"/>
+                    <pic:cNvPicPr/>
+                  </pic:nvPicPr>
+                  <pic:blipFill>
+                    <a:blip r:embed="rId13"/>
+                    <a:stretch>
+                      <a:fillRect/>
+                    </a:stretch>
+                  </pic:blipFill>
+                  <pic:spPr>
+                    <a:xfrm>
+                      <a:off x="0" y="0"/>
+                      <a:ext cx="4892040" cy="6988629"/>
+                    </a:xfrm>
+                    <a:prstGeom prst="rect"/>
+                  </pic:spPr>
+                </pic:pic>
+              </a:graphicData>
+            </a:graphic>
+          </wp:inline>
+        </w:drawing>
+      </w:r>
+    </w:p>
+    <w:p>
+      <w:pPr>
+        <w:spacing w:before="60" w:after="160"/>
+        <w:jc w:val="center"/>
+      </w:pPr>
+      <w:r>
+        <w:rPr>
+          <w:rFonts w:ascii="Times New Roman" w:hAnsi="Times New Roman"/>
+          <w:b w:val="0"/>
+          <w:i/>
+          <w:color w:val="000000"/>
+          <w:sz w:val="19"/>
+        </w:rPr>
+        <w:t>Hình 2b. Sơ đồ khối chi tiết khối giao tiếp UART Host PC tích hợp bộ đệm phần cứng FIFO 32 Byte (rtl/host_uart_mmio.v - Slave 3)</w:t>
       </w:r>
     </w:p>
     <w:p>
@@ -2926,7 +3092,7 @@
           <w:color w:val="000000"/>
           <w:sz w:val="22"/>
         </w:rPr>
-        <w:t>Tại tệp top-level rdm6300_picorv32_soc.v, toàn bộ CPU, bộ nhớ và các ngoại vi được kết nối thông qua bộ giải mã địa chỉ bus MMIO Address Decoder:</w:t>
+        <w:t>Tại tệp top-level rdm6300_picorv32_soc.v, kiến trúc SoC được phân rã thành các khối mô-đun chuẩn mực: CPU PicoRV32 đóng vai trò Bus Master, bộ liên kết bus soc_interconnect.v đóng vai trò bộ giải mã địa chỉ và ghép bus (Address Decoder &amp; Mux), định tuyến dữ liệu trực tiếp tới 5 khối ngoại vi/bộ nhớ Slaves độc lập:</w:t>
       </w:r>
     </w:p>
     <w:tbl>
@@ -3007,7 +3173,7 @@
                 <w:color w:val="000000"/>
                 <w:sz w:val="18"/>
               </w:rPr>
-              <w:t>Ngoại vi / Chức năng</w:t>
+              <w:t>Khối Slave &amp; Ngoại vi</w:t>
             </w:r>
           </w:p>
         </w:tc>
@@ -3095,7 +3261,7 @@
                 <w:color w:val="000000"/>
                 <w:sz w:val="18"/>
               </w:rPr>
-              <w:t>1KB Data SRAM (data_sram.v)</w:t>
+              <w:t>Slave 0: 1KB Data SRAM (data_sram.v)</w:t>
             </w:r>
           </w:p>
         </w:tc>
@@ -3179,7 +3345,7 @@
                 <w:color w:val="000000"/>
                 <w:sz w:val="18"/>
               </w:rPr>
-              <w:t>15MB Flash XIP (spimemio.v)</w:t>
+              <w:t>Slave 1: 15MB Flash XIP (spimemio.v)</w:t>
             </w:r>
           </w:p>
         </w:tc>
@@ -3264,7 +3430,7 @@
                 <w:color w:val="000000"/>
                 <w:sz w:val="18"/>
               </w:rPr>
-              <w:t>SPIMEMIO Config &amp; Bit-Bang</w:t>
+              <w:t>Slave 1: SPIMEMIO Config &amp; Bit-Bang</w:t>
             </w:r>
           </w:p>
         </w:tc>
@@ -3348,7 +3514,7 @@
                 <w:color w:val="000000"/>
                 <w:sz w:val="18"/>
               </w:rPr>
-              <w:t>REG_RFID_STATUS</w:t>
+              <w:t>Slave 2: REG_RFID_STATUS (rdm6300_mmio.v)</w:t>
             </w:r>
           </w:p>
         </w:tc>
@@ -3433,7 +3599,7 @@
                 <w:color w:val="000000"/>
                 <w:sz w:val="18"/>
               </w:rPr>
-              <w:t>REG_RFID_TAG_HI</w:t>
+              <w:t>Slave 2: REG_RFID_TAG_HI (rdm6300_mmio.v)</w:t>
             </w:r>
           </w:p>
         </w:tc>
@@ -3517,7 +3683,7 @@
                 <w:color w:val="000000"/>
                 <w:sz w:val="18"/>
               </w:rPr>
-              <w:t>REG_RFID_TAG_LO</w:t>
+              <w:t>Slave 2: REG_RFID_TAG_LO (rdm6300_mmio.v)</w:t>
             </w:r>
           </w:p>
         </w:tc>
@@ -3602,7 +3768,7 @@
                 <w:color w:val="000000"/>
                 <w:sz w:val="18"/>
               </w:rPr>
-              <w:t>Host UART Baud Divisor</w:t>
+              <w:t>Slave 3: Host UART Divisor (host_uart_mmio.v)</w:t>
             </w:r>
           </w:p>
         </w:tc>
@@ -3686,7 +3852,7 @@
                 <w:color w:val="000000"/>
                 <w:sz w:val="18"/>
               </w:rPr>
-              <w:t>Host UART Data RX/TX</w:t>
+              <w:t>Slave 3: Host UART Data (host_uart_mmio.v)</w:t>
             </w:r>
           </w:p>
         </w:tc>
@@ -3712,7 +3878,7 @@
                 <w:color w:val="000000"/>
                 <w:sz w:val="18"/>
               </w:rPr>
-              <w:t>Ghi byte để phát lên máy tính; đọc byte máy tính gửi xuống (có đệm FIFO RX/TX).</w:t>
+              <w:t>Ghi byte để phát lên máy tính; đọc byte máy tính gửi xuống (có đệm FIFO 32B RX/TX).</w:t>
             </w:r>
           </w:p>
         </w:tc>
@@ -3771,7 +3937,7 @@
                 <w:color w:val="000000"/>
                 <w:sz w:val="18"/>
               </w:rPr>
-              <w:t>GPIO / Status LEDs</w:t>
+              <w:t>Slave 4: GPIO / Status LEDs (soc_gpio_mmio.v)</w:t>
             </w:r>
           </w:p>
         </w:tc>
@@ -3821,6 +3987,412 @@
       </w:r>
     </w:p>
     <w:p>
+      <w:pPr>
+        <w:keepNext/>
+        <w:spacing w:before="120" w:after="40"/>
+      </w:pPr>
+      <w:r>
+        <w:rPr>
+          <w:rFonts w:ascii="Times New Roman" w:hAnsi="Times New Roman"/>
+          <w:b/>
+          <w:i/>
+          <w:color w:val="000000"/>
+          <w:sz w:val="22"/>
+        </w:rPr>
+        <w:t>3.6.1. Cơ chế liên kết bus phần cứng và chu trình thực thi qua hai chặng (soc_interconnect.v)</w:t>
+      </w:r>
+    </w:p>
+    <w:p>
+      <w:pPr>
+        <w:spacing w:before="0" w:after="90" w:line="276" w:lineRule="auto"/>
+        <w:jc w:val="left"/>
+      </w:pPr>
+      <w:r>
+        <w:rPr>
+          <w:rFonts w:ascii="Times New Roman" w:hAnsi="Times New Roman"/>
+          <w:b w:val="0"/>
+          <w:i w:val="0"/>
+          <w:color w:val="000000"/>
+          <w:sz w:val="22"/>
+        </w:rPr>
+        <w:t>Trong thiết kế vi mạch số rdm6300_picorv32_soc.v, CPU PicoRV32, bộ giải mã bus soc_interconnect, bộ điều khiển SPI Flash (spimemio) và bộ nhớ 1KB Data SRAM (data_sram) được liên kết vật lý thông qua các đường dây wire trung gian. Mỗi chu trình thực thi một lệnh firmware (ví dụ lệnh lw a0, 0(sp) nạp từ Flash tại PC = 0x0025_0000 để đọc giá trị từ đỉnh Stack SRAM 0x0000_03F0) diễn ra chính xác qua hai chặng độc lập:</w:t>
+      </w:r>
+    </w:p>
+    <w:p>
+      <w:pPr>
+        <w:pStyle w:val="ListBullet"/>
+        <w:spacing w:before="30" w:after="50" w:line="276" w:lineRule="auto"/>
+      </w:pPr>
+      <w:r>
+        <w:rPr>
+          <w:rFonts w:ascii="Times New Roman" w:hAnsi="Times New Roman"/>
+          <w:b/>
+          <w:i w:val="0"/>
+          <w:color w:val="000000"/>
+          <w:sz w:val="22"/>
+        </w:rPr>
+        <w:t xml:space="preserve">1. Chặng 1: Nạp mã lệnh từ SPI Flash qua bus (Instruction Fetch - XIP): </w:t>
+      </w:r>
+      <w:r>
+        <w:rPr>
+          <w:rFonts w:ascii="Times New Roman" w:hAnsi="Times New Roman"/>
+          <w:b w:val="0"/>
+          <w:i w:val="0"/>
+          <w:color w:val="000000"/>
+          <w:sz w:val="22"/>
+        </w:rPr>
+        <w:t>Chu trình nạp lệnh từ Flash chip W25Q128 diễn ra qua 4 bước tuần tự với cấu trúc liên kết dây tín hiệu:</w:t>
+      </w:r>
+    </w:p>
+    <w:p>
+      <w:pPr>
+        <w:pStyle w:val="ListBullet"/>
+        <w:spacing w:before="30" w:after="50" w:line="276" w:lineRule="auto"/>
+      </w:pPr>
+      <w:r>
+        <w:rPr>
+          <w:rFonts w:ascii="Times New Roman" w:hAnsi="Times New Roman"/>
+          <w:b/>
+          <w:i w:val="0"/>
+          <w:color w:val="000000"/>
+          <w:sz w:val="22"/>
+        </w:rPr>
+        <w:t xml:space="preserve">  • Bước 1 (CPU phát yêu cầu): </w:t>
+      </w:r>
+      <w:r>
+        <w:rPr>
+          <w:rFonts w:ascii="Times New Roman" w:hAnsi="Times New Roman"/>
+          <w:b w:val="0"/>
+          <w:i w:val="0"/>
+          <w:color w:val="000000"/>
+          <w:sz w:val="22"/>
+        </w:rPr>
+        <w:t>rdm6300_picorv32_soc.v#mem_valid, #mem_addr (picorv32, soc_interconnect) — CPU đưa mem_valid=1, mem_instr=1, địa chỉ PC=0x0025_0000 lên bus.</w:t>
+      </w:r>
+    </w:p>
+    <w:p>
+      <w:pPr>
+        <w:pStyle w:val="ListBullet"/>
+        <w:spacing w:before="30" w:after="50" w:line="276" w:lineRule="auto"/>
+      </w:pPr>
+      <w:r>
+        <w:rPr>
+          <w:rFonts w:ascii="Times New Roman" w:hAnsi="Times New Roman"/>
+          <w:b/>
+          <w:i w:val="0"/>
+          <w:color w:val="000000"/>
+          <w:sz w:val="22"/>
+        </w:rPr>
+        <w:t xml:space="preserve">  • Bước 2 (Giải mã địa chỉ trúng Flash): </w:t>
+      </w:r>
+      <w:r>
+        <w:rPr>
+          <w:rFonts w:ascii="Times New Roman" w:hAnsi="Times New Roman"/>
+          <w:b w:val="0"/>
+          <w:i w:val="0"/>
+          <w:color w:val="000000"/>
+          <w:sz w:val="22"/>
+        </w:rPr>
+        <w:t>rdm6300_picorv32_soc.v#sel_spimem (soc_interconnect, spimemio) — soc_interconnect so khớp địa chỉ trong dải 0x0010_0000..0x00FF_FFFF và kích hoạt sel_spimem=1 (khối SRAM nghỉ ngơi với sel_sram=0).</w:t>
+      </w:r>
+    </w:p>
+    <w:p>
+      <w:pPr>
+        <w:pStyle w:val="ListBullet"/>
+        <w:spacing w:before="30" w:after="50" w:line="276" w:lineRule="auto"/>
+      </w:pPr>
+      <w:r>
+        <w:rPr>
+          <w:rFonts w:ascii="Times New Roman" w:hAnsi="Times New Roman"/>
+          <w:b/>
+          <w:i w:val="0"/>
+          <w:color w:val="000000"/>
+          <w:sz w:val="22"/>
+        </w:rPr>
+        <w:t xml:space="preserve">  • Bước 3 (Flash trả về 4 byte mã máy): </w:t>
+      </w:r>
+      <w:r>
+        <w:rPr>
+          <w:rFonts w:ascii="Times New Roman" w:hAnsi="Times New Roman"/>
+          <w:b w:val="0"/>
+          <w:i w:val="0"/>
+          <w:color w:val="000000"/>
+          <w:sz w:val="22"/>
+        </w:rPr>
+        <w:t>rdm6300_picorv32_soc.v#spimem_rdata, #spimem_ready (spimemio, soc_interconnect) — spimemio đọc xong 4 byte từ chip Flash qua giao thức SPI và báo spimem_ready=1.</w:t>
+      </w:r>
+    </w:p>
+    <w:p>
+      <w:pPr>
+        <w:pStyle w:val="ListBullet"/>
+        <w:spacing w:before="30" w:after="50" w:line="276" w:lineRule="auto"/>
+      </w:pPr>
+      <w:r>
+        <w:rPr>
+          <w:rFonts w:ascii="Times New Roman" w:hAnsi="Times New Roman"/>
+          <w:b/>
+          <w:i w:val="0"/>
+          <w:color w:val="000000"/>
+          <w:sz w:val="22"/>
+        </w:rPr>
+        <w:t xml:space="preserve">  • Bước 4 (Ghép bus trả mã lệnh về CPU): </w:t>
+      </w:r>
+      <w:r>
+        <w:rPr>
+          <w:rFonts w:ascii="Times New Roman" w:hAnsi="Times New Roman"/>
+          <w:b w:val="0"/>
+          <w:i w:val="0"/>
+          <w:color w:val="000000"/>
+          <w:sz w:val="22"/>
+        </w:rPr>
+        <w:t>rdm6300_picorv32_soc.v#mem_rdata, #mem_ready (soc_interconnect, picorv32) — soc_interconnect đưa dữ liệu vào mem_rdata và kích hoạt mem_ready=1 để CPU chốt mã máy lệnh lw.</w:t>
+      </w:r>
+    </w:p>
+    <w:p>
+      <w:pPr>
+        <w:keepNext/>
+        <w:spacing w:before="80" w:after="40"/>
+        <w:jc w:val="center"/>
+      </w:pPr>
+      <w:r>
+        <w:drawing>
+          <wp:inline xmlns:a="http://schemas.openxmlformats.org/drawingml/2006/main" xmlns:pic="http://schemas.openxmlformats.org/drawingml/2006/picture">
+            <wp:extent cx="5715000" cy="5921375"/>
+            <wp:docPr id="4" name="Picture 4"/>
+            <wp:cNvGraphicFramePr>
+              <a:graphicFrameLocks noChangeAspect="1"/>
+            </wp:cNvGraphicFramePr>
+            <a:graphic>
+              <a:graphicData uri="http://schemas.openxmlformats.org/drawingml/2006/picture">
+                <pic:pic>
+                  <pic:nvPicPr>
+                    <pic:cNvPr id="0" name="fig2_phase1_instruction_fetch.png"/>
+                    <pic:cNvPicPr/>
+                  </pic:nvPicPr>
+                  <pic:blipFill>
+                    <a:blip r:embed="rId14"/>
+                    <a:stretch>
+                      <a:fillRect/>
+                    </a:stretch>
+                  </pic:blipFill>
+                  <pic:spPr>
+                    <a:xfrm>
+                      <a:off x="0" y="0"/>
+                      <a:ext cx="5715000" cy="5921375"/>
+                    </a:xfrm>
+                    <a:prstGeom prst="rect"/>
+                  </pic:spPr>
+                </pic:pic>
+              </a:graphicData>
+            </a:graphic>
+          </wp:inline>
+        </w:drawing>
+      </w:r>
+    </w:p>
+    <w:p>
+      <w:pPr>
+        <w:spacing w:before="60" w:after="160"/>
+        <w:jc w:val="center"/>
+      </w:pPr>
+      <w:r>
+        <w:rPr>
+          <w:rFonts w:ascii="Times New Roman" w:hAnsi="Times New Roman"/>
+          <w:b w:val="0"/>
+          <w:i/>
+          <w:color w:val="000000"/>
+          <w:sz w:val="19"/>
+        </w:rPr>
+        <w:t>Hình 3. Sơ đồ tuần tự tín hiệu Chặng 1: Nạp mã lệnh từ Flash qua bus soc_interconnect (Instruction Fetch - XIP)</w:t>
+      </w:r>
+    </w:p>
+    <w:p>
+      <w:pPr>
+        <w:pStyle w:val="ListBullet"/>
+        <w:spacing w:before="30" w:after="50" w:line="276" w:lineRule="auto"/>
+      </w:pPr>
+      <w:r>
+        <w:rPr>
+          <w:rFonts w:ascii="Times New Roman" w:hAnsi="Times New Roman"/>
+          <w:b/>
+          <w:i w:val="0"/>
+          <w:color w:val="000000"/>
+          <w:sz w:val="22"/>
+        </w:rPr>
+        <w:t xml:space="preserve">2. Chặng 2: Truy xuất đọc dữ liệu biến và ngăn xếp từ 1KB SRAM (Data Memory Access): </w:t>
+      </w:r>
+      <w:r>
+        <w:rPr>
+          <w:rFonts w:ascii="Times New Roman" w:hAnsi="Times New Roman"/>
+          <w:b w:val="0"/>
+          <w:i w:val="0"/>
+          <w:color w:val="000000"/>
+          <w:sz w:val="22"/>
+        </w:rPr>
+        <w:t>Chu trình đọc dữ liệu thực thi lệnh lw a0, 0(sp) diễn ra qua 4 bước tuần tự với cấu trúc liên kết dây tín hiệu:</w:t>
+      </w:r>
+    </w:p>
+    <w:p>
+      <w:pPr>
+        <w:pStyle w:val="ListBullet"/>
+        <w:spacing w:before="30" w:after="50" w:line="276" w:lineRule="auto"/>
+      </w:pPr>
+      <w:r>
+        <w:rPr>
+          <w:rFonts w:ascii="Times New Roman" w:hAnsi="Times New Roman"/>
+          <w:b/>
+          <w:i w:val="0"/>
+          <w:color w:val="000000"/>
+          <w:sz w:val="22"/>
+        </w:rPr>
+        <w:t xml:space="preserve">  • Bước 1 (CPU phát yêu cầu đọc dữ liệu): </w:t>
+      </w:r>
+      <w:r>
+        <w:rPr>
+          <w:rFonts w:ascii="Times New Roman" w:hAnsi="Times New Roman"/>
+          <w:b w:val="0"/>
+          <w:i w:val="0"/>
+          <w:color w:val="000000"/>
+          <w:sz w:val="22"/>
+        </w:rPr>
+        <w:t>rdm6300_picorv32_soc.v#mem_valid, #mem_addr (picorv32, soc_interconnect) — CPU đưa mem_valid=1, mem_instr=0, mem_wstrb=4'b0000, mem_addr=0x0000_03F0 (đỉnh Stack).</w:t>
+      </w:r>
+    </w:p>
+    <w:p>
+      <w:pPr>
+        <w:pStyle w:val="ListBullet"/>
+        <w:spacing w:before="30" w:after="50" w:line="276" w:lineRule="auto"/>
+      </w:pPr>
+      <w:r>
+        <w:rPr>
+          <w:rFonts w:ascii="Times New Roman" w:hAnsi="Times New Roman"/>
+          <w:b/>
+          <w:i w:val="0"/>
+          <w:color w:val="000000"/>
+          <w:sz w:val="22"/>
+        </w:rPr>
+        <w:t xml:space="preserve">  • Bước 2 (Giải mã địa chỉ trúng SRAM): </w:t>
+      </w:r>
+      <w:r>
+        <w:rPr>
+          <w:rFonts w:ascii="Times New Roman" w:hAnsi="Times New Roman"/>
+          <w:b w:val="0"/>
+          <w:i w:val="0"/>
+          <w:color w:val="000000"/>
+          <w:sz w:val="22"/>
+        </w:rPr>
+        <w:t>rdm6300_picorv32_soc.v#sel_sram (soc_interconnect, data_sram) — soc_interconnect phát hiện địa chỉ &lt; 0x0000_0400 và bật sel_sram=1 (chip Flash nghỉ ngơi với sel_spimem=0).</w:t>
+      </w:r>
+    </w:p>
+    <w:p>
+      <w:pPr>
+        <w:pStyle w:val="ListBullet"/>
+        <w:spacing w:before="30" w:after="50" w:line="276" w:lineRule="auto"/>
+      </w:pPr>
+      <w:r>
+        <w:rPr>
+          <w:rFonts w:ascii="Times New Roman" w:hAnsi="Times New Roman"/>
+          <w:b/>
+          <w:i w:val="0"/>
+          <w:color w:val="000000"/>
+          <w:sz w:val="22"/>
+        </w:rPr>
+        <w:t xml:space="preserve">  • Bước 3 (SRAM phản hồi trong 1 chu kỳ): </w:t>
+      </w:r>
+      <w:r>
+        <w:rPr>
+          <w:rFonts w:ascii="Times New Roman" w:hAnsi="Times New Roman"/>
+          <w:b w:val="0"/>
+          <w:i w:val="0"/>
+          <w:color w:val="000000"/>
+          <w:sz w:val="22"/>
+        </w:rPr>
+        <w:t>rdm6300_picorv32_soc.v#sram_rdata, #sram_ready (data_sram, soc_interconnect) — data_sram truy xuất ô nhớ 32-bit nội bộ, xuất dữ liệu và báo sram_ready=1.</w:t>
+      </w:r>
+    </w:p>
+    <w:p>
+      <w:pPr>
+        <w:pStyle w:val="ListBullet"/>
+        <w:spacing w:before="30" w:after="50" w:line="276" w:lineRule="auto"/>
+      </w:pPr>
+      <w:r>
+        <w:rPr>
+          <w:rFonts w:ascii="Times New Roman" w:hAnsi="Times New Roman"/>
+          <w:b/>
+          <w:i w:val="0"/>
+          <w:color w:val="000000"/>
+          <w:sz w:val="22"/>
+        </w:rPr>
+        <w:t xml:space="preserve">  • Bước 4 (CPU chốt dữ liệu vào thanh ghi): </w:t>
+      </w:r>
+      <w:r>
+        <w:rPr>
+          <w:rFonts w:ascii="Times New Roman" w:hAnsi="Times New Roman"/>
+          <w:b w:val="0"/>
+          <w:i w:val="0"/>
+          <w:color w:val="000000"/>
+          <w:sz w:val="22"/>
+        </w:rPr>
+        <w:t>rdm6300_picorv32_soc.v#mem_rdata, #mem_ready (soc_interconnect, picorv32) — soc_interconnect chuyển sram_rdata sang mem_rdata và kích hoạt mem_ready=1; CPU ghi dữ liệu vào thanh ghi a0 trong đúng 1 chu kỳ clock.</w:t>
+      </w:r>
+    </w:p>
+    <w:p>
+      <w:pPr>
+        <w:keepNext/>
+        <w:spacing w:before="80" w:after="40"/>
+        <w:jc w:val="center"/>
+      </w:pPr>
+      <w:r>
+        <w:drawing>
+          <wp:inline xmlns:a="http://schemas.openxmlformats.org/drawingml/2006/main" xmlns:pic="http://schemas.openxmlformats.org/drawingml/2006/picture">
+            <wp:extent cx="5715000" cy="5524500"/>
+            <wp:docPr id="5" name="Picture 5"/>
+            <wp:cNvGraphicFramePr>
+              <a:graphicFrameLocks noChangeAspect="1"/>
+            </wp:cNvGraphicFramePr>
+            <a:graphic>
+              <a:graphicData uri="http://schemas.openxmlformats.org/drawingml/2006/picture">
+                <pic:pic>
+                  <pic:nvPicPr>
+                    <pic:cNvPr id="0" name="fig2_phase2_data_access.png"/>
+                    <pic:cNvPicPr/>
+                  </pic:nvPicPr>
+                  <pic:blipFill>
+                    <a:blip r:embed="rId15"/>
+                    <a:stretch>
+                      <a:fillRect/>
+                    </a:stretch>
+                  </pic:blipFill>
+                  <pic:spPr>
+                    <a:xfrm>
+                      <a:off x="0" y="0"/>
+                      <a:ext cx="5715000" cy="5524500"/>
+                    </a:xfrm>
+                    <a:prstGeom prst="rect"/>
+                  </pic:spPr>
+                </pic:pic>
+              </a:graphicData>
+            </a:graphic>
+          </wp:inline>
+        </w:drawing>
+      </w:r>
+    </w:p>
+    <w:p>
+      <w:pPr>
+        <w:spacing w:before="60" w:after="160"/>
+        <w:jc w:val="center"/>
+      </w:pPr>
+      <w:r>
+        <w:rPr>
+          <w:rFonts w:ascii="Times New Roman" w:hAnsi="Times New Roman"/>
+          <w:b w:val="0"/>
+          <w:i/>
+          <w:color w:val="000000"/>
+          <w:sz w:val="19"/>
+        </w:rPr>
+        <w:t>Hình 4. Sơ đồ tuần tự tín hiệu Chặng 2: Truy xuất đọc dữ liệu biến và ngăn xếp từ 1KB Data SRAM (Data Memory Access)</w:t>
+      </w:r>
+    </w:p>
+    <w:p>
       <w:r>
         <w:br w:type="page"/>
       </w:r>
@@ -3854,7 +4426,7 @@
           <w:color w:val="000000"/>
           <w:sz w:val="22"/>
         </w:rPr>
-        <w:t>Phần mềm quản trị trên máy tính (host/main.c) được viết hoàn toàn bằng ngôn ngữ C, biên dịch thành tệp thực thi độc lập kết nối trực tiếp với chip cầu nối FTDI USB-UART qua Win32 API. Ứng dụng cung cấp menu tương tác 13 chức năng chuyên nghiệp:</w:t>
+        <w:t>Phần mềm quản trị trên máy tính (host/main.c) được viết hoàn toàn bằng ngôn ngữ C, biên dịch thành tệp thực thi độc lập kết nối trực tiếp với chip cầu nối FTDI USB-UART qua Win32 API. Ứng dụng cung cấp menu tương tác 11 chức năng chuyên nghiệp:</w:t>
       </w:r>
     </w:p>
     <w:tbl>
@@ -3957,7 +4529,7 @@
                 <w:color w:val="000000"/>
                 <w:sz w:val="17"/>
               </w:rPr>
-              <w:t xml:space="preserve">  [2]  Input &amp; Save New RFID Tag (Nhap 10 so in tren the de luu Flash &amp; Export)</w:t>
+              <w:t xml:space="preserve">  [2]  Input &amp; Save New RFID Tag (Nhap 10 so in tren the de luu vao Flash)</w:t>
             </w:r>
           </w:p>
           <w:p>
@@ -3987,7 +4559,7 @@
                 <w:color w:val="000000"/>
                 <w:sz w:val="17"/>
               </w:rPr>
-              <w:t xml:space="preserve">  [4]  Delete RFID Tag from Flash (Nhap 10 so in tren the de xoa khoi Flash &amp; Export CSV)</w:t>
+              <w:t xml:space="preserve">  [4]  Delete RFID Tag from Flash (Nhap 10 so in tren the de xoa khoi Flash)</w:t>
             </w:r>
           </w:p>
           <w:p>
@@ -4047,7 +4619,7 @@
                 <w:color w:val="000000"/>
                 <w:sz w:val="17"/>
               </w:rPr>
-              <w:t xml:space="preserve">  [8]  Export Access Logs to CSV (Xuat nhat ky quet the ra file CSV vao host/logs)</w:t>
+              <w:t xml:space="preserve">  [8]  Erase Access Logs (Sao luu ra CSV truoc roi xoa nhat ky trong Flash 0x310000)</w:t>
             </w:r>
           </w:p>
           <w:p>
@@ -4062,7 +4634,7 @@
                 <w:color w:val="000000"/>
                 <w:sz w:val="17"/>
               </w:rPr>
-              <w:t xml:space="preserve">  [9]  Erase Access Logs (Sao luu ra CSV truoc roi xoa nhat ky trong Flash 0x310000)</w:t>
+              <w:t xml:space="preserve">  [9]  Get SoC Status (Xem trang thai LED, Flash, PicoRV32)</w:t>
             </w:r>
           </w:p>
           <w:p>
@@ -4077,7 +4649,7 @@
                 <w:color w:val="000000"/>
                 <w:sz w:val="17"/>
               </w:rPr>
-              <w:t xml:space="preserve">  [10] Erase Authorized Tags Sector (Xoa the da cap phep 0x300000)</w:t>
+              <w:t xml:space="preserve">  [10] Export RFID Tags to CSV (Xuat danh sach the ra file CSV vao host/rfids)</w:t>
             </w:r>
           </w:p>
           <w:p>
@@ -4092,37 +4664,7 @@
                 <w:color w:val="000000"/>
                 <w:sz w:val="17"/>
               </w:rPr>
-              <w:t xml:space="preserve">  [11] Get SoC Status (Xem trang thai LED, Flash, PicoRV32)</w:t>
-            </w:r>
-          </w:p>
-          <w:p>
-            <w:pPr>
-              <w:spacing w:before="0" w:after="20" w:line="252" w:lineRule="auto"/>
-            </w:pPr>
-            <w:r>
-              <w:rPr>
-                <w:rFonts w:ascii="Consolas" w:hAnsi="Consolas"/>
-                <w:b w:val="0"/>
-                <w:i w:val="0"/>
-                <w:color w:val="000000"/>
-                <w:sz w:val="17"/>
-              </w:rPr>
-              <w:t xml:space="preserve">  [12] Export RFID Tags to CSV (Xuat danh sach the ra file CSV vao host/rfids)</w:t>
-            </w:r>
-          </w:p>
-          <w:p>
-            <w:pPr>
-              <w:spacing w:before="0" w:after="20" w:line="252" w:lineRule="auto"/>
-            </w:pPr>
-            <w:r>
-              <w:rPr>
-                <w:rFonts w:ascii="Consolas" w:hAnsi="Consolas"/>
-                <w:b w:val="0"/>
-                <w:i w:val="0"/>
-                <w:color w:val="000000"/>
-                <w:sz w:val="17"/>
-              </w:rPr>
-              <w:t xml:space="preserve">  [13] Import RFID Tags from Latest CSV (Xoa Flash &amp; Nap the tu file CSV gan nhat)</w:t>
+              <w:t xml:space="preserve">  [11] Import RFID Tags from Latest CSV (Xoa Flash &amp; Nap the tu file CSV gan nhat)</w:t>
             </w:r>
           </w:p>
           <w:p>
@@ -4167,7 +4709,7 @@
                 <w:color w:val="000000"/>
                 <w:sz w:val="17"/>
               </w:rPr>
-              <w:t xml:space="preserve">Lua chon cua ban [0-13]: </w:t>
+              <w:t xml:space="preserve">Lua chon cua ban [0-11]: </w:t>
             </w:r>
           </w:p>
         </w:tc>
@@ -6858,7 +7400,7 @@
                 <w:color w:val="000000"/>
                 <w:sz w:val="17"/>
               </w:rPr>
-              <w:t>Lua chon cua ban [0-13]: 1</w:t>
+              <w:t>Lua chon cua ban [0-11]: 1</w:t>
             </w:r>
           </w:p>
           <w:p>
@@ -6971,7 +7513,7 @@
                 <w:color w:val="000000"/>
                 <w:sz w:val="17"/>
               </w:rPr>
-              <w:t>Lua chon cua ban [0-13]: 2</w:t>
+              <w:t>Lua chon cua ban [0-11]: 2</w:t>
             </w:r>
           </w:p>
           <w:p>
@@ -7032,21 +7574,6 @@
                 <w:sz w:val="17"/>
               </w:rPr>
               <w:t>[THANH CONG] The moi 00007293F0 (0007508976) da duoc luu vao Flash Basys 3 tai Slot #0 (Dia chi: 0x300000)!</w:t>
-            </w:r>
-          </w:p>
-          <w:p>
-            <w:pPr>
-              <w:spacing w:before="0" w:after="20" w:line="252" w:lineRule="auto"/>
-            </w:pPr>
-            <w:r>
-              <w:rPr>
-                <w:rFonts w:ascii="Consolas" w:hAnsi="Consolas"/>
-                <w:b w:val="0"/>
-                <w:i w:val="0"/>
-                <w:color w:val="000000"/>
-                <w:sz w:val="17"/>
-              </w:rPr>
-              <w:t>-&gt; Tu dong xuat danh sach the moi cap nhat ra file CSV vao host/rfids/...</w:t>
             </w:r>
           </w:p>
         </w:tc>
@@ -7603,7 +8130,7 @@
                 <w:color w:val="000000"/>
                 <w:sz w:val="17"/>
               </w:rPr>
-              <w:t xml:space="preserve">    "dir::rtl/sync_2ff.v",</w:t>
+              <w:t xml:space="preserve">    "dir::rtl/core/sync_2ff.v",</w:t>
             </w:r>
           </w:p>
           <w:p>
@@ -7618,7 +8145,7 @@
                 <w:color w:val="000000"/>
                 <w:sz w:val="17"/>
               </w:rPr>
-              <w:t xml:space="preserve">    "dir::rtl/uart_rx.v",</w:t>
+              <w:t xml:space="preserve">    "dir::rtl/rdm6300/uart_rx.v",</w:t>
             </w:r>
           </w:p>
           <w:p>
@@ -7633,7 +8160,7 @@
                 <w:color w:val="000000"/>
                 <w:sz w:val="17"/>
               </w:rPr>
-              <w:t xml:space="preserve">    "dir::rtl/rdm6300_frame_decoder.v",</w:t>
+              <w:t xml:space="preserve">    "dir::rtl/rdm6300/rdm6300_frame_decoder.v",</w:t>
             </w:r>
           </w:p>
           <w:p>
@@ -7648,7 +8175,7 @@
                 <w:color w:val="000000"/>
                 <w:sz w:val="17"/>
               </w:rPr>
-              <w:t xml:space="preserve">    "dir::rtl/sync_fifo.v",</w:t>
+              <w:t xml:space="preserve">    "dir::rtl/host/sync_fifo.v",</w:t>
             </w:r>
           </w:p>
           <w:p>
@@ -7663,7 +8190,7 @@
                 <w:color w:val="000000"/>
                 <w:sz w:val="17"/>
               </w:rPr>
-              <w:t xml:space="preserve">    "dir::rtl/simpleuart.v",</w:t>
+              <w:t xml:space="preserve">    "dir::rtl/host/simpleuart.v",</w:t>
             </w:r>
           </w:p>
           <w:p>
@@ -7678,7 +8205,7 @@
                 <w:color w:val="000000"/>
                 <w:sz w:val="17"/>
               </w:rPr>
-              <w:t xml:space="preserve">    "dir::rtl/simpleuart_fifo.v",</w:t>
+              <w:t xml:space="preserve">    "dir::rtl/host/simpleuart_fifo.v",</w:t>
             </w:r>
           </w:p>
           <w:p>
@@ -7693,7 +8220,7 @@
                 <w:color w:val="000000"/>
                 <w:sz w:val="17"/>
               </w:rPr>
-              <w:t xml:space="preserve">    "dir::rtl/spimemio.v",</w:t>
+              <w:t xml:space="preserve">    "dir::rtl/core/spimemio.v",</w:t>
             </w:r>
           </w:p>
           <w:p>
@@ -7708,7 +8235,7 @@
                 <w:color w:val="000000"/>
                 <w:sz w:val="17"/>
               </w:rPr>
-              <w:t xml:space="preserve">    "dir::rtl/data_sram.v",</w:t>
+              <w:t xml:space="preserve">    "dir::rtl/core/data_sram.v",</w:t>
             </w:r>
           </w:p>
           <w:p>
@@ -7723,7 +8250,67 @@
                 <w:color w:val="000000"/>
                 <w:sz w:val="17"/>
               </w:rPr>
-              <w:t xml:space="preserve">    "dir::rtl/picorv32.v",</w:t>
+              <w:t xml:space="preserve">    "dir::rtl/rdm6300/rdm6300_mmio.v",</w:t>
+            </w:r>
+          </w:p>
+          <w:p>
+            <w:pPr>
+              <w:spacing w:before="0" w:after="20" w:line="252" w:lineRule="auto"/>
+            </w:pPr>
+            <w:r>
+              <w:rPr>
+                <w:rFonts w:ascii="Consolas" w:hAnsi="Consolas"/>
+                <w:b w:val="0"/>
+                <w:i w:val="0"/>
+                <w:color w:val="000000"/>
+                <w:sz w:val="17"/>
+              </w:rPr>
+              <w:t xml:space="preserve">    "dir::rtl/host/host_uart_mmio.v",</w:t>
+            </w:r>
+          </w:p>
+          <w:p>
+            <w:pPr>
+              <w:spacing w:before="0" w:after="20" w:line="252" w:lineRule="auto"/>
+            </w:pPr>
+            <w:r>
+              <w:rPr>
+                <w:rFonts w:ascii="Consolas" w:hAnsi="Consolas"/>
+                <w:b w:val="0"/>
+                <w:i w:val="0"/>
+                <w:color w:val="000000"/>
+                <w:sz w:val="17"/>
+              </w:rPr>
+              <w:t xml:space="preserve">    "dir::rtl/core/soc_gpio_mmio.v",</w:t>
+            </w:r>
+          </w:p>
+          <w:p>
+            <w:pPr>
+              <w:spacing w:before="0" w:after="20" w:line="252" w:lineRule="auto"/>
+            </w:pPr>
+            <w:r>
+              <w:rPr>
+                <w:rFonts w:ascii="Consolas" w:hAnsi="Consolas"/>
+                <w:b w:val="0"/>
+                <w:i w:val="0"/>
+                <w:color w:val="000000"/>
+                <w:sz w:val="17"/>
+              </w:rPr>
+              <w:t xml:space="preserve">    "dir::rtl/core/picorv32.v",</w:t>
+            </w:r>
+          </w:p>
+          <w:p>
+            <w:pPr>
+              <w:spacing w:before="0" w:after="20" w:line="252" w:lineRule="auto"/>
+            </w:pPr>
+            <w:r>
+              <w:rPr>
+                <w:rFonts w:ascii="Consolas" w:hAnsi="Consolas"/>
+                <w:b w:val="0"/>
+                <w:i w:val="0"/>
+                <w:color w:val="000000"/>
+                <w:sz w:val="17"/>
+              </w:rPr>
+              <w:t xml:space="preserve">    "dir::rtl/core/soc_interconnect.v",</w:t>
             </w:r>
           </w:p>
           <w:p>
@@ -7963,7 +8550,7 @@
                 <w:color w:val="000000"/>
                 <w:sz w:val="17"/>
               </w:rPr>
-              <w:t xml:space="preserve">  "HEURISTIC_ANTENNA_THRESHOLD": 45,</w:t>
+              <w:t xml:space="preserve">  "HEURISTIC_ANTENNA_THRESHOLD": 30,</w:t>
             </w:r>
           </w:p>
           <w:p>
@@ -8008,7 +8595,7 @@
                 <w:color w:val="000000"/>
                 <w:sz w:val="17"/>
               </w:rPr>
-              <w:t xml:space="preserve">  "GRT_ANTENNA_ITERS": 15,</w:t>
+              <w:t xml:space="preserve">  "GRT_ANTENNA_ITERS": 25,</w:t>
             </w:r>
           </w:p>
           <w:p>
@@ -8023,7 +8610,7 @@
                 <w:color w:val="000000"/>
                 <w:sz w:val="17"/>
               </w:rPr>
-              <w:t xml:space="preserve">  "GRT_ANTENNA_MARGIN": 60,</w:t>
+              <w:t xml:space="preserve">  "GRT_ANTENNA_MARGIN": 75,</w:t>
             </w:r>
           </w:p>
           <w:p>
@@ -8392,7 +8979,7 @@
                 <w:color w:val="000000"/>
                 <w:sz w:val="18"/>
               </w:rPr>
-              <w:t>10 file RTL (.v)</w:t>
+              <w:t>14 file RTL (.v)</w:t>
             </w:r>
           </w:p>
         </w:tc>
@@ -8418,7 +9005,7 @@
                 <w:color w:val="000000"/>
                 <w:sz w:val="18"/>
               </w:rPr>
-              <w:t>Khai báo đầy đủ 10 khối RTL Verilog cấu thành hệ thống: PicoRV32, 1KB SRAM, SPIMEMIO, UART FIFO, RDM6300 decoder.</w:t>
+              <w:t>Khai báo đầy đủ 14 khối RTL Verilog cấu thành hệ thống: PicoRV32, 1KB SRAM, SPIMEMIO, RDM6300, Host UART FIFO, GPIO MMIO, Interconnect và Top SoC.</w:t>
             </w:r>
           </w:p>
         </w:tc>
@@ -9153,7 +9740,7 @@
                 <w:color w:val="000000"/>
                 <w:sz w:val="18"/>
               </w:rPr>
-              <w:t>true / 45</w:t>
+              <w:t>true / 30</w:t>
             </w:r>
           </w:p>
         </w:tc>
@@ -9180,7 +9767,7 @@
                 <w:color w:val="000000"/>
                 <w:sz w:val="18"/>
               </w:rPr>
-              <w:t>Kích hoạt thuật toán phỏng đoán chèn diode bảo vệ tự động khi tỷ lệ diện tích dây kim loại / cực cổng vượt ngưỡng 45.</w:t>
+              <w:t>Kích hoạt thuật toán phỏng đoán chèn diode bảo vệ tự động khi tỷ lệ diện tích dây kim loại / cực cổng vượt ngưỡng 30 (tinh chỉnh từ 45 xuống 30 giúp đạt 0 lỗi Antenna).</w:t>
             </w:r>
           </w:p>
         </w:tc>
@@ -9295,7 +9882,7 @@
                 <w:color w:val="000000"/>
                 <w:sz w:val="18"/>
               </w:rPr>
-              <w:t>GRT_LAYER_ADJUSTMENTS</w:t>
+              <w:t>GRT_ANTENNA_ITERS, MARGIN</w:t>
             </w:r>
           </w:p>
         </w:tc>
@@ -9322,6 +9909,90 @@
                 <w:color w:val="000000"/>
                 <w:sz w:val="18"/>
               </w:rPr>
+              <w:t>25 / 75</w:t>
+            </w:r>
+          </w:p>
+        </w:tc>
+        <w:tc>
+          <w:tcPr>
+            <w:tcW w:type="dxa" w:w="3269"/>
+            <w:vAlign w:val="center"/>
+            <w:tcMar>
+              <w:top w:w="75" w:type="dxa"/>
+              <w:bottom w:w="75" w:type="dxa"/>
+              <w:left w:w="110" w:type="dxa"/>
+              <w:right w:w="110" w:type="dxa"/>
+            </w:tcMar>
+            <w:shd w:fill="F9F9F9"/>
+          </w:tcPr>
+          <w:p>
+            <w:pPr>
+              <w:spacing w:before="0" w:after="0"/>
+              <w:jc w:val="left"/>
+            </w:pPr>
+            <w:r>
+              <w:rPr>
+                <w:rFonts w:ascii="Times New Roman" w:hAnsi="Times New Roman"/>
+                <w:color w:val="000000"/>
+                <w:sz w:val="18"/>
+              </w:rPr>
+              <w:t>Tăng ngân sách 25 vòng lặp sửa lỗi Antenna và nâng biên an toàn router lên 75 để triệt tiêu 100% vi phạm Antenna.</w:t>
+            </w:r>
+          </w:p>
+        </w:tc>
+      </w:tr>
+      <w:tr>
+        <w:trPr>
+          <w:cantSplit/>
+        </w:trPr>
+        <w:tc>
+          <w:tcPr>
+            <w:tcW w:type="dxa" w:w="3168"/>
+            <w:vAlign w:val="center"/>
+            <w:tcMar>
+              <w:top w:w="75" w:type="dxa"/>
+              <w:bottom w:w="75" w:type="dxa"/>
+              <w:left w:w="110" w:type="dxa"/>
+              <w:right w:w="110" w:type="dxa"/>
+            </w:tcMar>
+          </w:tcPr>
+          <w:p>
+            <w:pPr>
+              <w:spacing w:before="0" w:after="0"/>
+              <w:jc w:val="left"/>
+            </w:pPr>
+            <w:r>
+              <w:rPr>
+                <w:rFonts w:ascii="Times New Roman" w:hAnsi="Times New Roman"/>
+                <w:color w:val="000000"/>
+                <w:sz w:val="18"/>
+              </w:rPr>
+              <w:t>GRT_LAYER_ADJUSTMENTS</w:t>
+            </w:r>
+          </w:p>
+        </w:tc>
+        <w:tc>
+          <w:tcPr>
+            <w:tcW w:type="dxa" w:w="2592"/>
+            <w:vAlign w:val="center"/>
+            <w:tcMar>
+              <w:top w:w="75" w:type="dxa"/>
+              <w:bottom w:w="75" w:type="dxa"/>
+              <w:left w:w="110" w:type="dxa"/>
+              <w:right w:w="110" w:type="dxa"/>
+            </w:tcMar>
+          </w:tcPr>
+          <w:p>
+            <w:pPr>
+              <w:spacing w:before="0" w:after="0"/>
+              <w:jc w:val="center"/>
+            </w:pPr>
+            <w:r>
+              <w:rPr>
+                <w:rFonts w:ascii="Times New Roman" w:hAnsi="Times New Roman"/>
+                <w:color w:val="000000"/>
+                <w:sz w:val="18"/>
+              </w:rPr>
               <w:t>[0.99, 0.65, 0.30, 0, 0, 0]</w:t>
             </w:r>
           </w:p>
@@ -9336,7 +10007,6 @@
               <w:left w:w="110" w:type="dxa"/>
               <w:right w:w="110" w:type="dxa"/>
             </w:tcMar>
-            <w:shd w:fill="F9F9F9"/>
           </w:tcPr>
           <w:p>
             <w:pPr>
@@ -9368,6 +10038,7 @@
               <w:left w:w="110" w:type="dxa"/>
               <w:right w:w="110" w:type="dxa"/>
             </w:tcMar>
+            <w:shd w:fill="F9F9F9"/>
           </w:tcPr>
           <w:p>
             <w:pPr>
@@ -9394,6 +10065,7 @@
               <w:left w:w="110" w:type="dxa"/>
               <w:right w:w="110" w:type="dxa"/>
             </w:tcMar>
+            <w:shd w:fill="F9F9F9"/>
           </w:tcPr>
           <w:p>
             <w:pPr>
@@ -9420,6 +10092,7 @@
               <w:left w:w="110" w:type="dxa"/>
               <w:right w:w="110" w:type="dxa"/>
             </w:tcMar>
+            <w:shd w:fill="F9F9F9"/>
           </w:tcPr>
           <w:p>
             <w:pPr>
@@ -9467,7 +10140,7 @@
           <w:color w:val="000000"/>
           <w:sz w:val="24"/>
         </w:rPr>
-        <w:t>5.2. Trực quan hóa layout vật lý trên công cụ OpenROAD (Openroad_1.png)</w:t>
+        <w:t>5.2. Trực quan hóa layout vật lý trên công cụ OpenROAD (OpenROAD.png)</w:t>
       </w:r>
     </w:p>
     <w:p>
@@ -9483,7 +10156,7 @@
           <w:color w:val="000000"/>
           <w:sz w:val="22"/>
         </w:rPr>
-        <w:t>Hình ảnh bản vẽ layout vật lý sau bước hoàn thiện định tuyến chi tiết (Detailed Routing) và chèn diode bảo vệ được hiển thị trực tiếp trên giao diện công cụ OpenROAD, thể hiện tại Hình 3.</w:t>
+        <w:t>Hình ảnh bản vẽ layout vật lý sau bước hoàn thiện định tuyến chi tiết (Detailed Routing) và chèn diode bảo vệ được hiển thị trực tiếp trên giao diện công cụ OpenROAD, thể hiện tại Hình 5.</w:t>
       </w:r>
     </w:p>
     <w:p>
@@ -9495,8 +10168,8 @@
       <w:r>
         <w:drawing>
           <wp:inline xmlns:a="http://schemas.openxmlformats.org/drawingml/2006/main" xmlns:pic="http://schemas.openxmlformats.org/drawingml/2006/picture">
-            <wp:extent cx="4754880" cy="3356803"/>
-            <wp:docPr id="3" name="Picture 3"/>
+            <wp:extent cx="4754880" cy="3441965"/>
+            <wp:docPr id="6" name="Picture 6"/>
             <wp:cNvGraphicFramePr>
               <a:graphicFrameLocks noChangeAspect="1"/>
             </wp:cNvGraphicFramePr>
@@ -9504,11 +10177,11 @@
               <a:graphicData uri="http://schemas.openxmlformats.org/drawingml/2006/picture">
                 <pic:pic>
                   <pic:nvPicPr>
-                    <pic:cNvPr id="0" name="openroad.png"/>
+                    <pic:cNvPr id="0" name="OpenROAD.png"/>
                     <pic:cNvPicPr/>
                   </pic:nvPicPr>
                   <pic:blipFill>
-                    <a:blip r:embed="rId13"/>
+                    <a:blip r:embed="rId16"/>
                     <a:stretch>
                       <a:fillRect/>
                     </a:stretch>
@@ -9516,7 +10189,7 @@
                   <pic:spPr>
                     <a:xfrm>
                       <a:off x="0" y="0"/>
-                      <a:ext cx="4754880" cy="3356803"/>
+                      <a:ext cx="4754880" cy="3441965"/>
                     </a:xfrm>
                     <a:prstGeom prst="rect"/>
                   </pic:spPr>
@@ -9540,7 +10213,7 @@
           <w:color w:val="000000"/>
           <w:sz w:val="19"/>
         </w:rPr>
-        <w:t>Hình 3. Giao diện trực quan hóa layout vật lý chip ASIC trên công cụ OpenROAD (SkyWater Sky130A)</w:t>
+        <w:t>Hình 5. Giao diện trực quan hóa layout vật lý chip ASIC trên công cụ OpenROAD (SkyWater Sky130A)</w:t>
       </w:r>
     </w:p>
     <w:p>
@@ -9577,7 +10250,7 @@
           <w:color w:val="000000"/>
           <w:sz w:val="22"/>
         </w:rPr>
-        <w:t>Ở lượt chạy chính thức mang mã định danh RUN_2026-09-27_21-51-11, bước kiểm tra khả năng chế tạo ReportManufacturability (bước 75) đã xác nhận thiết kế vi mạch vượt qua 100% các tiêu chí ký duyệt vật lý khắt khe nhất:</w:t>
+        <w:t>Ở lượt chạy chính thức mang mã định danh RUN_2026-10-02_02-43-19, bước kiểm tra khả năng chế tạo ReportManufacturability (bước 75) đã xác nhận thiết kế vi mạch vượt qua 100% các tiêu chí ký duyệt vật lý khắt khe nhất:</w:t>
       </w:r>
     </w:p>
     <w:p>
@@ -9603,7 +10276,7 @@
           <w:color w:val="000000"/>
           <w:sz w:val="22"/>
         </w:rPr>
-        <w:t>0 net violations, 0 pin violations. Thuật toán chèn diode phỏng đoán và chèn diode tại các cổng I/O đã bảo vệ hoàn toàn cực cổng của các transistor khỏi hiện tượng phóng điện plasma.</w:t>
+        <w:t>0 net violations, 0 pin violations. Thuật toán chèn diode phỏng đoán và chèn diode tại các cổng I/O đã bảo vệ hoàn toàn cực cổng của các transistor khỏi hiện tượng phóng điện plasma (tổng cộng 1,289 diodes bảo vệ).</w:t>
       </w:r>
     </w:p>
     <w:p>
@@ -9629,7 +10302,7 @@
           <w:color w:val="000000"/>
           <w:sz w:val="22"/>
         </w:rPr>
-        <w:t>Netlist trích xuất từ layout GDSII hoàn toàn trùng khớp với Netlist nguyên lý (Circuits match uniquely, 57,544 devices và 50,028 nets trùng khớp 100%, 0 thiết bị sai lệch).</w:t>
+        <w:t>Netlist trích xuất từ layout GDSII hoàn toàn trùng khớp với Netlist nguyên lý (Circuits match uniquely, 58,496 devices và 49,979 nets trùng khớp 100%, 0 thiết bị sai lệch).</w:t>
       </w:r>
     </w:p>
     <w:p>
@@ -9656,6 +10329,63 @@
           <w:sz w:val="22"/>
         </w:rPr>
         <w:t>0 lỗi vi phạm quy tắc hình học trên cả 2 công cụ kiểm tra độc lập Magic (COUNT: 0) và KLayout (klayout__drc_error__count: 0).</w:t>
+      </w:r>
+    </w:p>
+    <w:p>
+      <w:pPr>
+        <w:keepNext/>
+        <w:spacing w:before="80" w:after="40"/>
+        <w:jc w:val="center"/>
+      </w:pPr>
+      <w:r>
+        <w:drawing>
+          <wp:inline xmlns:a="http://schemas.openxmlformats.org/drawingml/2006/main" xmlns:pic="http://schemas.openxmlformats.org/drawingml/2006/picture">
+            <wp:extent cx="5303520" cy="1232024"/>
+            <wp:docPr id="7" name="Picture 7"/>
+            <wp:cNvGraphicFramePr>
+              <a:graphicFrameLocks noChangeAspect="1"/>
+            </wp:cNvGraphicFramePr>
+            <a:graphic>
+              <a:graphicData uri="http://schemas.openxmlformats.org/drawingml/2006/picture">
+                <pic:pic>
+                  <pic:nvPicPr>
+                    <pic:cNvPr id="0" name="AntennaLvsDrc.png"/>
+                    <pic:cNvPicPr/>
+                  </pic:nvPicPr>
+                  <pic:blipFill>
+                    <a:blip r:embed="rId17"/>
+                    <a:stretch>
+                      <a:fillRect/>
+                    </a:stretch>
+                  </pic:blipFill>
+                  <pic:spPr>
+                    <a:xfrm>
+                      <a:off x="0" y="0"/>
+                      <a:ext cx="5303520" cy="1232024"/>
+                    </a:xfrm>
+                    <a:prstGeom prst="rect"/>
+                  </pic:spPr>
+                </pic:pic>
+              </a:graphicData>
+            </a:graphic>
+          </wp:inline>
+        </w:drawing>
+      </w:r>
+    </w:p>
+    <w:p>
+      <w:pPr>
+        <w:spacing w:before="60" w:after="160"/>
+        <w:jc w:val="center"/>
+      </w:pPr>
+      <w:r>
+        <w:rPr>
+          <w:rFonts w:ascii="Times New Roman" w:hAnsi="Times New Roman"/>
+          <w:b w:val="0"/>
+          <w:i/>
+          <w:color w:val="000000"/>
+          <w:sz w:val="19"/>
+        </w:rPr>
+        <w:t>Hình 6. Báo cáo kiểm tra chế tạo ký duyệt vật lý sign-off: Antenna Passed, LVS Passed, DRC Passed</w:t>
       </w:r>
     </w:p>
     <w:tbl>
@@ -9993,7 +10723,7 @@
                 <w:color w:val="000000"/>
                 <w:sz w:val="18"/>
               </w:rPr>
-              <w:t>26% (Khởi tạo Floorplan)</w:t>
+              <w:t>26% (Khởi tạo Floorplan) / 46.01% (Final)</w:t>
             </w:r>
           </w:p>
         </w:tc>
@@ -10162,7 +10892,7 @@
                 <w:color w:val="000000"/>
                 <w:sz w:val="18"/>
               </w:rPr>
-              <w:t>57,544 devices</w:t>
+              <w:t>58,496 devices</w:t>
             </w:r>
           </w:p>
         </w:tc>
@@ -10246,7 +10976,7 @@
                 <w:color w:val="000000"/>
                 <w:sz w:val="18"/>
               </w:rPr>
-              <w:t>50,028 nets</w:t>
+              <w:t>49,979 nets</w:t>
             </w:r>
           </w:p>
         </w:tc>
@@ -10304,7 +11034,176 @@
                 <w:color w:val="000000"/>
                 <w:sz w:val="18"/>
               </w:rPr>
+              <w:t>Tổng số Standard Cells (Instances)</w:t>
+            </w:r>
+          </w:p>
+        </w:tc>
+        <w:tc>
+          <w:tcPr>
+            <w:tcW w:type="dxa" w:w="2592"/>
+            <w:vAlign w:val="center"/>
+            <w:tcMar>
+              <w:top w:w="75" w:type="dxa"/>
+              <w:bottom w:w="75" w:type="dxa"/>
+              <w:left w:w="110" w:type="dxa"/>
+              <w:right w:w="110" w:type="dxa"/>
+            </w:tcMar>
+            <w:shd w:fill="F9F9F9"/>
+          </w:tcPr>
+          <w:p>
+            <w:pPr>
+              <w:spacing w:before="0" w:after="0"/>
+              <w:jc w:val="center"/>
+            </w:pPr>
+            <w:r>
+              <w:rPr>
+                <w:rFonts w:ascii="Times New Roman" w:hAnsi="Times New Roman"/>
+                <w:color w:val="000000"/>
+                <w:sz w:val="18"/>
+              </w:rPr>
+              <w:t>145,969 cells</w:t>
+            </w:r>
+          </w:p>
+        </w:tc>
+        <w:tc>
+          <w:tcPr>
+            <w:tcW w:type="dxa" w:w="2837"/>
+            <w:vAlign w:val="center"/>
+            <w:tcMar>
+              <w:top w:w="75" w:type="dxa"/>
+              <w:bottom w:w="75" w:type="dxa"/>
+              <w:left w:w="110" w:type="dxa"/>
+              <w:right w:w="110" w:type="dxa"/>
+            </w:tcMar>
+            <w:shd w:fill="F9F9F9"/>
+          </w:tcPr>
+          <w:p>
+            <w:pPr>
+              <w:spacing w:before="0" w:after="0"/>
+              <w:jc w:val="left"/>
+            </w:pPr>
+            <w:r>
+              <w:rPr>
+                <w:rFonts w:ascii="Times New Roman" w:hAnsi="Times New Roman"/>
+                <w:color w:val="000000"/>
+                <w:sz w:val="18"/>
+              </w:rPr>
+              <w:t>Bao gồm logic cells, CTS buffers, hold buffers</w:t>
+            </w:r>
+          </w:p>
+        </w:tc>
+      </w:tr>
+      <w:tr>
+        <w:trPr>
+          <w:cantSplit/>
+        </w:trPr>
+        <w:tc>
+          <w:tcPr>
+            <w:tcW w:type="dxa" w:w="3600"/>
+            <w:vAlign w:val="center"/>
+            <w:tcMar>
+              <w:top w:w="75" w:type="dxa"/>
+              <w:bottom w:w="75" w:type="dxa"/>
+              <w:left w:w="110" w:type="dxa"/>
+              <w:right w:w="110" w:type="dxa"/>
+            </w:tcMar>
+          </w:tcPr>
+          <w:p>
+            <w:pPr>
+              <w:spacing w:before="0" w:after="0"/>
+              <w:jc w:val="left"/>
+            </w:pPr>
+            <w:r>
+              <w:rPr>
+                <w:rFonts w:ascii="Times New Roman" w:hAnsi="Times New Roman"/>
+                <w:color w:val="000000"/>
+                <w:sz w:val="18"/>
+              </w:rPr>
               <w:t>Lỗi quy tắc Antenna (Antenna Violations)</w:t>
+            </w:r>
+          </w:p>
+        </w:tc>
+        <w:tc>
+          <w:tcPr>
+            <w:tcW w:type="dxa" w:w="2592"/>
+            <w:vAlign w:val="center"/>
+            <w:tcMar>
+              <w:top w:w="75" w:type="dxa"/>
+              <w:bottom w:w="75" w:type="dxa"/>
+              <w:left w:w="110" w:type="dxa"/>
+              <w:right w:w="110" w:type="dxa"/>
+            </w:tcMar>
+          </w:tcPr>
+          <w:p>
+            <w:pPr>
+              <w:spacing w:before="0" w:after="0"/>
+              <w:jc w:val="center"/>
+            </w:pPr>
+            <w:r>
+              <w:rPr>
+                <w:rFonts w:ascii="Times New Roman" w:hAnsi="Times New Roman"/>
+                <w:color w:val="000000"/>
+                <w:sz w:val="18"/>
+              </w:rPr>
+              <w:t>0 LỖI (Passed ✅)</w:t>
+            </w:r>
+          </w:p>
+        </w:tc>
+        <w:tc>
+          <w:tcPr>
+            <w:tcW w:type="dxa" w:w="2837"/>
+            <w:vAlign w:val="center"/>
+            <w:tcMar>
+              <w:top w:w="75" w:type="dxa"/>
+              <w:bottom w:w="75" w:type="dxa"/>
+              <w:left w:w="110" w:type="dxa"/>
+              <w:right w:w="110" w:type="dxa"/>
+            </w:tcMar>
+          </w:tcPr>
+          <w:p>
+            <w:pPr>
+              <w:spacing w:before="0" w:after="0"/>
+              <w:jc w:val="left"/>
+            </w:pPr>
+            <w:r>
+              <w:rPr>
+                <w:rFonts w:ascii="Times New Roman" w:hAnsi="Times New Roman"/>
+                <w:color w:val="000000"/>
+                <w:sz w:val="18"/>
+              </w:rPr>
+              <w:t>0 violating nets, 0 violating pins (1,289 diodes)</w:t>
+            </w:r>
+          </w:p>
+        </w:tc>
+      </w:tr>
+      <w:tr>
+        <w:trPr>
+          <w:cantSplit/>
+        </w:trPr>
+        <w:tc>
+          <w:tcPr>
+            <w:tcW w:type="dxa" w:w="3600"/>
+            <w:vAlign w:val="center"/>
+            <w:tcMar>
+              <w:top w:w="75" w:type="dxa"/>
+              <w:bottom w:w="75" w:type="dxa"/>
+              <w:left w:w="110" w:type="dxa"/>
+              <w:right w:w="110" w:type="dxa"/>
+            </w:tcMar>
+            <w:shd w:fill="F9F9F9"/>
+          </w:tcPr>
+          <w:p>
+            <w:pPr>
+              <w:spacing w:before="0" w:after="0"/>
+              <w:jc w:val="left"/>
+            </w:pPr>
+            <w:r>
+              <w:rPr>
+                <w:rFonts w:ascii="Times New Roman" w:hAnsi="Times New Roman"/>
+                <w:color w:val="000000"/>
+                <w:sz w:val="18"/>
+              </w:rPr>
+              <w:t>Kiểm tra Magic DRC</w:t>
             </w:r>
           </w:p>
         </w:tc>
@@ -10358,7 +11257,7 @@
                 <w:color w:val="000000"/>
                 <w:sz w:val="18"/>
               </w:rPr>
-              <w:t>0 violating nets, 0 violating pins</w:t>
+              <w:t>COUNT: 0 (Sạch 100% lỗi hình học)</w:t>
             </w:r>
           </w:p>
         </w:tc>
@@ -10389,7 +11288,7 @@
                 <w:color w:val="000000"/>
                 <w:sz w:val="18"/>
               </w:rPr>
-              <w:t>Kiểm tra Magic DRC</w:t>
+              <w:t>Kiểm tra KLayout DRC</w:t>
             </w:r>
           </w:p>
         </w:tc>
@@ -10441,7 +11340,7 @@
                 <w:color w:val="000000"/>
                 <w:sz w:val="18"/>
               </w:rPr>
-              <w:t>COUNT: 0 (Sạch 100% lỗi hình học)</w:t>
+              <w:t>klayout__drc_error__count = 0</w:t>
             </w:r>
           </w:p>
         </w:tc>
@@ -10473,7 +11372,7 @@
                 <w:color w:val="000000"/>
                 <w:sz w:val="18"/>
               </w:rPr>
-              <w:t>Kiểm tra KLayout DRC</w:t>
+              <w:t>Kiểm tra đối chiếu Layout - Sơ đồ (LVS)</w:t>
             </w:r>
           </w:p>
         </w:tc>
@@ -10500,7 +11399,7 @@
                 <w:color w:val="000000"/>
                 <w:sz w:val="18"/>
               </w:rPr>
-              <w:t>0 LỖI (Passed ✅)</w:t>
+              <w:t>PASSED ✅</w:t>
             </w:r>
           </w:p>
         </w:tc>
@@ -10515,89 +11414,6 @@
               <w:right w:w="110" w:type="dxa"/>
             </w:tcMar>
             <w:shd w:fill="F9F9F9"/>
-          </w:tcPr>
-          <w:p>
-            <w:pPr>
-              <w:spacing w:before="0" w:after="0"/>
-              <w:jc w:val="left"/>
-            </w:pPr>
-            <w:r>
-              <w:rPr>
-                <w:rFonts w:ascii="Times New Roman" w:hAnsi="Times New Roman"/>
-                <w:color w:val="000000"/>
-                <w:sz w:val="18"/>
-              </w:rPr>
-              <w:t>klayout__drc_error__count = 0</w:t>
-            </w:r>
-          </w:p>
-        </w:tc>
-      </w:tr>
-      <w:tr>
-        <w:trPr>
-          <w:cantSplit/>
-        </w:trPr>
-        <w:tc>
-          <w:tcPr>
-            <w:tcW w:type="dxa" w:w="3600"/>
-            <w:vAlign w:val="center"/>
-            <w:tcMar>
-              <w:top w:w="75" w:type="dxa"/>
-              <w:bottom w:w="75" w:type="dxa"/>
-              <w:left w:w="110" w:type="dxa"/>
-              <w:right w:w="110" w:type="dxa"/>
-            </w:tcMar>
-          </w:tcPr>
-          <w:p>
-            <w:pPr>
-              <w:spacing w:before="0" w:after="0"/>
-              <w:jc w:val="left"/>
-            </w:pPr>
-            <w:r>
-              <w:rPr>
-                <w:rFonts w:ascii="Times New Roman" w:hAnsi="Times New Roman"/>
-                <w:color w:val="000000"/>
-                <w:sz w:val="18"/>
-              </w:rPr>
-              <w:t>Kiểm tra đối chiếu Layout - Sơ đồ (LVS)</w:t>
-            </w:r>
-          </w:p>
-        </w:tc>
-        <w:tc>
-          <w:tcPr>
-            <w:tcW w:type="dxa" w:w="2592"/>
-            <w:vAlign w:val="center"/>
-            <w:tcMar>
-              <w:top w:w="75" w:type="dxa"/>
-              <w:bottom w:w="75" w:type="dxa"/>
-              <w:left w:w="110" w:type="dxa"/>
-              <w:right w:w="110" w:type="dxa"/>
-            </w:tcMar>
-          </w:tcPr>
-          <w:p>
-            <w:pPr>
-              <w:spacing w:before="0" w:after="0"/>
-              <w:jc w:val="center"/>
-            </w:pPr>
-            <w:r>
-              <w:rPr>
-                <w:rFonts w:ascii="Times New Roman" w:hAnsi="Times New Roman"/>
-                <w:color w:val="000000"/>
-                <w:sz w:val="18"/>
-              </w:rPr>
-              <w:t>PASSED ✅</w:t>
-            </w:r>
-          </w:p>
-        </w:tc>
-        <w:tc>
-          <w:tcPr>
-            <w:tcW w:type="dxa" w:w="2837"/>
-            <w:vAlign w:val="center"/>
-            <w:tcMar>
-              <w:top w:w="75" w:type="dxa"/>
-              <w:bottom w:w="75" w:type="dxa"/>
-              <w:left w:w="110" w:type="dxa"/>
-              <w:right w:w="110" w:type="dxa"/>
-            </w:tcMar>
           </w:tcPr>
           <w:p>
             <w:pPr>
@@ -10629,7 +11445,6 @@
               <w:left w:w="110" w:type="dxa"/>
               <w:right w:w="110" w:type="dxa"/>
             </w:tcMar>
-            <w:shd w:fill="F9F9F9"/>
           </w:tcPr>
           <w:p>
             <w:pPr>
@@ -10656,7 +11471,6 @@
               <w:left w:w="110" w:type="dxa"/>
               <w:right w:w="110" w:type="dxa"/>
             </w:tcMar>
-            <w:shd w:fill="F9F9F9"/>
           </w:tcPr>
           <w:p>
             <w:pPr>
@@ -10683,7 +11497,6 @@
               <w:left w:w="110" w:type="dxa"/>
               <w:right w:w="110" w:type="dxa"/>
             </w:tcMar>
-            <w:shd w:fill="F9F9F9"/>
           </w:tcPr>
           <w:p>
             <w:pPr>
@@ -10696,7 +11509,7 @@
                 <w:color w:val="000000"/>
                 <w:sz w:val="18"/>
               </w:rPr>
-              <w:t>No setup violations, No hold violations</w:t>
+              <w:t>No setup violations (WNS +1.84 ns), No hold violations (WNS +0.27 ns)</w:t>
             </w:r>
           </w:p>
         </w:tc>
@@ -10715,7 +11528,7 @@
           <w:color w:val="000000"/>
           <w:sz w:val="19"/>
         </w:rPr>
-        <w:t>Bảng 4. Bảng tổng hợp các thông số ký duyệt (Signoff Metrics) của chip ASIC Sky130A (RUN_2026-09-27_21-51-11)</w:t>
+        <w:t>Bảng 4. Bảng tổng hợp các thông số ký duyệt (Signoff Metrics) của chip ASIC Sky130A (RUN_2026-10-02_02-43-19)</w:t>
       </w:r>
     </w:p>
     <w:p>
@@ -10752,7 +11565,7 @@
           <w:color w:val="000000"/>
           <w:sz w:val="22"/>
         </w:rPr>
-        <w:t>Trong thiết kế vi mạch số chuyên nghiệp, **MET TIMING** là kết quả quan trọng nhất và là điều kiện bắt buộc để chip có thể sản xuất thành công. Phân tích định thời tĩnh Post-PnR bằng OpenROAD trên lượt chạy RUN_2026-09-27_21-51-11 xác nhận rằng hệ thống hoàn toàn sạch lỗi định thời trên cả 9 góc đo công nghệ khắc nghiệt nhất:</w:t>
+        <w:t>Trong thiết kế vi mạch số chuyên nghiệp, **MET TIMING** là kết quả quan trọng nhất và là điều kiện bắt buộc để chip có thể sản xuất thành công. Phân tích định thời tĩnh Post-PnR bằng OpenROAD trên lượt chạy RUN_2026-10-02_02-43-19 xác nhận rằng hệ thống hoàn toàn sạch lỗi định thời trên cả 9 góc đo công nghệ khắc nghiệt nhất:</w:t>
       </w:r>
     </w:p>
     <w:p>
@@ -10778,7 +11591,7 @@
           <w:color w:val="000000"/>
           <w:sz w:val="22"/>
         </w:rPr>
-        <w:t>Tại tần số 50 MHz (chu kỳ 20.0 ns), mọi đường truyền dữ liệu tổ hợp đều đến kịp trước sườn xung nhịp tiếp theo (Setup Slack &gt; 0 ở cả 9 corners).</w:t>
+        <w:t>Tại tần số 50 MHz (chu kỳ 20.0 ns), mọi đường truyền dữ liệu tổ hợp đều đến kịp trước sườn xung nhịp tiếp theo (Setup Slack &gt; 0 ở cả 9 corners, góc xấu nhất max_ss_100C_1v60 đạt slack an toàn +1.84 ns).</w:t>
       </w:r>
     </w:p>
     <w:p>
@@ -10804,7 +11617,7 @@
           <w:color w:val="000000"/>
           <w:sz w:val="22"/>
         </w:rPr>
-        <w:t>Cây xung nhịp CTS được cân bằng tối ưu và các bộ đệm delay được chèn hợp lý, đảm bảo dữ liệu không bao giờ chạy quá nhanh đè lên chu kỳ cũ (Hold Slack &gt; 0 ở cả 9 corners).</w:t>
+        <w:t>Cây xung nhịp CTS được cân bằng tối ưu và các bộ đệm delay được chèn hợp lý, đảm bảo dữ liệu không bao giờ chạy quá nhanh đè lên chu kỳ cũ (Hold Slack &gt; 0 ở cả 9 corners, góc xấu nhất min_ff_n40C_1v95 đạt slack +0.27 ns).</w:t>
       </w:r>
     </w:p>
     <w:p>
@@ -10861,7 +11674,7 @@
         </w:trPr>
         <w:tc>
           <w:tcPr>
-            <w:tcW w:type="dxa" w:w="2592"/>
+            <w:tcW w:type="dxa" w:w="2304"/>
             <w:vAlign w:val="center"/>
             <w:tcMar>
               <w:top w:w="100" w:type="dxa"/>
@@ -10890,7 +11703,7 @@
         </w:tc>
         <w:tc>
           <w:tcPr>
-            <w:tcW w:type="dxa" w:w="2592"/>
+            <w:tcW w:type="dxa" w:w="2160"/>
             <w:vAlign w:val="center"/>
             <w:tcMar>
               <w:top w:w="100" w:type="dxa"/>
@@ -10919,7 +11732,7 @@
         </w:tc>
         <w:tc>
           <w:tcPr>
-            <w:tcW w:type="dxa" w:w="1296"/>
+            <w:tcW w:type="dxa" w:w="1440"/>
             <w:vAlign w:val="center"/>
             <w:tcMar>
               <w:top w:w="100" w:type="dxa"/>
@@ -10942,13 +11755,13 @@
                 <w:color w:val="000000"/>
                 <w:sz w:val="18"/>
               </w:rPr>
-              <w:t>Setup Violations</w:t>
+              <w:t>Setup Slack (ns)</w:t>
             </w:r>
           </w:p>
         </w:tc>
         <w:tc>
           <w:tcPr>
-            <w:tcW w:type="dxa" w:w="1296"/>
+            <w:tcW w:type="dxa" w:w="1440"/>
             <w:vAlign w:val="center"/>
             <w:tcMar>
               <w:top w:w="100" w:type="dxa"/>
@@ -10971,13 +11784,13 @@
                 <w:color w:val="000000"/>
                 <w:sz w:val="18"/>
               </w:rPr>
-              <w:t>Hold Violations</w:t>
+              <w:t>Hold Slack (ns)</w:t>
             </w:r>
           </w:p>
         </w:tc>
         <w:tc>
           <w:tcPr>
-            <w:tcW w:type="dxa" w:w="1253"/>
+            <w:tcW w:type="dxa" w:w="1685"/>
             <w:vAlign w:val="center"/>
             <w:tcMar>
               <w:top w:w="100" w:type="dxa"/>
@@ -11011,7 +11824,7 @@
         </w:trPr>
         <w:tc>
           <w:tcPr>
-            <w:tcW w:type="dxa" w:w="2592"/>
+            <w:tcW w:type="dxa" w:w="2304"/>
             <w:vAlign w:val="center"/>
             <w:tcMar>
               <w:top w:w="75" w:type="dxa"/>
@@ -11038,7 +11851,7 @@
         </w:tc>
         <w:tc>
           <w:tcPr>
-            <w:tcW w:type="dxa" w:w="2592"/>
+            <w:tcW w:type="dxa" w:w="2160"/>
             <w:vAlign w:val="center"/>
             <w:tcMar>
               <w:top w:w="75" w:type="dxa"/>
@@ -11065,7 +11878,7 @@
         </w:tc>
         <w:tc>
           <w:tcPr>
-            <w:tcW w:type="dxa" w:w="1296"/>
+            <w:tcW w:type="dxa" w:w="1440"/>
             <w:vAlign w:val="center"/>
             <w:tcMar>
               <w:top w:w="75" w:type="dxa"/>
@@ -11086,13 +11899,13 @@
                 <w:color w:val="000000"/>
                 <w:sz w:val="18"/>
               </w:rPr>
-              <w:t>0 vi phạm</w:t>
+              <w:t>+4.67 ns</w:t>
             </w:r>
           </w:p>
         </w:tc>
         <w:tc>
           <w:tcPr>
-            <w:tcW w:type="dxa" w:w="1296"/>
+            <w:tcW w:type="dxa" w:w="1440"/>
             <w:vAlign w:val="center"/>
             <w:tcMar>
               <w:top w:w="75" w:type="dxa"/>
@@ -11113,13 +11926,13 @@
                 <w:color w:val="000000"/>
                 <w:sz w:val="18"/>
               </w:rPr>
-              <w:t>0 vi phạm</w:t>
+              <w:t>+0.58 ns</w:t>
             </w:r>
           </w:p>
         </w:tc>
         <w:tc>
           <w:tcPr>
-            <w:tcW w:type="dxa" w:w="1253"/>
+            <w:tcW w:type="dxa" w:w="1685"/>
             <w:vAlign w:val="center"/>
             <w:tcMar>
               <w:top w:w="75" w:type="dxa"/>
@@ -11151,7 +11964,7 @@
         </w:trPr>
         <w:tc>
           <w:tcPr>
-            <w:tcW w:type="dxa" w:w="2592"/>
+            <w:tcW w:type="dxa" w:w="2304"/>
             <w:vAlign w:val="center"/>
             <w:tcMar>
               <w:top w:w="75" w:type="dxa"/>
@@ -11177,7 +11990,7 @@
         </w:tc>
         <w:tc>
           <w:tcPr>
-            <w:tcW w:type="dxa" w:w="2592"/>
+            <w:tcW w:type="dxa" w:w="2160"/>
             <w:vAlign w:val="center"/>
             <w:tcMar>
               <w:top w:w="75" w:type="dxa"/>
@@ -11203,7 +12016,7 @@
         </w:tc>
         <w:tc>
           <w:tcPr>
-            <w:tcW w:type="dxa" w:w="1296"/>
+            <w:tcW w:type="dxa" w:w="1440"/>
             <w:vAlign w:val="center"/>
             <w:tcMar>
               <w:top w:w="75" w:type="dxa"/>
@@ -11223,13 +12036,13 @@
                 <w:color w:val="000000"/>
                 <w:sz w:val="18"/>
               </w:rPr>
-              <w:t>0 vi phạm</w:t>
+              <w:t>+1.99 ns</w:t>
             </w:r>
           </w:p>
         </w:tc>
         <w:tc>
           <w:tcPr>
-            <w:tcW w:type="dxa" w:w="1296"/>
+            <w:tcW w:type="dxa" w:w="1440"/>
             <w:vAlign w:val="center"/>
             <w:tcMar>
               <w:top w:w="75" w:type="dxa"/>
@@ -11249,13 +12062,13 @@
                 <w:color w:val="000000"/>
                 <w:sz w:val="18"/>
               </w:rPr>
-              <w:t>0 vi phạm</w:t>
+              <w:t>+0.90 ns</w:t>
             </w:r>
           </w:p>
         </w:tc>
         <w:tc>
           <w:tcPr>
-            <w:tcW w:type="dxa" w:w="1253"/>
+            <w:tcW w:type="dxa" w:w="1685"/>
             <w:vAlign w:val="center"/>
             <w:tcMar>
               <w:top w:w="75" w:type="dxa"/>
@@ -11286,7 +12099,7 @@
         </w:trPr>
         <w:tc>
           <w:tcPr>
-            <w:tcW w:type="dxa" w:w="2592"/>
+            <w:tcW w:type="dxa" w:w="2304"/>
             <w:vAlign w:val="center"/>
             <w:tcMar>
               <w:top w:w="75" w:type="dxa"/>
@@ -11313,7 +12126,7 @@
         </w:tc>
         <w:tc>
           <w:tcPr>
-            <w:tcW w:type="dxa" w:w="2592"/>
+            <w:tcW w:type="dxa" w:w="2160"/>
             <w:vAlign w:val="center"/>
             <w:tcMar>
               <w:top w:w="75" w:type="dxa"/>
@@ -11340,7 +12153,7 @@
         </w:tc>
         <w:tc>
           <w:tcPr>
-            <w:tcW w:type="dxa" w:w="1296"/>
+            <w:tcW w:type="dxa" w:w="1440"/>
             <w:vAlign w:val="center"/>
             <w:tcMar>
               <w:top w:w="75" w:type="dxa"/>
@@ -11361,13 +12174,13 @@
                 <w:color w:val="000000"/>
                 <w:sz w:val="18"/>
               </w:rPr>
-              <w:t>0 vi phạm</w:t>
+              <w:t>+5.73 ns</w:t>
             </w:r>
           </w:p>
         </w:tc>
         <w:tc>
           <w:tcPr>
-            <w:tcW w:type="dxa" w:w="1296"/>
+            <w:tcW w:type="dxa" w:w="1440"/>
             <w:vAlign w:val="center"/>
             <w:tcMar>
               <w:top w:w="75" w:type="dxa"/>
@@ -11388,13 +12201,13 @@
                 <w:color w:val="000000"/>
                 <w:sz w:val="18"/>
               </w:rPr>
-              <w:t>0 vi phạm</w:t>
+              <w:t>+0.28 ns</w:t>
             </w:r>
           </w:p>
         </w:tc>
         <w:tc>
           <w:tcPr>
-            <w:tcW w:type="dxa" w:w="1253"/>
+            <w:tcW w:type="dxa" w:w="1685"/>
             <w:vAlign w:val="center"/>
             <w:tcMar>
               <w:top w:w="75" w:type="dxa"/>
@@ -11426,7 +12239,7 @@
         </w:trPr>
         <w:tc>
           <w:tcPr>
-            <w:tcW w:type="dxa" w:w="2592"/>
+            <w:tcW w:type="dxa" w:w="2304"/>
             <w:vAlign w:val="center"/>
             <w:tcMar>
               <w:top w:w="75" w:type="dxa"/>
@@ -11452,7 +12265,7 @@
         </w:tc>
         <w:tc>
           <w:tcPr>
-            <w:tcW w:type="dxa" w:w="2592"/>
+            <w:tcW w:type="dxa" w:w="2160"/>
             <w:vAlign w:val="center"/>
             <w:tcMar>
               <w:top w:w="75" w:type="dxa"/>
@@ -11478,7 +12291,7 @@
         </w:tc>
         <w:tc>
           <w:tcPr>
-            <w:tcW w:type="dxa" w:w="1296"/>
+            <w:tcW w:type="dxa" w:w="1440"/>
             <w:vAlign w:val="center"/>
             <w:tcMar>
               <w:top w:w="75" w:type="dxa"/>
@@ -11498,13 +12311,13 @@
                 <w:color w:val="000000"/>
                 <w:sz w:val="18"/>
               </w:rPr>
-              <w:t>0 vi phạm</w:t>
+              <w:t>+4.77 ns</w:t>
             </w:r>
           </w:p>
         </w:tc>
         <w:tc>
           <w:tcPr>
-            <w:tcW w:type="dxa" w:w="1296"/>
+            <w:tcW w:type="dxa" w:w="1440"/>
             <w:vAlign w:val="center"/>
             <w:tcMar>
               <w:top w:w="75" w:type="dxa"/>
@@ -11524,13 +12337,13 @@
                 <w:color w:val="000000"/>
                 <w:sz w:val="18"/>
               </w:rPr>
-              <w:t>0 vi phạm</w:t>
+              <w:t>+0.57 ns</w:t>
             </w:r>
           </w:p>
         </w:tc>
         <w:tc>
           <w:tcPr>
-            <w:tcW w:type="dxa" w:w="1253"/>
+            <w:tcW w:type="dxa" w:w="1685"/>
             <w:vAlign w:val="center"/>
             <w:tcMar>
               <w:top w:w="75" w:type="dxa"/>
@@ -11561,7 +12374,7 @@
         </w:trPr>
         <w:tc>
           <w:tcPr>
-            <w:tcW w:type="dxa" w:w="2592"/>
+            <w:tcW w:type="dxa" w:w="2304"/>
             <w:vAlign w:val="center"/>
             <w:tcMar>
               <w:top w:w="75" w:type="dxa"/>
@@ -11588,7 +12401,7 @@
         </w:tc>
         <w:tc>
           <w:tcPr>
-            <w:tcW w:type="dxa" w:w="2592"/>
+            <w:tcW w:type="dxa" w:w="2160"/>
             <w:vAlign w:val="center"/>
             <w:tcMar>
               <w:top w:w="75" w:type="dxa"/>
@@ -11615,7 +12428,7 @@
         </w:tc>
         <w:tc>
           <w:tcPr>
-            <w:tcW w:type="dxa" w:w="1296"/>
+            <w:tcW w:type="dxa" w:w="1440"/>
             <w:vAlign w:val="center"/>
             <w:tcMar>
               <w:top w:w="75" w:type="dxa"/>
@@ -11636,13 +12449,13 @@
                 <w:color w:val="000000"/>
                 <w:sz w:val="18"/>
               </w:rPr>
-              <w:t>0 vi phạm</w:t>
+              <w:t>+2.16 ns</w:t>
             </w:r>
           </w:p>
         </w:tc>
         <w:tc>
           <w:tcPr>
-            <w:tcW w:type="dxa" w:w="1296"/>
+            <w:tcW w:type="dxa" w:w="1440"/>
             <w:vAlign w:val="center"/>
             <w:tcMar>
               <w:top w:w="75" w:type="dxa"/>
@@ -11663,13 +12476,13 @@
                 <w:color w:val="000000"/>
                 <w:sz w:val="18"/>
               </w:rPr>
-              <w:t>0 vi phạm</w:t>
+              <w:t>+1.07 ns</w:t>
             </w:r>
           </w:p>
         </w:tc>
         <w:tc>
           <w:tcPr>
-            <w:tcW w:type="dxa" w:w="1253"/>
+            <w:tcW w:type="dxa" w:w="1685"/>
             <w:vAlign w:val="center"/>
             <w:tcMar>
               <w:top w:w="75" w:type="dxa"/>
@@ -11701,7 +12514,7 @@
         </w:trPr>
         <w:tc>
           <w:tcPr>
-            <w:tcW w:type="dxa" w:w="2592"/>
+            <w:tcW w:type="dxa" w:w="2304"/>
             <w:vAlign w:val="center"/>
             <w:tcMar>
               <w:top w:w="75" w:type="dxa"/>
@@ -11727,7 +12540,7 @@
         </w:tc>
         <w:tc>
           <w:tcPr>
-            <w:tcW w:type="dxa" w:w="2592"/>
+            <w:tcW w:type="dxa" w:w="2160"/>
             <w:vAlign w:val="center"/>
             <w:tcMar>
               <w:top w:w="75" w:type="dxa"/>
@@ -11753,7 +12566,7 @@
         </w:tc>
         <w:tc>
           <w:tcPr>
-            <w:tcW w:type="dxa" w:w="1296"/>
+            <w:tcW w:type="dxa" w:w="1440"/>
             <w:vAlign w:val="center"/>
             <w:tcMar>
               <w:top w:w="75" w:type="dxa"/>
@@ -11773,13 +12586,13 @@
                 <w:color w:val="000000"/>
                 <w:sz w:val="18"/>
               </w:rPr>
-              <w:t>0 vi phạm</w:t>
+              <w:t>+5.80 ns</w:t>
             </w:r>
           </w:p>
         </w:tc>
         <w:tc>
           <w:tcPr>
-            <w:tcW w:type="dxa" w:w="1296"/>
+            <w:tcW w:type="dxa" w:w="1440"/>
             <w:vAlign w:val="center"/>
             <w:tcMar>
               <w:top w:w="75" w:type="dxa"/>
@@ -11799,13 +12612,13 @@
                 <w:color w:val="000000"/>
                 <w:sz w:val="18"/>
               </w:rPr>
-              <w:t>0 vi phạm</w:t>
+              <w:t>+0.27 ns</w:t>
             </w:r>
           </w:p>
         </w:tc>
         <w:tc>
           <w:tcPr>
-            <w:tcW w:type="dxa" w:w="1253"/>
+            <w:tcW w:type="dxa" w:w="1685"/>
             <w:vAlign w:val="center"/>
             <w:tcMar>
               <w:top w:w="75" w:type="dxa"/>
@@ -11836,7 +12649,7 @@
         </w:trPr>
         <w:tc>
           <w:tcPr>
-            <w:tcW w:type="dxa" w:w="2592"/>
+            <w:tcW w:type="dxa" w:w="2304"/>
             <w:vAlign w:val="center"/>
             <w:tcMar>
               <w:top w:w="75" w:type="dxa"/>
@@ -11863,7 +12676,7 @@
         </w:tc>
         <w:tc>
           <w:tcPr>
-            <w:tcW w:type="dxa" w:w="2592"/>
+            <w:tcW w:type="dxa" w:w="2160"/>
             <w:vAlign w:val="center"/>
             <w:tcMar>
               <w:top w:w="75" w:type="dxa"/>
@@ -11890,7 +12703,7 @@
         </w:tc>
         <w:tc>
           <w:tcPr>
-            <w:tcW w:type="dxa" w:w="1296"/>
+            <w:tcW w:type="dxa" w:w="1440"/>
             <w:vAlign w:val="center"/>
             <w:tcMar>
               <w:top w:w="75" w:type="dxa"/>
@@ -11911,13 +12724,13 @@
                 <w:color w:val="000000"/>
                 <w:sz w:val="18"/>
               </w:rPr>
-              <w:t>0 vi phạm</w:t>
+              <w:t>+4.58 ns</w:t>
             </w:r>
           </w:p>
         </w:tc>
         <w:tc>
           <w:tcPr>
-            <w:tcW w:type="dxa" w:w="1296"/>
+            <w:tcW w:type="dxa" w:w="1440"/>
             <w:vAlign w:val="center"/>
             <w:tcMar>
               <w:top w:w="75" w:type="dxa"/>
@@ -11938,13 +12751,13 @@
                 <w:color w:val="000000"/>
                 <w:sz w:val="18"/>
               </w:rPr>
-              <w:t>0 vi phạm</w:t>
+              <w:t>+0.58 ns</w:t>
             </w:r>
           </w:p>
         </w:tc>
         <w:tc>
           <w:tcPr>
-            <w:tcW w:type="dxa" w:w="1253"/>
+            <w:tcW w:type="dxa" w:w="1685"/>
             <w:vAlign w:val="center"/>
             <w:tcMar>
               <w:top w:w="75" w:type="dxa"/>
@@ -11976,7 +12789,7 @@
         </w:trPr>
         <w:tc>
           <w:tcPr>
-            <w:tcW w:type="dxa" w:w="2592"/>
+            <w:tcW w:type="dxa" w:w="2304"/>
             <w:vAlign w:val="center"/>
             <w:tcMar>
               <w:top w:w="75" w:type="dxa"/>
@@ -12002,7 +12815,7 @@
         </w:tc>
         <w:tc>
           <w:tcPr>
-            <w:tcW w:type="dxa" w:w="2592"/>
+            <w:tcW w:type="dxa" w:w="2160"/>
             <w:vAlign w:val="center"/>
             <w:tcMar>
               <w:top w:w="75" w:type="dxa"/>
@@ -12028,7 +12841,7 @@
         </w:tc>
         <w:tc>
           <w:tcPr>
-            <w:tcW w:type="dxa" w:w="1296"/>
+            <w:tcW w:type="dxa" w:w="1440"/>
             <w:vAlign w:val="center"/>
             <w:tcMar>
               <w:top w:w="75" w:type="dxa"/>
@@ -12048,13 +12861,13 @@
                 <w:color w:val="000000"/>
                 <w:sz w:val="18"/>
               </w:rPr>
-              <w:t>0 vi phạm</w:t>
+              <w:t>+1.84 ns</w:t>
             </w:r>
           </w:p>
         </w:tc>
         <w:tc>
           <w:tcPr>
-            <w:tcW w:type="dxa" w:w="1296"/>
+            <w:tcW w:type="dxa" w:w="1440"/>
             <w:vAlign w:val="center"/>
             <w:tcMar>
               <w:top w:w="75" w:type="dxa"/>
@@ -12074,13 +12887,13 @@
                 <w:color w:val="000000"/>
                 <w:sz w:val="18"/>
               </w:rPr>
-              <w:t>0 vi phạm</w:t>
+              <w:t>+0.74 ns</w:t>
             </w:r>
           </w:p>
         </w:tc>
         <w:tc>
           <w:tcPr>
-            <w:tcW w:type="dxa" w:w="1253"/>
+            <w:tcW w:type="dxa" w:w="1685"/>
             <w:vAlign w:val="center"/>
             <w:tcMar>
               <w:top w:w="75" w:type="dxa"/>
@@ -12111,7 +12924,7 @@
         </w:trPr>
         <w:tc>
           <w:tcPr>
-            <w:tcW w:type="dxa" w:w="2592"/>
+            <w:tcW w:type="dxa" w:w="2304"/>
             <w:vAlign w:val="center"/>
             <w:tcMar>
               <w:top w:w="75" w:type="dxa"/>
@@ -12138,7 +12951,7 @@
         </w:tc>
         <w:tc>
           <w:tcPr>
-            <w:tcW w:type="dxa" w:w="2592"/>
+            <w:tcW w:type="dxa" w:w="2160"/>
             <w:vAlign w:val="center"/>
             <w:tcMar>
               <w:top w:w="75" w:type="dxa"/>
@@ -12165,7 +12978,7 @@
         </w:tc>
         <w:tc>
           <w:tcPr>
-            <w:tcW w:type="dxa" w:w="1296"/>
+            <w:tcW w:type="dxa" w:w="1440"/>
             <w:vAlign w:val="center"/>
             <w:tcMar>
               <w:top w:w="75" w:type="dxa"/>
@@ -12186,13 +12999,13 @@
                 <w:color w:val="000000"/>
                 <w:sz w:val="18"/>
               </w:rPr>
-              <w:t>0 vi phạm</w:t>
+              <w:t>+5.66 ns</w:t>
             </w:r>
           </w:p>
         </w:tc>
         <w:tc>
           <w:tcPr>
-            <w:tcW w:type="dxa" w:w="1296"/>
+            <w:tcW w:type="dxa" w:w="1440"/>
             <w:vAlign w:val="center"/>
             <w:tcMar>
               <w:top w:w="75" w:type="dxa"/>
@@ -12213,13 +13026,13 @@
                 <w:color w:val="000000"/>
                 <w:sz w:val="18"/>
               </w:rPr>
-              <w:t>0 vi phạm</w:t>
+              <w:t>+0.28 ns</w:t>
             </w:r>
           </w:p>
         </w:tc>
         <w:tc>
           <w:tcPr>
-            <w:tcW w:type="dxa" w:w="1253"/>
+            <w:tcW w:type="dxa" w:w="1685"/>
             <w:vAlign w:val="center"/>
             <w:tcMar>
               <w:top w:w="75" w:type="dxa"/>
@@ -12317,7 +13130,7 @@
           <w:color w:val="000000"/>
           <w:sz w:val="22"/>
         </w:rPr>
-        <w:t>Điện áp danh định 1.80 V, độ sụt áp trung bình chỉ 0.0733 mV, độ sụt áp xấu nhất chỉ 0.739 mV (Tương ứng mức sụt áp cực nhỏ: 0.04%).</w:t>
+        <w:t>Điện áp danh định 1.80 V, độ sụt áp trung bình chỉ 0.0726 mV, độ sụt áp xấu nhất chỉ 0.771 mV (Tương ứng mức sụt áp cực nhỏ: 0.043%).</w:t>
       </w:r>
     </w:p>
     <w:p>
@@ -12343,7 +13156,7 @@
           <w:color w:val="000000"/>
           <w:sz w:val="22"/>
         </w:rPr>
-        <w:t>Điện áp danh định 0.00 V, điện thế đất xấu nhất chỉ 0.648 mV (Tương ứng mức biến động cực nhỏ: 0.04%).</w:t>
+        <w:t>Điện áp danh định 0.00 V, điện thế đất xấu nhất chỉ 0.589 mV (Tương ứng mức biến động cực nhỏ: 0.033%).</w:t>
       </w:r>
     </w:p>
     <w:p>
@@ -12359,7 +13172,7 @@
           <w:color w:val="000000"/>
           <w:sz w:val="22"/>
         </w:rPr>
-        <w:t>Kết quả trên khẳng định mạng lưới nguồn kim loại trên các lớp met4 và met5 được thiết kế cực kỳ vững chắc, đảm bảo nguồn điện ổn định cho toàn bộ 57,544 thiết bị bán dẫn hoạt động đồng thời.</w:t>
+        <w:t>Kết quả trên khẳng định mạng lưới nguồn kim loại trên các lớp met4 và met5 được thiết kế cực kỳ vững chắc, đảm bảo nguồn điện ổn định cho toàn bộ 58,496 thiết bị bán dẫn hoạt động đồng thời.</w:t>
       </w:r>
     </w:p>
     <w:p>
@@ -12653,7 +13466,7 @@
           <w:color w:val="000000"/>
           <w:sz w:val="22"/>
         </w:rPr>
-        <w:t>Trên nền tảng ASIC SkyWater Sky130A với công cụ OpenLane 2, lượt chạy chính thức RUN_2026-09-27_21-51-11 đã đạt chuẩn ký duyệt chế tạo hoàn hảo (Full Tapeout Sign-off Ready): Đạt tuyệt đối 0 vi phạm Antenna, 0 lỗi Magic DRC, 0 lỗi KLayout DRC, Netgen LVS Clean (57,544 devices và 50,028 nets trùng khớp 100%), và đạt chuẩn định thời **MET TIMING** trên cả 9 góc đo công nghệ ở tần số 50 MHz. Bản vẽ layout GDSII hoàn chỉnh khẳng định sự thành công rực rỡ của đề tài, sẵn sàng gửi đi gia công sản xuất thương mại.</w:t>
+        <w:t>Trên nền tảng ASIC SkyWater Sky130A với công cụ OpenLane 2, lượt chạy chính thức RUN_2026-10-02_02-43-19 đã đạt chuẩn ký duyệt chế tạo hoàn hảo (Full Tapeout Sign-off Ready): Đạt tuyệt đối 0 vi phạm Antenna, 0 lỗi Magic DRC, 0 lỗi KLayout DRC, Netgen LVS Clean (58,496 devices và 49,979 nets trùng khớp 100%), và đạt chuẩn định thời **MET TIMING** trên cả 9 góc đo công nghệ ở tần số 50 MHz (Setup Slack +1.84 ns, Hold Slack +0.27 ns). Bản vẽ layout GDSII hoàn chỉnh khẳng định sự thành công rực rỡ của đề tài, sẵn sàng gửi đi gia công sản xuất thương mại.</w:t>
       </w:r>
     </w:p>
     <w:sectPr>

--- a/rdm6300-picorv32-rom-data/document/Bao_Cao_Do_An_RDM6300_PicoRV32_SoC.docx
+++ b/rdm6300-picorv32-rom-data/document/Bao_Cao_Do_An_RDM6300_PicoRV32_SoC.docx
@@ -181,7 +181,7 @@
           <w:color w:val="3C3C3C"/>
           <w:sz w:val="19"/>
         </w:rPr>
-        <w:t>Kho lưu trữ mã nguồn mở: github.com/thaituanhiep/uart-fifo-rfid-asic</w:t>
+        <w:t>Kho lưu trữ mã nguồn mở: https://github.com/thaituanhiep/uart-fifo-rfid-asic/tree/rfid_flash_firmware_optimize</w:t>
       </w:r>
     </w:p>
     <w:p>
@@ -3080,7 +3080,7 @@
       <w:r>
         <w:drawing>
           <wp:inline xmlns:a="http://schemas.openxmlformats.org/drawingml/2006/main" xmlns:pic="http://schemas.openxmlformats.org/drawingml/2006/picture">
-            <wp:extent cx="5486400" cy="3194613"/>
+            <wp:extent cx="5486400" cy="3150232"/>
             <wp:docPr id="1" name="Picture 1"/>
             <wp:cNvGraphicFramePr>
               <a:graphicFrameLocks noChangeAspect="1"/>
@@ -3101,7 +3101,7 @@
                   <pic:spPr>
                     <a:xfrm>
                       <a:off x="0" y="0"/>
-                      <a:ext cx="5486400" cy="3194613"/>
+                      <a:ext cx="5486400" cy="3150232"/>
                     </a:xfrm>
                     <a:prstGeom prst="rect"/>
                   </pic:spPr>
